--- a/doc/PDFAS5_Dokumentation.docx
+++ b/doc/PDFAS5_Dokumentation.docx
@@ -421,7 +421,7 @@
               <w:rPr>
                 <w:sz w:val="22"/>
                 <w:szCs w:val="22"/>
-                <w:lang w:val="en-US"/>
+                <w:lang w:val="de-AT"/>
               </w:rPr>
             </w:pPr>
           </w:p>
@@ -430,7 +430,7 @@
               <w:widowControl w:val="0"/>
               <w:spacing w:after="0" w:line="240" w:lineRule="auto"/>
               <w:rPr>
-                <w:lang w:val="en-US"/>
+                <w:lang w:val="de-AT"/>
               </w:rPr>
             </w:pPr>
           </w:p>
@@ -452,19 +452,45 @@
                 <w:szCs w:val="22"/>
                 <w:lang w:val="de-AT"/>
               </w:rPr>
-              <w:t>Thomas Lenz – thomas.lenz</w:t>
-            </w:r>
-            <w:hyperlink r:id="rId11">
-              <w:r>
-                <w:rPr>
-                  <w:rStyle w:val="Internetverknpfung"/>
-                  <w:sz w:val="22"/>
-                  <w:szCs w:val="22"/>
-                  <w:lang w:val="de-AT"/>
-                </w:rPr>
-                <w:t>@egiz.gv.at</w:t>
-              </w:r>
-            </w:hyperlink>
+              <w:t xml:space="preserve">Thomas Lenz – </w:t>
+            </w:r>
+            <w:proofErr w:type="gramStart"/>
+            <w:r>
+              <w:rPr>
+                <w:sz w:val="22"/>
+                <w:szCs w:val="22"/>
+                <w:lang w:val="de-AT"/>
+              </w:rPr>
+              <w:t>thomas.lenz</w:t>
+            </w:r>
+            <w:proofErr w:type="gramEnd"/>
+            <w:r>
+              <w:fldChar w:fldCharType="begin"/>
+            </w:r>
+            <w:r>
+              <w:instrText xml:space="preserve"> HYPERLINK "mailto:andreas.fitzek@egiz.gv.at" \h </w:instrText>
+            </w:r>
+            <w:r>
+              <w:fldChar w:fldCharType="separate"/>
+            </w:r>
+            <w:r>
+              <w:rPr>
+                <w:rStyle w:val="Internetverknpfung"/>
+                <w:sz w:val="22"/>
+                <w:szCs w:val="22"/>
+                <w:lang w:val="de-AT"/>
+              </w:rPr>
+              <w:t>@egiz.gv.at</w:t>
+            </w:r>
+            <w:r>
+              <w:rPr>
+                <w:rStyle w:val="Internetverknpfung"/>
+                <w:sz w:val="22"/>
+                <w:szCs w:val="22"/>
+                <w:lang w:val="de-AT"/>
+              </w:rPr>
+              <w:fldChar w:fldCharType="end"/>
+            </w:r>
             <w:r>
               <w:rPr>
                 <w:rStyle w:val="Internetverknpfung"/>
@@ -612,7 +638,15 @@
         <w:t xml:space="preserve"> </w:t>
       </w:r>
       <w:r>
-        <w:t>PDF-AS ist ein Java Framework zur Erstellung von PDF Signaturen nach dem PAdES Standard. Dieses Dokument gibt eine Einführung in PDF-AS und beschreibt die verschiedenen Komponenten des Frameworks. Diese Komponenten umfassen mehrere Java Bibliotheken, eine Kommandozeilen Anwendung und eine Webanwendung.</w:t>
+        <w:t xml:space="preserve">PDF-AS ist ein Java Framework zur Erstellung von PDF Signaturen nach dem </w:t>
+      </w:r>
+      <w:proofErr w:type="spellStart"/>
+      <w:r>
+        <w:t>PAdES</w:t>
+      </w:r>
+      <w:proofErr w:type="spellEnd"/>
+      <w:r>
+        <w:t xml:space="preserve"> Standard. Dieses Dokument gibt eine Einführung in PDF-AS und beschreibt die verschiedenen Komponenten des Frameworks. Diese Komponenten umfassen mehrere Java Bibliotheken, eine Kommandozeilen Anwendung und eine Webanwendung.</w:t>
       </w:r>
     </w:p>
     <w:p>
@@ -644,6 +678,7 @@
           <w:docPartUnique/>
         </w:docPartObj>
       </w:sdtPr>
+      <w:sdtEndPr/>
       <w:sdtContent>
         <w:p>
           <w:pPr>
@@ -2048,7 +2083,47 @@
     </w:p>
     <w:p>
       <w:r>
-        <w:t>PDF-AS ist ein Java Framework mit dem PDF Dokumente digital signiert und verifiziert werden können. Ab Version 4.0 unterstützt PDF-AS nur Signaturen nach dem PDF Advanced Electronic Signatures (PAdES) Standard. Als Signaturerstellungseinheit kann PDF-AS eine Bürgerkartenumgebung (BKU), eine MOA-SS Instanz, eine PKCS12 Datei oder eine JavaKeyStore Datei verwenden. PDF-AS kann eigenständig PAdES Signaturen verifizieren. Dabei wird von PDF-AS standardmäßig allerdings keine Zertifikatsprüfung durchgeführt. PDF-AS kann auch eine Verifikation mit Zertifikatsprüfung durchführen, dazu benötigt PDF-AS allerdings eine MOA-SP Instanz.</w:t>
+        <w:t xml:space="preserve">PDF-AS ist ein Java Framework mit dem PDF Dokumente digital signiert und verifiziert werden können. Ab Version 4.0 unterstützt PDF-AS nur Signaturen nach dem PDF </w:t>
+      </w:r>
+      <w:proofErr w:type="spellStart"/>
+      <w:r>
+        <w:t>Advanced</w:t>
+      </w:r>
+      <w:proofErr w:type="spellEnd"/>
+      <w:r>
+        <w:t xml:space="preserve"> Electronic </w:t>
+      </w:r>
+      <w:proofErr w:type="spellStart"/>
+      <w:r>
+        <w:t>Signatures</w:t>
+      </w:r>
+      <w:proofErr w:type="spellEnd"/>
+      <w:r>
+        <w:t xml:space="preserve"> (</w:t>
+      </w:r>
+      <w:proofErr w:type="spellStart"/>
+      <w:r>
+        <w:t>PAdES</w:t>
+      </w:r>
+      <w:proofErr w:type="spellEnd"/>
+      <w:r>
+        <w:t xml:space="preserve">) Standard. Als Signaturerstellungseinheit kann PDF-AS eine Bürgerkartenumgebung (BKU), eine MOA-SS Instanz, eine PKCS12 Datei oder eine </w:t>
+      </w:r>
+      <w:proofErr w:type="spellStart"/>
+      <w:r>
+        <w:t>JavaKeyStore</w:t>
+      </w:r>
+      <w:proofErr w:type="spellEnd"/>
+      <w:r>
+        <w:t xml:space="preserve"> Datei verwenden. PDF-AS kann eigenständig </w:t>
+      </w:r>
+      <w:proofErr w:type="spellStart"/>
+      <w:r>
+        <w:t>PAdES</w:t>
+      </w:r>
+      <w:proofErr w:type="spellEnd"/>
+      <w:r>
+        <w:t xml:space="preserve"> Signaturen verifizieren. Dabei wird von PDF-AS standardmäßig allerdings keine Zertifikatsprüfung durchgeführt. PDF-AS kann auch eine Verifikation mit Zertifikatsprüfung durchführen, dazu benötigt PDF-AS allerdings eine MOA-SP Instanz.</w:t>
       </w:r>
     </w:p>
     <w:p>
@@ -2141,17 +2216,70 @@
     </w:p>
     <w:p>
       <w:r>
-        <w:t xml:space="preserve">Die PDF-AS Java Bibliothek ist das Herzstück von PDF-AS. Sie ermöglicht die Signatur von PDF Dokumenten. Zu dieser Bibliothek gehören zwei weitere Java Bibliotheken „sigs-pades“ und „sigs-pkcs7detached“. Diese beiden Bibliotheken ermöglichen es verschiedene Signaturstandards „PAdES“ und „PCKS7 detached“ zur Signaturerstellung zu verwenden. Diese beiden Bibliotheken müssen zur Laufzeit von PDF-AS im Klassenpfad vorhanden sein. </w:t>
-      </w:r>
-    </w:p>
-    <w:p>
-      <w:r>
-        <w:t>PDF-AS kann verschiedene PDF Bibliotheken verwenden. Die Standard- Implementierung verwendet Apache PdfBox 3. Um diese zu verwenden, muss die Bibliothek pdf-as-pdfbox-3 im Klassenpfad eingebunden sein.</w:t>
-      </w:r>
-    </w:p>
-    <w:p>
-      <w:r>
-        <w:t>PDF-AS implementiert ein Pluginsystem um Vorverarbeitungsschritte von PDF Dokumenten durchzuführen. Um ein solche Plugin zu erzeugen, muss die Schnittstelle at.gv.egiz.pdfas.lib.api.preprocessor.PreProcessor implementiert werden. Die Plugins werden mittels Service Provider Interface (SPI) von PDF-AS geladen.</w:t>
+        <w:t>Die PDF-AS Java Bibliothek ist das Herzstück von PDF-AS. Sie ermöglicht die Signatur von PDF Dokumenten. Zu dieser Bibliothek gehören zwei weitere Java Bibliotheken „</w:t>
+      </w:r>
+      <w:proofErr w:type="spellStart"/>
+      <w:r>
+        <w:t>sigs-pades</w:t>
+      </w:r>
+      <w:proofErr w:type="spellEnd"/>
+      <w:r>
+        <w:t>“ und „sigs-pkcs7detached“. Diese beiden Bibliotheken ermöglichen es verschiedene Signaturstandards „</w:t>
+      </w:r>
+      <w:proofErr w:type="spellStart"/>
+      <w:r>
+        <w:t>PAdES</w:t>
+      </w:r>
+      <w:proofErr w:type="spellEnd"/>
+      <w:r>
+        <w:t xml:space="preserve">“ und „PCKS7 </w:t>
+      </w:r>
+      <w:proofErr w:type="spellStart"/>
+      <w:r>
+        <w:t>detached</w:t>
+      </w:r>
+      <w:proofErr w:type="spellEnd"/>
+      <w:r>
+        <w:t xml:space="preserve">“ zur Signaturerstellung zu verwenden. Diese beiden Bibliotheken müssen zur Laufzeit von PDF-AS im Klassenpfad vorhanden sein. </w:t>
+      </w:r>
+    </w:p>
+    <w:p>
+      <w:r>
+        <w:t xml:space="preserve">PDF-AS kann verschiedene PDF Bibliotheken verwenden. Die Standard- Implementierung verwendet Apache </w:t>
+      </w:r>
+      <w:proofErr w:type="spellStart"/>
+      <w:r>
+        <w:t>PdfBox</w:t>
+      </w:r>
+      <w:proofErr w:type="spellEnd"/>
+      <w:r>
+        <w:t xml:space="preserve"> 3. Um diese zu verwenden, muss die Bibliothek pdf-as-pdfbox-3 im Klassenpfad eingebunden sein.</w:t>
+      </w:r>
+    </w:p>
+    <w:p>
+      <w:r>
+        <w:t xml:space="preserve">PDF-AS implementiert ein </w:t>
+      </w:r>
+      <w:proofErr w:type="spellStart"/>
+      <w:r>
+        <w:t>Pluginsystem</w:t>
+      </w:r>
+      <w:proofErr w:type="spellEnd"/>
+      <w:r>
+        <w:t xml:space="preserve"> um Vorverarbeitungsschritte von PDF Dokumenten durchzuführen. Um ein solche Plugin zu erzeugen, muss die Schnittstelle </w:t>
+      </w:r>
+      <w:proofErr w:type="spellStart"/>
+      <w:proofErr w:type="gramStart"/>
+      <w:r>
+        <w:t>at.gv.egiz.pdfas.lib.api.preprocessor</w:t>
+      </w:r>
+      <w:proofErr w:type="gramEnd"/>
+      <w:r>
+        <w:t>.PreProcessor</w:t>
+      </w:r>
+      <w:proofErr w:type="spellEnd"/>
+      <w:r>
+        <w:t xml:space="preserve"> implementiert werden. Die Plugins werden mittels Service Provider Interface (SPI) von PDF-AS geladen.</w:t>
       </w:r>
     </w:p>
     <w:p>
@@ -2167,6 +2295,7 @@
         <w:br/>
         <w:t xml:space="preserve">Es wird eine </w:t>
       </w:r>
+      <w:proofErr w:type="spellStart"/>
       <w:r>
         <w:t>Depe</w:t>
       </w:r>
@@ -2177,20 +2306,116 @@
         <w:t>d</w:t>
       </w:r>
       <w:r>
-        <w:t xml:space="preserve">ency zum Modul </w:t>
-      </w:r>
-      <w:r>
-        <w:rPr>
-          <w:i/>
-        </w:rPr>
-        <w:t>&lt;groupId&gt;at.gv.egiz.pdfas&lt;/groupId&gt;</w:t>
+        <w:t>ency</w:t>
+      </w:r>
+      <w:proofErr w:type="spellEnd"/>
+      <w:r>
+        <w:t xml:space="preserve"> zum Modul </w:t>
+      </w:r>
+      <w:proofErr w:type="gramStart"/>
+      <w:r>
+        <w:rPr>
+          <w:i/>
+        </w:rPr>
+        <w:t>&lt;</w:t>
+      </w:r>
+      <w:proofErr w:type="spellStart"/>
+      <w:r>
+        <w:rPr>
+          <w:i/>
+        </w:rPr>
+        <w:t>groupId</w:t>
+      </w:r>
+      <w:proofErr w:type="spellEnd"/>
+      <w:r>
+        <w:rPr>
+          <w:i/>
+        </w:rPr>
+        <w:t>&gt;</w:t>
+      </w:r>
+      <w:proofErr w:type="spellStart"/>
+      <w:r>
+        <w:rPr>
+          <w:i/>
+        </w:rPr>
+        <w:t>at.gv.egiz</w:t>
+      </w:r>
+      <w:proofErr w:type="gramEnd"/>
+      <w:r>
+        <w:rPr>
+          <w:i/>
+        </w:rPr>
+        <w:t>.pdfas</w:t>
+      </w:r>
+      <w:proofErr w:type="spellEnd"/>
+      <w:r>
+        <w:rPr>
+          <w:i/>
+        </w:rPr>
+        <w:t>&lt;/</w:t>
+      </w:r>
+      <w:proofErr w:type="spellStart"/>
+      <w:r>
+        <w:rPr>
+          <w:i/>
+        </w:rPr>
+        <w:t>groupId</w:t>
+      </w:r>
+      <w:proofErr w:type="spellEnd"/>
+      <w:r>
+        <w:rPr>
+          <w:i/>
+        </w:rPr>
+        <w:t>&gt;</w:t>
       </w:r>
       <w:r>
         <w:rPr>
           <w:i/>
         </w:rPr>
         <w:br/>
-        <w:t>&lt;artifactId&gt;sigs-pades&lt;/artifactId&gt;</w:t>
+        <w:t>&lt;</w:t>
+      </w:r>
+      <w:proofErr w:type="spellStart"/>
+      <w:r>
+        <w:rPr>
+          <w:i/>
+        </w:rPr>
+        <w:t>artifactId</w:t>
+      </w:r>
+      <w:proofErr w:type="spellEnd"/>
+      <w:r>
+        <w:rPr>
+          <w:i/>
+        </w:rPr>
+        <w:t>&gt;</w:t>
+      </w:r>
+      <w:proofErr w:type="spellStart"/>
+      <w:r>
+        <w:rPr>
+          <w:i/>
+        </w:rPr>
+        <w:t>sigs-pades</w:t>
+      </w:r>
+      <w:proofErr w:type="spellEnd"/>
+      <w:r>
+        <w:rPr>
+          <w:i/>
+        </w:rPr>
+        <w:t>&lt;/</w:t>
+      </w:r>
+      <w:proofErr w:type="spellStart"/>
+      <w:r>
+        <w:rPr>
+          <w:i/>
+        </w:rPr>
+        <w:t>artifactId</w:t>
+      </w:r>
+      <w:proofErr w:type="spellEnd"/>
+      <w:r>
+        <w:rPr>
+          <w:i/>
+        </w:rPr>
+        <w:t>&gt;</w:t>
       </w:r>
       <w:r>
         <w:t xml:space="preserve"> vorausgesetzt)</w:t>
@@ -2205,12 +2430,37 @@
           <w:lang w:val="en-US"/>
         </w:rPr>
       </w:pPr>
+      <w:proofErr w:type="gramStart"/>
       <w:r>
         <w:rPr>
           <w:highlight w:val="white"/>
           <w:lang w:val="en-US"/>
         </w:rPr>
-        <w:t>byte[] pdfDokument = …</w:t>
+        <w:t>byte[</w:t>
+      </w:r>
+      <w:proofErr w:type="gramEnd"/>
+      <w:r>
+        <w:rPr>
+          <w:highlight w:val="white"/>
+          <w:lang w:val="en-US"/>
+        </w:rPr>
+        <w:t xml:space="preserve">] </w:t>
+      </w:r>
+      <w:proofErr w:type="spellStart"/>
+      <w:r>
+        <w:rPr>
+          <w:highlight w:val="white"/>
+          <w:lang w:val="en-US"/>
+        </w:rPr>
+        <w:t>pdfDokument</w:t>
+      </w:r>
+      <w:proofErr w:type="spellEnd"/>
+      <w:r>
+        <w:rPr>
+          <w:highlight w:val="white"/>
+          <w:lang w:val="en-US"/>
+        </w:rPr>
+        <w:t xml:space="preserve"> = …</w:t>
       </w:r>
     </w:p>
     <w:p>
@@ -2226,7 +2476,21 @@
         <w:rPr>
           <w:lang w:val="en-US"/>
         </w:rPr>
-        <w:t>String outputFile = …</w:t>
+        <w:t xml:space="preserve">String </w:t>
+      </w:r>
+      <w:proofErr w:type="spellStart"/>
+      <w:r>
+        <w:rPr>
+          <w:lang w:val="en-US"/>
+        </w:rPr>
+        <w:t>outputFile</w:t>
+      </w:r>
+      <w:proofErr w:type="spellEnd"/>
+      <w:r>
+        <w:rPr>
+          <w:lang w:val="en-US"/>
+        </w:rPr>
+        <w:t xml:space="preserve"> = …</w:t>
       </w:r>
       <w:r>
         <w:rPr>
@@ -2234,15 +2498,96 @@
           <w:lang w:val="en-US"/>
         </w:rPr>
         <w:br/>
-        <w:t>PdfAs pdfas = PdfAsFactory.createPdfAs(new File(pdfas_dir));</w:t>
-      </w:r>
+      </w:r>
+      <w:proofErr w:type="spellStart"/>
       <w:r>
         <w:rPr>
           <w:highlight w:val="white"/>
           <w:lang w:val="en-US"/>
         </w:rPr>
+        <w:t>PdfAs</w:t>
+      </w:r>
+      <w:proofErr w:type="spellEnd"/>
+      <w:r>
+        <w:rPr>
+          <w:highlight w:val="white"/>
+          <w:lang w:val="en-US"/>
+        </w:rPr>
+        <w:t xml:space="preserve"> </w:t>
+      </w:r>
+      <w:proofErr w:type="spellStart"/>
+      <w:r>
+        <w:rPr>
+          <w:highlight w:val="white"/>
+          <w:lang w:val="en-US"/>
+        </w:rPr>
+        <w:t>pdfas</w:t>
+      </w:r>
+      <w:proofErr w:type="spellEnd"/>
+      <w:r>
+        <w:rPr>
+          <w:highlight w:val="white"/>
+          <w:lang w:val="en-US"/>
+        </w:rPr>
+        <w:t xml:space="preserve"> = </w:t>
+      </w:r>
+      <w:proofErr w:type="spellStart"/>
+      <w:r>
+        <w:rPr>
+          <w:highlight w:val="white"/>
+          <w:lang w:val="en-US"/>
+        </w:rPr>
+        <w:t>PdfAsFactory.createPdfAs</w:t>
+      </w:r>
+      <w:proofErr w:type="spellEnd"/>
+      <w:r>
+        <w:rPr>
+          <w:highlight w:val="white"/>
+          <w:lang w:val="en-US"/>
+        </w:rPr>
+        <w:t>(new File(</w:t>
+      </w:r>
+      <w:proofErr w:type="spellStart"/>
+      <w:r>
+        <w:rPr>
+          <w:highlight w:val="white"/>
+          <w:lang w:val="en-US"/>
+        </w:rPr>
+        <w:t>pdfas_dir</w:t>
+      </w:r>
+      <w:proofErr w:type="spellEnd"/>
+      <w:r>
+        <w:rPr>
+          <w:highlight w:val="white"/>
+          <w:lang w:val="en-US"/>
+        </w:rPr>
+        <w:t>));</w:t>
+      </w:r>
+      <w:r>
+        <w:rPr>
+          <w:highlight w:val="white"/>
+          <w:lang w:val="en-US"/>
+        </w:rPr>
         <w:br/>
-        <w:t>Configuration config = pdfas.getConfiguration();</w:t>
+        <w:t xml:space="preserve">Configuration config = </w:t>
+      </w:r>
+      <w:proofErr w:type="spellStart"/>
+      <w:proofErr w:type="gramStart"/>
+      <w:r>
+        <w:rPr>
+          <w:highlight w:val="white"/>
+          <w:lang w:val="en-US"/>
+        </w:rPr>
+        <w:t>pdfas.getConfiguration</w:t>
+      </w:r>
+      <w:proofErr w:type="spellEnd"/>
+      <w:proofErr w:type="gramEnd"/>
+      <w:r>
+        <w:rPr>
+          <w:highlight w:val="white"/>
+          <w:lang w:val="en-US"/>
+        </w:rPr>
+        <w:t>();</w:t>
       </w:r>
     </w:p>
     <w:p>
@@ -2258,7 +2603,35 @@
         <w:rPr>
           <w:lang w:val="en-US"/>
         </w:rPr>
-        <w:t>File outputPdfFile = new File(outputFile);</w:t>
+        <w:t xml:space="preserve">File </w:t>
+      </w:r>
+      <w:proofErr w:type="spellStart"/>
+      <w:r>
+        <w:rPr>
+          <w:lang w:val="en-US"/>
+        </w:rPr>
+        <w:t>outputPdfFile</w:t>
+      </w:r>
+      <w:proofErr w:type="spellEnd"/>
+      <w:r>
+        <w:rPr>
+          <w:lang w:val="en-US"/>
+        </w:rPr>
+        <w:t xml:space="preserve"> = new File(</w:t>
+      </w:r>
+      <w:proofErr w:type="spellStart"/>
+      <w:r>
+        <w:rPr>
+          <w:lang w:val="en-US"/>
+        </w:rPr>
+        <w:t>outputFile</w:t>
+      </w:r>
+      <w:proofErr w:type="spellEnd"/>
+      <w:r>
+        <w:rPr>
+          <w:lang w:val="en-US"/>
+        </w:rPr>
+        <w:t>);</w:t>
       </w:r>
     </w:p>
     <w:p>
@@ -2270,11 +2643,63 @@
           <w:lang w:val="en-US"/>
         </w:rPr>
       </w:pPr>
-      <w:r>
-        <w:rPr>
-          <w:lang w:val="en-US"/>
-        </w:rPr>
-        <w:t>FileOutputStream fos = new FileOutputStream(outputPdfFile, false);</w:t>
+      <w:proofErr w:type="spellStart"/>
+      <w:r>
+        <w:rPr>
+          <w:lang w:val="en-US"/>
+        </w:rPr>
+        <w:t>FileOutputStream</w:t>
+      </w:r>
+      <w:proofErr w:type="spellEnd"/>
+      <w:r>
+        <w:rPr>
+          <w:lang w:val="en-US"/>
+        </w:rPr>
+        <w:t xml:space="preserve"> </w:t>
+      </w:r>
+      <w:proofErr w:type="spellStart"/>
+      <w:r>
+        <w:rPr>
+          <w:lang w:val="en-US"/>
+        </w:rPr>
+        <w:t>fos</w:t>
+      </w:r>
+      <w:proofErr w:type="spellEnd"/>
+      <w:r>
+        <w:rPr>
+          <w:lang w:val="en-US"/>
+        </w:rPr>
+        <w:t xml:space="preserve"> = new </w:t>
+      </w:r>
+      <w:proofErr w:type="spellStart"/>
+      <w:proofErr w:type="gramStart"/>
+      <w:r>
+        <w:rPr>
+          <w:lang w:val="en-US"/>
+        </w:rPr>
+        <w:t>FileOutputStream</w:t>
+      </w:r>
+      <w:proofErr w:type="spellEnd"/>
+      <w:r>
+        <w:rPr>
+          <w:lang w:val="en-US"/>
+        </w:rPr>
+        <w:t>(</w:t>
+      </w:r>
+      <w:proofErr w:type="spellStart"/>
+      <w:proofErr w:type="gramEnd"/>
+      <w:r>
+        <w:rPr>
+          <w:lang w:val="en-US"/>
+        </w:rPr>
+        <w:t>outputPdfFile</w:t>
+      </w:r>
+      <w:proofErr w:type="spellEnd"/>
+      <w:r>
+        <w:rPr>
+          <w:lang w:val="en-US"/>
+        </w:rPr>
+        <w:t>, false);</w:t>
       </w:r>
       <w:r>
         <w:rPr>
@@ -2282,19 +2707,78 @@
         </w:rPr>
         <w:br/>
       </w:r>
+      <w:proofErr w:type="spellStart"/>
       <w:r>
         <w:rPr>
           <w:highlight w:val="white"/>
           <w:lang w:val="en-US"/>
         </w:rPr>
-        <w:t xml:space="preserve">SignParameter para = PdfAsFactory.createSignParameter(config, new ByteArrayDataSource(pdfDokument), </w:t>
-      </w:r>
+        <w:t>SignParameter</w:t>
+      </w:r>
+      <w:proofErr w:type="spellEnd"/>
+      <w:r>
+        <w:rPr>
+          <w:highlight w:val="white"/>
+          <w:lang w:val="en-US"/>
+        </w:rPr>
+        <w:t xml:space="preserve"> para = </w:t>
+      </w:r>
+      <w:proofErr w:type="spellStart"/>
+      <w:r>
+        <w:rPr>
+          <w:highlight w:val="white"/>
+          <w:lang w:val="en-US"/>
+        </w:rPr>
+        <w:t>PdfAsFactory.createSignParameter</w:t>
+      </w:r>
+      <w:proofErr w:type="spellEnd"/>
+      <w:r>
+        <w:rPr>
+          <w:highlight w:val="white"/>
+          <w:lang w:val="en-US"/>
+        </w:rPr>
+        <w:t xml:space="preserve">(config, new </w:t>
+      </w:r>
+      <w:proofErr w:type="spellStart"/>
+      <w:r>
+        <w:rPr>
+          <w:highlight w:val="white"/>
+          <w:lang w:val="en-US"/>
+        </w:rPr>
+        <w:t>ByteArrayDataSource</w:t>
+      </w:r>
+      <w:proofErr w:type="spellEnd"/>
+      <w:r>
+        <w:rPr>
+          <w:highlight w:val="white"/>
+          <w:lang w:val="en-US"/>
+        </w:rPr>
+        <w:t>(</w:t>
+      </w:r>
+      <w:proofErr w:type="spellStart"/>
+      <w:r>
+        <w:rPr>
+          <w:highlight w:val="white"/>
+          <w:lang w:val="en-US"/>
+        </w:rPr>
+        <w:t>pdfDokument</w:t>
+      </w:r>
+      <w:proofErr w:type="spellEnd"/>
+      <w:r>
+        <w:rPr>
+          <w:highlight w:val="white"/>
+          <w:lang w:val="en-US"/>
+        </w:rPr>
+        <w:t xml:space="preserve">), </w:t>
+      </w:r>
+      <w:proofErr w:type="spellStart"/>
       <w:r>
         <w:rPr>
           <w:lang w:val="en-US"/>
         </w:rPr>
         <w:t>fos</w:t>
       </w:r>
+      <w:proofErr w:type="spellEnd"/>
       <w:r>
         <w:rPr>
           <w:highlight w:val="white"/>
@@ -2308,27 +2792,85 @@
           <w:lang w:val="en-US"/>
         </w:rPr>
         <w:br/>
-        <w:t>para.setSignatureProfileId("SIGNATURBLOCK_DE");</w:t>
-      </w:r>
+      </w:r>
+      <w:proofErr w:type="spellStart"/>
       <w:r>
         <w:rPr>
           <w:highlight w:val="white"/>
           <w:lang w:val="en-US"/>
         </w:rPr>
+        <w:t>para.setSignatureProfileId</w:t>
+      </w:r>
+      <w:proofErr w:type="spellEnd"/>
+      <w:r>
+        <w:rPr>
+          <w:highlight w:val="white"/>
+          <w:lang w:val="en-US"/>
+        </w:rPr>
+        <w:t>("SIGNATURBLOCK_DE");</w:t>
+      </w:r>
+      <w:r>
+        <w:rPr>
+          <w:highlight w:val="white"/>
+          <w:lang w:val="en-US"/>
+        </w:rPr>
         <w:br/>
-        <w:t>para.setPlainSigner(</w:t>
-      </w:r>
-      <w:r>
-        <w:rPr>
-          <w:lang w:val="en-US"/>
-        </w:rPr>
-        <w:t>new PAdESSigner(new BKUSLConnector(config))</w:t>
-      </w:r>
+      </w:r>
+      <w:proofErr w:type="spellStart"/>
       <w:r>
         <w:rPr>
           <w:highlight w:val="white"/>
           <w:lang w:val="en-US"/>
         </w:rPr>
+        <w:t>para.setPlainSigner</w:t>
+      </w:r>
+      <w:proofErr w:type="spellEnd"/>
+      <w:r>
+        <w:rPr>
+          <w:highlight w:val="white"/>
+          <w:lang w:val="en-US"/>
+        </w:rPr>
+        <w:t>(</w:t>
+      </w:r>
+      <w:r>
+        <w:rPr>
+          <w:lang w:val="en-US"/>
+        </w:rPr>
+        <w:t xml:space="preserve">new </w:t>
+      </w:r>
+      <w:proofErr w:type="spellStart"/>
+      <w:r>
+        <w:rPr>
+          <w:lang w:val="en-US"/>
+        </w:rPr>
+        <w:t>PAdESSigner</w:t>
+      </w:r>
+      <w:proofErr w:type="spellEnd"/>
+      <w:r>
+        <w:rPr>
+          <w:lang w:val="en-US"/>
+        </w:rPr>
+        <w:t xml:space="preserve">(new </w:t>
+      </w:r>
+      <w:proofErr w:type="spellStart"/>
+      <w:r>
+        <w:rPr>
+          <w:lang w:val="en-US"/>
+        </w:rPr>
+        <w:t>BKUSLConnector</w:t>
+      </w:r>
+      <w:proofErr w:type="spellEnd"/>
+      <w:r>
+        <w:rPr>
+          <w:lang w:val="en-US"/>
+        </w:rPr>
+        <w:t>(config))</w:t>
+      </w:r>
+      <w:r>
+        <w:rPr>
+          <w:highlight w:val="white"/>
+          <w:lang w:val="en-US"/>
+        </w:rPr>
         <w:t>);</w:t>
       </w:r>
       <w:r>
@@ -2337,7 +2879,22 @@
           <w:lang w:val="en-US"/>
         </w:rPr>
         <w:br/>
-        <w:t>pdfas.sign(para);</w:t>
+      </w:r>
+      <w:proofErr w:type="spellStart"/>
+      <w:r>
+        <w:rPr>
+          <w:highlight w:val="white"/>
+          <w:lang w:val="en-US"/>
+        </w:rPr>
+        <w:t>pdfas.sign</w:t>
+      </w:r>
+      <w:proofErr w:type="spellEnd"/>
+      <w:r>
+        <w:rPr>
+          <w:highlight w:val="white"/>
+          <w:lang w:val="en-US"/>
+        </w:rPr>
+        <w:t>(para);</w:t>
       </w:r>
     </w:p>
     <w:p>
@@ -2349,11 +2906,33 @@
           <w:lang w:val="en-US"/>
         </w:rPr>
       </w:pPr>
-      <w:r>
-        <w:rPr>
-          <w:lang w:val="en-US"/>
-        </w:rPr>
-        <w:t>System.out.println("Signed document " + outputFile);</w:t>
+      <w:proofErr w:type="spellStart"/>
+      <w:r>
+        <w:rPr>
+          <w:lang w:val="en-US"/>
+        </w:rPr>
+        <w:t>System.out.println</w:t>
+      </w:r>
+      <w:proofErr w:type="spellEnd"/>
+      <w:r>
+        <w:rPr>
+          <w:lang w:val="en-US"/>
+        </w:rPr>
+        <w:t xml:space="preserve">("Signed document " + </w:t>
+      </w:r>
+      <w:proofErr w:type="spellStart"/>
+      <w:r>
+        <w:rPr>
+          <w:lang w:val="en-US"/>
+        </w:rPr>
+        <w:t>outputFile</w:t>
+      </w:r>
+      <w:proofErr w:type="spellEnd"/>
+      <w:r>
+        <w:rPr>
+          <w:lang w:val="en-US"/>
+        </w:rPr>
+        <w:t>);</w:t>
       </w:r>
       <w:r>
         <w:rPr>
@@ -2378,28 +2957,150 @@
           <w:lang w:val="en-US"/>
         </w:rPr>
       </w:pPr>
+      <w:proofErr w:type="spellStart"/>
       <w:r>
         <w:rPr>
           <w:highlight w:val="white"/>
           <w:lang w:val="en-US"/>
         </w:rPr>
-        <w:t>PdfAs pdfas = PdfAsFactory.createPdfAs(new File(pdfas_dir));</w:t>
-      </w:r>
+        <w:t>PdfAs</w:t>
+      </w:r>
+      <w:proofErr w:type="spellEnd"/>
       <w:r>
         <w:rPr>
           <w:highlight w:val="white"/>
           <w:lang w:val="en-US"/>
         </w:rPr>
+        <w:t xml:space="preserve"> </w:t>
+      </w:r>
+      <w:proofErr w:type="spellStart"/>
+      <w:r>
+        <w:rPr>
+          <w:highlight w:val="white"/>
+          <w:lang w:val="en-US"/>
+        </w:rPr>
+        <w:t>pdfas</w:t>
+      </w:r>
+      <w:proofErr w:type="spellEnd"/>
+      <w:r>
+        <w:rPr>
+          <w:highlight w:val="white"/>
+          <w:lang w:val="en-US"/>
+        </w:rPr>
+        <w:t xml:space="preserve"> = </w:t>
+      </w:r>
+      <w:proofErr w:type="spellStart"/>
+      <w:r>
+        <w:rPr>
+          <w:highlight w:val="white"/>
+          <w:lang w:val="en-US"/>
+        </w:rPr>
+        <w:t>PdfAsFactory.createPdfAs</w:t>
+      </w:r>
+      <w:proofErr w:type="spellEnd"/>
+      <w:r>
+        <w:rPr>
+          <w:highlight w:val="white"/>
+          <w:lang w:val="en-US"/>
+        </w:rPr>
+        <w:t>(new File(</w:t>
+      </w:r>
+      <w:proofErr w:type="spellStart"/>
+      <w:r>
+        <w:rPr>
+          <w:highlight w:val="white"/>
+          <w:lang w:val="en-US"/>
+        </w:rPr>
+        <w:t>pdfas_dir</w:t>
+      </w:r>
+      <w:proofErr w:type="spellEnd"/>
+      <w:r>
+        <w:rPr>
+          <w:highlight w:val="white"/>
+          <w:lang w:val="en-US"/>
+        </w:rPr>
+        <w:t>));</w:t>
+      </w:r>
+      <w:r>
+        <w:rPr>
+          <w:highlight w:val="white"/>
+          <w:lang w:val="en-US"/>
+        </w:rPr>
         <w:br/>
-        <w:t>Configuration config = pdfas.getConfiguration();</w:t>
-      </w:r>
+        <w:t xml:space="preserve">Configuration config = </w:t>
+      </w:r>
+      <w:proofErr w:type="spellStart"/>
+      <w:proofErr w:type="gramStart"/>
       <w:r>
         <w:rPr>
           <w:highlight w:val="white"/>
           <w:lang w:val="en-US"/>
         </w:rPr>
+        <w:t>pdfas.getConfiguration</w:t>
+      </w:r>
+      <w:proofErr w:type="spellEnd"/>
+      <w:proofErr w:type="gramEnd"/>
+      <w:r>
+        <w:rPr>
+          <w:highlight w:val="white"/>
+          <w:lang w:val="en-US"/>
+        </w:rPr>
+        <w:t>();</w:t>
+      </w:r>
+      <w:r>
+        <w:rPr>
+          <w:highlight w:val="white"/>
+          <w:lang w:val="en-US"/>
+        </w:rPr>
         <w:br/>
-        <w:t>VerifyParameter param = PdfAsFactory.createVerifyParameter(config, new ByteArrayDataSource(pdf));</w:t>
+      </w:r>
+      <w:proofErr w:type="spellStart"/>
+      <w:r>
+        <w:rPr>
+          <w:highlight w:val="white"/>
+          <w:lang w:val="en-US"/>
+        </w:rPr>
+        <w:t>VerifyParameter</w:t>
+      </w:r>
+      <w:proofErr w:type="spellEnd"/>
+      <w:r>
+        <w:rPr>
+          <w:highlight w:val="white"/>
+          <w:lang w:val="en-US"/>
+        </w:rPr>
+        <w:t xml:space="preserve"> param = </w:t>
+      </w:r>
+      <w:proofErr w:type="spellStart"/>
+      <w:r>
+        <w:rPr>
+          <w:highlight w:val="white"/>
+          <w:lang w:val="en-US"/>
+        </w:rPr>
+        <w:t>PdfAsFactory.createVerifyParameter</w:t>
+      </w:r>
+      <w:proofErr w:type="spellEnd"/>
+      <w:r>
+        <w:rPr>
+          <w:highlight w:val="white"/>
+          <w:lang w:val="en-US"/>
+        </w:rPr>
+        <w:t xml:space="preserve">(config, new </w:t>
+      </w:r>
+      <w:proofErr w:type="spellStart"/>
+      <w:r>
+        <w:rPr>
+          <w:highlight w:val="white"/>
+          <w:lang w:val="en-US"/>
+        </w:rPr>
+        <w:t>ByteArrayDataSource</w:t>
+      </w:r>
+      <w:proofErr w:type="spellEnd"/>
+      <w:r>
+        <w:rPr>
+          <w:highlight w:val="white"/>
+          <w:lang w:val="en-US"/>
+        </w:rPr>
+        <w:t>(pdf));</w:t>
       </w:r>
       <w:r>
         <w:rPr>
@@ -2415,7 +3116,55 @@
           <w:lang w:val="en-US"/>
         </w:rPr>
         <w:br/>
-        <w:t>List&lt;VerifyResult&gt; vrs = pdfAs.verify(param);</w:t>
+        <w:t>List&lt;</w:t>
+      </w:r>
+      <w:proofErr w:type="spellStart"/>
+      <w:r>
+        <w:rPr>
+          <w:highlight w:val="white"/>
+          <w:lang w:val="en-US"/>
+        </w:rPr>
+        <w:t>VerifyResult</w:t>
+      </w:r>
+      <w:proofErr w:type="spellEnd"/>
+      <w:r>
+        <w:rPr>
+          <w:highlight w:val="white"/>
+          <w:lang w:val="en-US"/>
+        </w:rPr>
+        <w:t xml:space="preserve">&gt; </w:t>
+      </w:r>
+      <w:proofErr w:type="spellStart"/>
+      <w:r>
+        <w:rPr>
+          <w:highlight w:val="white"/>
+          <w:lang w:val="en-US"/>
+        </w:rPr>
+        <w:t>vrs</w:t>
+      </w:r>
+      <w:proofErr w:type="spellEnd"/>
+      <w:r>
+        <w:rPr>
+          <w:highlight w:val="white"/>
+          <w:lang w:val="en-US"/>
+        </w:rPr>
+        <w:t xml:space="preserve"> = </w:t>
+      </w:r>
+      <w:proofErr w:type="spellStart"/>
+      <w:r>
+        <w:rPr>
+          <w:highlight w:val="white"/>
+          <w:lang w:val="en-US"/>
+        </w:rPr>
+        <w:t>pdfAs.verify</w:t>
+      </w:r>
+      <w:proofErr w:type="spellEnd"/>
+      <w:r>
+        <w:rPr>
+          <w:highlight w:val="white"/>
+          <w:lang w:val="en-US"/>
+        </w:rPr>
+        <w:t>(param);</w:t>
       </w:r>
     </w:p>
     <w:p>
@@ -2427,16 +3176,37 @@
         </w:rPr>
       </w:pPr>
       <w:r>
-        <w:t xml:space="preserve">Iterator&lt;VerifyResult&gt; resultIterator = </w:t>
-      </w:r>
+        <w:t>Iterator&lt;</w:t>
+      </w:r>
+      <w:proofErr w:type="spellStart"/>
+      <w:r>
+        <w:t>VerifyResult</w:t>
+      </w:r>
+      <w:proofErr w:type="spellEnd"/>
+      <w:r>
+        <w:t xml:space="preserve">&gt; </w:t>
+      </w:r>
+      <w:proofErr w:type="spellStart"/>
+      <w:r>
+        <w:t>resultIterator</w:t>
+      </w:r>
+      <w:proofErr w:type="spellEnd"/>
+      <w:r>
+        <w:t xml:space="preserve"> = </w:t>
+      </w:r>
+      <w:proofErr w:type="spellStart"/>
+      <w:proofErr w:type="gramStart"/>
       <w:r>
         <w:t>vrs</w:t>
       </w:r>
       <w:r>
-        <w:t>.iterator();</w:t>
-      </w:r>
-      <w:bookmarkStart w:id="8" w:name="_GoBack"/>
-      <w:bookmarkEnd w:id="8"/>
+        <w:t>.iterator</w:t>
+      </w:r>
+      <w:proofErr w:type="spellEnd"/>
+      <w:proofErr w:type="gramEnd"/>
+      <w:r>
+        <w:t>();</w:t>
+      </w:r>
       <w:r>
         <w:rPr>
           <w:highlight w:val="white"/>
@@ -2485,13 +3255,13 @@
       <w:pPr>
         <w:pStyle w:val="Heading2"/>
       </w:pPr>
-      <w:bookmarkStart w:id="9" w:name="_Toc490637483"/>
-      <w:bookmarkStart w:id="10" w:name="_Toc379351815"/>
+      <w:bookmarkStart w:id="8" w:name="_Toc490637483"/>
+      <w:bookmarkStart w:id="9" w:name="_Toc379351815"/>
       <w:r>
         <w:t>PDF-AS Kommandozeilen Anwendung</w:t>
       </w:r>
+      <w:bookmarkEnd w:id="8"/>
       <w:bookmarkEnd w:id="9"/>
-      <w:bookmarkEnd w:id="10"/>
     </w:p>
     <w:p>
       <w:r>
@@ -2633,7 +3403,15 @@
               <w:widowControl w:val="0"/>
             </w:pPr>
             <w:r>
-              <w:t>-c, --connector &lt;arg&gt;</w:t>
+              <w:t>-c, --</w:t>
+            </w:r>
+            <w:proofErr w:type="spellStart"/>
+            <w:r>
+              <w:t>connector</w:t>
+            </w:r>
+            <w:proofErr w:type="spellEnd"/>
+            <w:r>
+              <w:t xml:space="preserve"> &lt;arg&gt;</w:t>
             </w:r>
           </w:p>
         </w:tc>
@@ -2652,9 +3430,27 @@
               <w:pStyle w:val="Value"/>
               <w:widowControl w:val="0"/>
             </w:pPr>
-            <w:r>
-              <w:t>bku, ks, moa</w:t>
-            </w:r>
+            <w:proofErr w:type="spellStart"/>
+            <w:r>
+              <w:t>bku</w:t>
+            </w:r>
+            <w:proofErr w:type="spellEnd"/>
+            <w:r>
+              <w:t xml:space="preserve">, </w:t>
+            </w:r>
+            <w:proofErr w:type="spellStart"/>
+            <w:r>
+              <w:t>ks</w:t>
+            </w:r>
+            <w:proofErr w:type="spellEnd"/>
+            <w:r>
+              <w:t xml:space="preserve">, </w:t>
+            </w:r>
+            <w:proofErr w:type="spellStart"/>
+            <w:r>
+              <w:t>moa</w:t>
+            </w:r>
+            <w:proofErr w:type="spellEnd"/>
           </w:p>
         </w:tc>
         <w:tc>
@@ -2673,7 +3469,15 @@
               <w:widowControl w:val="0"/>
             </w:pPr>
             <w:r>
-              <w:t>Mit dem connector Parameter wird festgelegt, welche Signaturerstellungseinheit verwendet werden soll.</w:t>
+              <w:t xml:space="preserve">Mit dem </w:t>
+            </w:r>
+            <w:proofErr w:type="spellStart"/>
+            <w:r>
+              <w:t>connector</w:t>
+            </w:r>
+            <w:proofErr w:type="spellEnd"/>
+            <w:r>
+              <w:t xml:space="preserve"> Parameter wird festgelegt, welche Signaturerstellungseinheit verwendet werden soll.</w:t>
             </w:r>
           </w:p>
           <w:p>
@@ -2681,8 +3485,13 @@
               <w:pStyle w:val="Beschreibung"/>
               <w:widowControl w:val="0"/>
             </w:pPr>
-            <w:r>
-              <w:t>bku: verwendet eine lokale Bürgerkartenumgebung</w:t>
+            <w:proofErr w:type="spellStart"/>
+            <w:r>
+              <w:t>bku</w:t>
+            </w:r>
+            <w:proofErr w:type="spellEnd"/>
+            <w:r>
+              <w:t>: verwendet eine lokale Bürgerkartenumgebung</w:t>
             </w:r>
           </w:p>
           <w:p>
@@ -2690,17 +3499,32 @@
               <w:pStyle w:val="Beschreibung"/>
               <w:widowControl w:val="0"/>
             </w:pPr>
-            <w:r>
-              <w:t>ks: verwendet eine PKCS12 Datei oder eine JavakeyStore</w:t>
-            </w:r>
+            <w:proofErr w:type="spellStart"/>
+            <w:r>
+              <w:t>ks</w:t>
+            </w:r>
+            <w:proofErr w:type="spellEnd"/>
+            <w:r>
+              <w:t xml:space="preserve">: verwendet eine PKCS12 Datei oder eine </w:t>
+            </w:r>
+            <w:proofErr w:type="spellStart"/>
+            <w:r>
+              <w:t>JavakeyStore</w:t>
+            </w:r>
+            <w:proofErr w:type="spellEnd"/>
           </w:p>
           <w:p>
             <w:pPr>
               <w:pStyle w:val="Beschreibung"/>
               <w:widowControl w:val="0"/>
             </w:pPr>
-            <w:r>
-              <w:t>moa: verwendet MOA-SS</w:t>
+            <w:proofErr w:type="spellStart"/>
+            <w:r>
+              <w:t>moa</w:t>
+            </w:r>
+            <w:proofErr w:type="spellEnd"/>
+            <w:r>
+              <w:t>: verwendet MOA-SS</w:t>
             </w:r>
           </w:p>
         </w:tc>
@@ -2726,7 +3550,23 @@
               <w:widowControl w:val="0"/>
             </w:pPr>
             <w:r>
-              <w:t>-conf, --configuration &lt;arg&gt;</w:t>
+              <w:t>-</w:t>
+            </w:r>
+            <w:proofErr w:type="spellStart"/>
+            <w:r>
+              <w:t>conf</w:t>
+            </w:r>
+            <w:proofErr w:type="spellEnd"/>
+            <w:r>
+              <w:t>, --</w:t>
+            </w:r>
+            <w:proofErr w:type="spellStart"/>
+            <w:r>
+              <w:t>configuration</w:t>
+            </w:r>
+            <w:proofErr w:type="spellEnd"/>
+            <w:r>
+              <w:t xml:space="preserve"> &lt;arg&gt;</w:t>
             </w:r>
           </w:p>
         </w:tc>
@@ -2752,8 +3592,16 @@
               <w:rPr>
                 <w:i/>
               </w:rPr>
-              <w:t>PDF-AS Verzeichniss</w:t>
-            </w:r>
+              <w:t xml:space="preserve">PDF-AS </w:t>
+            </w:r>
+            <w:proofErr w:type="spellStart"/>
+            <w:r>
+              <w:rPr>
+                <w:i/>
+              </w:rPr>
+              <w:t>Verzeichniss</w:t>
+            </w:r>
+            <w:proofErr w:type="spellEnd"/>
           </w:p>
         </w:tc>
         <w:tc>
@@ -2862,7 +3710,15 @@
               <w:widowControl w:val="0"/>
             </w:pPr>
             <w:r>
-              <w:t>-m, --mode &lt;arg&gt;</w:t>
+              <w:t>-m, --</w:t>
+            </w:r>
+            <w:proofErr w:type="spellStart"/>
+            <w:r>
+              <w:t>mode</w:t>
+            </w:r>
+            <w:proofErr w:type="spellEnd"/>
+            <w:r>
+              <w:t xml:space="preserve"> &lt;arg&gt;</w:t>
             </w:r>
           </w:p>
         </w:tc>
@@ -2881,9 +3737,19 @@
               <w:pStyle w:val="Value"/>
               <w:widowControl w:val="0"/>
             </w:pPr>
-            <w:r>
-              <w:t>sign, verify</w:t>
-            </w:r>
+            <w:proofErr w:type="spellStart"/>
+            <w:r>
+              <w:t>sign</w:t>
+            </w:r>
+            <w:proofErr w:type="spellEnd"/>
+            <w:r>
+              <w:t xml:space="preserve">, </w:t>
+            </w:r>
+            <w:proofErr w:type="spellStart"/>
+            <w:r>
+              <w:t>verify</w:t>
+            </w:r>
+            <w:proofErr w:type="spellEnd"/>
           </w:p>
         </w:tc>
         <w:tc>
@@ -2928,7 +3794,15 @@
               <w:widowControl w:val="0"/>
             </w:pPr>
             <w:r>
-              <w:t>-o, --output &lt;arg&gt;</w:t>
+              <w:t>-o, --</w:t>
+            </w:r>
+            <w:proofErr w:type="spellStart"/>
+            <w:r>
+              <w:t>output</w:t>
+            </w:r>
+            <w:proofErr w:type="spellEnd"/>
+            <w:r>
+              <w:t xml:space="preserve"> &lt;arg&gt;</w:t>
             </w:r>
           </w:p>
         </w:tc>
@@ -3000,7 +3874,15 @@
               <w:widowControl w:val="0"/>
             </w:pPr>
             <w:r>
-              <w:t>-p, --profile &lt;arg&gt;</w:t>
+              <w:t>-p, --</w:t>
+            </w:r>
+            <w:proofErr w:type="spellStart"/>
+            <w:r>
+              <w:t>profile</w:t>
+            </w:r>
+            <w:proofErr w:type="spellEnd"/>
+            <w:r>
+              <w:t xml:space="preserve"> &lt;arg&gt;</w:t>
             </w:r>
           </w:p>
         </w:tc>
@@ -3072,7 +3954,23 @@
               <w:widowControl w:val="0"/>
             </w:pPr>
             <w:r>
-              <w:t>-pos, --position &lt;arg&gt;</w:t>
+              <w:t>-</w:t>
+            </w:r>
+            <w:proofErr w:type="spellStart"/>
+            <w:r>
+              <w:t>pos</w:t>
+            </w:r>
+            <w:proofErr w:type="spellEnd"/>
+            <w:r>
+              <w:t>, --</w:t>
+            </w:r>
+            <w:proofErr w:type="spellStart"/>
+            <w:r>
+              <w:t>position</w:t>
+            </w:r>
+            <w:proofErr w:type="spellEnd"/>
+            <w:r>
+              <w:t xml:space="preserve"> &lt;arg&gt;</w:t>
             </w:r>
           </w:p>
         </w:tc>
@@ -3092,7 +3990,15 @@
               <w:widowControl w:val="0"/>
             </w:pPr>
             <w:r>
-              <w:t>x:x_algo;y:y_algo;w:w_algo;p:p_algo;f:f_algo</w:t>
+              <w:t>x:x_</w:t>
+            </w:r>
+            <w:proofErr w:type="gramStart"/>
+            <w:r>
+              <w:t>algo;y</w:t>
+            </w:r>
+            <w:proofErr w:type="gramEnd"/>
+            <w:r>
+              <w:t>:y_algo;w:w_algo;p:p_algo;f:f_algo</w:t>
             </w:r>
           </w:p>
         </w:tc>
@@ -3112,7 +4018,15 @@
               <w:widowControl w:val="0"/>
             </w:pPr>
             <w:r>
-              <w:t>Die Position der Signatur. Der x und y Wert beschreibt die Position auf der Seite. Der w Wert beschreibt die Breite des Signaturblocks. Der p Wert beschreibt die Seite des PDF Dokuments und der f Wert beschreibt bei automatischer Positionierung die zu beachtende Footerhöhe. Der r Wert gibt die Rotation des Signaturblocks in Grad</w:t>
+              <w:t xml:space="preserve">Die Position der Signatur. Der x und y Wert beschreibt die Position auf der Seite. Der w Wert beschreibt die Breite des Signaturblocks. Der p Wert beschreibt die Seite des PDF Dokuments und der f Wert beschreibt bei automatischer Positionierung die zu beachtende </w:t>
+            </w:r>
+            <w:proofErr w:type="spellStart"/>
+            <w:r>
+              <w:t>Footerhöhe</w:t>
+            </w:r>
+            <w:proofErr w:type="spellEnd"/>
+            <w:r>
+              <w:t>. Der r Wert gibt die Rotation des Signaturblocks in Grad</w:t>
             </w:r>
             <w:r>
               <w:t xml:space="preserve"> (Vielfache von 90 Grad)</w:t>
@@ -3129,12 +4043,35 @@
                 <w:lang w:val="de-DE"/>
               </w:rPr>
             </w:pPr>
+            <w:proofErr w:type="spellStart"/>
             <w:r>
               <w:rPr>
                 <w:lang w:val="de-DE"/>
               </w:rPr>
-              <w:t xml:space="preserve">x_algo: „auto „, </w:t>
-            </w:r>
+              <w:t>x_algo</w:t>
+            </w:r>
+            <w:proofErr w:type="spellEnd"/>
+            <w:r>
+              <w:rPr>
+                <w:lang w:val="de-DE"/>
+              </w:rPr>
+              <w:t>: „</w:t>
+            </w:r>
+            <w:proofErr w:type="spellStart"/>
+            <w:r>
+              <w:rPr>
+                <w:lang w:val="de-DE"/>
+              </w:rPr>
+              <w:t>auto</w:t>
+            </w:r>
+            <w:proofErr w:type="spellEnd"/>
+            <w:r>
+              <w:rPr>
+                <w:lang w:val="de-DE"/>
+              </w:rPr>
+              <w:t xml:space="preserve"> „, </w:t>
+            </w:r>
+            <w:proofErr w:type="spellStart"/>
             <w:r>
               <w:rPr>
                 <w:i/>
@@ -3142,6 +4079,7 @@
               </w:rPr>
               <w:t>nummerischerWert</w:t>
             </w:r>
+            <w:proofErr w:type="spellEnd"/>
           </w:p>
           <w:p>
             <w:pPr>
@@ -3152,12 +4090,35 @@
                 <w:lang w:val="de-DE"/>
               </w:rPr>
             </w:pPr>
+            <w:proofErr w:type="spellStart"/>
             <w:r>
               <w:rPr>
                 <w:lang w:val="de-DE"/>
               </w:rPr>
-              <w:t xml:space="preserve">y_algo: „auto „, </w:t>
-            </w:r>
+              <w:t>y_algo</w:t>
+            </w:r>
+            <w:proofErr w:type="spellEnd"/>
+            <w:r>
+              <w:rPr>
+                <w:lang w:val="de-DE"/>
+              </w:rPr>
+              <w:t>: „</w:t>
+            </w:r>
+            <w:proofErr w:type="spellStart"/>
+            <w:r>
+              <w:rPr>
+                <w:lang w:val="de-DE"/>
+              </w:rPr>
+              <w:t>auto</w:t>
+            </w:r>
+            <w:proofErr w:type="spellEnd"/>
+            <w:r>
+              <w:rPr>
+                <w:lang w:val="de-DE"/>
+              </w:rPr>
+              <w:t xml:space="preserve"> „, </w:t>
+            </w:r>
+            <w:proofErr w:type="spellStart"/>
             <w:r>
               <w:rPr>
                 <w:i/>
@@ -3165,6 +4126,7 @@
               </w:rPr>
               <w:t>nummerischerWert</w:t>
             </w:r>
+            <w:proofErr w:type="spellEnd"/>
           </w:p>
           <w:p>
             <w:pPr>
@@ -3175,13 +4137,47 @@
                 <w:lang w:val="de-DE"/>
               </w:rPr>
             </w:pPr>
+            <w:proofErr w:type="spellStart"/>
             <w:r>
               <w:rPr>
                 <w:i/>
                 <w:lang w:val="de-DE"/>
               </w:rPr>
-              <w:t>w_algo: „auto“, nummerischerWert</w:t>
-            </w:r>
+              <w:t>w_algo</w:t>
+            </w:r>
+            <w:proofErr w:type="spellEnd"/>
+            <w:r>
+              <w:rPr>
+                <w:i/>
+                <w:lang w:val="de-DE"/>
+              </w:rPr>
+              <w:t>: „</w:t>
+            </w:r>
+            <w:proofErr w:type="spellStart"/>
+            <w:r>
+              <w:rPr>
+                <w:i/>
+                <w:lang w:val="de-DE"/>
+              </w:rPr>
+              <w:t>auto</w:t>
+            </w:r>
+            <w:proofErr w:type="spellEnd"/>
+            <w:r>
+              <w:rPr>
+                <w:i/>
+                <w:lang w:val="de-DE"/>
+              </w:rPr>
+              <w:t xml:space="preserve">“, </w:t>
+            </w:r>
+            <w:proofErr w:type="spellStart"/>
+            <w:r>
+              <w:rPr>
+                <w:i/>
+                <w:lang w:val="de-DE"/>
+              </w:rPr>
+              <w:t>nummerischerWert</w:t>
+            </w:r>
+            <w:proofErr w:type="spellEnd"/>
           </w:p>
           <w:p>
             <w:pPr>
@@ -3192,12 +4188,49 @@
                 <w:lang w:val="de-DE"/>
               </w:rPr>
             </w:pPr>
+            <w:proofErr w:type="spellStart"/>
             <w:r>
               <w:rPr>
                 <w:lang w:val="de-DE"/>
               </w:rPr>
-              <w:t xml:space="preserve">p_algo: „auto“, „new“, „last“, </w:t>
-            </w:r>
+              <w:t>p_algo</w:t>
+            </w:r>
+            <w:proofErr w:type="spellEnd"/>
+            <w:r>
+              <w:rPr>
+                <w:lang w:val="de-DE"/>
+              </w:rPr>
+              <w:t>: „</w:t>
+            </w:r>
+            <w:proofErr w:type="spellStart"/>
+            <w:r>
+              <w:rPr>
+                <w:lang w:val="de-DE"/>
+              </w:rPr>
+              <w:t>auto</w:t>
+            </w:r>
+            <w:proofErr w:type="spellEnd"/>
+            <w:r>
+              <w:rPr>
+                <w:lang w:val="de-DE"/>
+              </w:rPr>
+              <w:t>“, „</w:t>
+            </w:r>
+            <w:proofErr w:type="spellStart"/>
+            <w:r>
+              <w:rPr>
+                <w:lang w:val="de-DE"/>
+              </w:rPr>
+              <w:t>new</w:t>
+            </w:r>
+            <w:proofErr w:type="spellEnd"/>
+            <w:r>
+              <w:rPr>
+                <w:lang w:val="de-DE"/>
+              </w:rPr>
+              <w:t xml:space="preserve">“, „last“, </w:t>
+            </w:r>
+            <w:proofErr w:type="spellStart"/>
             <w:r>
               <w:rPr>
                 <w:i/>
@@ -3205,6 +4238,7 @@
               </w:rPr>
               <w:t>nummerischerWert</w:t>
             </w:r>
+            <w:proofErr w:type="spellEnd"/>
           </w:p>
           <w:p>
             <w:pPr>
@@ -3214,12 +4248,21 @@
                 <w:lang w:val="de-DE"/>
               </w:rPr>
             </w:pPr>
+            <w:proofErr w:type="spellStart"/>
             <w:r>
               <w:rPr>
                 <w:lang w:val="de-DE"/>
               </w:rPr>
-              <w:t xml:space="preserve">f_algo: </w:t>
-            </w:r>
+              <w:t>f_algo</w:t>
+            </w:r>
+            <w:proofErr w:type="spellEnd"/>
+            <w:r>
+              <w:rPr>
+                <w:lang w:val="de-DE"/>
+              </w:rPr>
+              <w:t xml:space="preserve">: </w:t>
+            </w:r>
+            <w:proofErr w:type="spellStart"/>
             <w:r>
               <w:rPr>
                 <w:i/>
@@ -3227,6 +4270,7 @@
               </w:rPr>
               <w:t>nummerischerWert</w:t>
             </w:r>
+            <w:proofErr w:type="spellEnd"/>
           </w:p>
         </w:tc>
       </w:tr>
@@ -3251,13 +4295,29 @@
               <w:widowControl w:val="0"/>
             </w:pPr>
             <w:r>
-              <w:t>-vw, --verify_w</w:t>
+              <w:t>-</w:t>
+            </w:r>
+            <w:proofErr w:type="spellStart"/>
+            <w:r>
+              <w:t>vw</w:t>
+            </w:r>
+            <w:proofErr w:type="spellEnd"/>
+            <w:r>
+              <w:t>, --</w:t>
+            </w:r>
+            <w:proofErr w:type="spellStart"/>
+            <w:r>
+              <w:t>verify_w</w:t>
             </w:r>
             <w:r>
               <w:t>h</w:t>
             </w:r>
             <w:r>
-              <w:t>ich &lt;arg&gt;</w:t>
+              <w:t>ich</w:t>
+            </w:r>
+            <w:proofErr w:type="spellEnd"/>
+            <w:r>
+              <w:t xml:space="preserve"> &lt;arg&gt;</w:t>
             </w:r>
           </w:p>
         </w:tc>
@@ -3276,6 +4336,7 @@
               <w:pStyle w:val="Value"/>
               <w:widowControl w:val="0"/>
             </w:pPr>
+            <w:proofErr w:type="spellStart"/>
             <w:r>
               <w:rPr>
                 <w:i/>
@@ -3283,6 +4344,7 @@
               </w:rPr>
               <w:t>numerischerWert</w:t>
             </w:r>
+            <w:proofErr w:type="spellEnd"/>
           </w:p>
         </w:tc>
         <w:tc>
@@ -3333,7 +4395,35 @@
               <w:rPr>
                 <w:lang w:val="de-DE"/>
               </w:rPr>
-              <w:t>-ksa, --ks_alias &lt;arg&gt;</w:t>
+              <w:t>-</w:t>
+            </w:r>
+            <w:proofErr w:type="spellStart"/>
+            <w:r>
+              <w:rPr>
+                <w:lang w:val="de-DE"/>
+              </w:rPr>
+              <w:t>ksa</w:t>
+            </w:r>
+            <w:proofErr w:type="spellEnd"/>
+            <w:r>
+              <w:rPr>
+                <w:lang w:val="de-DE"/>
+              </w:rPr>
+              <w:t>, --</w:t>
+            </w:r>
+            <w:proofErr w:type="spellStart"/>
+            <w:r>
+              <w:rPr>
+                <w:lang w:val="de-DE"/>
+              </w:rPr>
+              <w:t>ks_alias</w:t>
+            </w:r>
+            <w:proofErr w:type="spellEnd"/>
+            <w:r>
+              <w:rPr>
+                <w:lang w:val="de-DE"/>
+              </w:rPr>
+              <w:t xml:space="preserve"> &lt;arg&gt;</w:t>
             </w:r>
           </w:p>
         </w:tc>
@@ -3374,7 +4464,15 @@
               <w:widowControl w:val="0"/>
             </w:pPr>
             <w:r>
-              <w:t>Der Alias des Zertifikats in der PKCS12 Datei oder im JavaKeyStore, das zur Signatur verwendet werden soll.</w:t>
+              <w:t xml:space="preserve">Der Alias des Zertifikats in der PKCS12 Datei oder im </w:t>
+            </w:r>
+            <w:proofErr w:type="spellStart"/>
+            <w:r>
+              <w:t>JavaKeyStore</w:t>
+            </w:r>
+            <w:proofErr w:type="spellEnd"/>
+            <w:r>
+              <w:t>, das zur Signatur verwendet werden soll.</w:t>
             </w:r>
           </w:p>
         </w:tc>
@@ -3406,7 +4504,35 @@
               <w:rPr>
                 <w:lang w:val="de-DE"/>
               </w:rPr>
-              <w:t>-ksf, --ks_file &lt;arg&gt;</w:t>
+              <w:t>-</w:t>
+            </w:r>
+            <w:proofErr w:type="spellStart"/>
+            <w:r>
+              <w:rPr>
+                <w:lang w:val="de-DE"/>
+              </w:rPr>
+              <w:t>ksf</w:t>
+            </w:r>
+            <w:proofErr w:type="spellEnd"/>
+            <w:r>
+              <w:rPr>
+                <w:lang w:val="de-DE"/>
+              </w:rPr>
+              <w:t>, --</w:t>
+            </w:r>
+            <w:proofErr w:type="spellStart"/>
+            <w:r>
+              <w:rPr>
+                <w:lang w:val="de-DE"/>
+              </w:rPr>
+              <w:t>ks_file</w:t>
+            </w:r>
+            <w:proofErr w:type="spellEnd"/>
+            <w:r>
+              <w:rPr>
+                <w:lang w:val="de-DE"/>
+              </w:rPr>
+              <w:t xml:space="preserve"> &lt;arg&gt;</w:t>
             </w:r>
           </w:p>
         </w:tc>
@@ -3453,7 +4579,15 @@
               <w:widowControl w:val="0"/>
             </w:pPr>
             <w:r>
-              <w:t>Die PKCS12 oder die JavaKeyStore Datei</w:t>
+              <w:t xml:space="preserve">Die PKCS12 oder die </w:t>
+            </w:r>
+            <w:proofErr w:type="spellStart"/>
+            <w:r>
+              <w:t>JavaKeyStore</w:t>
+            </w:r>
+            <w:proofErr w:type="spellEnd"/>
+            <w:r>
+              <w:t xml:space="preserve"> Datei</w:t>
             </w:r>
           </w:p>
         </w:tc>
@@ -3485,7 +4619,35 @@
               <w:rPr>
                 <w:lang w:val="de-DE"/>
               </w:rPr>
-              <w:t>-kskp, --ks_keypass &lt;arg&gt;</w:t>
+              <w:t>-</w:t>
+            </w:r>
+            <w:proofErr w:type="spellStart"/>
+            <w:r>
+              <w:rPr>
+                <w:lang w:val="de-DE"/>
+              </w:rPr>
+              <w:t>kskp</w:t>
+            </w:r>
+            <w:proofErr w:type="spellEnd"/>
+            <w:r>
+              <w:rPr>
+                <w:lang w:val="de-DE"/>
+              </w:rPr>
+              <w:t>, --</w:t>
+            </w:r>
+            <w:proofErr w:type="spellStart"/>
+            <w:r>
+              <w:rPr>
+                <w:lang w:val="de-DE"/>
+              </w:rPr>
+              <w:t>ks_keypass</w:t>
+            </w:r>
+            <w:proofErr w:type="spellEnd"/>
+            <w:r>
+              <w:rPr>
+                <w:lang w:val="de-DE"/>
+              </w:rPr>
+              <w:t xml:space="preserve"> &lt;arg&gt;</w:t>
             </w:r>
           </w:p>
         </w:tc>
@@ -3525,7 +4687,15 @@
               <w:widowControl w:val="0"/>
             </w:pPr>
             <w:r>
-              <w:t>Das Passwort für den privaten Schlüssel in der PKCS12 oder JavaKeyStore Datei</w:t>
+              <w:t xml:space="preserve">Das Passwort für den privaten Schlüssel in der PKCS12 oder </w:t>
+            </w:r>
+            <w:proofErr w:type="spellStart"/>
+            <w:r>
+              <w:t>JavaKeyStore</w:t>
+            </w:r>
+            <w:proofErr w:type="spellEnd"/>
+            <w:r>
+              <w:t xml:space="preserve"> Datei</w:t>
             </w:r>
           </w:p>
         </w:tc>
@@ -3557,7 +4727,35 @@
               <w:rPr>
                 <w:lang w:val="de-DE"/>
               </w:rPr>
-              <w:t>-kssp, --ks_storepass &lt;arg&gt;</w:t>
+              <w:t>-</w:t>
+            </w:r>
+            <w:proofErr w:type="spellStart"/>
+            <w:r>
+              <w:rPr>
+                <w:lang w:val="de-DE"/>
+              </w:rPr>
+              <w:t>kssp</w:t>
+            </w:r>
+            <w:proofErr w:type="spellEnd"/>
+            <w:r>
+              <w:rPr>
+                <w:lang w:val="de-DE"/>
+              </w:rPr>
+              <w:t>, --</w:t>
+            </w:r>
+            <w:proofErr w:type="spellStart"/>
+            <w:r>
+              <w:rPr>
+                <w:lang w:val="de-DE"/>
+              </w:rPr>
+              <w:t>ks_storepass</w:t>
+            </w:r>
+            <w:proofErr w:type="spellEnd"/>
+            <w:r>
+              <w:rPr>
+                <w:lang w:val="de-DE"/>
+              </w:rPr>
+              <w:t xml:space="preserve"> &lt;arg&gt;</w:t>
             </w:r>
           </w:p>
         </w:tc>
@@ -3597,7 +4795,15 @@
               <w:widowControl w:val="0"/>
             </w:pPr>
             <w:r>
-              <w:t>Das Passwort für die PKCS12 oder JavaKeyStore Datei</w:t>
+              <w:t xml:space="preserve">Das Passwort für die PKCS12 oder </w:t>
+            </w:r>
+            <w:proofErr w:type="spellStart"/>
+            <w:r>
+              <w:t>JavaKeyStore</w:t>
+            </w:r>
+            <w:proofErr w:type="spellEnd"/>
+            <w:r>
+              <w:t xml:space="preserve"> Datei</w:t>
             </w:r>
           </w:p>
         </w:tc>
@@ -3629,8 +4835,30 @@
               <w:rPr>
                 <w:lang w:val="de-DE"/>
               </w:rPr>
-              <w:t>-kst, --ks_type</w:t>
-            </w:r>
+              <w:t>-</w:t>
+            </w:r>
+            <w:proofErr w:type="spellStart"/>
+            <w:r>
+              <w:rPr>
+                <w:lang w:val="de-DE"/>
+              </w:rPr>
+              <w:t>kst</w:t>
+            </w:r>
+            <w:proofErr w:type="spellEnd"/>
+            <w:r>
+              <w:rPr>
+                <w:lang w:val="de-DE"/>
+              </w:rPr>
+              <w:t>, --</w:t>
+            </w:r>
+            <w:proofErr w:type="spellStart"/>
+            <w:r>
+              <w:rPr>
+                <w:lang w:val="de-DE"/>
+              </w:rPr>
+              <w:t>ks_type</w:t>
+            </w:r>
+            <w:proofErr w:type="spellEnd"/>
           </w:p>
         </w:tc>
         <w:tc>
@@ -3669,7 +4897,15 @@
               <w:widowControl w:val="0"/>
             </w:pPr>
             <w:r>
-              <w:t>Der Typ des Keystores.</w:t>
+              <w:t xml:space="preserve">Der Typ des </w:t>
+            </w:r>
+            <w:proofErr w:type="spellStart"/>
+            <w:r>
+              <w:t>Keystores</w:t>
+            </w:r>
+            <w:proofErr w:type="spellEnd"/>
+            <w:r>
+              <w:t>.</w:t>
             </w:r>
           </w:p>
         </w:tc>
@@ -3701,8 +4937,30 @@
               <w:rPr>
                 <w:lang w:val="de-DE"/>
               </w:rPr>
-              <w:t>-sbp, --signature_block_parameter</w:t>
-            </w:r>
+              <w:t>-</w:t>
+            </w:r>
+            <w:proofErr w:type="spellStart"/>
+            <w:r>
+              <w:rPr>
+                <w:lang w:val="de-DE"/>
+              </w:rPr>
+              <w:t>sbp</w:t>
+            </w:r>
+            <w:proofErr w:type="spellEnd"/>
+            <w:r>
+              <w:rPr>
+                <w:lang w:val="de-DE"/>
+              </w:rPr>
+              <w:t>, --</w:t>
+            </w:r>
+            <w:proofErr w:type="spellStart"/>
+            <w:r>
+              <w:rPr>
+                <w:lang w:val="de-DE"/>
+              </w:rPr>
+              <w:t>signature_block_parameter</w:t>
+            </w:r>
+            <w:proofErr w:type="spellEnd"/>
           </w:p>
         </w:tc>
         <w:tc>
@@ -3741,7 +4999,39 @@
               <w:widowControl w:val="0"/>
             </w:pPr>
             <w:r>
-              <w:t>Definiert Schlüssel-Wert-Paare, auf die mittels ${sbp.key} im Signaturblock zugegriffen werden kann. Dieser Parameter kann mehrmals vorkommen. Bsp: -sbp subject=Test</w:t>
+              <w:t>Definiert Schlüssel-Wert-Paare, auf die mittels ${</w:t>
+            </w:r>
+            <w:proofErr w:type="spellStart"/>
+            <w:r>
+              <w:t>sbp.key</w:t>
+            </w:r>
+            <w:proofErr w:type="spellEnd"/>
+            <w:r>
+              <w:t xml:space="preserve">} im Signaturblock zugegriffen werden kann. Dieser Parameter kann mehrmals vorkommen. </w:t>
+            </w:r>
+            <w:proofErr w:type="spellStart"/>
+            <w:r>
+              <w:t>Bsp</w:t>
+            </w:r>
+            <w:proofErr w:type="spellEnd"/>
+            <w:r>
+              <w:t>: -</w:t>
+            </w:r>
+            <w:proofErr w:type="spellStart"/>
+            <w:r>
+              <w:t>sbp</w:t>
+            </w:r>
+            <w:proofErr w:type="spellEnd"/>
+            <w:r>
+              <w:t xml:space="preserve"> </w:t>
+            </w:r>
+            <w:proofErr w:type="spellStart"/>
+            <w:r>
+              <w:t>subject</w:t>
+            </w:r>
+            <w:proofErr w:type="spellEnd"/>
+            <w:r>
+              <w:t>=Test</w:t>
             </w:r>
           </w:p>
         </w:tc>
@@ -3760,24 +5050,60 @@
           <w:i/>
         </w:rPr>
       </w:pPr>
-      <w:r>
-        <w:rPr>
-          <w:i/>
-        </w:rPr>
-        <w:t>pdf-as –m sign –c bku –o test_dokument_signiert.pdf test_dokument.pdf</w:t>
+      <w:proofErr w:type="spellStart"/>
+      <w:r>
+        <w:rPr>
+          <w:i/>
+        </w:rPr>
+        <w:t>pdf-as</w:t>
+      </w:r>
+      <w:proofErr w:type="spellEnd"/>
+      <w:r>
+        <w:rPr>
+          <w:i/>
+        </w:rPr>
+        <w:t xml:space="preserve"> –m </w:t>
+      </w:r>
+      <w:proofErr w:type="spellStart"/>
+      <w:r>
+        <w:rPr>
+          <w:i/>
+        </w:rPr>
+        <w:t>sign</w:t>
+      </w:r>
+      <w:proofErr w:type="spellEnd"/>
+      <w:r>
+        <w:rPr>
+          <w:i/>
+        </w:rPr>
+        <w:t xml:space="preserve"> –c </w:t>
+      </w:r>
+      <w:proofErr w:type="spellStart"/>
+      <w:r>
+        <w:rPr>
+          <w:i/>
+        </w:rPr>
+        <w:t>bku</w:t>
+      </w:r>
+      <w:proofErr w:type="spellEnd"/>
+      <w:r>
+        <w:rPr>
+          <w:i/>
+        </w:rPr>
+        <w:t xml:space="preserve"> –o test_dokument_signiert.pdf test_dokument.pdf</w:t>
       </w:r>
     </w:p>
     <w:p>
       <w:pPr>
         <w:pStyle w:val="Heading2"/>
       </w:pPr>
-      <w:bookmarkStart w:id="11" w:name="_Toc490637484"/>
-      <w:bookmarkStart w:id="12" w:name="_Toc379351816"/>
+      <w:bookmarkStart w:id="10" w:name="_Toc490637484"/>
+      <w:bookmarkStart w:id="11" w:name="_Toc379351816"/>
       <w:r>
         <w:t>PDF-AS Webanwendung</w:t>
       </w:r>
+      <w:bookmarkEnd w:id="10"/>
       <w:bookmarkEnd w:id="11"/>
-      <w:bookmarkEnd w:id="12"/>
     </w:p>
     <w:p>
       <w:r>
@@ -3807,48 +5133,233 @@
       <w:pPr>
         <w:pStyle w:val="Heading1"/>
       </w:pPr>
-      <w:bookmarkStart w:id="13" w:name="_Toc490637485"/>
-      <w:bookmarkStart w:id="14" w:name="_Toc379351817"/>
+      <w:bookmarkStart w:id="12" w:name="_Toc490637485"/>
+      <w:bookmarkStart w:id="13" w:name="_Toc379351817"/>
       <w:r>
         <w:lastRenderedPageBreak/>
         <w:t>Konfiguration</w:t>
       </w:r>
+      <w:bookmarkEnd w:id="12"/>
       <w:bookmarkEnd w:id="13"/>
+    </w:p>
+    <w:p>
+      <w:r>
+        <w:t xml:space="preserve">Die Konfiguration der Version </w:t>
+      </w:r>
+      <w:r>
+        <w:t>5</w:t>
+      </w:r>
+      <w:r>
+        <w:t xml:space="preserve"> ist rückwärtskompatibel mit der Konfiguration aus Version </w:t>
+      </w:r>
+      <w:r>
+        <w:t>4</w:t>
+      </w:r>
+      <w:r>
+        <w:t xml:space="preserve">. </w:t>
+      </w:r>
+    </w:p>
+    <w:p>
+      <w:pPr>
+        <w:pStyle w:val="Heading2"/>
+      </w:pPr>
+      <w:bookmarkStart w:id="14" w:name="_Toc490637486"/>
+      <w:bookmarkStart w:id="15" w:name="_Toc379351818"/>
+      <w:r>
+        <w:t>Grundsätzliches</w:t>
+      </w:r>
       <w:bookmarkEnd w:id="14"/>
-    </w:p>
-    <w:p>
-      <w:r>
-        <w:t xml:space="preserve">Die Konfiguration der Version </w:t>
-      </w:r>
-      <w:r>
-        <w:t>5</w:t>
-      </w:r>
-      <w:r>
-        <w:t xml:space="preserve"> ist rückwärtskompatibel mit der Konfiguration aus Version </w:t>
-      </w:r>
-      <w:r>
-        <w:t>4</w:t>
-      </w:r>
-      <w:r>
-        <w:t xml:space="preserve">. </w:t>
-      </w:r>
-    </w:p>
+      <w:bookmarkEnd w:id="15"/>
+    </w:p>
+    <w:p>
+      <w:r>
+        <w:t>Die Konfigurationsdateien befinden sich im Verzeichnis:</w:t>
+      </w:r>
+    </w:p>
+    <w:p>
+      <w:pPr>
+        <w:ind w:left="425"/>
+        <w:rPr>
+          <w:i/>
+        </w:rPr>
+      </w:pPr>
+      <w:proofErr w:type="gramStart"/>
+      <w:r>
+        <w:rPr>
+          <w:i/>
+        </w:rPr>
+        <w:t>.</w:t>
+      </w:r>
+      <w:proofErr w:type="spellStart"/>
+      <w:r>
+        <w:rPr>
+          <w:i/>
+        </w:rPr>
+        <w:t>pdfas</w:t>
+      </w:r>
+      <w:proofErr w:type="spellEnd"/>
+      <w:proofErr w:type="gramEnd"/>
+      <w:r>
+        <w:rPr>
+          <w:i/>
+        </w:rPr>
+        <w:t>/</w:t>
+      </w:r>
+      <w:proofErr w:type="spellStart"/>
+      <w:r>
+        <w:rPr>
+          <w:i/>
+        </w:rPr>
+        <w:t>cfg</w:t>
+      </w:r>
+      <w:proofErr w:type="spellEnd"/>
+    </w:p>
+    <w:p>
+      <w:r>
+        <w:t>Die Konfigurationsdatei ist eine simple Java-</w:t>
+      </w:r>
+      <w:proofErr w:type="spellStart"/>
+      <w:r>
+        <w:t>property</w:t>
+      </w:r>
+      <w:proofErr w:type="spellEnd"/>
+      <w:r>
+        <w:t xml:space="preserve"> Datei. Neben der Standardkonfigurationsdatei (</w:t>
+      </w:r>
+      <w:proofErr w:type="spellStart"/>
+      <w:proofErr w:type="gramStart"/>
+      <w:r>
+        <w:t>config.properties</w:t>
+      </w:r>
+      <w:proofErr w:type="spellEnd"/>
+      <w:proofErr w:type="gramEnd"/>
+      <w:r>
+        <w:t>) befindet sich im oben genannten Verzeichnis auch noch die erweiterte Konfigurationsdatei (</w:t>
+      </w:r>
+      <w:proofErr w:type="spellStart"/>
+      <w:r>
+        <w:t>advancedconfig.properties</w:t>
+      </w:r>
+      <w:proofErr w:type="spellEnd"/>
+      <w:r>
+        <w:t>). Diese Datei enthält fortgeschrittene Parameter, die bei Bedarf aktiviert werden können und wird von der Standardkonfigurationsdatei eingebunden.</w:t>
+      </w:r>
+    </w:p>
+    <w:p>
+      <w:r>
+        <w:t>Hinweis: Eine Java-</w:t>
+      </w:r>
+      <w:proofErr w:type="spellStart"/>
+      <w:r>
+        <w:t>property</w:t>
+      </w:r>
+      <w:proofErr w:type="spellEnd"/>
+      <w:r>
+        <w:t xml:space="preserve"> Datei muss im ISO-8859-1 (auch bekannt als ISO-</w:t>
+      </w:r>
+      <w:proofErr w:type="spellStart"/>
+      <w:r>
+        <w:t>Latin</w:t>
+      </w:r>
+      <w:proofErr w:type="spellEnd"/>
+      <w:r>
+        <w:t xml:space="preserve">) </w:t>
+      </w:r>
+      <w:proofErr w:type="spellStart"/>
+      <w:r>
+        <w:t>Character</w:t>
+      </w:r>
+      <w:proofErr w:type="spellEnd"/>
+      <w:r>
+        <w:t xml:space="preserve"> </w:t>
+      </w:r>
+      <w:proofErr w:type="spellStart"/>
+      <w:r>
+        <w:t>encoding</w:t>
+      </w:r>
+      <w:proofErr w:type="spellEnd"/>
+      <w:r>
+        <w:t xml:space="preserve"> abgelegt sein. Dies Betrifft vor allem vorkommende Umlaute etc. Stellen Sie sicher, dass der Verwendete Text Editor beim Editieren der Konfigurationsdatei dieses Encoding verwendet.</w:t>
+      </w:r>
+    </w:p>
+    <w:p>
+      <w:r>
+        <w:t xml:space="preserve">Die Konfigurationsdatei wurde grundsätzlich hierarchisch aufgebaut, um </w:t>
+      </w:r>
+      <w:proofErr w:type="gramStart"/>
+      <w:r>
+        <w:t>ein einfache Gruppierung</w:t>
+      </w:r>
+      <w:proofErr w:type="gramEnd"/>
+      <w:r>
+        <w:t xml:space="preserve"> verschiedener Bereiche bewerkstelligen zu können.</w:t>
+      </w:r>
+    </w:p>
+    <w:p>
+      <w:r>
+        <w:t>Die hierarchischen Ebenen werden durch „.“ voneinander getrennt. So ergibt sich eine Baumartige Struktur von konfigurierbaren Werten.</w:t>
+      </w:r>
+    </w:p>
+    <w:p>
+      <w:r>
+        <w:t>Kommentare können zeilenweise eingefügt werden. Kommentarzeilen beginnen mit dem Raute Zeichen „#“. Kommentarzeilen werden von der Applikation nicht berücksichtigt und können verwendet werden um die Konfigurationsdatei besser lesbar zu machen oder Anmerkungen anzubringen. Beispiel:</w:t>
+      </w:r>
+    </w:p>
+    <w:p>
+      <w:pPr>
+        <w:ind w:left="425"/>
+        <w:rPr>
+          <w:i/>
+        </w:rPr>
+      </w:pPr>
+      <w:r>
+        <w:rPr>
+          <w:i/>
+        </w:rPr>
+        <w:t># Das ist ein Kommentar</w:t>
+      </w:r>
+    </w:p>
+    <w:p>
+      <w:r>
+        <w:t>Es wird empfohlen jede Konfigurationsdatei einleitend mit einem Kommentar zu versehen, welches Auskunft über die Herkunft der Konfiguration, den Verwendungszweck und die darin definierten Profile gibt. Zum Beispiel:</w:t>
+      </w:r>
+    </w:p>
+    <w:p>
+      <w:pPr>
+        <w:ind w:left="425"/>
+        <w:rPr>
+          <w:i/>
+        </w:rPr>
+      </w:pPr>
+      <w:r>
+        <w:rPr>
+          <w:i/>
+        </w:rPr>
+        <w:t># PDF-AS Konfigurationsdatei für den Gebrauch im Amt XYZ</w:t>
+      </w:r>
+    </w:p>
+    <w:p/>
     <w:p>
       <w:pPr>
         <w:pStyle w:val="Heading2"/>
       </w:pPr>
-      <w:bookmarkStart w:id="15" w:name="_Toc490637486"/>
-      <w:bookmarkStart w:id="16" w:name="_Toc379351818"/>
-      <w:r>
-        <w:t>Grundsätzliches</w:t>
-      </w:r>
-      <w:bookmarkEnd w:id="15"/>
+      <w:bookmarkStart w:id="16" w:name="_Toc490637487"/>
+      <w:bookmarkStart w:id="17" w:name="_Toc379351819"/>
+      <w:r>
+        <w:t>Basiseinstellungen für die Anbindung an die Bürgerkartenumgebung (BKU)</w:t>
+      </w:r>
       <w:bookmarkEnd w:id="16"/>
-    </w:p>
-    <w:p>
-      <w:r>
-        <w:t>Die Konfigurationsdateien befinden sich im Verzeichnis:</w:t>
-      </w:r>
+      <w:bookmarkEnd w:id="17"/>
+    </w:p>
+    <w:p>
+      <w:r>
+        <w:t>Signierprozess: Request-</w:t>
+      </w:r>
+      <w:proofErr w:type="spellStart"/>
+      <w:r>
+        <w:t>Url</w:t>
+      </w:r>
+      <w:proofErr w:type="spellEnd"/>
     </w:p>
     <w:p>
       <w:pPr>
@@ -3861,32 +5372,12 @@
         <w:rPr>
           <w:i/>
         </w:rPr>
-        <w:t>.pdfas/cfg</w:t>
-      </w:r>
-    </w:p>
-    <w:p>
-      <w:r>
-        <w:t>Die Konfigurationsdatei ist eine simple Java-property Datei. Neben der Standardkonfigurationsdatei (config.properties) befindet sich im oben genannten Verzeichnis auch noch die erweiterte Konfigurationsdatei (advancedconfig.properties). Diese Datei enthält fortgeschrittene Parameter, die bei Bedarf aktiviert werden können und wird von der Standardkonfigurationsdatei eingebunden.</w:t>
-      </w:r>
-    </w:p>
-    <w:p>
-      <w:r>
-        <w:t>Hinweis: Eine Java-property Datei muss im ISO-8859-1 (auch bekannt als ISO-Latin) Character encoding abgelegt sein. Dies Betrifft vor allem vorkommende Umlaute etc. Stellen Sie sicher, dass der Verwendete Text Editor beim Editieren der Konfigurationsdatei dieses Encoding verwendet.</w:t>
-      </w:r>
-    </w:p>
-    <w:p>
-      <w:r>
-        <w:t>Die Konfigurationsdatei wurde grundsätzlich hierarchisch aufgebaut, um ein einfache Gruppierung verschiedener Bereiche bewerkstelligen zu können.</w:t>
-      </w:r>
-    </w:p>
-    <w:p>
-      <w:r>
-        <w:t>Die hierarchischen Ebenen werden durch „.“ voneinander getrennt. So ergibt sich eine Baumartige Struktur von konfigurierbaren Werten.</w:t>
-      </w:r>
-    </w:p>
-    <w:p>
-      <w:r>
-        <w:t>Kommentare können zeilenweise eingefügt werden. Kommentarzeilen beginnen mit dem Raute Zeichen „#“. Kommentarzeilen werden von der Applikation nicht berücksichtigt und können verwendet werden um die Konfigurationsdatei besser lesbar zu machen oder Anmerkungen anzubringen. Beispiel:</w:t>
+        <w:t>bku.sign.url=http://127.0.0.1:3495/http-security-layer-request</w:t>
+      </w:r>
+    </w:p>
+    <w:p>
+      <w:r>
+        <w:t>Prüf-Prozess: Request-URL</w:t>
       </w:r>
     </w:p>
     <w:p>
@@ -3900,12 +5391,53 @@
         <w:rPr>
           <w:i/>
         </w:rPr>
-        <w:t># Das ist ein Kommentar</w:t>
-      </w:r>
-    </w:p>
-    <w:p>
-      <w:r>
-        <w:t>Es wird empfohlen jede Konfigurationsdatei einleitend mit einem Kommentar zu versehen, welches Auskunft über die Herkunft der Konfiguration, den Verwendungszweck und die darin definierten Profile gibt. Zum Beispiel:</w:t>
+        <w:t>bku.verify.url=http://127.0.0.1:3495/http-security-layer-request</w:t>
+      </w:r>
+    </w:p>
+    <w:p>
+      <w:pPr>
+        <w:pStyle w:val="Heading2"/>
+      </w:pPr>
+      <w:bookmarkStart w:id="18" w:name="_Toc490637488"/>
+      <w:bookmarkStart w:id="19" w:name="_Toc379351820"/>
+      <w:r>
+        <w:t>Basiseinstellungen für die Anbindung an MOA-SS und MOA SP</w:t>
+      </w:r>
+      <w:bookmarkEnd w:id="18"/>
+      <w:bookmarkEnd w:id="19"/>
+    </w:p>
+    <w:p>
+      <w:r>
+        <w:t xml:space="preserve">Um MOA-SS und MOA-SP zu verwenden, muss die Bibliothek </w:t>
+      </w:r>
+      <w:proofErr w:type="spellStart"/>
+      <w:r>
+        <w:t>pdf-as-moa</w:t>
+      </w:r>
+      <w:proofErr w:type="spellEnd"/>
+      <w:r>
+        <w:t xml:space="preserve"> in den Klassenpfad aufgenommen werden.</w:t>
+      </w:r>
+    </w:p>
+    <w:p>
+      <w:r>
+        <w:t>Signierprozess: Request-</w:t>
+      </w:r>
+      <w:proofErr w:type="spellStart"/>
+      <w:r>
+        <w:t>Url</w:t>
+      </w:r>
+      <w:proofErr w:type="spellEnd"/>
+      <w:r>
+        <w:t xml:space="preserve">, Pfad des </w:t>
+      </w:r>
+      <w:proofErr w:type="spellStart"/>
+      <w:r>
+        <w:t>Signier</w:t>
+      </w:r>
+      <w:proofErr w:type="spellEnd"/>
+      <w:r>
+        <w:t xml:space="preserve"> Request-Template</w:t>
       </w:r>
     </w:p>
     <w:p>
@@ -3919,25 +5451,20 @@
         <w:rPr>
           <w:i/>
         </w:rPr>
-        <w:t># PDF-AS Konfigurationsdatei für den Gebrauch im Amt XYZ</w:t>
-      </w:r>
-    </w:p>
-    <w:p/>
-    <w:p>
-      <w:pPr>
-        <w:pStyle w:val="Heading2"/>
-      </w:pPr>
-      <w:bookmarkStart w:id="17" w:name="_Toc490637487"/>
-      <w:bookmarkStart w:id="18" w:name="_Toc379351819"/>
-      <w:r>
-        <w:t>Basiseinstellungen für die Anbindung an die Bürgerkartenumgebung (BKU)</w:t>
-      </w:r>
-      <w:bookmarkEnd w:id="17"/>
-      <w:bookmarkEnd w:id="18"/>
-    </w:p>
-    <w:p>
-      <w:r>
-        <w:t>Signierprozess: Request-Url</w:t>
+        <w:t>moa.sign.url=http://129.27.153.100:18080/moa-spss/services/SignatureCreation</w:t>
+      </w:r>
+    </w:p>
+    <w:p>
+      <w:r>
+        <w:t xml:space="preserve">Der zu verwendende </w:t>
+      </w:r>
+      <w:proofErr w:type="spellStart"/>
+      <w:r>
+        <w:t>Sign</w:t>
+      </w:r>
+      <w:proofErr w:type="spellEnd"/>
+      <w:r>
+        <w:t xml:space="preserve"> Key und das Signaturzertifikat von MOA müssen folgendermaßen angegeben werden:</w:t>
       </w:r>
     </w:p>
     <w:p>
@@ -3945,13 +5472,67 @@
         <w:ind w:left="425"/>
         <w:rPr>
           <w:i/>
-        </w:rPr>
-      </w:pPr>
-      <w:r>
-        <w:rPr>
-          <w:i/>
-        </w:rPr>
-        <w:t>bku.sign.url=http://127.0.0.1:3495/http-security-layer-request</w:t>
+          <w:lang w:val="en-US"/>
+        </w:rPr>
+      </w:pPr>
+      <w:proofErr w:type="spellStart"/>
+      <w:proofErr w:type="gramStart"/>
+      <w:r>
+        <w:rPr>
+          <w:i/>
+          <w:lang w:val="en-US"/>
+        </w:rPr>
+        <w:t>moa.sign</w:t>
+      </w:r>
+      <w:proofErr w:type="gramEnd"/>
+      <w:r>
+        <w:rPr>
+          <w:i/>
+          <w:lang w:val="en-US"/>
+        </w:rPr>
+        <w:t>.KeyIdentifier</w:t>
+      </w:r>
+      <w:proofErr w:type="spellEnd"/>
+      <w:r>
+        <w:rPr>
+          <w:i/>
+          <w:lang w:val="en-US"/>
+        </w:rPr>
+        <w:t>=TestKey2</w:t>
+      </w:r>
+    </w:p>
+    <w:p>
+      <w:pPr>
+        <w:ind w:left="425"/>
+        <w:rPr>
+          <w:i/>
+          <w:lang w:val="en-US"/>
+        </w:rPr>
+      </w:pPr>
+      <w:proofErr w:type="spellStart"/>
+      <w:proofErr w:type="gramStart"/>
+      <w:r>
+        <w:rPr>
+          <w:i/>
+          <w:lang w:val="en-US"/>
+        </w:rPr>
+        <w:t>moa.sign</w:t>
+      </w:r>
+      <w:proofErr w:type="gramEnd"/>
+      <w:r>
+        <w:rPr>
+          <w:i/>
+          <w:lang w:val="en-US"/>
+        </w:rPr>
+        <w:t>.Certificate</w:t>
+      </w:r>
+      <w:proofErr w:type="spellEnd"/>
+      <w:r>
+        <w:rPr>
+          <w:i/>
+          <w:lang w:val="en-US"/>
+        </w:rPr>
+        <w:t>=./moa_sign_certificate.crt</w:t>
       </w:r>
     </w:p>
     <w:p>
@@ -3970,29 +5551,20 @@
         <w:rPr>
           <w:i/>
         </w:rPr>
-        <w:t>bku.verify.url=http://127.0.0.1:3495/http-security-layer-request</w:t>
-      </w:r>
-    </w:p>
-    <w:p>
-      <w:pPr>
-        <w:pStyle w:val="Heading2"/>
-      </w:pPr>
-      <w:bookmarkStart w:id="19" w:name="_Toc490637488"/>
-      <w:bookmarkStart w:id="20" w:name="_Toc379351820"/>
-      <w:r>
-        <w:t>Basiseinstellungen für die Anbindung an MOA-SS und MOA SP</w:t>
-      </w:r>
-      <w:bookmarkEnd w:id="19"/>
-      <w:bookmarkEnd w:id="20"/>
-    </w:p>
-    <w:p>
-      <w:r>
-        <w:t>Um MOA-SS und MOA-SP zu verwenden, muss die Bibliothek pdf-as-moa in den Klassenpfad aufgenommen werden.</w:t>
-      </w:r>
-    </w:p>
-    <w:p>
-      <w:r>
-        <w:t>Signierprozess: Request-Url, Pfad des Signier Request-Template</w:t>
+        <w:t>moa.verify.url=http://129.27.153.100:18080/moa-spss/services/SignatureVerification</w:t>
+      </w:r>
+    </w:p>
+    <w:p>
+      <w:r>
+        <w:t xml:space="preserve">Die von MOA zu verwendende </w:t>
+      </w:r>
+      <w:proofErr w:type="spellStart"/>
+      <w:r>
+        <w:t>TrustProfileID</w:t>
+      </w:r>
+      <w:proofErr w:type="spellEnd"/>
+      <w:r>
+        <w:t xml:space="preserve"> muss folgendermaßen angegeben werden:</w:t>
       </w:r>
     </w:p>
     <w:p>
@@ -4002,86 +5574,27 @@
           <w:i/>
         </w:rPr>
       </w:pPr>
-      <w:r>
-        <w:rPr>
-          <w:i/>
-        </w:rPr>
-        <w:t>moa.sign.url=http://129.27.153.100:18080/moa-spss/services/SignatureCreation</w:t>
-      </w:r>
-    </w:p>
-    <w:p>
-      <w:r>
-        <w:t>Der zu verwendende Sign Key und das Signaturzertifikat von MOA müssen folgendermaßen angegeben werden:</w:t>
-      </w:r>
-    </w:p>
-    <w:p>
-      <w:pPr>
-        <w:ind w:left="425"/>
-        <w:rPr>
-          <w:i/>
-          <w:lang w:val="en-US"/>
-        </w:rPr>
-      </w:pPr>
-      <w:r>
-        <w:rPr>
-          <w:i/>
-          <w:lang w:val="en-US"/>
-        </w:rPr>
-        <w:t>moa.sign.KeyIdentifier=TestKey2</w:t>
-      </w:r>
-    </w:p>
-    <w:p>
-      <w:pPr>
-        <w:ind w:left="425"/>
-        <w:rPr>
-          <w:i/>
-          <w:lang w:val="en-US"/>
-        </w:rPr>
-      </w:pPr>
-      <w:r>
-        <w:rPr>
-          <w:i/>
-          <w:lang w:val="en-US"/>
-        </w:rPr>
-        <w:t>moa.sign.Certificate=./moa_sign_certificate.crt</w:t>
-      </w:r>
-    </w:p>
-    <w:p>
-      <w:r>
-        <w:t>Prüf-Prozess: Request-URL</w:t>
-      </w:r>
-    </w:p>
-    <w:p>
-      <w:pPr>
-        <w:ind w:left="425"/>
-        <w:rPr>
-          <w:i/>
-        </w:rPr>
-      </w:pPr>
-      <w:r>
-        <w:rPr>
-          <w:i/>
-        </w:rPr>
-        <w:t>moa.verify.url=http://129.27.153.100:18080/moa-spss/services/SignatureVerification</w:t>
-      </w:r>
-    </w:p>
-    <w:p>
-      <w:r>
-        <w:t>Die von MOA zu verwendende TrustProfileID muss folgendermaßen angegeben werden:</w:t>
-      </w:r>
-    </w:p>
-    <w:p>
-      <w:pPr>
-        <w:ind w:left="425"/>
-        <w:rPr>
-          <w:i/>
-        </w:rPr>
-      </w:pPr>
-      <w:r>
-        <w:rPr>
-          <w:i/>
-        </w:rPr>
-        <w:t>moa.verify.TrustProfileID=Test-Signaturdienste</w:t>
+      <w:proofErr w:type="spellStart"/>
+      <w:proofErr w:type="gramStart"/>
+      <w:r>
+        <w:rPr>
+          <w:i/>
+        </w:rPr>
+        <w:t>moa.verify</w:t>
+      </w:r>
+      <w:proofErr w:type="gramEnd"/>
+      <w:r>
+        <w:rPr>
+          <w:i/>
+        </w:rPr>
+        <w:t>.TrustProfileID</w:t>
+      </w:r>
+      <w:proofErr w:type="spellEnd"/>
+      <w:r>
+        <w:rPr>
+          <w:i/>
+        </w:rPr>
+        <w:t>=Test-Signaturdienste</w:t>
       </w:r>
     </w:p>
     <w:p>
@@ -4112,20 +5625,53 @@
           <w:lang w:val="de-AT"/>
         </w:rPr>
       </w:pPr>
+      <w:proofErr w:type="spellStart"/>
+      <w:proofErr w:type="gramStart"/>
       <w:r>
         <w:rPr>
           <w:i/>
           <w:lang w:val="de-AT"/>
         </w:rPr>
-        <w:t>moa.sign.timeout=5000 # (in Millisekunden)</w:t>
-      </w:r>
+        <w:t>moa.sign</w:t>
+      </w:r>
+      <w:proofErr w:type="gramEnd"/>
       <w:r>
         <w:rPr>
           <w:i/>
           <w:lang w:val="de-AT"/>
         </w:rPr>
+        <w:t>.timeout</w:t>
+      </w:r>
+      <w:proofErr w:type="spellEnd"/>
+      <w:r>
+        <w:rPr>
+          <w:i/>
+          <w:lang w:val="de-AT"/>
+        </w:rPr>
+        <w:t>=5000 # (in Millisekunden)</w:t>
+      </w:r>
+      <w:r>
+        <w:rPr>
+          <w:i/>
+          <w:lang w:val="de-AT"/>
+        </w:rPr>
         <w:br/>
-        <w:t>moa.verify.timeout=5000</w:t>
+      </w:r>
+      <w:proofErr w:type="spellStart"/>
+      <w:r>
+        <w:rPr>
+          <w:i/>
+          <w:lang w:val="de-AT"/>
+        </w:rPr>
+        <w:t>moa.verify.timeout</w:t>
+      </w:r>
+      <w:proofErr w:type="spellEnd"/>
+      <w:r>
+        <w:rPr>
+          <w:i/>
+          <w:lang w:val="de-AT"/>
+        </w:rPr>
+        <w:t>=5000</w:t>
       </w:r>
     </w:p>
     <w:p>
@@ -4138,106 +5684,164 @@
     </w:p>
     <w:p>
       <w:r>
-        <w:t>MOA-SS kann erst ab Version 2 zur Signaturpruefung verwendet werden.</w:t>
+        <w:t xml:space="preserve">MOA-SS kann erst ab Version 2 zur </w:t>
+      </w:r>
+      <w:proofErr w:type="spellStart"/>
+      <w:r>
+        <w:t>Signaturpruefung</w:t>
+      </w:r>
+      <w:proofErr w:type="spellEnd"/>
+      <w:r>
+        <w:t xml:space="preserve"> verwendet werden.</w:t>
       </w:r>
     </w:p>
     <w:p>
       <w:pPr>
         <w:pStyle w:val="Heading2"/>
       </w:pPr>
-      <w:bookmarkStart w:id="21" w:name="_Toc490637489"/>
-      <w:bookmarkStart w:id="22" w:name="_Toc379351821"/>
+      <w:bookmarkStart w:id="20" w:name="_Toc490637489"/>
+      <w:bookmarkStart w:id="21" w:name="_Toc379351821"/>
       <w:r>
         <w:t>Basiseinstellungen für die Anbindung von MOCCA Online</w:t>
       </w:r>
+      <w:bookmarkEnd w:id="20"/>
       <w:bookmarkEnd w:id="21"/>
+    </w:p>
+    <w:p>
+      <w:r>
+        <w:t>Signierprozess: Request-</w:t>
+      </w:r>
+      <w:proofErr w:type="spellStart"/>
+      <w:r>
+        <w:t>Url</w:t>
+      </w:r>
+      <w:proofErr w:type="spellEnd"/>
+    </w:p>
+    <w:p>
+      <w:pPr>
+        <w:ind w:left="425"/>
+        <w:rPr>
+          <w:i/>
+          <w:lang w:val="en-US"/>
+        </w:rPr>
+      </w:pPr>
+      <w:r>
+        <w:rPr>
+          <w:i/>
+          <w:lang w:val="en-US"/>
+        </w:rPr>
+        <w:t>moc.sign.url= http://129.27.153.100:18080/bkuonline/http-security-layer-request</w:t>
+      </w:r>
+    </w:p>
+    <w:p>
+      <w:pPr>
+        <w:rPr>
+          <w:lang w:val="en-US"/>
+        </w:rPr>
+      </w:pPr>
+    </w:p>
+    <w:p>
+      <w:pPr>
+        <w:pStyle w:val="Heading2"/>
+      </w:pPr>
+      <w:bookmarkStart w:id="22" w:name="_Toc490637490"/>
+      <w:bookmarkStart w:id="23" w:name="_Toc379351822"/>
+      <w:r>
+        <w:t>Basiseinstellungen für die Anbindung der Handy Signatur</w:t>
+      </w:r>
       <w:bookmarkEnd w:id="22"/>
-    </w:p>
-    <w:p>
-      <w:r>
-        <w:t>Signierprozess: Request-Url</w:t>
-      </w:r>
+      <w:bookmarkEnd w:id="23"/>
+    </w:p>
+    <w:p>
+      <w:r>
+        <w:t>Signierprozess: Request-</w:t>
+      </w:r>
+      <w:proofErr w:type="spellStart"/>
+      <w:r>
+        <w:t>Url</w:t>
+      </w:r>
+      <w:proofErr w:type="spellEnd"/>
+      <w:r>
+        <w:t xml:space="preserve">, Pfad des </w:t>
+      </w:r>
+      <w:proofErr w:type="spellStart"/>
+      <w:r>
+        <w:t>Signier</w:t>
+      </w:r>
+      <w:proofErr w:type="spellEnd"/>
+      <w:r>
+        <w:t xml:space="preserve"> Request-Template und der </w:t>
+      </w:r>
+      <w:proofErr w:type="spellStart"/>
+      <w:r>
+        <w:t>KeyboxIdentifier</w:t>
+      </w:r>
+      <w:proofErr w:type="spellEnd"/>
     </w:p>
     <w:p>
       <w:pPr>
         <w:ind w:left="425"/>
         <w:rPr>
           <w:i/>
-          <w:lang w:val="en-US"/>
-        </w:rPr>
-      </w:pPr>
-      <w:r>
-        <w:rPr>
-          <w:i/>
-          <w:lang w:val="en-US"/>
-        </w:rPr>
-        <w:t>moc.sign.url= http://129.27.153.100:18080/bkuonline/http-security-layer-request</w:t>
-      </w:r>
-    </w:p>
-    <w:p>
-      <w:pPr>
-        <w:rPr>
-          <w:lang w:val="en-US"/>
-        </w:rPr>
-      </w:pPr>
-    </w:p>
+        </w:rPr>
+      </w:pPr>
+      <w:r>
+        <w:rPr>
+          <w:i/>
+        </w:rPr>
+        <w:t>mobile.sign.url=</w:t>
+      </w:r>
+      <w:r>
+        <w:rPr>
+          <w:i/>
+        </w:rPr>
+        <w:t>https://service.a-trust.at/mobile/https-security-layer-request/default.aspx</w:t>
+      </w:r>
+    </w:p>
+    <w:p/>
     <w:p>
       <w:pPr>
         <w:pStyle w:val="Heading2"/>
       </w:pPr>
-      <w:bookmarkStart w:id="23" w:name="_Toc490637490"/>
-      <w:bookmarkStart w:id="24" w:name="_Toc379351822"/>
-      <w:r>
-        <w:t>Basiseinstellungen für die Anbindung der Handy Signatur</w:t>
-      </w:r>
-      <w:bookmarkEnd w:id="23"/>
+      <w:bookmarkStart w:id="24" w:name="_Toc490637491"/>
+      <w:bookmarkStart w:id="25" w:name="_Toc147482732"/>
+      <w:bookmarkStart w:id="26" w:name="_Toc283915519"/>
+      <w:bookmarkStart w:id="27" w:name="_Toc379351823"/>
+      <w:r>
+        <w:t>Spezifikation der Signatur Blöcke</w:t>
+      </w:r>
       <w:bookmarkEnd w:id="24"/>
-    </w:p>
-    <w:p>
-      <w:r>
-        <w:t>Signierprozess: Request-Url, Pfad des Signier Request-Template und der KeyboxIdentifier</w:t>
-      </w:r>
-    </w:p>
-    <w:p>
-      <w:pPr>
-        <w:ind w:left="425"/>
-        <w:rPr>
-          <w:i/>
-        </w:rPr>
-      </w:pPr>
-      <w:r>
-        <w:rPr>
-          <w:i/>
-        </w:rPr>
-        <w:t>mobile.sign.url=</w:t>
-      </w:r>
-      <w:r>
-        <w:rPr>
-          <w:i/>
-        </w:rPr>
-        <w:t>https://service.a-trust.at/mobile/https-security-layer-request/default.aspx</w:t>
-      </w:r>
-    </w:p>
-    <w:p/>
-    <w:p>
-      <w:pPr>
-        <w:pStyle w:val="Heading2"/>
-      </w:pPr>
-      <w:bookmarkStart w:id="25" w:name="_Toc490637491"/>
-      <w:bookmarkStart w:id="26" w:name="_Toc147482732"/>
-      <w:bookmarkStart w:id="27" w:name="_Toc283915519"/>
-      <w:bookmarkStart w:id="28" w:name="_Toc379351823"/>
-      <w:r>
-        <w:t>Spezifikation der Signatur Blöcke</w:t>
-      </w:r>
       <w:bookmarkEnd w:id="25"/>
       <w:bookmarkEnd w:id="26"/>
       <w:bookmarkEnd w:id="27"/>
-      <w:bookmarkEnd w:id="28"/>
-    </w:p>
-    <w:p>
-      <w:r>
-        <w:t>Die Spezifikation legt fest, welche Bezeichner (key) im Signatur Block vorhanden sind und welche Werte (value) vordefiniert werden können. Bei der Erzeugung eines Signatur Blocks werden die notwendigen Daten (values) aus der Signaturanfrage Antwort von BKU oder MOA extrahiert und entsprechend zugeordnet. Die Spezifikation sagt jedoch nicht aus, in welcher Reihenfolge oder in welcher Anordnung die Bezeichner und Werte im Signatur Block eingetragen werden. Dafür gibt es eine separate Definition.</w:t>
+    </w:p>
+    <w:p>
+      <w:r>
+        <w:t>Die Spezifikation legt fest, welche Bezeichner (</w:t>
+      </w:r>
+      <w:proofErr w:type="spellStart"/>
+      <w:r>
+        <w:t>key</w:t>
+      </w:r>
+      <w:proofErr w:type="spellEnd"/>
+      <w:r>
+        <w:t>) im Signatur Block vorhanden sind und welche Werte (</w:t>
+      </w:r>
+      <w:proofErr w:type="spellStart"/>
+      <w:r>
+        <w:t>value</w:t>
+      </w:r>
+      <w:proofErr w:type="spellEnd"/>
+      <w:r>
+        <w:t>) vordefiniert werden können. Bei der Erzeugung eines Signatur Blocks werden die notwendigen Daten (</w:t>
+      </w:r>
+      <w:proofErr w:type="spellStart"/>
+      <w:r>
+        <w:t>values</w:t>
+      </w:r>
+      <w:proofErr w:type="spellEnd"/>
+      <w:r>
+        <w:t>) aus der Signaturanfrage Antwort von BKU oder MOA extrahiert und entsprechend zugeordnet. Die Spezifikation sagt jedoch nicht aus, in welcher Reihenfolge oder in welcher Anordnung die Bezeichner und Werte im Signatur Block eingetragen werden. Dafür gibt es eine separate Definition.</w:t>
       </w:r>
     </w:p>
     <w:p>
@@ -4257,11 +5861,33 @@
           <w:i/>
         </w:rPr>
       </w:pPr>
-      <w:r>
-        <w:rPr>
-          <w:i/>
-        </w:rPr>
-        <w:t>sig_obj.egov_graz_gv_at.description=EGOV Graz.gv.at</w:t>
+      <w:proofErr w:type="spellStart"/>
+      <w:r>
+        <w:rPr>
+          <w:i/>
+        </w:rPr>
+        <w:t>sig_</w:t>
+      </w:r>
+      <w:proofErr w:type="gramStart"/>
+      <w:r>
+        <w:rPr>
+          <w:i/>
+        </w:rPr>
+        <w:t>obj.egov</w:t>
+      </w:r>
+      <w:proofErr w:type="gramEnd"/>
+      <w:r>
+        <w:rPr>
+          <w:i/>
+        </w:rPr>
+        <w:t>_graz_gv_at.description</w:t>
+      </w:r>
+      <w:proofErr w:type="spellEnd"/>
+      <w:r>
+        <w:rPr>
+          <w:i/>
+        </w:rPr>
+        <w:t>=EGOV Graz.gv.at</w:t>
       </w:r>
     </w:p>
     <w:p>
@@ -4289,11 +5915,19 @@
           <w:i/>
         </w:rPr>
       </w:pPr>
-      <w:r>
-        <w:rPr>
-          <w:i/>
-        </w:rPr>
-        <w:t>sig_obj.egov_graz_gv_at.key.SIG_NAME=Inhaber</w:t>
+      <w:proofErr w:type="spellStart"/>
+      <w:r>
+        <w:rPr>
+          <w:i/>
+        </w:rPr>
+        <w:t>sig_obj.egov_graz_gv_at.key.SIG_NAME</w:t>
+      </w:r>
+      <w:proofErr w:type="spellEnd"/>
+      <w:r>
+        <w:rPr>
+          <w:i/>
+        </w:rPr>
+        <w:t>=Inhaber</w:t>
       </w:r>
     </w:p>
     <w:p>
@@ -4308,12 +5942,20 @@
           <w:i/>
         </w:rPr>
       </w:pPr>
+      <w:proofErr w:type="spellStart"/>
       <w:r>
         <w:rPr>
           <w:i/>
         </w:rPr>
         <w:lastRenderedPageBreak/>
-        <w:t>sig_obj.egov_graz_gv_at.key.SIG_DATE=Datum</w:t>
+        <w:t>sig_obj.egov_graz_gv_at.key.SIG_DATE</w:t>
+      </w:r>
+      <w:proofErr w:type="spellEnd"/>
+      <w:r>
+        <w:rPr>
+          <w:i/>
+        </w:rPr>
+        <w:t>=Datum</w:t>
       </w:r>
     </w:p>
     <w:p>
@@ -4332,11 +5974,19 @@
           <w:i/>
         </w:rPr>
       </w:pPr>
-      <w:r>
-        <w:rPr>
-          <w:i/>
-        </w:rPr>
-        <w:t>sig_obj.egov_graz_gv_at.key.SIG_ISSUER=Aussteller</w:t>
+      <w:proofErr w:type="spellStart"/>
+      <w:r>
+        <w:rPr>
+          <w:i/>
+        </w:rPr>
+        <w:t>sig_obj.egov_graz_gv_at.key.SIG_ISSUER</w:t>
+      </w:r>
+      <w:proofErr w:type="spellEnd"/>
+      <w:r>
+        <w:rPr>
+          <w:i/>
+        </w:rPr>
+        <w:t>=Aussteller</w:t>
       </w:r>
     </w:p>
     <w:p>
@@ -4351,11 +6001,19 @@
           <w:i/>
         </w:rPr>
       </w:pPr>
-      <w:r>
-        <w:rPr>
-          <w:i/>
-        </w:rPr>
-        <w:t>sig_obj.egov_graz_gv_at.key.SIG_NUMBER=Seriennummer</w:t>
+      <w:proofErr w:type="spellStart"/>
+      <w:r>
+        <w:rPr>
+          <w:i/>
+        </w:rPr>
+        <w:t>sig_obj.egov_graz_gv_at.key.SIG_NUMBER</w:t>
+      </w:r>
+      <w:proofErr w:type="spellEnd"/>
+      <w:r>
+        <w:rPr>
+          <w:i/>
+        </w:rPr>
+        <w:t>=Seriennummer</w:t>
       </w:r>
     </w:p>
     <w:p>
@@ -4370,36 +6028,53 @@
           <w:i/>
         </w:rPr>
       </w:pPr>
-      <w:r>
-        <w:rPr>
-          <w:i/>
-        </w:rPr>
-        <w:t>sig_obj.egov_graz_gv_at.key.SIG_META=Hinweis:</w:t>
-      </w:r>
-    </w:p>
-    <w:p>
-      <w:r>
-        <w:t>Der Bezeichner SIG_NAME kann verwendet werden um den Namen des Signators aus dem Signaturzertifikat in den Signaturblock einzufügen.</w:t>
+      <w:proofErr w:type="spellStart"/>
+      <w:r>
+        <w:rPr>
+          <w:i/>
+        </w:rPr>
+        <w:t>sig_obj.egov_graz_gv_at.key.SIG_META</w:t>
+      </w:r>
+      <w:proofErr w:type="spellEnd"/>
+      <w:r>
+        <w:rPr>
+          <w:i/>
+        </w:rPr>
+        <w:t>=Hinweis:</w:t>
+      </w:r>
+    </w:p>
+    <w:p>
+      <w:r>
+        <w:t xml:space="preserve">Der Bezeichner SIG_NAME kann verwendet werden um den Namen des </w:t>
+      </w:r>
+      <w:proofErr w:type="spellStart"/>
+      <w:r>
+        <w:t>Signators</w:t>
+      </w:r>
+      <w:proofErr w:type="spellEnd"/>
+      <w:r>
+        <w:t xml:space="preserve"> aus dem Signaturzertifikat in den Signaturblock einzufügen.</w:t>
       </w:r>
     </w:p>
     <w:p>
       <w:pPr>
         <w:pStyle w:val="Heading3"/>
       </w:pPr>
-      <w:bookmarkStart w:id="29" w:name="_Toc490637492"/>
-      <w:bookmarkStart w:id="30" w:name="_Toc283915520"/>
-      <w:bookmarkStart w:id="31" w:name="_Toc147482733"/>
+      <w:bookmarkStart w:id="28" w:name="_Toc490637492"/>
+      <w:bookmarkStart w:id="29" w:name="_Toc283915520"/>
+      <w:bookmarkStart w:id="30" w:name="_Toc147482733"/>
       <w:r>
         <w:t>Design des Signatur Blocks (Tabelle)</w:t>
       </w:r>
+      <w:bookmarkEnd w:id="28"/>
       <w:bookmarkEnd w:id="29"/>
       <w:bookmarkEnd w:id="30"/>
-      <w:bookmarkEnd w:id="31"/>
     </w:p>
     <w:p>
       <w:r>
         <w:t xml:space="preserve">Eine Signatur Block Tabelle besteht aus mindestens einer </w:t>
       </w:r>
+      <w:proofErr w:type="spellStart"/>
       <w:r>
         <w:rPr>
           <w:rFonts w:ascii="Courier New" w:hAnsi="Courier New" w:cs="Courier New"/>
@@ -4408,6 +6083,7 @@
         </w:rPr>
         <w:t>main</w:t>
       </w:r>
+      <w:proofErr w:type="spellEnd"/>
       <w:r>
         <w:t xml:space="preserve"> Tabelle. Die Tabellen Reihen werden steigend durchnummeriert. Der Wert einer Zeile gibt an, was in dieser Zeile dargestellt werden soll.</w:t>
       </w:r>
@@ -4425,12 +6101,36 @@
         <w:t>TABLE</w:t>
       </w:r>
       <w:r>
-        <w:t>. Dieses verweist auf eine eingebettete Tabellendefinition (z.B. info).</w:t>
-      </w:r>
-    </w:p>
-    <w:p>
-      <w:r>
-        <w:t>Mit Hilfe der Felder –i(Image), -c(Caption=key), -v(Value=value) werden die jeweiligen Werte in die Tabellenzelle eingefügt. Die Trennung von Tabellenzellen erfolgt mit dem Zeichen „|“.</w:t>
+        <w:t xml:space="preserve">. Dieses verweist auf eine eingebettete Tabellendefinition (z.B. </w:t>
+      </w:r>
+      <w:proofErr w:type="spellStart"/>
+      <w:r>
+        <w:t>info</w:t>
+      </w:r>
+      <w:proofErr w:type="spellEnd"/>
+      <w:r>
+        <w:t>).</w:t>
+      </w:r>
+    </w:p>
+    <w:p>
+      <w:r>
+        <w:t>Mit Hilfe der Felder –i(Image), -c(Caption=</w:t>
+      </w:r>
+      <w:proofErr w:type="spellStart"/>
+      <w:r>
+        <w:t>key</w:t>
+      </w:r>
+      <w:proofErr w:type="spellEnd"/>
+      <w:r>
+        <w:t>), -v(Value=</w:t>
+      </w:r>
+      <w:proofErr w:type="spellStart"/>
+      <w:r>
+        <w:t>value</w:t>
+      </w:r>
+      <w:proofErr w:type="spellEnd"/>
+      <w:r>
+        <w:t>) werden die jeweiligen Werte in die Tabellenzelle eingefügt. Die Trennung von Tabellenzellen erfolgt mit dem Zeichen „|“.</w:t>
       </w:r>
     </w:p>
     <w:p>
@@ -4449,7 +6149,15 @@
     </w:p>
     <w:p>
       <w:r>
-        <w:t>Z.B. Definition einer zweispaltigen Tabelle: links das Bild, rechts die Subtabelle info:</w:t>
+        <w:t xml:space="preserve">Z.B. Definition einer zweispaltigen Tabelle: links das Bild, rechts die Subtabelle </w:t>
+      </w:r>
+      <w:proofErr w:type="spellStart"/>
+      <w:r>
+        <w:t>info</w:t>
+      </w:r>
+      <w:proofErr w:type="spellEnd"/>
+      <w:r>
+        <w:t>:</w:t>
       </w:r>
     </w:p>
     <w:p>
@@ -4463,8 +6171,30 @@
         <w:rPr>
           <w:i/>
         </w:rPr>
-        <w:t>sig_obj.egov_graz_gv_at.table.main.1=SIG_LABEL-i|TABLE-info</w:t>
-      </w:r>
+        <w:t>sig_</w:t>
+      </w:r>
+      <w:proofErr w:type="gramStart"/>
+      <w:r>
+        <w:rPr>
+          <w:i/>
+        </w:rPr>
+        <w:t>obj.egov</w:t>
+      </w:r>
+      <w:proofErr w:type="gramEnd"/>
+      <w:r>
+        <w:rPr>
+          <w:i/>
+        </w:rPr>
+        <w:t>_graz_gv_at.table.main.1=</w:t>
+      </w:r>
+      <w:proofErr w:type="spellStart"/>
+      <w:r>
+        <w:rPr>
+          <w:i/>
+        </w:rPr>
+        <w:t>SIG_LABEL-i|TABLE-info</w:t>
+      </w:r>
+      <w:proofErr w:type="spellEnd"/>
     </w:p>
     <w:p>
       <w:pPr>
@@ -4477,7 +6207,21 @@
         <w:rPr>
           <w:i/>
         </w:rPr>
-        <w:t>sig_obj.egov_graz_gv_at.table.main.2=SIG_META-v</w:t>
+        <w:t>sig_</w:t>
+      </w:r>
+      <w:proofErr w:type="gramStart"/>
+      <w:r>
+        <w:rPr>
+          <w:i/>
+        </w:rPr>
+        <w:t>obj.egov</w:t>
+      </w:r>
+      <w:proofErr w:type="gramEnd"/>
+      <w:r>
+        <w:rPr>
+          <w:i/>
+        </w:rPr>
+        <w:t>_graz_gv_at.table.main.2=SIG_META-v</w:t>
       </w:r>
     </w:p>
     <w:p>
@@ -4491,7 +6235,21 @@
         <w:rPr>
           <w:i/>
         </w:rPr>
-        <w:t>sig_obj.egov_graz_gv_at.table.main.3=SIG_ID-cv</w:t>
+        <w:t>sig_</w:t>
+      </w:r>
+      <w:proofErr w:type="gramStart"/>
+      <w:r>
+        <w:rPr>
+          <w:i/>
+        </w:rPr>
+        <w:t>obj.egov</w:t>
+      </w:r>
+      <w:proofErr w:type="gramEnd"/>
+      <w:r>
+        <w:rPr>
+          <w:i/>
+        </w:rPr>
+        <w:t>_graz_gv_at.table.main.3=SIG_ID-cv</w:t>
       </w:r>
     </w:p>
     <w:p>
@@ -4506,15 +6264,38 @@
           <w:i/>
         </w:rPr>
       </w:pPr>
+      <w:proofErr w:type="spellStart"/>
       <w:r>
         <w:rPr>
           <w:i/>
         </w:rPr>
         <w:lastRenderedPageBreak/>
-        <w:t>sig_obj.egov_graz_gv_at.table.main.ColsWidth=1 4</w:t>
-      </w:r>
-    </w:p>
-    <w:p>
+        <w:t>sig_</w:t>
+      </w:r>
+      <w:proofErr w:type="gramStart"/>
+      <w:r>
+        <w:rPr>
+          <w:i/>
+        </w:rPr>
+        <w:t>obj.egov</w:t>
+      </w:r>
+      <w:proofErr w:type="gramEnd"/>
+      <w:r>
+        <w:rPr>
+          <w:i/>
+        </w:rPr>
+        <w:t>_graz_gv_at.table.main.ColsWidth</w:t>
+      </w:r>
+      <w:proofErr w:type="spellEnd"/>
+      <w:r>
+        <w:rPr>
+          <w:i/>
+        </w:rPr>
+        <w:t>=1 4</w:t>
+      </w:r>
+    </w:p>
+    <w:p>
+      <w:proofErr w:type="spellStart"/>
       <w:r>
         <w:t>Styledefinitionen</w:t>
       </w:r>
@@ -4524,8 +6305,17 @@
         </w:rPr>
         <w:t></w:t>
       </w:r>
-      <w:r>
-        <w:t>diese Vererben sich auch auf die Zellen:</w:t>
+      <w:proofErr w:type="gramStart"/>
+      <w:r>
+        <w:t>diese</w:t>
+      </w:r>
+      <w:proofErr w:type="spellEnd"/>
+      <w:r>
+        <w:t xml:space="preserve"> Vererben</w:t>
+      </w:r>
+      <w:proofErr w:type="gramEnd"/>
+      <w:r>
+        <w:t xml:space="preserve"> sich auch auf die Zellen:</w:t>
       </w:r>
     </w:p>
     <w:p>
@@ -4540,11 +6330,33 @@
           <w:i/>
         </w:rPr>
       </w:pPr>
-      <w:r>
-        <w:rPr>
-          <w:i/>
-        </w:rPr>
-        <w:t>sig_obj.egov_graz_gv_at.table.main.Style.bgcolor=222 222 200</w:t>
+      <w:proofErr w:type="spellStart"/>
+      <w:r>
+        <w:rPr>
+          <w:i/>
+        </w:rPr>
+        <w:t>sig_</w:t>
+      </w:r>
+      <w:proofErr w:type="gramStart"/>
+      <w:r>
+        <w:rPr>
+          <w:i/>
+        </w:rPr>
+        <w:t>obj.egov</w:t>
+      </w:r>
+      <w:proofErr w:type="gramEnd"/>
+      <w:r>
+        <w:rPr>
+          <w:i/>
+        </w:rPr>
+        <w:t>_graz_gv_at.table.main.Style.bgcolor</w:t>
+      </w:r>
+      <w:proofErr w:type="spellEnd"/>
+      <w:r>
+        <w:rPr>
+          <w:i/>
+        </w:rPr>
+        <w:t>=222 222 200</w:t>
       </w:r>
     </w:p>
     <w:p>
@@ -4564,11 +6376,33 @@
           <w:i/>
         </w:rPr>
       </w:pPr>
-      <w:r>
-        <w:rPr>
-          <w:i/>
-        </w:rPr>
-        <w:t>sig_obj.egov_graz_gv_at.table.main.Style.padding=3</w:t>
+      <w:proofErr w:type="spellStart"/>
+      <w:r>
+        <w:rPr>
+          <w:i/>
+        </w:rPr>
+        <w:t>sig_</w:t>
+      </w:r>
+      <w:proofErr w:type="gramStart"/>
+      <w:r>
+        <w:rPr>
+          <w:i/>
+        </w:rPr>
+        <w:t>obj.egov</w:t>
+      </w:r>
+      <w:proofErr w:type="gramEnd"/>
+      <w:r>
+        <w:rPr>
+          <w:i/>
+        </w:rPr>
+        <w:t>_graz_gv_at.table.main.Style.padding</w:t>
+      </w:r>
+      <w:proofErr w:type="spellEnd"/>
+      <w:r>
+        <w:rPr>
+          <w:i/>
+        </w:rPr>
+        <w:t>=3</w:t>
       </w:r>
     </w:p>
     <w:p>
@@ -4587,7 +6421,21 @@
         <w:rPr>
           <w:i/>
         </w:rPr>
-        <w:t>sig_obj.egov_graz_gv_at.table.main.Style.halign=[left|center|right]</w:t>
+        <w:t>sig_</w:t>
+      </w:r>
+      <w:proofErr w:type="gramStart"/>
+      <w:r>
+        <w:rPr>
+          <w:i/>
+        </w:rPr>
+        <w:t>obj.egov</w:t>
+      </w:r>
+      <w:proofErr w:type="gramEnd"/>
+      <w:r>
+        <w:rPr>
+          <w:i/>
+        </w:rPr>
+        <w:t>_graz_gv_at.table.main.Style.halign=[left|center|right]</w:t>
       </w:r>
     </w:p>
     <w:p>
@@ -4606,7 +6454,21 @@
         <w:rPr>
           <w:i/>
         </w:rPr>
-        <w:t>sig_obj.egov_graz_gv_at.table.main.Style.valign=[top|middle|bottom]</w:t>
+        <w:t>sig_</w:t>
+      </w:r>
+      <w:proofErr w:type="gramStart"/>
+      <w:r>
+        <w:rPr>
+          <w:i/>
+        </w:rPr>
+        <w:t>obj.egov</w:t>
+      </w:r>
+      <w:proofErr w:type="gramEnd"/>
+      <w:r>
+        <w:rPr>
+          <w:i/>
+        </w:rPr>
+        <w:t>_graz_gv_at.table.main.Style.valign=[top|middle|bottom]</w:t>
       </w:r>
     </w:p>
     <w:p>
@@ -4621,79 +6483,26 @@
       <w:r>
         <w:t xml:space="preserve">Ausrichtung ausschließlich für Werte-Zellen (Zellen, in denen signaturspezifische Daten wie z.B. der Name des Unterzeichners oder der Signaturzeitpunkt enthalten sind). Sind diese Werte nicht gesetzt, werden die entsprechenden Werte von </w:t>
       </w:r>
+      <w:proofErr w:type="spellStart"/>
       <w:r>
         <w:rPr>
           <w:rFonts w:ascii="Courier New" w:hAnsi="Courier New" w:cs="Courier New"/>
           <w:sz w:val="18"/>
           <w:szCs w:val="18"/>
         </w:rPr>
-        <w:t xml:space="preserve">valign </w:t>
-      </w:r>
-      <w:r>
-        <w:t>bzw.</w:t>
-      </w:r>
+        <w:t>valign</w:t>
+      </w:r>
+      <w:proofErr w:type="spellEnd"/>
       <w:r>
         <w:rPr>
           <w:rFonts w:ascii="Courier New" w:hAnsi="Courier New" w:cs="Courier New"/>
           <w:sz w:val="18"/>
           <w:szCs w:val="18"/>
         </w:rPr>
-        <w:t xml:space="preserve"> halign</w:t>
-      </w:r>
-      <w:r>
-        <w:t xml:space="preserve"> übernommen:</w:t>
-      </w:r>
-    </w:p>
-    <w:p>
-      <w:r>
-        <w:t>Horizontalausrichtung für Werte-Zellen:</w:t>
-      </w:r>
-    </w:p>
-    <w:p>
-      <w:pPr>
-        <w:ind w:left="425"/>
-        <w:rPr>
-          <w:i/>
-        </w:rPr>
-      </w:pPr>
-      <w:r>
-        <w:rPr>
-          <w:i/>
-        </w:rPr>
-        <w:t>sig_obj.egov_graz_gv_at.table.main.Style.valuehalign=[left|center|lineCenter|right]</w:t>
-      </w:r>
-    </w:p>
-    <w:p>
-      <w:r>
-        <w:t>Vertikalausrichtung für Werte-Zellen:</w:t>
-      </w:r>
-    </w:p>
-    <w:p>
-      <w:pPr>
-        <w:ind w:left="425"/>
-        <w:rPr>
-          <w:i/>
-        </w:rPr>
-      </w:pPr>
-      <w:r>
-        <w:rPr>
-          <w:i/>
-        </w:rPr>
-        <w:t>sig_obj.egov_graz_gv_at.table.main.Style.valuevalign=[top|middle|bottom]</w:t>
-      </w:r>
-    </w:p>
-    <w:p>
-      <w:pPr>
-        <w:rPr>
-          <w:i/>
-          <w:iCs/>
-        </w:rPr>
-      </w:pPr>
-    </w:p>
-    <w:p>
-      <w:r>
-        <w:lastRenderedPageBreak/>
-        <w:t xml:space="preserve">Ausrichtung ausschließlich für Bilder-Zellen. Sind diese Werte nicht gesetzt, werden die entsprechenden Werte von </w:t>
+        <w:t xml:space="preserve"> </w:t>
+      </w:r>
+      <w:r>
+        <w:t>bzw.</w:t>
       </w:r>
       <w:r>
         <w:rPr>
@@ -4701,19 +6510,140 @@
           <w:sz w:val="18"/>
           <w:szCs w:val="18"/>
         </w:rPr>
-        <w:t xml:space="preserve">valign </w:t>
-      </w:r>
-      <w:r>
-        <w:t>bzw.</w:t>
-      </w:r>
+        <w:t xml:space="preserve"> </w:t>
+      </w:r>
+      <w:proofErr w:type="spellStart"/>
       <w:r>
         <w:rPr>
           <w:rFonts w:ascii="Courier New" w:hAnsi="Courier New" w:cs="Courier New"/>
           <w:sz w:val="18"/>
           <w:szCs w:val="18"/>
         </w:rPr>
-        <w:t xml:space="preserve"> halign</w:t>
-      </w:r>
+        <w:t>halign</w:t>
+      </w:r>
+      <w:proofErr w:type="spellEnd"/>
+      <w:r>
+        <w:t xml:space="preserve"> übernommen:</w:t>
+      </w:r>
+    </w:p>
+    <w:p>
+      <w:r>
+        <w:t>Horizontalausrichtung für Werte-Zellen:</w:t>
+      </w:r>
+    </w:p>
+    <w:p>
+      <w:pPr>
+        <w:ind w:left="425"/>
+        <w:rPr>
+          <w:i/>
+        </w:rPr>
+      </w:pPr>
+      <w:r>
+        <w:rPr>
+          <w:i/>
+        </w:rPr>
+        <w:t>sig_</w:t>
+      </w:r>
+      <w:proofErr w:type="gramStart"/>
+      <w:r>
+        <w:rPr>
+          <w:i/>
+        </w:rPr>
+        <w:t>obj.egov</w:t>
+      </w:r>
+      <w:proofErr w:type="gramEnd"/>
+      <w:r>
+        <w:rPr>
+          <w:i/>
+        </w:rPr>
+        <w:t>_graz_gv_at.table.main.Style.valuehalign=[left|center|lineCenter|right]</w:t>
+      </w:r>
+    </w:p>
+    <w:p>
+      <w:r>
+        <w:t>Vertikalausrichtung für Werte-Zellen:</w:t>
+      </w:r>
+    </w:p>
+    <w:p>
+      <w:pPr>
+        <w:ind w:left="425"/>
+        <w:rPr>
+          <w:i/>
+        </w:rPr>
+      </w:pPr>
+      <w:r>
+        <w:rPr>
+          <w:i/>
+        </w:rPr>
+        <w:t>sig_</w:t>
+      </w:r>
+      <w:proofErr w:type="gramStart"/>
+      <w:r>
+        <w:rPr>
+          <w:i/>
+        </w:rPr>
+        <w:t>obj.egov</w:t>
+      </w:r>
+      <w:proofErr w:type="gramEnd"/>
+      <w:r>
+        <w:rPr>
+          <w:i/>
+        </w:rPr>
+        <w:t>_graz_gv_at.table.main.Style.valuevalign=[top|middle|bottom]</w:t>
+      </w:r>
+    </w:p>
+    <w:p>
+      <w:pPr>
+        <w:rPr>
+          <w:i/>
+          <w:iCs/>
+        </w:rPr>
+      </w:pPr>
+    </w:p>
+    <w:p>
+      <w:r>
+        <w:lastRenderedPageBreak/>
+        <w:t xml:space="preserve">Ausrichtung ausschließlich für Bilder-Zellen. Sind diese Werte nicht gesetzt, werden die entsprechenden Werte von </w:t>
+      </w:r>
+      <w:proofErr w:type="spellStart"/>
+      <w:r>
+        <w:rPr>
+          <w:rFonts w:ascii="Courier New" w:hAnsi="Courier New" w:cs="Courier New"/>
+          <w:sz w:val="18"/>
+          <w:szCs w:val="18"/>
+        </w:rPr>
+        <w:t>valign</w:t>
+      </w:r>
+      <w:proofErr w:type="spellEnd"/>
+      <w:r>
+        <w:rPr>
+          <w:rFonts w:ascii="Courier New" w:hAnsi="Courier New" w:cs="Courier New"/>
+          <w:sz w:val="18"/>
+          <w:szCs w:val="18"/>
+        </w:rPr>
+        <w:t xml:space="preserve"> </w:t>
+      </w:r>
+      <w:r>
+        <w:t>bzw.</w:t>
+      </w:r>
+      <w:r>
+        <w:rPr>
+          <w:rFonts w:ascii="Courier New" w:hAnsi="Courier New" w:cs="Courier New"/>
+          <w:sz w:val="18"/>
+          <w:szCs w:val="18"/>
+        </w:rPr>
+        <w:t xml:space="preserve"> </w:t>
+      </w:r>
+      <w:proofErr w:type="spellStart"/>
+      <w:r>
+        <w:rPr>
+          <w:rFonts w:ascii="Courier New" w:hAnsi="Courier New" w:cs="Courier New"/>
+          <w:sz w:val="18"/>
+          <w:szCs w:val="18"/>
+        </w:rPr>
+        <w:t>halign</w:t>
+      </w:r>
+      <w:proofErr w:type="spellEnd"/>
       <w:r>
         <w:t xml:space="preserve"> übernommen</w:t>
       </w:r>
@@ -4734,7 +6664,21 @@
         <w:rPr>
           <w:i/>
         </w:rPr>
-        <w:t>sig_obj.egov_graz_gv_at.table.main.Style.imagehalign=[left|center|right]</w:t>
+        <w:t>sig_</w:t>
+      </w:r>
+      <w:proofErr w:type="gramStart"/>
+      <w:r>
+        <w:rPr>
+          <w:i/>
+        </w:rPr>
+        <w:t>obj.egov</w:t>
+      </w:r>
+      <w:proofErr w:type="gramEnd"/>
+      <w:r>
+        <w:rPr>
+          <w:i/>
+        </w:rPr>
+        <w:t>_graz_gv_at.table.main.Style.imagehalign=[left|center|right]</w:t>
       </w:r>
     </w:p>
     <w:p>
@@ -4753,7 +6697,21 @@
         <w:rPr>
           <w:i/>
         </w:rPr>
-        <w:t>sig_obj.egov_graz_gv_at.table.main.Style.imagevalign=[top|middle|bottom]</w:t>
+        <w:t>sig_</w:t>
+      </w:r>
+      <w:proofErr w:type="gramStart"/>
+      <w:r>
+        <w:rPr>
+          <w:i/>
+        </w:rPr>
+        <w:t>obj.egov</w:t>
+      </w:r>
+      <w:proofErr w:type="gramEnd"/>
+      <w:r>
+        <w:rPr>
+          <w:i/>
+        </w:rPr>
+        <w:t>_graz_gv_at.table.main.Style.imagevalign=[top|middle|bottom]</w:t>
       </w:r>
     </w:p>
     <w:p/>
@@ -4769,25 +6727,55 @@
           <w:i/>
         </w:rPr>
       </w:pPr>
-      <w:r>
-        <w:rPr>
-          <w:i/>
-        </w:rPr>
-        <w:t>sig_obj.egov_graz_gv_at.table.main.Style.border=0.1</w:t>
-      </w:r>
-    </w:p>
-    <w:p>
-      <w:pPr>
-        <w:rPr>
-          <w:i/>
-          <w:lang w:val="en-US"/>
-        </w:rPr>
-      </w:pPr>
+      <w:proofErr w:type="spellStart"/>
+      <w:r>
+        <w:rPr>
+          <w:i/>
+        </w:rPr>
+        <w:t>sig_</w:t>
+      </w:r>
+      <w:proofErr w:type="gramStart"/>
+      <w:r>
+        <w:rPr>
+          <w:i/>
+        </w:rPr>
+        <w:t>obj.egov</w:t>
+      </w:r>
+      <w:proofErr w:type="gramEnd"/>
+      <w:r>
+        <w:rPr>
+          <w:i/>
+        </w:rPr>
+        <w:t>_graz_gv_at.table.main.Style.border</w:t>
+      </w:r>
+      <w:proofErr w:type="spellEnd"/>
+      <w:r>
+        <w:rPr>
+          <w:i/>
+        </w:rPr>
+        <w:t>=0.1</w:t>
+      </w:r>
+    </w:p>
+    <w:p>
+      <w:pPr>
+        <w:rPr>
+          <w:i/>
+          <w:lang w:val="en-US"/>
+        </w:rPr>
+      </w:pPr>
+      <w:proofErr w:type="spellStart"/>
       <w:r>
         <w:rPr>
           <w:lang w:val="en-GB"/>
         </w:rPr>
-        <w:t xml:space="preserve">Schriftart: </w:t>
+        <w:t>Schriftart</w:t>
+      </w:r>
+      <w:proofErr w:type="spellEnd"/>
+      <w:r>
+        <w:rPr>
+          <w:lang w:val="en-GB"/>
+        </w:rPr>
+        <w:t xml:space="preserve">: </w:t>
       </w:r>
       <w:r>
         <w:rPr>
@@ -4805,13 +6793,31 @@
           <w:lang w:val="en-US"/>
         </w:rPr>
       </w:pPr>
-      <w:r>
-        <w:rPr>
-          <w:i/>
-          <w:lang w:val="en-US"/>
-        </w:rPr>
-        <w:t>default_font: HELVETICA,8,NORMAL</w:t>
-      </w:r>
+      <w:proofErr w:type="spellStart"/>
+      <w:r>
+        <w:rPr>
+          <w:i/>
+          <w:lang w:val="en-US"/>
+        </w:rPr>
+        <w:t>default_font</w:t>
+      </w:r>
+      <w:proofErr w:type="spellEnd"/>
+      <w:r>
+        <w:rPr>
+          <w:i/>
+          <w:lang w:val="en-US"/>
+        </w:rPr>
+        <w:t>: HELVETICA,</w:t>
+      </w:r>
+      <w:proofErr w:type="gramStart"/>
+      <w:r>
+        <w:rPr>
+          <w:i/>
+          <w:lang w:val="en-US"/>
+        </w:rPr>
+        <w:t>8,NORMAL</w:t>
+      </w:r>
+      <w:proofErr w:type="gramEnd"/>
     </w:p>
     <w:p>
       <w:pPr>
@@ -4821,12 +6827,21 @@
           <w:lang w:val="en-US"/>
         </w:rPr>
       </w:pPr>
-      <w:r>
-        <w:rPr>
-          <w:i/>
-          <w:lang w:val="en-US"/>
-        </w:rPr>
-        <w:t>font_face: HELVETICA | TIMES_ROMAN | COURIER</w:t>
+      <w:proofErr w:type="spellStart"/>
+      <w:r>
+        <w:rPr>
+          <w:i/>
+          <w:lang w:val="en-US"/>
+        </w:rPr>
+        <w:t>font_face</w:t>
+      </w:r>
+      <w:proofErr w:type="spellEnd"/>
+      <w:r>
+        <w:rPr>
+          <w:i/>
+          <w:lang w:val="en-US"/>
+        </w:rPr>
+        <w:t>: HELVETICA | TIMES_ROMAN | COURIER</w:t>
       </w:r>
     </w:p>
     <w:p>
@@ -4837,12 +6852,21 @@
           <w:lang w:val="en-US"/>
         </w:rPr>
       </w:pPr>
-      <w:r>
-        <w:rPr>
-          <w:i/>
-          <w:lang w:val="en-US"/>
-        </w:rPr>
-        <w:t>font_height: float value</w:t>
+      <w:proofErr w:type="spellStart"/>
+      <w:r>
+        <w:rPr>
+          <w:i/>
+          <w:lang w:val="en-US"/>
+        </w:rPr>
+        <w:t>font_height</w:t>
+      </w:r>
+      <w:proofErr w:type="spellEnd"/>
+      <w:r>
+        <w:rPr>
+          <w:i/>
+          <w:lang w:val="en-US"/>
+        </w:rPr>
+        <w:t>: float value</w:t>
       </w:r>
     </w:p>
     <w:p>
@@ -4853,13 +6877,24 @@
           <w:lang w:val="en-US"/>
         </w:rPr>
       </w:pPr>
-      <w:r>
-        <w:rPr>
-          <w:i/>
-          <w:lang w:val="en-US"/>
-        </w:rPr>
-        <w:t>font_weight: NORMAL | BOLD | ITALIC | BOLDITALIC | UNDERLINE | STRIKETHRU</w:t>
-      </w:r>
+      <w:proofErr w:type="spellStart"/>
+      <w:r>
+        <w:rPr>
+          <w:i/>
+          <w:lang w:val="en-US"/>
+        </w:rPr>
+        <w:t>font_weight</w:t>
+      </w:r>
+      <w:proofErr w:type="spellEnd"/>
+      <w:r>
+        <w:rPr>
+          <w:i/>
+          <w:lang w:val="en-US"/>
+        </w:rPr>
+        <w:t>: NORMAL | BOLD | ITALIC | BOLDITALIC</w:t>
+      </w:r>
+      <w:bookmarkStart w:id="31" w:name="_GoBack"/>
+      <w:bookmarkEnd w:id="31"/>
     </w:p>
     <w:p>
       <w:pPr>
@@ -4874,7 +6909,23 @@
           <w:i/>
           <w:lang w:val="en-US"/>
         </w:rPr>
-        <w:t>sig_obj.egov_graz_gv_at.table.main.Style.font=HELVETICA,12,NORMAL</w:t>
+        <w:t>sig_</w:t>
+      </w:r>
+      <w:proofErr w:type="gramStart"/>
+      <w:r>
+        <w:rPr>
+          <w:i/>
+          <w:lang w:val="en-US"/>
+        </w:rPr>
+        <w:t>obj.egov</w:t>
+      </w:r>
+      <w:proofErr w:type="gramEnd"/>
+      <w:r>
+        <w:rPr>
+          <w:i/>
+          <w:lang w:val="en-US"/>
+        </w:rPr>
+        <w:t>_graz_gv_at.table.main.Style.font=HELVETICA,12,NORMAL</w:t>
       </w:r>
     </w:p>
     <w:p>
@@ -4952,12 +7003,22 @@
           <w:i/>
         </w:rPr>
       </w:pPr>
+      <w:proofErr w:type="spellStart"/>
+      <w:proofErr w:type="gramStart"/>
       <w:r>
         <w:rPr>
           <w:i/>
         </w:rPr>
         <w:lastRenderedPageBreak/>
-        <w:t>sig_obj.egov_graz_gv_at.table.info.ColsWidth=1.5 4</w:t>
+        <w:t>sig_obj.egov_graz_gv_at.table.info.ColsWidth</w:t>
+      </w:r>
+      <w:proofErr w:type="spellEnd"/>
+      <w:proofErr w:type="gramEnd"/>
+      <w:r>
+        <w:rPr>
+          <w:i/>
+        </w:rPr>
+        <w:t>=1.5 4</w:t>
       </w:r>
     </w:p>
     <w:p/>
@@ -4994,7 +7055,15 @@
         <w:t>Hinweis:</w:t>
       </w:r>
       <w:r>
-        <w:t xml:space="preserve"> Mit Einführung der PDF Spezifikation ISO 32000-2 (2018) wurde die Manipulation an bereits signierten Dokumenten sehr eingeschränkt, wovon unter anderem auch das Hinzufügen neuer Seiten bei bereits signierten Dokumenten betroffen ist. In diesem Fall wird der Signaturblock bei automatischen Positionierung immer auf der letzten Seite des Dokuments platziert wobei, sofern möglich, der noch freie Platz verwendet wird. Anderenfalls wird der Signaturblock über einen bestehenden Inhalt platziert.  </w:t>
+        <w:t xml:space="preserve"> Mit Einführung der PDF Spezifikation ISO 32000-2 (2018) wurde die Manipulation an bereits signierten Dokumenten sehr eingeschränkt, wovon unter anderem auch das Hinzufügen neuer Seiten bei bereits signierten Dokumenten betroffen ist. In diesem Fall wird der Signaturblock </w:t>
+      </w:r>
+      <w:proofErr w:type="gramStart"/>
+      <w:r>
+        <w:t>bei automatischen Positionierung</w:t>
+      </w:r>
+      <w:proofErr w:type="gramEnd"/>
+      <w:r>
+        <w:t xml:space="preserve"> immer auf der letzten Seite des Dokuments platziert wobei, sofern möglich, der noch freie Platz verwendet wird. Anderenfalls wird der Signaturblock über einen bestehenden Inhalt platziert.  </w:t>
       </w:r>
       <w:r>
         <w:br/>
@@ -5006,16 +7075,74 @@
       </w:r>
       <w:bookmarkStart w:id="35" w:name="LC46"/>
       <w:bookmarkEnd w:id="35"/>
+      <w:proofErr w:type="spellStart"/>
+      <w:proofErr w:type="gramStart"/>
       <w:r>
         <w:rPr>
           <w:rStyle w:val="Quelltext"/>
         </w:rPr>
-        <w:t>sigblock.placement.less.space.failing=true/false (Default: false)</w:t>
-      </w:r>
+        <w:t>sigblock.placement</w:t>
+      </w:r>
+      <w:proofErr w:type="gramEnd"/>
       <w:r>
         <w:rPr>
           <w:rStyle w:val="Quelltext"/>
         </w:rPr>
+        <w:t>.less.space.failing</w:t>
+      </w:r>
+      <w:proofErr w:type="spellEnd"/>
+      <w:r>
+        <w:rPr>
+          <w:rStyle w:val="Quelltext"/>
+        </w:rPr>
+        <w:t>=</w:t>
+      </w:r>
+      <w:proofErr w:type="spellStart"/>
+      <w:r>
+        <w:rPr>
+          <w:rStyle w:val="Quelltext"/>
+        </w:rPr>
+        <w:t>true</w:t>
+      </w:r>
+      <w:proofErr w:type="spellEnd"/>
+      <w:r>
+        <w:rPr>
+          <w:rStyle w:val="Quelltext"/>
+        </w:rPr>
+        <w:t>/</w:t>
+      </w:r>
+      <w:proofErr w:type="spellStart"/>
+      <w:r>
+        <w:rPr>
+          <w:rStyle w:val="Quelltext"/>
+        </w:rPr>
+        <w:t>false</w:t>
+      </w:r>
+      <w:proofErr w:type="spellEnd"/>
+      <w:r>
+        <w:rPr>
+          <w:rStyle w:val="Quelltext"/>
+        </w:rPr>
+        <w:t xml:space="preserve"> (Default: </w:t>
+      </w:r>
+      <w:proofErr w:type="spellStart"/>
+      <w:r>
+        <w:rPr>
+          <w:rStyle w:val="Quelltext"/>
+        </w:rPr>
+        <w:t>false</w:t>
+      </w:r>
+      <w:proofErr w:type="spellEnd"/>
+      <w:r>
+        <w:rPr>
+          <w:rStyle w:val="Quelltext"/>
+        </w:rPr>
+        <w:t>)</w:t>
+      </w:r>
+      <w:r>
+        <w:rPr>
+          <w:rStyle w:val="Quelltext"/>
+        </w:rPr>
         <w:br/>
       </w:r>
       <w:r>
@@ -5046,7 +7173,35 @@
         <w:rPr>
           <w:i/>
         </w:rPr>
-        <w:t>-pos x:x_algo;y:y_algo;w:w_algo;p:p_algo;f:f_algo;r:r_algo</w:t>
+        <w:t>-</w:t>
+      </w:r>
+      <w:proofErr w:type="spellStart"/>
+      <w:r>
+        <w:rPr>
+          <w:i/>
+        </w:rPr>
+        <w:t>pos</w:t>
+      </w:r>
+      <w:proofErr w:type="spellEnd"/>
+      <w:r>
+        <w:rPr>
+          <w:i/>
+        </w:rPr>
+        <w:t xml:space="preserve"> x:x_</w:t>
+      </w:r>
+      <w:proofErr w:type="gramStart"/>
+      <w:r>
+        <w:rPr>
+          <w:i/>
+        </w:rPr>
+        <w:t>algo;y</w:t>
+      </w:r>
+      <w:proofErr w:type="gramEnd"/>
+      <w:r>
+        <w:rPr>
+          <w:i/>
+        </w:rPr>
+        <w:t>:y_algo;w:w_algo;p:p_algo;f:f_algo;r:r_algo</w:t>
       </w:r>
     </w:p>
     <w:p>
@@ -5076,7 +7231,49 @@
         <w:rPr>
           <w:i/>
         </w:rPr>
-        <w:t xml:space="preserve"> x_algo := 'auto' ... automatische Positionierung</w:t>
+        <w:t xml:space="preserve"> </w:t>
+      </w:r>
+      <w:proofErr w:type="spellStart"/>
+      <w:r>
+        <w:rPr>
+          <w:i/>
+        </w:rPr>
+        <w:t>x_</w:t>
+      </w:r>
+      <w:proofErr w:type="gramStart"/>
+      <w:r>
+        <w:rPr>
+          <w:i/>
+        </w:rPr>
+        <w:t>algo</w:t>
+      </w:r>
+      <w:proofErr w:type="spellEnd"/>
+      <w:r>
+        <w:rPr>
+          <w:i/>
+        </w:rPr>
+        <w:t xml:space="preserve"> :</w:t>
+      </w:r>
+      <w:proofErr w:type="gramEnd"/>
+      <w:r>
+        <w:rPr>
+          <w:i/>
+        </w:rPr>
+        <w:t>= '</w:t>
+      </w:r>
+      <w:proofErr w:type="spellStart"/>
+      <w:r>
+        <w:rPr>
+          <w:i/>
+        </w:rPr>
+        <w:t>auto</w:t>
+      </w:r>
+      <w:proofErr w:type="spellEnd"/>
+      <w:r>
+        <w:rPr>
+          <w:i/>
+        </w:rPr>
+        <w:t>' ... automatische Positionierung</w:t>
       </w:r>
     </w:p>
     <w:p>
@@ -5090,7 +7287,21 @@
         <w:rPr>
           <w:i/>
         </w:rPr>
-        <w:t xml:space="preserve">        :=        ... Absolutwert für x-Position</w:t>
+        <w:t xml:space="preserve">        </w:t>
+      </w:r>
+      <w:proofErr w:type="gramStart"/>
+      <w:r>
+        <w:rPr>
+          <w:i/>
+        </w:rPr>
+        <w:t>:=</w:t>
+      </w:r>
+      <w:proofErr w:type="gramEnd"/>
+      <w:r>
+        <w:rPr>
+          <w:i/>
+        </w:rPr>
+        <w:t xml:space="preserve">        ... Absolutwert für x-Position</w:t>
       </w:r>
     </w:p>
     <w:p>
@@ -5113,7 +7324,21 @@
           <w:i/>
         </w:rPr>
         <w:lastRenderedPageBreak/>
-        <w:t xml:space="preserve">        Default bei Fehlen des Parameters: 'auto'</w:t>
+        <w:t xml:space="preserve">        Default bei Fehlen des Parameters: '</w:t>
+      </w:r>
+      <w:proofErr w:type="spellStart"/>
+      <w:r>
+        <w:rPr>
+          <w:i/>
+        </w:rPr>
+        <w:t>auto</w:t>
+      </w:r>
+      <w:proofErr w:type="spellEnd"/>
+      <w:r>
+        <w:rPr>
+          <w:i/>
+        </w:rPr>
+        <w:t>'</w:t>
       </w:r>
     </w:p>
     <w:p>
@@ -5135,7 +7360,49 @@
         <w:rPr>
           <w:i/>
         </w:rPr>
-        <w:t xml:space="preserve"> y_algo := 'auto' ... automatische Positionierung</w:t>
+        <w:t xml:space="preserve"> </w:t>
+      </w:r>
+      <w:proofErr w:type="spellStart"/>
+      <w:r>
+        <w:rPr>
+          <w:i/>
+        </w:rPr>
+        <w:t>y_</w:t>
+      </w:r>
+      <w:proofErr w:type="gramStart"/>
+      <w:r>
+        <w:rPr>
+          <w:i/>
+        </w:rPr>
+        <w:t>algo</w:t>
+      </w:r>
+      <w:proofErr w:type="spellEnd"/>
+      <w:r>
+        <w:rPr>
+          <w:i/>
+        </w:rPr>
+        <w:t xml:space="preserve"> :</w:t>
+      </w:r>
+      <w:proofErr w:type="gramEnd"/>
+      <w:r>
+        <w:rPr>
+          <w:i/>
+        </w:rPr>
+        <w:t>= '</w:t>
+      </w:r>
+      <w:proofErr w:type="spellStart"/>
+      <w:r>
+        <w:rPr>
+          <w:i/>
+        </w:rPr>
+        <w:t>auto</w:t>
+      </w:r>
+      <w:proofErr w:type="spellEnd"/>
+      <w:r>
+        <w:rPr>
+          <w:i/>
+        </w:rPr>
+        <w:t>' ... automatische Positionierung</w:t>
       </w:r>
     </w:p>
     <w:p>
@@ -5149,7 +7416,21 @@
         <w:rPr>
           <w:i/>
         </w:rPr>
-        <w:t xml:space="preserve">        :=        ... Absolutwert für y-Position</w:t>
+        <w:t xml:space="preserve">        </w:t>
+      </w:r>
+      <w:proofErr w:type="gramStart"/>
+      <w:r>
+        <w:rPr>
+          <w:i/>
+        </w:rPr>
+        <w:t>:=</w:t>
+      </w:r>
+      <w:proofErr w:type="gramEnd"/>
+      <w:r>
+        <w:rPr>
+          <w:i/>
+        </w:rPr>
+        <w:t xml:space="preserve">        ... Absolutwert für y-Position</w:t>
       </w:r>
     </w:p>
     <w:p>
@@ -5171,7 +7452,21 @@
         <w:rPr>
           <w:i/>
         </w:rPr>
-        <w:t xml:space="preserve">        Default bei Fehlen des Parameters: 'auto'</w:t>
+        <w:t xml:space="preserve">        Default bei Fehlen des Parameters: '</w:t>
+      </w:r>
+      <w:proofErr w:type="spellStart"/>
+      <w:r>
+        <w:rPr>
+          <w:i/>
+        </w:rPr>
+        <w:t>auto</w:t>
+      </w:r>
+      <w:proofErr w:type="spellEnd"/>
+      <w:r>
+        <w:rPr>
+          <w:i/>
+        </w:rPr>
+        <w:t>'</w:t>
       </w:r>
     </w:p>
     <w:p>
@@ -5193,7 +7488,49 @@
         <w:rPr>
           <w:i/>
         </w:rPr>
-        <w:t xml:space="preserve"> w_algo := 'auto' ... automatische Breite</w:t>
+        <w:t xml:space="preserve"> </w:t>
+      </w:r>
+      <w:proofErr w:type="spellStart"/>
+      <w:r>
+        <w:rPr>
+          <w:i/>
+        </w:rPr>
+        <w:t>w_</w:t>
+      </w:r>
+      <w:proofErr w:type="gramStart"/>
+      <w:r>
+        <w:rPr>
+          <w:i/>
+        </w:rPr>
+        <w:t>algo</w:t>
+      </w:r>
+      <w:proofErr w:type="spellEnd"/>
+      <w:r>
+        <w:rPr>
+          <w:i/>
+        </w:rPr>
+        <w:t xml:space="preserve"> :</w:t>
+      </w:r>
+      <w:proofErr w:type="gramEnd"/>
+      <w:r>
+        <w:rPr>
+          <w:i/>
+        </w:rPr>
+        <w:t>= '</w:t>
+      </w:r>
+      <w:proofErr w:type="spellStart"/>
+      <w:r>
+        <w:rPr>
+          <w:i/>
+        </w:rPr>
+        <w:t>auto</w:t>
+      </w:r>
+      <w:proofErr w:type="spellEnd"/>
+      <w:r>
+        <w:rPr>
+          <w:i/>
+        </w:rPr>
+        <w:t>' ... automatische Breite</w:t>
       </w:r>
     </w:p>
     <w:p>
@@ -5207,7 +7544,21 @@
         <w:rPr>
           <w:i/>
         </w:rPr>
-        <w:t xml:space="preserve">        :=  +[0..9] ... Absolutwert für Breite</w:t>
+        <w:t xml:space="preserve">        </w:t>
+      </w:r>
+      <w:proofErr w:type="gramStart"/>
+      <w:r>
+        <w:rPr>
+          <w:i/>
+        </w:rPr>
+        <w:t>:=</w:t>
+      </w:r>
+      <w:proofErr w:type="gramEnd"/>
+      <w:r>
+        <w:rPr>
+          <w:i/>
+        </w:rPr>
+        <w:t xml:space="preserve">  +[0..9] ... Absolutwert für Breite</w:t>
       </w:r>
     </w:p>
     <w:p>
@@ -5229,7 +7580,35 @@
         <w:rPr>
           <w:i/>
         </w:rPr>
-        <w:t xml:space="preserve">        Default bei Fehlen des Paramters: 'auto'</w:t>
+        <w:t xml:space="preserve">        Default bei Fehlen des </w:t>
+      </w:r>
+      <w:proofErr w:type="spellStart"/>
+      <w:r>
+        <w:rPr>
+          <w:i/>
+        </w:rPr>
+        <w:t>Paramters</w:t>
+      </w:r>
+      <w:proofErr w:type="spellEnd"/>
+      <w:r>
+        <w:rPr>
+          <w:i/>
+        </w:rPr>
+        <w:t>: '</w:t>
+      </w:r>
+      <w:proofErr w:type="spellStart"/>
+      <w:r>
+        <w:rPr>
+          <w:i/>
+        </w:rPr>
+        <w:t>auto</w:t>
+      </w:r>
+      <w:proofErr w:type="spellEnd"/>
+      <w:r>
+        <w:rPr>
+          <w:i/>
+        </w:rPr>
+        <w:t>'</w:t>
       </w:r>
     </w:p>
     <w:p>
@@ -5251,7 +7630,49 @@
         <w:rPr>
           <w:i/>
         </w:rPr>
-        <w:t xml:space="preserve"> p_algo :=  'auto' ... Automatisch am Ende des Dokuments (letzte Seite oder neue Seite falls die letzte Seite zu wenig freie Fläche aufweist)</w:t>
+        <w:t xml:space="preserve"> </w:t>
+      </w:r>
+      <w:proofErr w:type="spellStart"/>
+      <w:r>
+        <w:rPr>
+          <w:i/>
+        </w:rPr>
+        <w:t>p_</w:t>
+      </w:r>
+      <w:proofErr w:type="gramStart"/>
+      <w:r>
+        <w:rPr>
+          <w:i/>
+        </w:rPr>
+        <w:t>algo</w:t>
+      </w:r>
+      <w:proofErr w:type="spellEnd"/>
+      <w:r>
+        <w:rPr>
+          <w:i/>
+        </w:rPr>
+        <w:t xml:space="preserve"> :</w:t>
+      </w:r>
+      <w:proofErr w:type="gramEnd"/>
+      <w:r>
+        <w:rPr>
+          <w:i/>
+        </w:rPr>
+        <w:t>=  '</w:t>
+      </w:r>
+      <w:proofErr w:type="spellStart"/>
+      <w:r>
+        <w:rPr>
+          <w:i/>
+        </w:rPr>
+        <w:t>auto</w:t>
+      </w:r>
+      <w:proofErr w:type="spellEnd"/>
+      <w:r>
+        <w:rPr>
+          <w:i/>
+        </w:rPr>
+        <w:t>' ... Automatisch am Ende des Dokuments (letzte Seite oder neue Seite falls die letzte Seite zu wenig freie Fläche aufweist)</w:t>
       </w:r>
     </w:p>
     <w:p>
@@ -5265,7 +7686,35 @@
         <w:rPr>
           <w:i/>
         </w:rPr>
-        <w:t xml:space="preserve">        :=  'new'  ... Neue Seite am Ende des Dokuments</w:t>
+        <w:t xml:space="preserve">        </w:t>
+      </w:r>
+      <w:proofErr w:type="gramStart"/>
+      <w:r>
+        <w:rPr>
+          <w:i/>
+        </w:rPr>
+        <w:t>:=</w:t>
+      </w:r>
+      <w:proofErr w:type="gramEnd"/>
+      <w:r>
+        <w:rPr>
+          <w:i/>
+        </w:rPr>
+        <w:t xml:space="preserve">  '</w:t>
+      </w:r>
+      <w:proofErr w:type="spellStart"/>
+      <w:r>
+        <w:rPr>
+          <w:i/>
+        </w:rPr>
+        <w:t>new</w:t>
+      </w:r>
+      <w:proofErr w:type="spellEnd"/>
+      <w:r>
+        <w:rPr>
+          <w:i/>
+        </w:rPr>
+        <w:t>'  ... Neue Seite am Ende des Dokuments</w:t>
       </w:r>
     </w:p>
     <w:p>
@@ -5279,7 +7728,21 @@
         <w:rPr>
           <w:i/>
         </w:rPr>
-        <w:t xml:space="preserve">        :=  'last'  ... Letzte Seite des Dokuments</w:t>
+        <w:t xml:space="preserve">        </w:t>
+      </w:r>
+      <w:proofErr w:type="gramStart"/>
+      <w:r>
+        <w:rPr>
+          <w:i/>
+        </w:rPr>
+        <w:t>:=</w:t>
+      </w:r>
+      <w:proofErr w:type="gramEnd"/>
+      <w:r>
+        <w:rPr>
+          <w:i/>
+        </w:rPr>
+        <w:t xml:space="preserve">  'last'  ... Letzte Seite des Dokuments</w:t>
       </w:r>
     </w:p>
     <w:p>
@@ -5293,7 +7756,21 @@
         <w:rPr>
           <w:i/>
         </w:rPr>
-        <w:t xml:space="preserve">        :=  +[0..9] ... Seitennummer</w:t>
+        <w:t xml:space="preserve">        </w:t>
+      </w:r>
+      <w:proofErr w:type="gramStart"/>
+      <w:r>
+        <w:rPr>
+          <w:i/>
+        </w:rPr>
+        <w:t>:=</w:t>
+      </w:r>
+      <w:proofErr w:type="gramEnd"/>
+      <w:r>
+        <w:rPr>
+          <w:i/>
+        </w:rPr>
+        <w:t xml:space="preserve">  +[0..9] ... Seitennummer</w:t>
       </w:r>
     </w:p>
     <w:p>
@@ -5315,7 +7792,21 @@
         <w:rPr>
           <w:i/>
         </w:rPr>
-        <w:t xml:space="preserve">        Default bei Fehlen des Parameters: 'auto'</w:t>
+        <w:t xml:space="preserve">        Default bei Fehlen des Parameters: '</w:t>
+      </w:r>
+      <w:proofErr w:type="spellStart"/>
+      <w:r>
+        <w:rPr>
+          <w:i/>
+        </w:rPr>
+        <w:t>auto</w:t>
+      </w:r>
+      <w:proofErr w:type="spellEnd"/>
+      <w:r>
+        <w:rPr>
+          <w:i/>
+        </w:rPr>
+        <w:t>'</w:t>
       </w:r>
     </w:p>
     <w:p>
@@ -5340,12 +7831,37 @@
         </w:rPr>
         <w:t xml:space="preserve"> </w:t>
       </w:r>
-      <w:r>
-        <w:rPr>
-          <w:i/>
-          <w:lang w:val="en-US"/>
-        </w:rPr>
-        <w:t>f_algo :=  +[0..9] ... y-Offset für Footer</w:t>
+      <w:proofErr w:type="spellStart"/>
+      <w:r>
+        <w:rPr>
+          <w:i/>
+          <w:lang w:val="en-US"/>
+        </w:rPr>
+        <w:t>f_</w:t>
+      </w:r>
+      <w:proofErr w:type="gramStart"/>
+      <w:r>
+        <w:rPr>
+          <w:i/>
+          <w:lang w:val="en-US"/>
+        </w:rPr>
+        <w:t>algo</w:t>
+      </w:r>
+      <w:proofErr w:type="spellEnd"/>
+      <w:r>
+        <w:rPr>
+          <w:i/>
+          <w:lang w:val="en-US"/>
+        </w:rPr>
+        <w:t xml:space="preserve"> :</w:t>
+      </w:r>
+      <w:proofErr w:type="gramEnd"/>
+      <w:r>
+        <w:rPr>
+          <w:i/>
+          <w:lang w:val="en-US"/>
+        </w:rPr>
+        <w:t>=  +[0..9] ... y-Offset für Footer</w:t>
       </w:r>
     </w:p>
     <w:p>
@@ -5389,7 +7905,21 @@
         <w:rPr>
           <w:i/>
         </w:rPr>
-        <w:t xml:space="preserve">        Wird nur bei y:auto berücksichtigt, andernfalls ignoriert!</w:t>
+        <w:t xml:space="preserve">        Wird nur bei </w:t>
+      </w:r>
+      <w:proofErr w:type="gramStart"/>
+      <w:r>
+        <w:rPr>
+          <w:i/>
+        </w:rPr>
+        <w:t>y:auto</w:t>
+      </w:r>
+      <w:proofErr w:type="gramEnd"/>
+      <w:r>
+        <w:rPr>
+          <w:i/>
+        </w:rPr>
+        <w:t xml:space="preserve"> berücksichtigt, andernfalls ignoriert!</w:t>
       </w:r>
     </w:p>
     <w:p>
@@ -5399,11 +7929,33 @@
           <w:i/>
         </w:rPr>
       </w:pPr>
-      <w:r>
-        <w:rPr>
-          <w:i/>
-        </w:rPr>
-        <w:t>r_algo :=  +[0..9] ... Drehung des Signaturblocks</w:t>
+      <w:proofErr w:type="spellStart"/>
+      <w:r>
+        <w:rPr>
+          <w:i/>
+        </w:rPr>
+        <w:t>r_</w:t>
+      </w:r>
+      <w:proofErr w:type="gramStart"/>
+      <w:r>
+        <w:rPr>
+          <w:i/>
+        </w:rPr>
+        <w:t>algo</w:t>
+      </w:r>
+      <w:proofErr w:type="spellEnd"/>
+      <w:r>
+        <w:rPr>
+          <w:i/>
+        </w:rPr>
+        <w:t xml:space="preserve"> :</w:t>
+      </w:r>
+      <w:proofErr w:type="gramEnd"/>
+      <w:r>
+        <w:rPr>
+          <w:i/>
+        </w:rPr>
+        <w:t>=  +[0..9] ... Drehung des Signaturblocks</w:t>
       </w:r>
     </w:p>
     <w:p>
@@ -5492,7 +8044,51 @@
           <w:szCs w:val="24"/>
           <w:lang w:eastAsia="de-AT"/>
         </w:rPr>
-        <w:t>-pos x:auto;y:auto;w:auto;p:auto;f:0</w:t>
+        <w:t>-</w:t>
+      </w:r>
+      <w:proofErr w:type="spellStart"/>
+      <w:r>
+        <w:rPr>
+          <w:rFonts w:ascii="Arial" w:eastAsia="Times New Roman" w:hAnsi="Arial" w:cs="Times New Roman"/>
+          <w:i/>
+          <w:sz w:val="22"/>
+          <w:szCs w:val="24"/>
+          <w:lang w:eastAsia="de-AT"/>
+        </w:rPr>
+        <w:t>pos</w:t>
+      </w:r>
+      <w:proofErr w:type="spellEnd"/>
+      <w:r>
+        <w:rPr>
+          <w:rFonts w:ascii="Arial" w:eastAsia="Times New Roman" w:hAnsi="Arial" w:cs="Times New Roman"/>
+          <w:i/>
+          <w:sz w:val="22"/>
+          <w:szCs w:val="24"/>
+          <w:lang w:eastAsia="de-AT"/>
+        </w:rPr>
+        <w:t xml:space="preserve"> </w:t>
+      </w:r>
+      <w:proofErr w:type="gramStart"/>
+      <w:r>
+        <w:rPr>
+          <w:rFonts w:ascii="Arial" w:eastAsia="Times New Roman" w:hAnsi="Arial" w:cs="Times New Roman"/>
+          <w:i/>
+          <w:sz w:val="22"/>
+          <w:szCs w:val="24"/>
+          <w:lang w:eastAsia="de-AT"/>
+        </w:rPr>
+        <w:t>x:auto</w:t>
+      </w:r>
+      <w:proofErr w:type="gramEnd"/>
+      <w:r>
+        <w:rPr>
+          <w:rFonts w:ascii="Arial" w:eastAsia="Times New Roman" w:hAnsi="Arial" w:cs="Times New Roman"/>
+          <w:i/>
+          <w:sz w:val="22"/>
+          <w:szCs w:val="24"/>
+          <w:lang w:eastAsia="de-AT"/>
+        </w:rPr>
+        <w:t>;y:auto;w:auto;p:auto;f:0</w:t>
       </w:r>
     </w:p>
     <w:p>
@@ -5542,7 +8138,32 @@
           <w:i/>
           <w:lang w:val="en-US"/>
         </w:rPr>
-        <w:t>-pos “x:auto;y:auto;w:auto”</w:t>
+        <w:t>-pos “</w:t>
+      </w:r>
+      <w:proofErr w:type="spellStart"/>
+      <w:proofErr w:type="gramStart"/>
+      <w:r>
+        <w:rPr>
+          <w:i/>
+          <w:lang w:val="en-US"/>
+        </w:rPr>
+        <w:t>x:auto</w:t>
+      </w:r>
+      <w:proofErr w:type="gramEnd"/>
+      <w:r>
+        <w:rPr>
+          <w:i/>
+          <w:lang w:val="en-US"/>
+        </w:rPr>
+        <w:t>;y:auto;w:auto</w:t>
+      </w:r>
+      <w:proofErr w:type="spellEnd"/>
+      <w:r>
+        <w:rPr>
+          <w:i/>
+          <w:lang w:val="en-US"/>
+        </w:rPr>
+        <w:t>”</w:t>
       </w:r>
     </w:p>
     <w:p>
@@ -5558,7 +8179,23 @@
           <w:i/>
           <w:lang w:val="en-US"/>
         </w:rPr>
-        <w:t>-pos “x:10.0;y:10.0;w:100.0;r:270”</w:t>
+        <w:t>-pos “x:10.</w:t>
+      </w:r>
+      <w:proofErr w:type="gramStart"/>
+      <w:r>
+        <w:rPr>
+          <w:i/>
+          <w:lang w:val="en-US"/>
+        </w:rPr>
+        <w:t>0;y</w:t>
+      </w:r>
+      <w:proofErr w:type="gramEnd"/>
+      <w:r>
+        <w:rPr>
+          <w:i/>
+          <w:lang w:val="en-US"/>
+        </w:rPr>
+        <w:t>:10.0;w:100.0;r:270”</w:t>
       </w:r>
     </w:p>
     <w:p>
@@ -5574,7 +8211,23 @@
           <w:i/>
           <w:lang w:val="en-US"/>
         </w:rPr>
-        <w:t>-pos “x:10.0;y:10.0;w:100.0;p:new;f:10”</w:t>
+        <w:t>-pos “x:10.</w:t>
+      </w:r>
+      <w:proofErr w:type="gramStart"/>
+      <w:r>
+        <w:rPr>
+          <w:i/>
+          <w:lang w:val="en-US"/>
+        </w:rPr>
+        <w:t>0;y</w:t>
+      </w:r>
+      <w:proofErr w:type="gramEnd"/>
+      <w:r>
+        <w:rPr>
+          <w:i/>
+          <w:lang w:val="en-US"/>
+        </w:rPr>
+        <w:t>:10.0;w:100.0;p:new;f:10”</w:t>
       </w:r>
     </w:p>
     <w:p>
@@ -5590,7 +8243,23 @@
           <w:i/>
           <w:lang w:val="en-US"/>
         </w:rPr>
-        <w:t>-pos “x:auto;y:10.0;w:auto;p:last”</w:t>
+        <w:t>-pos “</w:t>
+      </w:r>
+      <w:proofErr w:type="gramStart"/>
+      <w:r>
+        <w:rPr>
+          <w:i/>
+          <w:lang w:val="en-US"/>
+        </w:rPr>
+        <w:t>x:auto</w:t>
+      </w:r>
+      <w:proofErr w:type="gramEnd"/>
+      <w:r>
+        <w:rPr>
+          <w:i/>
+          <w:lang w:val="en-US"/>
+        </w:rPr>
+        <w:t>;y:10.0;w:auto;p:last”</w:t>
       </w:r>
     </w:p>
     <w:p>
@@ -5606,7 +8275,32 @@
           <w:i/>
           <w:lang w:val="en-US"/>
         </w:rPr>
-        <w:t>-pos “x:auto;y:auto;p:last”</w:t>
+        <w:t>-pos “</w:t>
+      </w:r>
+      <w:proofErr w:type="spellStart"/>
+      <w:proofErr w:type="gramStart"/>
+      <w:r>
+        <w:rPr>
+          <w:i/>
+          <w:lang w:val="en-US"/>
+        </w:rPr>
+        <w:t>x:auto</w:t>
+      </w:r>
+      <w:proofErr w:type="gramEnd"/>
+      <w:r>
+        <w:rPr>
+          <w:i/>
+          <w:lang w:val="en-US"/>
+        </w:rPr>
+        <w:t>;y:auto;p:last</w:t>
+      </w:r>
+      <w:proofErr w:type="spellEnd"/>
+      <w:r>
+        <w:rPr>
+          <w:i/>
+          <w:lang w:val="en-US"/>
+        </w:rPr>
+        <w:t>”</w:t>
       </w:r>
     </w:p>
     <w:p>
@@ -5622,7 +8316,23 @@
           <w:i/>
           <w:lang w:val="en-US"/>
         </w:rPr>
-        <w:t>-pos “x:22.0;y:auto;w:450.0;p:2;f:25”</w:t>
+        <w:t>-pos “x:22.</w:t>
+      </w:r>
+      <w:proofErr w:type="gramStart"/>
+      <w:r>
+        <w:rPr>
+          <w:i/>
+          <w:lang w:val="en-US"/>
+        </w:rPr>
+        <w:t>0;y</w:t>
+      </w:r>
+      <w:proofErr w:type="gramEnd"/>
+      <w:r>
+        <w:rPr>
+          <w:i/>
+          <w:lang w:val="en-US"/>
+        </w:rPr>
+        <w:t>:auto;w:450.0;p:2;f:25”</w:t>
       </w:r>
     </w:p>
     <w:p>
@@ -5638,7 +8348,23 @@
           <w:i/>
           <w:lang w:val="en-US"/>
         </w:rPr>
-        <w:t>-pos “x:auto;y:auto;w:auto;p:auto;f:25.0”</w:t>
+        <w:t>-pos “</w:t>
+      </w:r>
+      <w:proofErr w:type="gramStart"/>
+      <w:r>
+        <w:rPr>
+          <w:i/>
+          <w:lang w:val="en-US"/>
+        </w:rPr>
+        <w:t>x:auto</w:t>
+      </w:r>
+      <w:proofErr w:type="gramEnd"/>
+      <w:r>
+        <w:rPr>
+          <w:i/>
+          <w:lang w:val="en-US"/>
+        </w:rPr>
+        <w:t>;y:auto;w:auto;p:auto;f:25.0”</w:t>
       </w:r>
     </w:p>
     <w:p>
@@ -5670,7 +8396,23 @@
           <w:i/>
           <w:lang w:val="en-US"/>
         </w:rPr>
-        <w:t>-pos “x:150;y:22;w:400”</w:t>
+        <w:t>-pos “x:</w:t>
+      </w:r>
+      <w:proofErr w:type="gramStart"/>
+      <w:r>
+        <w:rPr>
+          <w:i/>
+          <w:lang w:val="en-US"/>
+        </w:rPr>
+        <w:t>150;y</w:t>
+      </w:r>
+      <w:proofErr w:type="gramEnd"/>
+      <w:r>
+        <w:rPr>
+          <w:i/>
+          <w:lang w:val="en-US"/>
+        </w:rPr>
+        <w:t>:22;w:400”</w:t>
       </w:r>
     </w:p>
     <w:p>
@@ -5678,23 +8420,52 @@
         <w:ind w:left="425"/>
         <w:rPr>
           <w:i/>
-          <w:lang w:val="en-US"/>
-        </w:rPr>
-      </w:pPr>
-      <w:r>
-        <w:rPr>
-          <w:i/>
-          <w:lang w:val="en-US"/>
-        </w:rPr>
-        <w:t>-pos „x:10.0;w:155.0“</w:t>
+          <w:lang w:val="de-AT"/>
+        </w:rPr>
+      </w:pPr>
+      <w:r>
+        <w:rPr>
+          <w:i/>
+          <w:lang w:val="de-AT"/>
+        </w:rPr>
+        <w:t>-</w:t>
+      </w:r>
+      <w:proofErr w:type="spellStart"/>
+      <w:r>
+        <w:rPr>
+          <w:i/>
+          <w:lang w:val="de-AT"/>
+        </w:rPr>
+        <w:t>pos</w:t>
+      </w:r>
+      <w:proofErr w:type="spellEnd"/>
+      <w:r>
+        <w:rPr>
+          <w:i/>
+          <w:lang w:val="de-AT"/>
+        </w:rPr>
+        <w:t xml:space="preserve"> „x:10.</w:t>
+      </w:r>
+      <w:proofErr w:type="gramStart"/>
+      <w:r>
+        <w:rPr>
+          <w:i/>
+          <w:lang w:val="de-AT"/>
+        </w:rPr>
+        <w:t>0;w</w:t>
+      </w:r>
+      <w:proofErr w:type="gramEnd"/>
+      <w:r>
+        <w:rPr>
+          <w:i/>
+          <w:lang w:val="de-AT"/>
+        </w:rPr>
+        <w:t>:155.0“</w:t>
       </w:r>
     </w:p>
     <w:p>
       <w:pPr>
         <w:pStyle w:val="Code"/>
-        <w:rPr>
-          <w:lang w:val="en-US"/>
-        </w:rPr>
       </w:pPr>
     </w:p>
     <w:p>
@@ -5730,8 +8501,16 @@
         <w:rPr>
           <w:i/>
         </w:rPr>
-        <w:t>p=new</w:t>
-      </w:r>
+        <w:t>p=</w:t>
+      </w:r>
+      <w:proofErr w:type="spellStart"/>
+      <w:r>
+        <w:rPr>
+          <w:i/>
+        </w:rPr>
+        <w:t>new</w:t>
+      </w:r>
+      <w:proofErr w:type="spellEnd"/>
       <w:r>
         <w:t xml:space="preserve"> bedeutet, dass eine neue, leere Seite an das Dokument angefügt und auf dieser dann eine absolute Positionierung vorgenommen wird. </w:t>
       </w:r>
@@ -5739,8 +8518,16 @@
         <w:rPr>
           <w:i/>
         </w:rPr>
-        <w:t>p=auto</w:t>
-      </w:r>
+        <w:t>p=</w:t>
+      </w:r>
+      <w:proofErr w:type="spellStart"/>
+      <w:r>
+        <w:rPr>
+          <w:i/>
+        </w:rPr>
+        <w:t>auto</w:t>
+      </w:r>
+      <w:proofErr w:type="spellEnd"/>
       <w:r>
         <w:t xml:space="preserve"> bedeutet, dass die Signatur eigentlich automatisch positioniert werden soll, bei Berechnung des Endes des Textes allerdings die Fußzeile ggf. ausgenommen wird. Mit diesem Mechanismus ist es möglich einen Signaturblock automatisch zwischen Text und Fußzeile zu platzieren, sofern dort genügend Platz vorhanden ist.</w:t>
       </w:r>
@@ -5799,12 +8586,14 @@
       <w:r>
         <w:t xml:space="preserve">Bei automatischer Positionierung unter Berücksichtigung der Fußzeile ist der Parameter </w:t>
       </w:r>
+      <w:proofErr w:type="gramStart"/>
       <w:r>
         <w:rPr>
           <w:i/>
         </w:rPr>
         <w:t>y:auto</w:t>
       </w:r>
+      <w:proofErr w:type="gramEnd"/>
       <w:r>
         <w:t xml:space="preserve"> zusammen mit dem Parameter </w:t>
       </w:r>
@@ -5831,8 +8620,16 @@
         <w:rPr>
           <w:i/>
         </w:rPr>
-        <w:t>–pos</w:t>
-      </w:r>
+        <w:t>–</w:t>
+      </w:r>
+      <w:proofErr w:type="spellStart"/>
+      <w:r>
+        <w:rPr>
+          <w:i/>
+        </w:rPr>
+        <w:t>pos</w:t>
+      </w:r>
+      <w:proofErr w:type="spellEnd"/>
       <w:r>
         <w:t xml:space="preserve"> Parameter des Kommandozeilen Tools.</w:t>
       </w:r>
@@ -5898,7 +8695,15 @@
         <w:jc w:val="left"/>
       </w:pPr>
       <w:r>
-        <w:t xml:space="preserve">Beachten Sie bitte, dass die Angabe der Positionsparameter abhängig vom zugrundeliegenden Betriebssystem beim Aufruf aus der Commandline/Shell mit </w:t>
+        <w:t xml:space="preserve">Beachten Sie bitte, dass die Angabe der Positionsparameter abhängig vom zugrundeliegenden Betriebssystem beim Aufruf aus der </w:t>
+      </w:r>
+      <w:proofErr w:type="spellStart"/>
+      <w:r>
+        <w:t>Commandline</w:t>
+      </w:r>
+      <w:proofErr w:type="spellEnd"/>
+      <w:r>
+        <w:t xml:space="preserve">/Shell mit </w:t>
       </w:r>
       <w:r>
         <w:lastRenderedPageBreak/>
@@ -5917,8 +8722,16 @@
         <w:rPr>
           <w:i/>
         </w:rPr>
-        <w:t>-pos</w:t>
-      </w:r>
+        <w:t>-</w:t>
+      </w:r>
+      <w:proofErr w:type="spellStart"/>
+      <w:r>
+        <w:rPr>
+          <w:i/>
+        </w:rPr>
+        <w:t>pos</w:t>
+      </w:r>
+      <w:proofErr w:type="spellEnd"/>
       <w:r>
         <w:t xml:space="preserve"> zusammen mit Hochkommas verwendet werden:</w:t>
       </w:r>
@@ -5938,7 +8751,35 @@
         <w:rPr>
           <w:i/>
         </w:rPr>
-        <w:t>-pos "x:10.0;y:10.0;w:100.0;p:new;f:10"</w:t>
+        <w:t>-</w:t>
+      </w:r>
+      <w:proofErr w:type="spellStart"/>
+      <w:r>
+        <w:rPr>
+          <w:i/>
+        </w:rPr>
+        <w:t>pos</w:t>
+      </w:r>
+      <w:proofErr w:type="spellEnd"/>
+      <w:r>
+        <w:rPr>
+          <w:i/>
+        </w:rPr>
+        <w:t xml:space="preserve"> "x:10.</w:t>
+      </w:r>
+      <w:proofErr w:type="gramStart"/>
+      <w:r>
+        <w:rPr>
+          <w:i/>
+        </w:rPr>
+        <w:t>0;y</w:t>
+      </w:r>
+      <w:proofErr w:type="gramEnd"/>
+      <w:r>
+        <w:rPr>
+          <w:i/>
+        </w:rPr>
+        <w:t>:10.0;w:100.0;p:new;f:10"</w:t>
       </w:r>
     </w:p>
     <w:p>
@@ -5964,13 +8805,45 @@
         <w:t xml:space="preserve"> ist</w:t>
       </w:r>
       <w:r>
-        <w:t xml:space="preserve"> möglich in d</w:t>
+        <w:t xml:space="preserve"> möglich </w:t>
+      </w:r>
+      <w:proofErr w:type="gramStart"/>
+      <w:r>
+        <w:t>in d</w:t>
       </w:r>
       <w:r>
         <w:t>en</w:t>
       </w:r>
       <w:r>
-        <w:t xml:space="preserve"> Werte (value) von eigens definierten Tabellenspalten dynamisch auf Teile des verwendeten Zertifikats zuzugreifen. Konkret kann auf die einzelnen RDNs Teile des Issuer DN und des Subject DN des Signaturzertifikats wie im folgenden Beispiel illustriert zugegriffen werden:</w:t>
+        <w:t xml:space="preserve"> Werte</w:t>
+      </w:r>
+      <w:proofErr w:type="gramEnd"/>
+      <w:r>
+        <w:t xml:space="preserve"> (</w:t>
+      </w:r>
+      <w:proofErr w:type="spellStart"/>
+      <w:r>
+        <w:t>value</w:t>
+      </w:r>
+      <w:proofErr w:type="spellEnd"/>
+      <w:r>
+        <w:t xml:space="preserve">) von eigens definierten Tabellenspalten dynamisch auf Teile des verwendeten Zertifikats zuzugreifen. Konkret kann auf die einzelnen RDNs Teile des </w:t>
+      </w:r>
+      <w:proofErr w:type="spellStart"/>
+      <w:r>
+        <w:t>Issuer</w:t>
+      </w:r>
+      <w:proofErr w:type="spellEnd"/>
+      <w:r>
+        <w:t xml:space="preserve"> DN und des </w:t>
+      </w:r>
+      <w:proofErr w:type="spellStart"/>
+      <w:r>
+        <w:t>Subject</w:t>
+      </w:r>
+      <w:proofErr w:type="spellEnd"/>
+      <w:r>
+        <w:t xml:space="preserve"> DN des Signaturzertifikats wie im folgenden Beispiel illustriert zugegriffen werden:</w:t>
       </w:r>
     </w:p>
     <w:p>
@@ -5981,27 +8854,23 @@
           <w:szCs w:val="18"/>
         </w:rPr>
       </w:pPr>
+      <w:proofErr w:type="spellStart"/>
       <w:r>
         <w:rPr>
           <w:rFonts w:ascii="Courier New" w:hAnsi="Courier New" w:cs="Courier New"/>
           <w:sz w:val="18"/>
           <w:szCs w:val="18"/>
         </w:rPr>
-        <w:t>sig_obj.BAIK_URKUNDE_SIGNATUR.value.SIG_SIG_LABEL=</w:t>
-      </w:r>
+        <w:t>sig_obj.BAIK_URKUNDE_SIGNATUR.value.SIG_SIG_LABEL</w:t>
+      </w:r>
+      <w:proofErr w:type="spellEnd"/>
       <w:r>
         <w:rPr>
           <w:rFonts w:ascii="Courier New" w:hAnsi="Courier New" w:cs="Courier New"/>
           <w:sz w:val="18"/>
           <w:szCs w:val="18"/>
         </w:rPr>
-        <w:br/>
-        <w:t>${subject.CN}${subject.O != null ? ("\n" + subject.O) : ""}${subject.L != null ? ("\nKanzleisitz: " + subject.L) : ""}</w:t>
-      </w:r>
-    </w:p>
-    <w:p>
-      <w:r>
-        <w:t xml:space="preserve">Die Notation </w:t>
+        <w:t>=</w:t>
       </w:r>
       <w:r>
         <w:rPr>
@@ -6009,60 +8878,234 @@
           <w:sz w:val="18"/>
           <w:szCs w:val="18"/>
         </w:rPr>
-        <w:t>${..}</w:t>
-      </w:r>
-      <w:r>
-        <w:t xml:space="preserve"> ermöglicht die dynamische Auswertung eines Ausdrucks. Verfügbar sind </w:t>
-      </w:r>
+        <w:br/>
+        <w:t>${</w:t>
+      </w:r>
+      <w:proofErr w:type="gramStart"/>
       <w:r>
         <w:rPr>
           <w:rFonts w:ascii="Courier New" w:hAnsi="Courier New" w:cs="Courier New"/>
           <w:sz w:val="18"/>
           <w:szCs w:val="18"/>
         </w:rPr>
-        <w:t>subject</w:t>
-      </w:r>
-      <w:r>
-        <w:t xml:space="preserve"> und </w:t>
-      </w:r>
+        <w:t>subject.CN}$</w:t>
+      </w:r>
+      <w:proofErr w:type="gramEnd"/>
       <w:r>
         <w:rPr>
           <w:rFonts w:ascii="Courier New" w:hAnsi="Courier New" w:cs="Courier New"/>
           <w:sz w:val="18"/>
           <w:szCs w:val="18"/>
         </w:rPr>
-        <w:t>issuer</w:t>
-      </w:r>
-      <w:r>
-        <w:t xml:space="preserve"> und die im Zertifikat DN vorhandenen RDNs. Wie im Beispiel illustriert sind einfache String Operationen und Bedingungsauswertungen ebenfalls verfügbar.</w:t>
-      </w:r>
-    </w:p>
-    <w:p>
-      <w:pPr>
+        <w:t>{</w:t>
+      </w:r>
+      <w:proofErr w:type="spellStart"/>
+      <w:r>
         <w:rPr>
           <w:rFonts w:ascii="Courier New" w:hAnsi="Courier New" w:cs="Courier New"/>
           <w:sz w:val="18"/>
           <w:szCs w:val="18"/>
         </w:rPr>
+        <w:t>subject.O</w:t>
+      </w:r>
+      <w:proofErr w:type="spellEnd"/>
+      <w:r>
+        <w:rPr>
+          <w:rFonts w:ascii="Courier New" w:hAnsi="Courier New" w:cs="Courier New"/>
+          <w:sz w:val="18"/>
+          <w:szCs w:val="18"/>
+        </w:rPr>
+        <w:t xml:space="preserve"> != null ? ("\n" + </w:t>
+      </w:r>
+      <w:proofErr w:type="spellStart"/>
+      <w:proofErr w:type="gramStart"/>
+      <w:r>
+        <w:rPr>
+          <w:rFonts w:ascii="Courier New" w:hAnsi="Courier New" w:cs="Courier New"/>
+          <w:sz w:val="18"/>
+          <w:szCs w:val="18"/>
+        </w:rPr>
+        <w:t>subject.O</w:t>
+      </w:r>
+      <w:proofErr w:type="spellEnd"/>
+      <w:proofErr w:type="gramEnd"/>
+      <w:r>
+        <w:rPr>
+          <w:rFonts w:ascii="Courier New" w:hAnsi="Courier New" w:cs="Courier New"/>
+          <w:sz w:val="18"/>
+          <w:szCs w:val="18"/>
+        </w:rPr>
+        <w:t>) : ""}${</w:t>
+      </w:r>
+      <w:proofErr w:type="spellStart"/>
+      <w:r>
+        <w:rPr>
+          <w:rFonts w:ascii="Courier New" w:hAnsi="Courier New" w:cs="Courier New"/>
+          <w:sz w:val="18"/>
+          <w:szCs w:val="18"/>
+        </w:rPr>
+        <w:t>subject.L</w:t>
+      </w:r>
+      <w:proofErr w:type="spellEnd"/>
+      <w:r>
+        <w:rPr>
+          <w:rFonts w:ascii="Courier New" w:hAnsi="Courier New" w:cs="Courier New"/>
+          <w:sz w:val="18"/>
+          <w:szCs w:val="18"/>
+        </w:rPr>
+        <w:t xml:space="preserve"> != null ? ("\</w:t>
+      </w:r>
+      <w:proofErr w:type="spellStart"/>
+      <w:r>
+        <w:rPr>
+          <w:rFonts w:ascii="Courier New" w:hAnsi="Courier New" w:cs="Courier New"/>
+          <w:sz w:val="18"/>
+          <w:szCs w:val="18"/>
+        </w:rPr>
+        <w:t>nKanzleisitz</w:t>
+      </w:r>
+      <w:proofErr w:type="spellEnd"/>
+      <w:r>
+        <w:rPr>
+          <w:rFonts w:ascii="Courier New" w:hAnsi="Courier New" w:cs="Courier New"/>
+          <w:sz w:val="18"/>
+          <w:szCs w:val="18"/>
+        </w:rPr>
+        <w:t xml:space="preserve">: " + </w:t>
+      </w:r>
+      <w:proofErr w:type="spellStart"/>
+      <w:proofErr w:type="gramStart"/>
+      <w:r>
+        <w:rPr>
+          <w:rFonts w:ascii="Courier New" w:hAnsi="Courier New" w:cs="Courier New"/>
+          <w:sz w:val="18"/>
+          <w:szCs w:val="18"/>
+        </w:rPr>
+        <w:t>subject.L</w:t>
+      </w:r>
+      <w:proofErr w:type="spellEnd"/>
+      <w:proofErr w:type="gramEnd"/>
+      <w:r>
+        <w:rPr>
+          <w:rFonts w:ascii="Courier New" w:hAnsi="Courier New" w:cs="Courier New"/>
+          <w:sz w:val="18"/>
+          <w:szCs w:val="18"/>
+        </w:rPr>
+        <w:t>) : ""}</w:t>
+      </w:r>
+    </w:p>
+    <w:p>
+      <w:r>
+        <w:t xml:space="preserve">Die Notation </w:t>
+      </w:r>
+      <w:r>
+        <w:rPr>
+          <w:rFonts w:ascii="Courier New" w:hAnsi="Courier New" w:cs="Courier New"/>
+          <w:sz w:val="18"/>
+          <w:szCs w:val="18"/>
+        </w:rPr>
+        <w:t>${..}</w:t>
+      </w:r>
+      <w:r>
+        <w:t xml:space="preserve"> ermöglicht die dynamische Auswertung eines Ausdrucks. Verfügbar sind </w:t>
+      </w:r>
+      <w:proofErr w:type="spellStart"/>
+      <w:r>
+        <w:rPr>
+          <w:rFonts w:ascii="Courier New" w:hAnsi="Courier New" w:cs="Courier New"/>
+          <w:sz w:val="18"/>
+          <w:szCs w:val="18"/>
+        </w:rPr>
+        <w:t>subject</w:t>
+      </w:r>
+      <w:proofErr w:type="spellEnd"/>
+      <w:r>
+        <w:t xml:space="preserve"> und </w:t>
+      </w:r>
+      <w:proofErr w:type="spellStart"/>
+      <w:r>
+        <w:rPr>
+          <w:rFonts w:ascii="Courier New" w:hAnsi="Courier New" w:cs="Courier New"/>
+          <w:sz w:val="18"/>
+          <w:szCs w:val="18"/>
+        </w:rPr>
+        <w:t>issuer</w:t>
+      </w:r>
+      <w:proofErr w:type="spellEnd"/>
+      <w:r>
+        <w:t xml:space="preserve"> und die im Zertifikat DN vorhandenen RDNs. Wie im Beispiel illustriert sind einfache String Operationen und Bedingungsauswertungen ebenfalls verfügbar.</w:t>
+      </w:r>
+    </w:p>
+    <w:p>
+      <w:pPr>
+        <w:rPr>
+          <w:rFonts w:ascii="Courier New" w:hAnsi="Courier New" w:cs="Courier New"/>
+          <w:sz w:val="18"/>
+          <w:szCs w:val="18"/>
+        </w:rPr>
       </w:pPr>
       <w:r>
         <w:t>Es</w:t>
       </w:r>
       <w:r>
-        <w:t xml:space="preserve"> können auch von außen Parametern als Schlüssel-Wert-Paare übergeben und im Signaturblock referenziert werden.  Über die Kommandozeile beispielsweise über den Prefix „-sbp“. Die Schlüssel und Werte werden gegen einen regulären Ausdruck geprüft, um ungültige Zeichen zu verhindern. Standardmäßig verwendet PDF-AS die Regex "^([A-</w:t>
-      </w:r>
+        <w:t xml:space="preserve"> können auch von außen Parametern als Schlüssel-Wert-Paare übergeben und im Signaturblock referenziert werden.  Über die Kommandozeile beispielsweise über den </w:t>
+      </w:r>
+      <w:proofErr w:type="spellStart"/>
+      <w:r>
+        <w:t>Prefix</w:t>
+      </w:r>
+      <w:proofErr w:type="spellEnd"/>
+      <w:r>
+        <w:t xml:space="preserve"> „-</w:t>
+      </w:r>
+      <w:proofErr w:type="spellStart"/>
+      <w:r>
+        <w:t>sbp</w:t>
+      </w:r>
+      <w:proofErr w:type="spellEnd"/>
+      <w:r>
+        <w:t xml:space="preserve">“. Die Schlüssel und Werte werden gegen einen regulären Ausdruck geprüft, um ungültige Zeichen zu verhindern. Standardmäßig verwendet PDF-AS die </w:t>
+      </w:r>
+      <w:proofErr w:type="spellStart"/>
+      <w:r>
+        <w:t>Regex</w:t>
+      </w:r>
+      <w:proofErr w:type="spellEnd"/>
+      <w:r>
+        <w:t xml:space="preserve"> "^([A-</w:t>
+      </w:r>
+      <w:proofErr w:type="spellStart"/>
       <w:r>
         <w:t>Z</w:t>
       </w:r>
       <w:r>
-        <w:t>a-z]){1,20}$" für den Schlüssel und "^([\p{Print}</w:t>
-      </w:r>
-      <w:r>
-        <w:t>ß§€äöüÄÖÜ</w:t>
-      </w:r>
+        <w:t>a</w:t>
+      </w:r>
+      <w:proofErr w:type="spellEnd"/>
+      <w:r>
+        <w:t>-z</w:t>
+      </w:r>
+      <w:proofErr w:type="gramStart"/>
+      <w:r>
+        <w:t>]){</w:t>
+      </w:r>
+      <w:proofErr w:type="gramEnd"/>
+      <w:r>
+        <w:t>1,20}$" für den Schlüssel und "^([\p{Print}</w:t>
+      </w:r>
+      <w:r>
+        <w:t>ß§€</w:t>
+      </w:r>
+      <w:proofErr w:type="spellStart"/>
+      <w:r>
+        <w:t>äöüÄÖÜ</w:t>
+      </w:r>
+      <w:proofErr w:type="spellEnd"/>
       <w:r>
         <w:t xml:space="preserve">]){1,100}$" für den Wert. Die beiden regulären Ausdrücke können bei Bedarf in der Konfiguration mittels </w:t>
       </w:r>
+      <w:proofErr w:type="spellStart"/>
+      <w:proofErr w:type="gramStart"/>
       <w:r>
         <w:rPr>
           <w:i/>
@@ -6070,9 +9113,12 @@
         </w:rPr>
         <w:t>sigblockparameter.key.regex</w:t>
       </w:r>
+      <w:proofErr w:type="spellEnd"/>
+      <w:proofErr w:type="gramEnd"/>
       <w:r>
         <w:t xml:space="preserve"> bzw. </w:t>
       </w:r>
+      <w:proofErr w:type="spellStart"/>
       <w:r>
         <w:rPr>
           <w:i/>
@@ -6080,6 +9126,7 @@
         </w:rPr>
         <w:t>sigblockparameter.value.regex</w:t>
       </w:r>
+      <w:proofErr w:type="spellEnd"/>
       <w:r>
         <w:t xml:space="preserve"> angepasst werden.</w:t>
       </w:r>
@@ -6111,7 +9158,15 @@
         <w:t xml:space="preserve">können </w:t>
       </w:r>
       <w:r>
-        <w:t>spezielle Bilder als Platzhalter positioniert werden. Ein solcher Platzhalter muss einen speziellen QR-Code (ein 2D Barcode) enthalten, damit er erkannt werden kann. Von diesem Platzhalter wird die Positionierung (linke obere Ecke) sowie die Breite für den Signaturblock übernommen. Zusätzlich können im QR-Code einige Properties übergeben werden, über die Signaturprofil, Signaturtyp und Signaturkey gewählt werden können.</w:t>
+        <w:t xml:space="preserve">spezielle Bilder als Platzhalter positioniert werden. Ein solcher Platzhalter muss einen speziellen QR-Code (ein 2D Barcode) enthalten, damit er erkannt werden kann. Von diesem Platzhalter wird die Positionierung (linke obere Ecke) sowie die Breite für den Signaturblock übernommen. Zusätzlich können im QR-Code einige Properties übergeben werden, über die Signaturprofil, Signaturtyp und </w:t>
+      </w:r>
+      <w:proofErr w:type="spellStart"/>
+      <w:r>
+        <w:t>Signaturkey</w:t>
+      </w:r>
+      <w:proofErr w:type="spellEnd"/>
+      <w:r>
+        <w:t xml:space="preserve"> gewählt werden können.</w:t>
       </w:r>
     </w:p>
     <w:p>
@@ -6132,13 +9187,29 @@
       </w:r>
     </w:p>
     <w:p>
+      <w:proofErr w:type="spellStart"/>
       <w:r>
         <w:rPr>
           <w:i/>
         </w:rPr>
         <w:lastRenderedPageBreak/>
-        <w:t>enable_placeholder_search=true</w:t>
-      </w:r>
+        <w:t>enable_placeholder_search</w:t>
+      </w:r>
+      <w:proofErr w:type="spellEnd"/>
+      <w:r>
+        <w:rPr>
+          <w:i/>
+        </w:rPr>
+        <w:t>=</w:t>
+      </w:r>
+      <w:proofErr w:type="spellStart"/>
+      <w:r>
+        <w:rPr>
+          <w:i/>
+        </w:rPr>
+        <w:t>true</w:t>
+      </w:r>
+      <w:proofErr w:type="spellEnd"/>
       <w:r>
         <w:rPr>
           <w:rFonts w:ascii="Courier New" w:hAnsi="Courier New" w:cs="Courier New"/>
@@ -6150,25 +9221,93 @@
       <w:r>
         <w:t xml:space="preserve">aktiviert die Suche nach Platzhaltern für alle Profile. Der Standardwert für diesen Parameter ist </w:t>
       </w:r>
+      <w:proofErr w:type="spellStart"/>
       <w:r>
         <w:rPr>
           <w:i/>
         </w:rPr>
         <w:t>false</w:t>
       </w:r>
+      <w:proofErr w:type="spellEnd"/>
       <w:r>
         <w:t xml:space="preserve">. </w:t>
       </w:r>
     </w:p>
     <w:p>
-      <w:r>
-        <w:rPr>
-          <w:i/>
-        </w:rPr>
-        <w:t>sig_obj.[PROFILNAME].enable_placeholder_search=[true|false]</w:t>
-      </w:r>
-      <w:r>
-        <w:t xml:space="preserve"> aktiviert, beziehungsweise deaktiviert die Suche nach Platzhaltern für ein bestimmtes Profil. Berücksichtigt wird hier das Profil, welches als SignParameter übergeben wurde, beziehungsweise - falls keines übergeben wurde - das default-Profil.</w:t>
+      <w:proofErr w:type="spellStart"/>
+      <w:r>
+        <w:rPr>
+          <w:i/>
+        </w:rPr>
+        <w:t>sig_</w:t>
+      </w:r>
+      <w:proofErr w:type="gramStart"/>
+      <w:r>
+        <w:rPr>
+          <w:i/>
+        </w:rPr>
+        <w:t>obj</w:t>
+      </w:r>
+      <w:proofErr w:type="spellEnd"/>
+      <w:r>
+        <w:rPr>
+          <w:i/>
+        </w:rPr>
+        <w:t>.[</w:t>
+      </w:r>
+      <w:proofErr w:type="gramEnd"/>
+      <w:r>
+        <w:rPr>
+          <w:i/>
+        </w:rPr>
+        <w:t>PROFILNAME].</w:t>
+      </w:r>
+      <w:proofErr w:type="spellStart"/>
+      <w:r>
+        <w:rPr>
+          <w:i/>
+        </w:rPr>
+        <w:t>enable_placeholder_search</w:t>
+      </w:r>
+      <w:proofErr w:type="spellEnd"/>
+      <w:r>
+        <w:rPr>
+          <w:i/>
+        </w:rPr>
+        <w:t>=[</w:t>
+      </w:r>
+      <w:proofErr w:type="spellStart"/>
+      <w:r>
+        <w:rPr>
+          <w:i/>
+        </w:rPr>
+        <w:t>true|false</w:t>
+      </w:r>
+      <w:proofErr w:type="spellEnd"/>
+      <w:r>
+        <w:rPr>
+          <w:i/>
+        </w:rPr>
+        <w:t>]</w:t>
+      </w:r>
+      <w:r>
+        <w:t xml:space="preserve"> aktiviert, beziehungsweise deaktiviert die Suche nach Platzhaltern für ein bestimmtes Profil. Berücksichtigt wird hier das Profil, welches als </w:t>
+      </w:r>
+      <w:proofErr w:type="spellStart"/>
+      <w:r>
+        <w:t>SignParameter</w:t>
+      </w:r>
+      <w:proofErr w:type="spellEnd"/>
+      <w:r>
+        <w:t xml:space="preserve"> übergeben wurde, beziehungsweise - falls keines übergeben wurde - das </w:t>
+      </w:r>
+      <w:proofErr w:type="spellStart"/>
+      <w:r>
+        <w:t>default</w:t>
+      </w:r>
+      <w:proofErr w:type="spellEnd"/>
+      <w:r>
+        <w:t>-Profil.</w:t>
       </w:r>
     </w:p>
     <w:p>
@@ -6219,7 +9358,23 @@
           <w:i/>
           <w:lang w:val="en-US"/>
         </w:rPr>
-        <w:t>PDF-AS-POS[;property=value]*</w:t>
+        <w:t>PDF-AS-POS</w:t>
+      </w:r>
+      <w:proofErr w:type="gramStart"/>
+      <w:r>
+        <w:rPr>
+          <w:i/>
+          <w:lang w:val="en-US"/>
+        </w:rPr>
+        <w:t>[;property</w:t>
+      </w:r>
+      <w:proofErr w:type="gramEnd"/>
+      <w:r>
+        <w:rPr>
+          <w:i/>
+          <w:lang w:val="en-US"/>
+        </w:rPr>
+        <w:t>=value]*</w:t>
       </w:r>
     </w:p>
     <w:p>
@@ -6258,12 +9413,14 @@
       </w:r>
     </w:p>
     <w:p>
+      <w:proofErr w:type="spellStart"/>
       <w:r>
         <w:rPr>
           <w:i/>
         </w:rPr>
         <w:t>profile</w:t>
       </w:r>
+      <w:proofErr w:type="spellEnd"/>
       <w:r>
         <w:tab/>
       </w:r>
@@ -6285,15 +9442,33 @@
         <w:ind w:left="425"/>
         <w:rPr>
           <w:i/>
-          <w:lang w:val="en-US"/>
-        </w:rPr>
-      </w:pPr>
-      <w:r>
-        <w:rPr>
-          <w:i/>
-          <w:lang w:val="en-US"/>
-        </w:rPr>
-        <w:t>PDF-AS-POS;profile=SIGNATURBLOCK_DE</w:t>
+          <w:lang w:val="de-AT"/>
+        </w:rPr>
+      </w:pPr>
+      <w:proofErr w:type="spellStart"/>
+      <w:r>
+        <w:rPr>
+          <w:i/>
+          <w:lang w:val="de-AT"/>
+        </w:rPr>
+        <w:t>PDF-AS-</w:t>
+      </w:r>
+      <w:proofErr w:type="gramStart"/>
+      <w:r>
+        <w:rPr>
+          <w:i/>
+          <w:lang w:val="de-AT"/>
+        </w:rPr>
+        <w:t>POS;profile</w:t>
+      </w:r>
+      <w:proofErr w:type="spellEnd"/>
+      <w:proofErr w:type="gramEnd"/>
+      <w:r>
+        <w:rPr>
+          <w:i/>
+          <w:lang w:val="de-AT"/>
+        </w:rPr>
+        <w:t>=SIGNATURBLOCK_DE</w:t>
       </w:r>
     </w:p>
     <w:p>
@@ -6303,20 +9478,38 @@
           <w:i/>
         </w:rPr>
       </w:pPr>
-      <w:r>
-        <w:rPr>
-          <w:i/>
-        </w:rPr>
-        <w:t>PDF-AS-POS;profile=SIGNATURBLOCK_EN</w:t>
-      </w:r>
-    </w:p>
-    <w:p>
+      <w:proofErr w:type="spellStart"/>
+      <w:r>
+        <w:rPr>
+          <w:i/>
+        </w:rPr>
+        <w:t>PDF-AS-</w:t>
+      </w:r>
+      <w:proofErr w:type="gramStart"/>
+      <w:r>
+        <w:rPr>
+          <w:i/>
+        </w:rPr>
+        <w:t>POS;profile</w:t>
+      </w:r>
+      <w:proofErr w:type="spellEnd"/>
+      <w:proofErr w:type="gramEnd"/>
+      <w:r>
+        <w:rPr>
+          <w:i/>
+        </w:rPr>
+        <w:t>=SIGNATURBLOCK_EN</w:t>
+      </w:r>
+    </w:p>
+    <w:p>
+      <w:proofErr w:type="spellStart"/>
       <w:r>
         <w:rPr>
           <w:i/>
         </w:rPr>
         <w:t>id</w:t>
       </w:r>
+      <w:proofErr w:type="spellEnd"/>
       <w:r>
         <w:tab/>
       </w:r>
@@ -6338,15 +9531,33 @@
         <w:ind w:left="425"/>
         <w:rPr>
           <w:i/>
-          <w:lang w:val="en-US"/>
-        </w:rPr>
-      </w:pPr>
-      <w:r>
-        <w:rPr>
-          <w:i/>
-          <w:lang w:val="en-US"/>
-        </w:rPr>
-        <w:t>PDF-AS-POS;id=0001</w:t>
+          <w:lang w:val="de-AT"/>
+        </w:rPr>
+      </w:pPr>
+      <w:proofErr w:type="spellStart"/>
+      <w:r>
+        <w:rPr>
+          <w:i/>
+          <w:lang w:val="de-AT"/>
+        </w:rPr>
+        <w:t>PDF-AS-</w:t>
+      </w:r>
+      <w:proofErr w:type="gramStart"/>
+      <w:r>
+        <w:rPr>
+          <w:i/>
+          <w:lang w:val="de-AT"/>
+        </w:rPr>
+        <w:t>POS;id</w:t>
+      </w:r>
+      <w:proofErr w:type="spellEnd"/>
+      <w:proofErr w:type="gramEnd"/>
+      <w:r>
+        <w:rPr>
+          <w:i/>
+          <w:lang w:val="de-AT"/>
+        </w:rPr>
+        <w:t>=0001</w:t>
       </w:r>
     </w:p>
     <w:p>
@@ -6354,15 +9565,33 @@
         <w:ind w:left="425"/>
         <w:rPr>
           <w:i/>
-          <w:lang w:val="en-US"/>
-        </w:rPr>
-      </w:pPr>
-      <w:r>
-        <w:rPr>
-          <w:i/>
-          <w:lang w:val="en-US"/>
-        </w:rPr>
-        <w:t>PDF-AS-POS;id=signature01</w:t>
+          <w:lang w:val="de-AT"/>
+        </w:rPr>
+      </w:pPr>
+      <w:proofErr w:type="spellStart"/>
+      <w:r>
+        <w:rPr>
+          <w:i/>
+          <w:lang w:val="de-AT"/>
+        </w:rPr>
+        <w:t>PDF-AS-</w:t>
+      </w:r>
+      <w:proofErr w:type="gramStart"/>
+      <w:r>
+        <w:rPr>
+          <w:i/>
+          <w:lang w:val="de-AT"/>
+        </w:rPr>
+        <w:t>POS;id</w:t>
+      </w:r>
+      <w:proofErr w:type="spellEnd"/>
+      <w:proofErr w:type="gramEnd"/>
+      <w:r>
+        <w:rPr>
+          <w:i/>
+          <w:lang w:val="de-AT"/>
+        </w:rPr>
+        <w:t>=signature01</w:t>
       </w:r>
     </w:p>
     <w:p>
@@ -6372,12 +9601,28 @@
       </w:r>
     </w:p>
     <w:p>
-      <w:r>
-        <w:rPr>
-          <w:i/>
-        </w:rPr>
-        <w:t>placeholder_profile_overwrite=false</w:t>
-      </w:r>
+      <w:proofErr w:type="spellStart"/>
+      <w:r>
+        <w:rPr>
+          <w:i/>
+        </w:rPr>
+        <w:t>placeholder_profile_overwrite</w:t>
+      </w:r>
+      <w:proofErr w:type="spellEnd"/>
+      <w:r>
+        <w:rPr>
+          <w:i/>
+        </w:rPr>
+        <w:t>=</w:t>
+      </w:r>
+      <w:proofErr w:type="spellStart"/>
+      <w:r>
+        <w:rPr>
+          <w:i/>
+        </w:rPr>
+        <w:t>false</w:t>
+      </w:r>
+      <w:proofErr w:type="spellEnd"/>
       <w:r>
         <w:rPr>
           <w:rFonts w:ascii="Courier New" w:hAnsi="Courier New" w:cs="Courier New"/>
@@ -6387,24 +9632,43 @@
         <w:t xml:space="preserve"> </w:t>
       </w:r>
       <w:r>
-        <w:t xml:space="preserve">deaktiviert serverseitig die Übername von Signaturprofilen (z.B. </w:t>
-      </w:r>
+        <w:t xml:space="preserve">deaktiviert serverseitig die </w:t>
+      </w:r>
+      <w:proofErr w:type="spellStart"/>
+      <w:r>
+        <w:t>Übername</w:t>
+      </w:r>
+      <w:proofErr w:type="spellEnd"/>
+      <w:r>
+        <w:t xml:space="preserve"> von Signaturprofilen (z.B. </w:t>
+      </w:r>
+      <w:proofErr w:type="spellStart"/>
       <w:r>
         <w:rPr>
           <w:i/>
           <w:lang w:val="de-AT"/>
         </w:rPr>
-        <w:t>profile=SIGNATURBLOCK_DE</w:t>
+        <w:t>profile</w:t>
+      </w:r>
+      <w:proofErr w:type="spellEnd"/>
+      <w:r>
+        <w:rPr>
+          <w:i/>
+          <w:lang w:val="de-AT"/>
+        </w:rPr>
+        <w:t>=SIGNATURBLOCK_DE</w:t>
       </w:r>
       <w:r>
         <w:t xml:space="preserve">) aus Platzhalterinformationen. Der Standardwert für diesen Parameter ist </w:t>
       </w:r>
+      <w:proofErr w:type="spellStart"/>
       <w:r>
         <w:rPr>
           <w:i/>
         </w:rPr>
         <w:t>true</w:t>
       </w:r>
+      <w:proofErr w:type="spellEnd"/>
       <w:r>
         <w:t xml:space="preserve">. </w:t>
       </w:r>
@@ -6421,7 +9685,41 @@
     </w:p>
     <w:p>
       <w:r>
-        <w:t>Befinden sich mehrer Platzhalter in einem Dokument kann PDF-AS in verschiedenen Modi die Auswahl treffen, welcher Platzhalter für den aktuellen Signaturvorgang zu verwenden ist. Welcher Modi verwendet wird lässt sich in der Datei „advancedconfig.properties“ unter „placeholder_mode“ konfigurieren. Folgende Modi sind verfügbar:</w:t>
+        <w:t xml:space="preserve">Befinden sich </w:t>
+      </w:r>
+      <w:proofErr w:type="spellStart"/>
+      <w:r>
+        <w:t>mehrer</w:t>
+      </w:r>
+      <w:proofErr w:type="spellEnd"/>
+      <w:r>
+        <w:t xml:space="preserve"> Platzhalter in einem Dokument kann PDF-AS in verschiedenen Modi die Auswahl treffen, welcher Platzhalter für den aktuellen Signaturvorgang zu verwenden ist. Welcher Modi verwendet wird lässt sich in der Datei „</w:t>
+      </w:r>
+      <w:proofErr w:type="spellStart"/>
+      <w:proofErr w:type="gramStart"/>
+      <w:r>
+        <w:t>advancedconfig.properties</w:t>
+      </w:r>
+      <w:proofErr w:type="spellEnd"/>
+      <w:proofErr w:type="gramEnd"/>
+      <w:r>
+        <w:t>“ unter „</w:t>
+      </w:r>
+      <w:proofErr w:type="spellStart"/>
+      <w:r>
+        <w:t>placeholder_mode</w:t>
+      </w:r>
+      <w:proofErr w:type="spellEnd"/>
+      <w:r>
+        <w:t xml:space="preserve">“ konfigurieren. Folgende Modi </w:t>
+      </w:r>
+      <w:proofErr w:type="gramStart"/>
+      <w:r>
+        <w:t>sind</w:t>
+      </w:r>
+      <w:proofErr w:type="gramEnd"/>
+      <w:r>
+        <w:t xml:space="preserve"> verfügbar:</w:t>
       </w:r>
     </w:p>
     <w:p>
@@ -6436,13 +9734,29 @@
       </w:r>
       <w:r>
         <w:tab/>
-        <w:t>in diesem Modus schlägt der Signaturvorgang fehl, wenn kein Platzhalter mit einem Identifikator gefunden wird der zu dem Identifikator „placeholder_id“ passt. Dieser Modus wird</w:t>
+        <w:t>in diesem Modus schlägt der Signaturvorgang fehl, wenn kein Platzhalter mit einem Identifikator gefunden wird der zu dem Identifikator „</w:t>
+      </w:r>
+      <w:proofErr w:type="spellStart"/>
+      <w:r>
+        <w:t>placeholder_id</w:t>
+      </w:r>
+      <w:proofErr w:type="spellEnd"/>
+      <w:r>
+        <w:t>“ passt. Dieser Modus wird</w:t>
       </w:r>
       <w:r>
         <w:t xml:space="preserve"> </w:t>
       </w:r>
       <w:r>
-        <w:t>“strict“ genannt.</w:t>
+        <w:t>“</w:t>
+      </w:r>
+      <w:proofErr w:type="spellStart"/>
+      <w:r>
+        <w:t>strict</w:t>
+      </w:r>
+      <w:proofErr w:type="spellEnd"/>
+      <w:r>
+        <w:t>“ genannt.</w:t>
       </w:r>
     </w:p>
     <w:p>
@@ -6457,7 +9771,15 @@
       </w:r>
       <w:r>
         <w:tab/>
-        <w:t>in diesem Modus wird der Platzhalter mit dem Identifikator welcher zu „placeholder_id“ passt verwendet. Wird dieser nicht gefunden, wird ein Platzhalter ohne Identifikator verwendet. Wird auch kein solcher Platzhalter gefunden, verläuft der Signaturvorgang ohne Platzhalter. Dieser Modus wird</w:t>
+        <w:t>in diesem Modus wird der Platzhalter mit dem Identifikator welcher zu „</w:t>
+      </w:r>
+      <w:proofErr w:type="spellStart"/>
+      <w:r>
+        <w:t>placeholder_id</w:t>
+      </w:r>
+      <w:proofErr w:type="spellEnd"/>
+      <w:r>
+        <w:t>“ passt verwendet. Wird dieser nicht gefunden, wird ein Platzhalter ohne Identifikator verwendet. Wird auch kein solcher Platzhalter gefunden, verläuft der Signaturvorgang ohne Platzhalter. Dieser Modus wird</w:t>
       </w:r>
       <w:r>
         <w:t xml:space="preserve"> </w:t>
@@ -6484,7 +9806,15 @@
         <w:t xml:space="preserve"> </w:t>
       </w:r>
       <w:r>
-        <w:t>“lenient“ genannt.</w:t>
+        <w:t>“</w:t>
+      </w:r>
+      <w:proofErr w:type="spellStart"/>
+      <w:r>
+        <w:t>lenient</w:t>
+      </w:r>
+      <w:proofErr w:type="spellEnd"/>
+      <w:r>
+        <w:t>“ genannt.</w:t>
       </w:r>
     </w:p>
     <w:p>
@@ -6499,7 +9829,15 @@
       </w:r>
       <w:r>
         <w:tab/>
-        <w:t>in diesem Modus wird der Platzhalter mit dem Identifikator welcher zu „placeholder_id“ passt verwendet. Wird dieser nicht gefunden, wird der erste Platzhalter mit Identifikator in a</w:t>
+        <w:t>in diesem Modus wird der Platzhalter mit dem Identifikator welcher zu „</w:t>
+      </w:r>
+      <w:proofErr w:type="spellStart"/>
+      <w:r>
+        <w:t>placeholder_id</w:t>
+      </w:r>
+      <w:proofErr w:type="spellEnd"/>
+      <w:r>
+        <w:t>“ passt verwendet. Wird dieser nicht gefunden, wird der erste Platzhalter mit Identifikator in a</w:t>
       </w:r>
       <w:r>
         <w:t>ufsteigender</w:t>
@@ -6508,7 +9846,15 @@
         <w:t xml:space="preserve"> Reihenfolge verwendet.</w:t>
       </w:r>
       <w:r>
-        <w:t xml:space="preserve"> Numerische Platzhalteridentifikatoren werden numerisch verglichen, ansonsten textuell ohne Groß-/Kleinschreibung.</w:t>
+        <w:t xml:space="preserve"> Numerische </w:t>
+      </w:r>
+      <w:proofErr w:type="spellStart"/>
+      <w:r>
+        <w:t>Platzhalteridentifikatoren</w:t>
+      </w:r>
+      <w:proofErr w:type="spellEnd"/>
+      <w:r>
+        <w:t xml:space="preserve"> werden numerisch verglichen, ansonsten textuell ohne Groß-/Kleinschreibung.</w:t>
       </w:r>
       <w:r>
         <w:t xml:space="preserve"> Wurde kein Platzhalter gefunden, wird ein Platzhalter ohne Identifikator verwendet. Wird auch kein solcher Platzhalter gefunden, verläuft der Signaturvorgang ohne Platzhalter. Dieser Modus wird</w:t>
@@ -6517,7 +9863,15 @@
         <w:t xml:space="preserve"> </w:t>
       </w:r>
       <w:r>
-        <w:t>“sorted“ genannt.</w:t>
+        <w:t>“</w:t>
+      </w:r>
+      <w:proofErr w:type="spellStart"/>
+      <w:r>
+        <w:t>sorted</w:t>
+      </w:r>
+      <w:proofErr w:type="spellEnd"/>
+      <w:r>
+        <w:t>“ genannt.</w:t>
       </w:r>
     </w:p>
     <w:p>
@@ -6978,8 +10332,13 @@
               <w:spacing w:after="60" w:line="240" w:lineRule="auto"/>
               <w:cnfStyle w:val="000000010000" w:firstRow="0" w:lastRow="0" w:firstColumn="0" w:lastColumn="0" w:oddVBand="0" w:evenVBand="0" w:oddHBand="0" w:evenHBand="1" w:firstRowFirstColumn="0" w:firstRowLastColumn="0" w:lastRowFirstColumn="0" w:lastRowLastColumn="0"/>
             </w:pPr>
-            <w:r>
-              <w:t>pdf-as-moa Bibliothek</w:t>
+            <w:proofErr w:type="spellStart"/>
+            <w:r>
+              <w:t>pdf-as-moa</w:t>
+            </w:r>
+            <w:proofErr w:type="spellEnd"/>
+            <w:r>
+              <w:t xml:space="preserve"> Bibliothek</w:t>
             </w:r>
           </w:p>
         </w:tc>
@@ -7374,8 +10733,13 @@
               <w:spacing w:after="60" w:line="240" w:lineRule="auto"/>
               <w:cnfStyle w:val="000000000000" w:firstRow="0" w:lastRow="0" w:firstColumn="0" w:lastColumn="0" w:oddVBand="0" w:evenVBand="0" w:oddHBand="0" w:evenHBand="0" w:firstRowFirstColumn="0" w:firstRowLastColumn="0" w:lastRowFirstColumn="0" w:lastRowLastColumn="0"/>
             </w:pPr>
-            <w:r>
-              <w:t>sbp Parameter ergänzt</w:t>
+            <w:proofErr w:type="spellStart"/>
+            <w:r>
+              <w:t>sbp</w:t>
+            </w:r>
+            <w:proofErr w:type="spellEnd"/>
+            <w:r>
+              <w:t xml:space="preserve"> Parameter ergänzt</w:t>
             </w:r>
           </w:p>
         </w:tc>
@@ -7538,8 +10902,13 @@
               <w:cnfStyle w:val="000000000000" w:firstRow="0" w:lastRow="0" w:firstColumn="0" w:lastColumn="0" w:oddVBand="0" w:evenVBand="0" w:oddHBand="0" w:evenHBand="0" w:firstRowFirstColumn="0" w:firstRowLastColumn="0" w:lastRowFirstColumn="0" w:lastRowLastColumn="0"/>
             </w:pPr>
             <w:r>
-              <w:t>Platzhalter updates</w:t>
-            </w:r>
+              <w:t xml:space="preserve">Platzhalter </w:t>
+            </w:r>
+            <w:proofErr w:type="spellStart"/>
+            <w:r>
+              <w:t>updates</w:t>
+            </w:r>
+            <w:proofErr w:type="spellEnd"/>
           </w:p>
         </w:tc>
       </w:tr>
@@ -7829,7 +11198,21 @@
               <w:rPr>
                 <w:lang w:val="en-US"/>
               </w:rPr>
-              <w:t>PDF-AS API Dokumentation (https://joinup.ec.europa.eu/site/pdf-as/releases/4.0.7/docs/api)</w:t>
+              <w:t xml:space="preserve">PDF-AS API </w:t>
+            </w:r>
+            <w:proofErr w:type="spellStart"/>
+            <w:r>
+              <w:rPr>
+                <w:lang w:val="en-US"/>
+              </w:rPr>
+              <w:t>Dokumentation</w:t>
+            </w:r>
+            <w:proofErr w:type="spellEnd"/>
+            <w:r>
+              <w:rPr>
+                <w:lang w:val="en-US"/>
+              </w:rPr>
+              <w:t xml:space="preserve"> (https://joinup.ec.europa.eu/site/pdf-as/releases/4.0.7/docs/api)</w:t>
             </w:r>
           </w:p>
         </w:tc>
@@ -7843,8 +11226,8 @@
       </w:pPr>
     </w:p>
     <w:sectPr>
-      <w:footerReference w:type="default" r:id="rId12"/>
-      <w:footerReference w:type="first" r:id="rId13"/>
+      <w:footerReference w:type="default" r:id="rId11"/>
+      <w:footerReference w:type="first" r:id="rId12"/>
       <w:pgSz w:w="12240" w:h="15840"/>
       <w:pgMar w:top="1077" w:right="1225" w:bottom="1134" w:left="1701" w:header="0" w:footer="720" w:gutter="0"/>
       <w:cols w:space="720"/>
@@ -8167,8 +11550,16 @@
             <w:rPr>
               <w:lang w:val="en-US"/>
             </w:rPr>
-            <w:t>E-Government Innovationszentrum</w:t>
+            <w:t xml:space="preserve">E-Government </w:t>
           </w:r>
+          <w:proofErr w:type="spellStart"/>
+          <w:r>
+            <w:rPr>
+              <w:lang w:val="en-US"/>
+            </w:rPr>
+            <w:t>Innovationszentrum</w:t>
+          </w:r>
+          <w:proofErr w:type="spellEnd"/>
         </w:p>
         <w:p>
           <w:pPr>
@@ -8181,6 +11572,7 @@
               <w:szCs w:val="18"/>
             </w:rPr>
           </w:pPr>
+          <w:proofErr w:type="spellStart"/>
           <w:r>
             <w:rPr>
               <w:rFonts w:asciiTheme="majorHAnsi" w:hAnsiTheme="majorHAnsi"/>
@@ -8188,7 +11580,17 @@
               <w:sz w:val="18"/>
               <w:szCs w:val="18"/>
             </w:rPr>
-            <w:t>Sandgasse 38a, A-8010 Graz</w:t>
+            <w:t>Sandgasse</w:t>
+          </w:r>
+          <w:proofErr w:type="spellEnd"/>
+          <w:r>
+            <w:rPr>
+              <w:rFonts w:asciiTheme="majorHAnsi" w:hAnsiTheme="majorHAnsi"/>
+              <w:color w:val="4C483D"/>
+              <w:sz w:val="18"/>
+              <w:szCs w:val="18"/>
+            </w:rPr>
+            <w:t xml:space="preserve"> 38a, A-8010 Graz</w:t>
           </w:r>
           <w:r>
             <w:rPr>
@@ -11332,7 +14734,7 @@
 </file>
 
 <file path=customXml/itemProps3.xml><?xml version="1.0" encoding="utf-8"?>
-<ds:datastoreItem xmlns:ds="http://schemas.openxmlformats.org/officeDocument/2006/customXml" ds:itemID="{5F4B1AE0-A74C-4013-9854-54B9B65D12F7}">
+<ds:datastoreItem xmlns:ds="http://schemas.openxmlformats.org/officeDocument/2006/customXml" ds:itemID="{98ACDC6B-520F-4533-8FB4-9DF081C4D392}">
   <ds:schemaRefs>
     <ds:schemaRef ds:uri="http://schemas.openxmlformats.org/officeDocument/2006/bibliography"/>
   </ds:schemaRefs>

--- a/doc/PDFAS5_Dokumentation.docx
+++ b/doc/PDFAS5_Dokumentation.docx
@@ -441,47 +441,46 @@
               <w:spacing w:before="0"/>
               <w:jc w:val="left"/>
               <w:rPr>
-                <w:sz w:val="22"/>
-                <w:szCs w:val="22"/>
-                <w:lang w:val="de-AT"/>
-              </w:rPr>
-            </w:pPr>
-            <w:r>
-              <w:rPr>
-                <w:sz w:val="22"/>
-                <w:szCs w:val="22"/>
-                <w:lang w:val="de-AT"/>
-              </w:rPr>
-              <w:t xml:space="preserve">Thomas Lenz – </w:t>
-            </w:r>
-            <w:proofErr w:type="gramStart"/>
-            <w:r>
-              <w:rPr>
-                <w:sz w:val="22"/>
-                <w:szCs w:val="22"/>
-                <w:lang w:val="de-AT"/>
-              </w:rPr>
-              <w:t>thomas.lenz</w:t>
-            </w:r>
-            <w:proofErr w:type="gramEnd"/>
-            <w:r>
-              <w:fldChar w:fldCharType="begin"/>
-            </w:r>
-            <w:r>
-              <w:instrText xml:space="preserve"> HYPERLINK "mailto:andreas.fitzek@egiz.gv.at" \h </w:instrText>
-            </w:r>
-            <w:r>
-              <w:fldChar w:fldCharType="separate"/>
-            </w:r>
-            <w:r>
-              <w:rPr>
                 <w:rStyle w:val="Internetverknpfung"/>
                 <w:sz w:val="22"/>
                 <w:szCs w:val="22"/>
                 <w:lang w:val="de-AT"/>
               </w:rPr>
-              <w:t>@egiz.gv.at</w:t>
-            </w:r>
+            </w:pPr>
+            <w:r>
+              <w:rPr>
+                <w:sz w:val="22"/>
+                <w:szCs w:val="22"/>
+                <w:lang w:val="de-AT"/>
+              </w:rPr>
+              <w:t>Thomas Lenz – thomas.lenz</w:t>
+            </w:r>
+            <w:hyperlink r:id="rId11">
+              <w:r>
+                <w:rPr>
+                  <w:rStyle w:val="Internetverknpfung"/>
+                  <w:sz w:val="22"/>
+                  <w:szCs w:val="22"/>
+                  <w:lang w:val="de-AT"/>
+                </w:rPr>
+                <w:t>@egiz.gv.at</w:t>
+              </w:r>
+            </w:hyperlink>
+          </w:p>
+          <w:p>
+            <w:pPr>
+              <w:pStyle w:val="Title"/>
+              <w:widowControl w:val="0"/>
+              <w:spacing w:before="0"/>
+              <w:jc w:val="left"/>
+              <w:rPr>
+                <w:sz w:val="22"/>
+                <w:szCs w:val="22"/>
+                <w:lang w:val="de-AT"/>
+              </w:rPr>
+            </w:pPr>
+            <w:bookmarkStart w:id="0" w:name="_GoBack"/>
+            <w:bookmarkEnd w:id="0"/>
             <w:r>
               <w:rPr>
                 <w:rStyle w:val="Internetverknpfung"/>
@@ -489,16 +488,6 @@
                 <w:szCs w:val="22"/>
                 <w:lang w:val="de-AT"/>
               </w:rPr>
-              <w:fldChar w:fldCharType="end"/>
-            </w:r>
-            <w:r>
-              <w:rPr>
-                <w:rStyle w:val="Internetverknpfung"/>
-                <w:sz w:val="22"/>
-                <w:szCs w:val="22"/>
-                <w:lang w:val="de-AT"/>
-              </w:rPr>
-              <w:br/>
               <w:t>Jakob Hehe</w:t>
             </w:r>
             <w:r>
@@ -638,15 +627,7 @@
         <w:t xml:space="preserve"> </w:t>
       </w:r>
       <w:r>
-        <w:t xml:space="preserve">PDF-AS ist ein Java Framework zur Erstellung von PDF Signaturen nach dem </w:t>
-      </w:r>
-      <w:proofErr w:type="spellStart"/>
-      <w:r>
-        <w:t>PAdES</w:t>
-      </w:r>
-      <w:proofErr w:type="spellEnd"/>
-      <w:r>
-        <w:t xml:space="preserve"> Standard. Dieses Dokument gibt eine Einführung in PDF-AS und beschreibt die verschiedenen Komponenten des Frameworks. Diese Komponenten umfassen mehrere Java Bibliotheken, eine Kommandozeilen Anwendung und eine Webanwendung.</w:t>
+        <w:t>PDF-AS ist ein Java Framework zur Erstellung von PDF Signaturen nach dem PAdES Standard. Dieses Dokument gibt eine Einführung in PDF-AS und beschreibt die verschiedenen Komponenten des Frameworks. Diese Komponenten umfassen mehrere Java Bibliotheken, eine Kommandozeilen Anwendung und eine Webanwendung.</w:t>
       </w:r>
     </w:p>
     <w:p>
@@ -2070,60 +2051,20 @@
       <w:pPr>
         <w:pStyle w:val="Heading1"/>
       </w:pPr>
-      <w:bookmarkStart w:id="0" w:name="_Toc490637480"/>
-      <w:bookmarkStart w:id="1" w:name="_Toc129153041"/>
-      <w:bookmarkStart w:id="2" w:name="_Toc379351812"/>
+      <w:bookmarkStart w:id="1" w:name="_Toc490637480"/>
+      <w:bookmarkStart w:id="2" w:name="_Toc129153041"/>
+      <w:bookmarkStart w:id="3" w:name="_Toc379351812"/>
       <w:r>
         <w:lastRenderedPageBreak/>
         <w:t>Kurzbeschreibung</w:t>
       </w:r>
-      <w:bookmarkEnd w:id="0"/>
       <w:bookmarkEnd w:id="1"/>
       <w:bookmarkEnd w:id="2"/>
-    </w:p>
-    <w:p>
-      <w:r>
-        <w:t xml:space="preserve">PDF-AS ist ein Java Framework mit dem PDF Dokumente digital signiert und verifiziert werden können. Ab Version 4.0 unterstützt PDF-AS nur Signaturen nach dem PDF </w:t>
-      </w:r>
-      <w:proofErr w:type="spellStart"/>
-      <w:r>
-        <w:t>Advanced</w:t>
-      </w:r>
-      <w:proofErr w:type="spellEnd"/>
-      <w:r>
-        <w:t xml:space="preserve"> Electronic </w:t>
-      </w:r>
-      <w:proofErr w:type="spellStart"/>
-      <w:r>
-        <w:t>Signatures</w:t>
-      </w:r>
-      <w:proofErr w:type="spellEnd"/>
-      <w:r>
-        <w:t xml:space="preserve"> (</w:t>
-      </w:r>
-      <w:proofErr w:type="spellStart"/>
-      <w:r>
-        <w:t>PAdES</w:t>
-      </w:r>
-      <w:proofErr w:type="spellEnd"/>
-      <w:r>
-        <w:t xml:space="preserve">) Standard. Als Signaturerstellungseinheit kann PDF-AS eine Bürgerkartenumgebung (BKU), eine MOA-SS Instanz, eine PKCS12 Datei oder eine </w:t>
-      </w:r>
-      <w:proofErr w:type="spellStart"/>
-      <w:r>
-        <w:t>JavaKeyStore</w:t>
-      </w:r>
-      <w:proofErr w:type="spellEnd"/>
-      <w:r>
-        <w:t xml:space="preserve"> Datei verwenden. PDF-AS kann eigenständig </w:t>
-      </w:r>
-      <w:proofErr w:type="spellStart"/>
-      <w:r>
-        <w:t>PAdES</w:t>
-      </w:r>
-      <w:proofErr w:type="spellEnd"/>
-      <w:r>
-        <w:t xml:space="preserve"> Signaturen verifizieren. Dabei wird von PDF-AS standardmäßig allerdings keine Zertifikatsprüfung durchgeführt. PDF-AS kann auch eine Verifikation mit Zertifikatsprüfung durchführen, dazu benötigt PDF-AS allerdings eine MOA-SP Instanz.</w:t>
+      <w:bookmarkEnd w:id="3"/>
+    </w:p>
+    <w:p>
+      <w:r>
+        <w:t>PDF-AS ist ein Java Framework mit dem PDF Dokumente digital signiert und verifiziert werden können. Ab Version 4.0 unterstützt PDF-AS nur Signaturen nach dem PDF Advanced Electronic Signatures (PAdES) Standard. Als Signaturerstellungseinheit kann PDF-AS eine Bürgerkartenumgebung (BKU), eine MOA-SS Instanz, eine PKCS12 Datei oder eine JavaKeyStore Datei verwenden. PDF-AS kann eigenständig PAdES Signaturen verifizieren. Dabei wird von PDF-AS standardmäßig allerdings keine Zertifikatsprüfung durchgeführt. PDF-AS kann auch eine Verifikation mit Zertifikatsprüfung durchführen, dazu benötigt PDF-AS allerdings eine MOA-SP Instanz.</w:t>
       </w:r>
     </w:p>
     <w:p>
@@ -2137,16 +2078,16 @@
       <w:pPr>
         <w:pStyle w:val="Heading1"/>
       </w:pPr>
-      <w:bookmarkStart w:id="3" w:name="_Toc490637481"/>
-      <w:bookmarkStart w:id="4" w:name="_Toc379351813"/>
-      <w:bookmarkStart w:id="5" w:name="_Toc129153045"/>
+      <w:bookmarkStart w:id="4" w:name="_Toc490637481"/>
+      <w:bookmarkStart w:id="5" w:name="_Toc379351813"/>
+      <w:bookmarkStart w:id="6" w:name="_Toc129153045"/>
       <w:r>
         <w:lastRenderedPageBreak/>
         <w:t>Anwendungsbeschreibung</w:t>
       </w:r>
-      <w:bookmarkEnd w:id="3"/>
       <w:bookmarkEnd w:id="4"/>
       <w:bookmarkEnd w:id="5"/>
+      <w:bookmarkEnd w:id="6"/>
     </w:p>
     <w:p>
       <w:r>
@@ -2206,80 +2147,27 @@
       <w:pPr>
         <w:pStyle w:val="Heading2"/>
       </w:pPr>
-      <w:bookmarkStart w:id="6" w:name="_Toc490637482"/>
-      <w:bookmarkStart w:id="7" w:name="_Toc379351814"/>
+      <w:bookmarkStart w:id="7" w:name="_Toc490637482"/>
+      <w:bookmarkStart w:id="8" w:name="_Toc379351814"/>
       <w:r>
         <w:t>PDF-AS Java Bibliothek</w:t>
       </w:r>
-      <w:bookmarkEnd w:id="6"/>
       <w:bookmarkEnd w:id="7"/>
-    </w:p>
-    <w:p>
-      <w:r>
-        <w:t>Die PDF-AS Java Bibliothek ist das Herzstück von PDF-AS. Sie ermöglicht die Signatur von PDF Dokumenten. Zu dieser Bibliothek gehören zwei weitere Java Bibliotheken „</w:t>
-      </w:r>
-      <w:proofErr w:type="spellStart"/>
-      <w:r>
-        <w:t>sigs-pades</w:t>
-      </w:r>
-      <w:proofErr w:type="spellEnd"/>
-      <w:r>
-        <w:t>“ und „sigs-pkcs7detached“. Diese beiden Bibliotheken ermöglichen es verschiedene Signaturstandards „</w:t>
-      </w:r>
-      <w:proofErr w:type="spellStart"/>
-      <w:r>
-        <w:t>PAdES</w:t>
-      </w:r>
-      <w:proofErr w:type="spellEnd"/>
-      <w:r>
-        <w:t xml:space="preserve">“ und „PCKS7 </w:t>
-      </w:r>
-      <w:proofErr w:type="spellStart"/>
-      <w:r>
-        <w:t>detached</w:t>
-      </w:r>
-      <w:proofErr w:type="spellEnd"/>
-      <w:r>
-        <w:t xml:space="preserve">“ zur Signaturerstellung zu verwenden. Diese beiden Bibliotheken müssen zur Laufzeit von PDF-AS im Klassenpfad vorhanden sein. </w:t>
-      </w:r>
-    </w:p>
-    <w:p>
-      <w:r>
-        <w:t xml:space="preserve">PDF-AS kann verschiedene PDF Bibliotheken verwenden. Die Standard- Implementierung verwendet Apache </w:t>
-      </w:r>
-      <w:proofErr w:type="spellStart"/>
-      <w:r>
-        <w:t>PdfBox</w:t>
-      </w:r>
-      <w:proofErr w:type="spellEnd"/>
-      <w:r>
-        <w:t xml:space="preserve"> 3. Um diese zu verwenden, muss die Bibliothek pdf-as-pdfbox-3 im Klassenpfad eingebunden sein.</w:t>
-      </w:r>
-    </w:p>
-    <w:p>
-      <w:r>
-        <w:t xml:space="preserve">PDF-AS implementiert ein </w:t>
-      </w:r>
-      <w:proofErr w:type="spellStart"/>
-      <w:r>
-        <w:t>Pluginsystem</w:t>
-      </w:r>
-      <w:proofErr w:type="spellEnd"/>
-      <w:r>
-        <w:t xml:space="preserve"> um Vorverarbeitungsschritte von PDF Dokumenten durchzuführen. Um ein solche Plugin zu erzeugen, muss die Schnittstelle </w:t>
-      </w:r>
-      <w:proofErr w:type="spellStart"/>
-      <w:proofErr w:type="gramStart"/>
-      <w:r>
-        <w:t>at.gv.egiz.pdfas.lib.api.preprocessor</w:t>
-      </w:r>
-      <w:proofErr w:type="gramEnd"/>
-      <w:r>
-        <w:t>.PreProcessor</w:t>
-      </w:r>
-      <w:proofErr w:type="spellEnd"/>
-      <w:r>
-        <w:t xml:space="preserve"> implementiert werden. Die Plugins werden mittels Service Provider Interface (SPI) von PDF-AS geladen.</w:t>
+      <w:bookmarkEnd w:id="8"/>
+    </w:p>
+    <w:p>
+      <w:r>
+        <w:t xml:space="preserve">Die PDF-AS Java Bibliothek ist das Herzstück von PDF-AS. Sie ermöglicht die Signatur von PDF Dokumenten. Zu dieser Bibliothek gehören zwei weitere Java Bibliotheken „sigs-pades“ und „sigs-pkcs7detached“. Diese beiden Bibliotheken ermöglichen es verschiedene Signaturstandards „PAdES“ und „PCKS7 detached“ zur Signaturerstellung zu verwenden. Diese beiden Bibliotheken müssen zur Laufzeit von PDF-AS im Klassenpfad vorhanden sein. </w:t>
+      </w:r>
+    </w:p>
+    <w:p>
+      <w:r>
+        <w:t>PDF-AS kann verschiedene PDF Bibliotheken verwenden. Die Standard- Implementierung verwendet Apache PdfBox 3. Um diese zu verwenden, muss die Bibliothek pdf-as-pdfbox-3 im Klassenpfad eingebunden sein.</w:t>
+      </w:r>
+    </w:p>
+    <w:p>
+      <w:r>
+        <w:t>PDF-AS implementiert ein Pluginsystem um Vorverarbeitungsschritte von PDF Dokumenten durchzuführen. Um ein solche Plugin zu erzeugen, muss die Schnittstelle at.gv.egiz.pdfas.lib.api.preprocessor.PreProcessor implementiert werden. Die Plugins werden mittels Service Provider Interface (SPI) von PDF-AS geladen.</w:t>
       </w:r>
     </w:p>
     <w:p>
@@ -2295,7 +2183,6 @@
         <w:br/>
         <w:t xml:space="preserve">Es wird eine </w:t>
       </w:r>
-      <w:proofErr w:type="spellStart"/>
       <w:r>
         <w:t>Depe</w:t>
       </w:r>
@@ -2306,116 +2193,20 @@
         <w:t>d</w:t>
       </w:r>
       <w:r>
-        <w:t>ency</w:t>
-      </w:r>
-      <w:proofErr w:type="spellEnd"/>
-      <w:r>
-        <w:t xml:space="preserve"> zum Modul </w:t>
-      </w:r>
-      <w:proofErr w:type="gramStart"/>
-      <w:r>
-        <w:rPr>
-          <w:i/>
-        </w:rPr>
-        <w:t>&lt;</w:t>
-      </w:r>
-      <w:proofErr w:type="spellStart"/>
-      <w:r>
-        <w:rPr>
-          <w:i/>
-        </w:rPr>
-        <w:t>groupId</w:t>
-      </w:r>
-      <w:proofErr w:type="spellEnd"/>
-      <w:r>
-        <w:rPr>
-          <w:i/>
-        </w:rPr>
-        <w:t>&gt;</w:t>
-      </w:r>
-      <w:proofErr w:type="spellStart"/>
-      <w:r>
-        <w:rPr>
-          <w:i/>
-        </w:rPr>
-        <w:t>at.gv.egiz</w:t>
-      </w:r>
-      <w:proofErr w:type="gramEnd"/>
-      <w:r>
-        <w:rPr>
-          <w:i/>
-        </w:rPr>
-        <w:t>.pdfas</w:t>
-      </w:r>
-      <w:proofErr w:type="spellEnd"/>
-      <w:r>
-        <w:rPr>
-          <w:i/>
-        </w:rPr>
-        <w:t>&lt;/</w:t>
-      </w:r>
-      <w:proofErr w:type="spellStart"/>
-      <w:r>
-        <w:rPr>
-          <w:i/>
-        </w:rPr>
-        <w:t>groupId</w:t>
-      </w:r>
-      <w:proofErr w:type="spellEnd"/>
-      <w:r>
-        <w:rPr>
-          <w:i/>
-        </w:rPr>
-        <w:t>&gt;</w:t>
+        <w:t xml:space="preserve">ency zum Modul </w:t>
+      </w:r>
+      <w:r>
+        <w:rPr>
+          <w:i/>
+        </w:rPr>
+        <w:t>&lt;groupId&gt;at.gv.egiz.pdfas&lt;/groupId&gt;</w:t>
       </w:r>
       <w:r>
         <w:rPr>
           <w:i/>
         </w:rPr>
         <w:br/>
-        <w:t>&lt;</w:t>
-      </w:r>
-      <w:proofErr w:type="spellStart"/>
-      <w:r>
-        <w:rPr>
-          <w:i/>
-        </w:rPr>
-        <w:t>artifactId</w:t>
-      </w:r>
-      <w:proofErr w:type="spellEnd"/>
-      <w:r>
-        <w:rPr>
-          <w:i/>
-        </w:rPr>
-        <w:t>&gt;</w:t>
-      </w:r>
-      <w:proofErr w:type="spellStart"/>
-      <w:r>
-        <w:rPr>
-          <w:i/>
-        </w:rPr>
-        <w:t>sigs-pades</w:t>
-      </w:r>
-      <w:proofErr w:type="spellEnd"/>
-      <w:r>
-        <w:rPr>
-          <w:i/>
-        </w:rPr>
-        <w:t>&lt;/</w:t>
-      </w:r>
-      <w:proofErr w:type="spellStart"/>
-      <w:r>
-        <w:rPr>
-          <w:i/>
-        </w:rPr>
-        <w:t>artifactId</w:t>
-      </w:r>
-      <w:proofErr w:type="spellEnd"/>
-      <w:r>
-        <w:rPr>
-          <w:i/>
-        </w:rPr>
-        <w:t>&gt;</w:t>
+        <w:t>&lt;artifactId&gt;sigs-pades&lt;/artifactId&gt;</w:t>
       </w:r>
       <w:r>
         <w:t xml:space="preserve"> vorausgesetzt)</w:t>
@@ -2430,37 +2221,44 @@
           <w:lang w:val="en-US"/>
         </w:rPr>
       </w:pPr>
-      <w:proofErr w:type="gramStart"/>
       <w:r>
         <w:rPr>
           <w:highlight w:val="white"/>
           <w:lang w:val="en-US"/>
         </w:rPr>
-        <w:t>byte[</w:t>
-      </w:r>
-      <w:proofErr w:type="gramEnd"/>
-      <w:r>
+        <w:t>byte[] pdfDokument = …</w:t>
+      </w:r>
+    </w:p>
+    <w:p>
+      <w:pPr>
+        <w:pStyle w:val="Preformatted"/>
+        <w:jc w:val="left"/>
         <w:rPr>
           <w:highlight w:val="white"/>
           <w:lang w:val="en-US"/>
         </w:rPr>
-        <w:t xml:space="preserve">] </w:t>
-      </w:r>
-      <w:proofErr w:type="spellStart"/>
+      </w:pPr>
+      <w:r>
+        <w:rPr>
+          <w:lang w:val="en-US"/>
+        </w:rPr>
+        <w:t>String outputFile = …</w:t>
+      </w:r>
       <w:r>
         <w:rPr>
           <w:highlight w:val="white"/>
           <w:lang w:val="en-US"/>
         </w:rPr>
-        <w:t>pdfDokument</w:t>
-      </w:r>
-      <w:proofErr w:type="spellEnd"/>
+        <w:br/>
+        <w:t>PdfAs pdfas = PdfAsFactory.createPdfAs(new File(pdfas_dir));</w:t>
+      </w:r>
       <w:r>
         <w:rPr>
           <w:highlight w:val="white"/>
           <w:lang w:val="en-US"/>
         </w:rPr>
-        <w:t xml:space="preserve"> = …</w:t>
+        <w:br/>
+        <w:t>Configuration config = pdfas.getConfiguration();</w:t>
       </w:r>
     </w:p>
     <w:p>
@@ -2476,118 +2274,164 @@
         <w:rPr>
           <w:lang w:val="en-US"/>
         </w:rPr>
-        <w:t xml:space="preserve">String </w:t>
-      </w:r>
-      <w:proofErr w:type="spellStart"/>
-      <w:r>
-        <w:rPr>
-          <w:lang w:val="en-US"/>
-        </w:rPr>
-        <w:t>outputFile</w:t>
-      </w:r>
-      <w:proofErr w:type="spellEnd"/>
-      <w:r>
-        <w:rPr>
-          <w:lang w:val="en-US"/>
-        </w:rPr>
-        <w:t xml:space="preserve"> = …</w:t>
-      </w:r>
-      <w:r>
+        <w:t>File outputPdfFile = new File(outputFile);</w:t>
+      </w:r>
+    </w:p>
+    <w:p>
+      <w:pPr>
+        <w:pStyle w:val="Preformatted"/>
+        <w:jc w:val="left"/>
         <w:rPr>
           <w:highlight w:val="white"/>
           <w:lang w:val="en-US"/>
         </w:rPr>
+      </w:pPr>
+      <w:r>
+        <w:rPr>
+          <w:lang w:val="en-US"/>
+        </w:rPr>
+        <w:t>FileOutputStream fos = new FileOutputStream(outputPdfFile, false);</w:t>
+      </w:r>
+      <w:r>
+        <w:rPr>
+          <w:lang w:val="en-US"/>
+        </w:rPr>
         <w:br/>
       </w:r>
-      <w:proofErr w:type="spellStart"/>
       <w:r>
         <w:rPr>
           <w:highlight w:val="white"/>
           <w:lang w:val="en-US"/>
         </w:rPr>
-        <w:t>PdfAs</w:t>
-      </w:r>
-      <w:proofErr w:type="spellEnd"/>
+        <w:t xml:space="preserve">SignParameter para = PdfAsFactory.createSignParameter(config, new ByteArrayDataSource(pdfDokument), </w:t>
+      </w:r>
+      <w:r>
+        <w:rPr>
+          <w:lang w:val="en-US"/>
+        </w:rPr>
+        <w:t>fos</w:t>
+      </w:r>
       <w:r>
         <w:rPr>
           <w:highlight w:val="white"/>
           <w:lang w:val="en-US"/>
         </w:rPr>
-        <w:t xml:space="preserve"> </w:t>
-      </w:r>
-      <w:proofErr w:type="spellStart"/>
+        <w:t>);</w:t>
+      </w:r>
       <w:r>
         <w:rPr>
           <w:highlight w:val="white"/>
           <w:lang w:val="en-US"/>
         </w:rPr>
-        <w:t>pdfas</w:t>
-      </w:r>
-      <w:proofErr w:type="spellEnd"/>
+        <w:br/>
+        <w:t>para.setSignatureProfileId("SIGNATURBLOCK_DE");</w:t>
+      </w:r>
       <w:r>
         <w:rPr>
           <w:highlight w:val="white"/>
           <w:lang w:val="en-US"/>
         </w:rPr>
-        <w:t xml:space="preserve"> = </w:t>
-      </w:r>
-      <w:proofErr w:type="spellStart"/>
+        <w:br/>
+        <w:t>para.setPlainSigner(</w:t>
+      </w:r>
+      <w:r>
+        <w:rPr>
+          <w:lang w:val="en-US"/>
+        </w:rPr>
+        <w:t>new PAdESSigner(new BKUSLConnector(config))</w:t>
+      </w:r>
       <w:r>
         <w:rPr>
           <w:highlight w:val="white"/>
           <w:lang w:val="en-US"/>
         </w:rPr>
-        <w:t>PdfAsFactory.createPdfAs</w:t>
-      </w:r>
-      <w:proofErr w:type="spellEnd"/>
+        <w:t>);</w:t>
+      </w:r>
       <w:r>
         <w:rPr>
           <w:highlight w:val="white"/>
           <w:lang w:val="en-US"/>
         </w:rPr>
-        <w:t>(new File(</w:t>
-      </w:r>
-      <w:proofErr w:type="spellStart"/>
-      <w:r>
+        <w:br/>
+        <w:t>pdfas.sign(para);</w:t>
+      </w:r>
+    </w:p>
+    <w:p>
+      <w:pPr>
+        <w:pStyle w:val="Preformatted"/>
+        <w:jc w:val="left"/>
         <w:rPr>
           <w:highlight w:val="white"/>
           <w:lang w:val="en-US"/>
         </w:rPr>
-        <w:t>pdfas_dir</w:t>
-      </w:r>
-      <w:proofErr w:type="spellEnd"/>
+      </w:pPr>
+      <w:r>
+        <w:rPr>
+          <w:lang w:val="en-US"/>
+        </w:rPr>
+        <w:t>System.out.println("Signed document " + outputFile);</w:t>
+      </w:r>
       <w:r>
         <w:rPr>
           <w:highlight w:val="white"/>
           <w:lang w:val="en-US"/>
         </w:rPr>
-        <w:t>));</w:t>
-      </w:r>
-      <w:r>
+        <w:br/>
+      </w:r>
+    </w:p>
+    <w:p>
+      <w:r>
+        <w:lastRenderedPageBreak/>
+        <w:t>Ein Beispiel Code zur Verifikation eines PDF Dokuments mittels der Java Bibliothek:</w:t>
+      </w:r>
+    </w:p>
+    <w:p>
+      <w:pPr>
+        <w:pStyle w:val="Preformatted"/>
+        <w:jc w:val="left"/>
         <w:rPr>
           <w:highlight w:val="white"/>
           <w:lang w:val="en-US"/>
         </w:rPr>
-        <w:br/>
-        <w:t xml:space="preserve">Configuration config = </w:t>
-      </w:r>
-      <w:proofErr w:type="spellStart"/>
-      <w:proofErr w:type="gramStart"/>
+      </w:pPr>
       <w:r>
         <w:rPr>
           <w:highlight w:val="white"/>
           <w:lang w:val="en-US"/>
         </w:rPr>
-        <w:t>pdfas.getConfiguration</w:t>
-      </w:r>
-      <w:proofErr w:type="spellEnd"/>
-      <w:proofErr w:type="gramEnd"/>
+        <w:t>PdfAs pdfas = PdfAsFactory.createPdfAs(new File(pdfas_dir));</w:t>
+      </w:r>
       <w:r>
         <w:rPr>
           <w:highlight w:val="white"/>
           <w:lang w:val="en-US"/>
         </w:rPr>
-        <w:t>();</w:t>
+        <w:br/>
+        <w:t>Configuration config = pdfas.getConfiguration();</w:t>
+      </w:r>
+      <w:r>
+        <w:rPr>
+          <w:highlight w:val="white"/>
+          <w:lang w:val="en-US"/>
+        </w:rPr>
+        <w:br/>
+        <w:t>VerifyParameter param = PdfAsFactory.createVerifyParameter(config, new ByteArrayDataSource(pdf));</w:t>
+      </w:r>
+      <w:r>
+        <w:rPr>
+          <w:highlight w:val="white"/>
+          <w:lang w:val="en-US"/>
+        </w:rPr>
+        <w:br/>
+        <w:t>param.setSignatureVerificationLevel(SignatureVerificationLevel.INTEGRITY_ONLY_VERIFICATION);</w:t>
+      </w:r>
+      <w:r>
+        <w:rPr>
+          <w:highlight w:val="white"/>
+          <w:lang w:val="en-US"/>
+        </w:rPr>
+        <w:br/>
+        <w:t>List&lt;VerifyResult&gt; vrs = pdfAs.verify(param);</w:t>
       </w:r>
     </w:p>
     <w:p>
@@ -2596,42 +2440,22 @@
         <w:jc w:val="left"/>
         <w:rPr>
           <w:highlight w:val="white"/>
-          <w:lang w:val="en-US"/>
-        </w:rPr>
-      </w:pPr>
-      <w:r>
-        <w:rPr>
-          <w:lang w:val="en-US"/>
-        </w:rPr>
-        <w:t xml:space="preserve">File </w:t>
-      </w:r>
-      <w:proofErr w:type="spellStart"/>
-      <w:r>
-        <w:rPr>
-          <w:lang w:val="en-US"/>
-        </w:rPr>
-        <w:t>outputPdfFile</w:t>
-      </w:r>
-      <w:proofErr w:type="spellEnd"/>
-      <w:r>
-        <w:rPr>
-          <w:lang w:val="en-US"/>
-        </w:rPr>
-        <w:t xml:space="preserve"> = new File(</w:t>
-      </w:r>
-      <w:proofErr w:type="spellStart"/>
-      <w:r>
-        <w:rPr>
-          <w:lang w:val="en-US"/>
-        </w:rPr>
-        <w:t>outputFile</w:t>
-      </w:r>
-      <w:proofErr w:type="spellEnd"/>
-      <w:r>
-        <w:rPr>
-          <w:lang w:val="en-US"/>
-        </w:rPr>
-        <w:t>);</w:t>
+        </w:rPr>
+      </w:pPr>
+      <w:r>
+        <w:t xml:space="preserve">Iterator&lt;VerifyResult&gt; resultIterator = </w:t>
+      </w:r>
+      <w:r>
+        <w:t>vrs</w:t>
+      </w:r>
+      <w:r>
+        <w:t>.iterator();</w:t>
+      </w:r>
+      <w:r>
+        <w:rPr>
+          <w:highlight w:val="white"/>
+        </w:rPr>
+        <w:br/>
       </w:r>
     </w:p>
     <w:p>
@@ -2640,586 +2464,6 @@
         <w:jc w:val="left"/>
         <w:rPr>
           <w:highlight w:val="white"/>
-          <w:lang w:val="en-US"/>
-        </w:rPr>
-      </w:pPr>
-      <w:proofErr w:type="spellStart"/>
-      <w:r>
-        <w:rPr>
-          <w:lang w:val="en-US"/>
-        </w:rPr>
-        <w:t>FileOutputStream</w:t>
-      </w:r>
-      <w:proofErr w:type="spellEnd"/>
-      <w:r>
-        <w:rPr>
-          <w:lang w:val="en-US"/>
-        </w:rPr>
-        <w:t xml:space="preserve"> </w:t>
-      </w:r>
-      <w:proofErr w:type="spellStart"/>
-      <w:r>
-        <w:rPr>
-          <w:lang w:val="en-US"/>
-        </w:rPr>
-        <w:t>fos</w:t>
-      </w:r>
-      <w:proofErr w:type="spellEnd"/>
-      <w:r>
-        <w:rPr>
-          <w:lang w:val="en-US"/>
-        </w:rPr>
-        <w:t xml:space="preserve"> = new </w:t>
-      </w:r>
-      <w:proofErr w:type="spellStart"/>
-      <w:proofErr w:type="gramStart"/>
-      <w:r>
-        <w:rPr>
-          <w:lang w:val="en-US"/>
-        </w:rPr>
-        <w:t>FileOutputStream</w:t>
-      </w:r>
-      <w:proofErr w:type="spellEnd"/>
-      <w:r>
-        <w:rPr>
-          <w:lang w:val="en-US"/>
-        </w:rPr>
-        <w:t>(</w:t>
-      </w:r>
-      <w:proofErr w:type="spellStart"/>
-      <w:proofErr w:type="gramEnd"/>
-      <w:r>
-        <w:rPr>
-          <w:lang w:val="en-US"/>
-        </w:rPr>
-        <w:t>outputPdfFile</w:t>
-      </w:r>
-      <w:proofErr w:type="spellEnd"/>
-      <w:r>
-        <w:rPr>
-          <w:lang w:val="en-US"/>
-        </w:rPr>
-        <w:t>, false);</w:t>
-      </w:r>
-      <w:r>
-        <w:rPr>
-          <w:lang w:val="en-US"/>
-        </w:rPr>
-        <w:br/>
-      </w:r>
-      <w:proofErr w:type="spellStart"/>
-      <w:r>
-        <w:rPr>
-          <w:highlight w:val="white"/>
-          <w:lang w:val="en-US"/>
-        </w:rPr>
-        <w:t>SignParameter</w:t>
-      </w:r>
-      <w:proofErr w:type="spellEnd"/>
-      <w:r>
-        <w:rPr>
-          <w:highlight w:val="white"/>
-          <w:lang w:val="en-US"/>
-        </w:rPr>
-        <w:t xml:space="preserve"> para = </w:t>
-      </w:r>
-      <w:proofErr w:type="spellStart"/>
-      <w:r>
-        <w:rPr>
-          <w:highlight w:val="white"/>
-          <w:lang w:val="en-US"/>
-        </w:rPr>
-        <w:t>PdfAsFactory.createSignParameter</w:t>
-      </w:r>
-      <w:proofErr w:type="spellEnd"/>
-      <w:r>
-        <w:rPr>
-          <w:highlight w:val="white"/>
-          <w:lang w:val="en-US"/>
-        </w:rPr>
-        <w:t xml:space="preserve">(config, new </w:t>
-      </w:r>
-      <w:proofErr w:type="spellStart"/>
-      <w:r>
-        <w:rPr>
-          <w:highlight w:val="white"/>
-          <w:lang w:val="en-US"/>
-        </w:rPr>
-        <w:t>ByteArrayDataSource</w:t>
-      </w:r>
-      <w:proofErr w:type="spellEnd"/>
-      <w:r>
-        <w:rPr>
-          <w:highlight w:val="white"/>
-          <w:lang w:val="en-US"/>
-        </w:rPr>
-        <w:t>(</w:t>
-      </w:r>
-      <w:proofErr w:type="spellStart"/>
-      <w:r>
-        <w:rPr>
-          <w:highlight w:val="white"/>
-          <w:lang w:val="en-US"/>
-        </w:rPr>
-        <w:t>pdfDokument</w:t>
-      </w:r>
-      <w:proofErr w:type="spellEnd"/>
-      <w:r>
-        <w:rPr>
-          <w:highlight w:val="white"/>
-          <w:lang w:val="en-US"/>
-        </w:rPr>
-        <w:t xml:space="preserve">), </w:t>
-      </w:r>
-      <w:proofErr w:type="spellStart"/>
-      <w:r>
-        <w:rPr>
-          <w:lang w:val="en-US"/>
-        </w:rPr>
-        <w:t>fos</w:t>
-      </w:r>
-      <w:proofErr w:type="spellEnd"/>
-      <w:r>
-        <w:rPr>
-          <w:highlight w:val="white"/>
-          <w:lang w:val="en-US"/>
-        </w:rPr>
-        <w:t>);</w:t>
-      </w:r>
-      <w:r>
-        <w:rPr>
-          <w:highlight w:val="white"/>
-          <w:lang w:val="en-US"/>
-        </w:rPr>
-        <w:br/>
-      </w:r>
-      <w:proofErr w:type="spellStart"/>
-      <w:r>
-        <w:rPr>
-          <w:highlight w:val="white"/>
-          <w:lang w:val="en-US"/>
-        </w:rPr>
-        <w:t>para.setSignatureProfileId</w:t>
-      </w:r>
-      <w:proofErr w:type="spellEnd"/>
-      <w:r>
-        <w:rPr>
-          <w:highlight w:val="white"/>
-          <w:lang w:val="en-US"/>
-        </w:rPr>
-        <w:t>("SIGNATURBLOCK_DE");</w:t>
-      </w:r>
-      <w:r>
-        <w:rPr>
-          <w:highlight w:val="white"/>
-          <w:lang w:val="en-US"/>
-        </w:rPr>
-        <w:br/>
-      </w:r>
-      <w:proofErr w:type="spellStart"/>
-      <w:r>
-        <w:rPr>
-          <w:highlight w:val="white"/>
-          <w:lang w:val="en-US"/>
-        </w:rPr>
-        <w:t>para.setPlainSigner</w:t>
-      </w:r>
-      <w:proofErr w:type="spellEnd"/>
-      <w:r>
-        <w:rPr>
-          <w:highlight w:val="white"/>
-          <w:lang w:val="en-US"/>
-        </w:rPr>
-        <w:t>(</w:t>
-      </w:r>
-      <w:r>
-        <w:rPr>
-          <w:lang w:val="en-US"/>
-        </w:rPr>
-        <w:t xml:space="preserve">new </w:t>
-      </w:r>
-      <w:proofErr w:type="spellStart"/>
-      <w:r>
-        <w:rPr>
-          <w:lang w:val="en-US"/>
-        </w:rPr>
-        <w:t>PAdESSigner</w:t>
-      </w:r>
-      <w:proofErr w:type="spellEnd"/>
-      <w:r>
-        <w:rPr>
-          <w:lang w:val="en-US"/>
-        </w:rPr>
-        <w:t xml:space="preserve">(new </w:t>
-      </w:r>
-      <w:proofErr w:type="spellStart"/>
-      <w:r>
-        <w:rPr>
-          <w:lang w:val="en-US"/>
-        </w:rPr>
-        <w:t>BKUSLConnector</w:t>
-      </w:r>
-      <w:proofErr w:type="spellEnd"/>
-      <w:r>
-        <w:rPr>
-          <w:lang w:val="en-US"/>
-        </w:rPr>
-        <w:t>(config))</w:t>
-      </w:r>
-      <w:r>
-        <w:rPr>
-          <w:highlight w:val="white"/>
-          <w:lang w:val="en-US"/>
-        </w:rPr>
-        <w:t>);</w:t>
-      </w:r>
-      <w:r>
-        <w:rPr>
-          <w:highlight w:val="white"/>
-          <w:lang w:val="en-US"/>
-        </w:rPr>
-        <w:br/>
-      </w:r>
-      <w:proofErr w:type="spellStart"/>
-      <w:r>
-        <w:rPr>
-          <w:highlight w:val="white"/>
-          <w:lang w:val="en-US"/>
-        </w:rPr>
-        <w:t>pdfas.sign</w:t>
-      </w:r>
-      <w:proofErr w:type="spellEnd"/>
-      <w:r>
-        <w:rPr>
-          <w:highlight w:val="white"/>
-          <w:lang w:val="en-US"/>
-        </w:rPr>
-        <w:t>(para);</w:t>
-      </w:r>
-    </w:p>
-    <w:p>
-      <w:pPr>
-        <w:pStyle w:val="Preformatted"/>
-        <w:jc w:val="left"/>
-        <w:rPr>
-          <w:highlight w:val="white"/>
-          <w:lang w:val="en-US"/>
-        </w:rPr>
-      </w:pPr>
-      <w:proofErr w:type="spellStart"/>
-      <w:r>
-        <w:rPr>
-          <w:lang w:val="en-US"/>
-        </w:rPr>
-        <w:t>System.out.println</w:t>
-      </w:r>
-      <w:proofErr w:type="spellEnd"/>
-      <w:r>
-        <w:rPr>
-          <w:lang w:val="en-US"/>
-        </w:rPr>
-        <w:t xml:space="preserve">("Signed document " + </w:t>
-      </w:r>
-      <w:proofErr w:type="spellStart"/>
-      <w:r>
-        <w:rPr>
-          <w:lang w:val="en-US"/>
-        </w:rPr>
-        <w:t>outputFile</w:t>
-      </w:r>
-      <w:proofErr w:type="spellEnd"/>
-      <w:r>
-        <w:rPr>
-          <w:lang w:val="en-US"/>
-        </w:rPr>
-        <w:t>);</w:t>
-      </w:r>
-      <w:r>
-        <w:rPr>
-          <w:highlight w:val="white"/>
-          <w:lang w:val="en-US"/>
-        </w:rPr>
-        <w:br/>
-      </w:r>
-    </w:p>
-    <w:p>
-      <w:r>
-        <w:lastRenderedPageBreak/>
-        <w:t>Ein Beispiel Code zur Verifikation eines PDF Dokuments mittels der Java Bibliothek:</w:t>
-      </w:r>
-    </w:p>
-    <w:p>
-      <w:pPr>
-        <w:pStyle w:val="Preformatted"/>
-        <w:jc w:val="left"/>
-        <w:rPr>
-          <w:highlight w:val="white"/>
-          <w:lang w:val="en-US"/>
-        </w:rPr>
-      </w:pPr>
-      <w:proofErr w:type="spellStart"/>
-      <w:r>
-        <w:rPr>
-          <w:highlight w:val="white"/>
-          <w:lang w:val="en-US"/>
-        </w:rPr>
-        <w:t>PdfAs</w:t>
-      </w:r>
-      <w:proofErr w:type="spellEnd"/>
-      <w:r>
-        <w:rPr>
-          <w:highlight w:val="white"/>
-          <w:lang w:val="en-US"/>
-        </w:rPr>
-        <w:t xml:space="preserve"> </w:t>
-      </w:r>
-      <w:proofErr w:type="spellStart"/>
-      <w:r>
-        <w:rPr>
-          <w:highlight w:val="white"/>
-          <w:lang w:val="en-US"/>
-        </w:rPr>
-        <w:t>pdfas</w:t>
-      </w:r>
-      <w:proofErr w:type="spellEnd"/>
-      <w:r>
-        <w:rPr>
-          <w:highlight w:val="white"/>
-          <w:lang w:val="en-US"/>
-        </w:rPr>
-        <w:t xml:space="preserve"> = </w:t>
-      </w:r>
-      <w:proofErr w:type="spellStart"/>
-      <w:r>
-        <w:rPr>
-          <w:highlight w:val="white"/>
-          <w:lang w:val="en-US"/>
-        </w:rPr>
-        <w:t>PdfAsFactory.createPdfAs</w:t>
-      </w:r>
-      <w:proofErr w:type="spellEnd"/>
-      <w:r>
-        <w:rPr>
-          <w:highlight w:val="white"/>
-          <w:lang w:val="en-US"/>
-        </w:rPr>
-        <w:t>(new File(</w:t>
-      </w:r>
-      <w:proofErr w:type="spellStart"/>
-      <w:r>
-        <w:rPr>
-          <w:highlight w:val="white"/>
-          <w:lang w:val="en-US"/>
-        </w:rPr>
-        <w:t>pdfas_dir</w:t>
-      </w:r>
-      <w:proofErr w:type="spellEnd"/>
-      <w:r>
-        <w:rPr>
-          <w:highlight w:val="white"/>
-          <w:lang w:val="en-US"/>
-        </w:rPr>
-        <w:t>));</w:t>
-      </w:r>
-      <w:r>
-        <w:rPr>
-          <w:highlight w:val="white"/>
-          <w:lang w:val="en-US"/>
-        </w:rPr>
-        <w:br/>
-        <w:t xml:space="preserve">Configuration config = </w:t>
-      </w:r>
-      <w:proofErr w:type="spellStart"/>
-      <w:proofErr w:type="gramStart"/>
-      <w:r>
-        <w:rPr>
-          <w:highlight w:val="white"/>
-          <w:lang w:val="en-US"/>
-        </w:rPr>
-        <w:t>pdfas.getConfiguration</w:t>
-      </w:r>
-      <w:proofErr w:type="spellEnd"/>
-      <w:proofErr w:type="gramEnd"/>
-      <w:r>
-        <w:rPr>
-          <w:highlight w:val="white"/>
-          <w:lang w:val="en-US"/>
-        </w:rPr>
-        <w:t>();</w:t>
-      </w:r>
-      <w:r>
-        <w:rPr>
-          <w:highlight w:val="white"/>
-          <w:lang w:val="en-US"/>
-        </w:rPr>
-        <w:br/>
-      </w:r>
-      <w:proofErr w:type="spellStart"/>
-      <w:r>
-        <w:rPr>
-          <w:highlight w:val="white"/>
-          <w:lang w:val="en-US"/>
-        </w:rPr>
-        <w:t>VerifyParameter</w:t>
-      </w:r>
-      <w:proofErr w:type="spellEnd"/>
-      <w:r>
-        <w:rPr>
-          <w:highlight w:val="white"/>
-          <w:lang w:val="en-US"/>
-        </w:rPr>
-        <w:t xml:space="preserve"> param = </w:t>
-      </w:r>
-      <w:proofErr w:type="spellStart"/>
-      <w:r>
-        <w:rPr>
-          <w:highlight w:val="white"/>
-          <w:lang w:val="en-US"/>
-        </w:rPr>
-        <w:t>PdfAsFactory.createVerifyParameter</w:t>
-      </w:r>
-      <w:proofErr w:type="spellEnd"/>
-      <w:r>
-        <w:rPr>
-          <w:highlight w:val="white"/>
-          <w:lang w:val="en-US"/>
-        </w:rPr>
-        <w:t xml:space="preserve">(config, new </w:t>
-      </w:r>
-      <w:proofErr w:type="spellStart"/>
-      <w:r>
-        <w:rPr>
-          <w:highlight w:val="white"/>
-          <w:lang w:val="en-US"/>
-        </w:rPr>
-        <w:t>ByteArrayDataSource</w:t>
-      </w:r>
-      <w:proofErr w:type="spellEnd"/>
-      <w:r>
-        <w:rPr>
-          <w:highlight w:val="white"/>
-          <w:lang w:val="en-US"/>
-        </w:rPr>
-        <w:t>(pdf));</w:t>
-      </w:r>
-      <w:r>
-        <w:rPr>
-          <w:highlight w:val="white"/>
-          <w:lang w:val="en-US"/>
-        </w:rPr>
-        <w:br/>
-        <w:t>param.setSignatureVerificationLevel(SignatureVerificationLevel.INTEGRITY_ONLY_VERIFICATION);</w:t>
-      </w:r>
-      <w:r>
-        <w:rPr>
-          <w:highlight w:val="white"/>
-          <w:lang w:val="en-US"/>
-        </w:rPr>
-        <w:br/>
-        <w:t>List&lt;</w:t>
-      </w:r>
-      <w:proofErr w:type="spellStart"/>
-      <w:r>
-        <w:rPr>
-          <w:highlight w:val="white"/>
-          <w:lang w:val="en-US"/>
-        </w:rPr>
-        <w:t>VerifyResult</w:t>
-      </w:r>
-      <w:proofErr w:type="spellEnd"/>
-      <w:r>
-        <w:rPr>
-          <w:highlight w:val="white"/>
-          <w:lang w:val="en-US"/>
-        </w:rPr>
-        <w:t xml:space="preserve">&gt; </w:t>
-      </w:r>
-      <w:proofErr w:type="spellStart"/>
-      <w:r>
-        <w:rPr>
-          <w:highlight w:val="white"/>
-          <w:lang w:val="en-US"/>
-        </w:rPr>
-        <w:t>vrs</w:t>
-      </w:r>
-      <w:proofErr w:type="spellEnd"/>
-      <w:r>
-        <w:rPr>
-          <w:highlight w:val="white"/>
-          <w:lang w:val="en-US"/>
-        </w:rPr>
-        <w:t xml:space="preserve"> = </w:t>
-      </w:r>
-      <w:proofErr w:type="spellStart"/>
-      <w:r>
-        <w:rPr>
-          <w:highlight w:val="white"/>
-          <w:lang w:val="en-US"/>
-        </w:rPr>
-        <w:t>pdfAs.verify</w:t>
-      </w:r>
-      <w:proofErr w:type="spellEnd"/>
-      <w:r>
-        <w:rPr>
-          <w:highlight w:val="white"/>
-          <w:lang w:val="en-US"/>
-        </w:rPr>
-        <w:t>(param);</w:t>
-      </w:r>
-    </w:p>
-    <w:p>
-      <w:pPr>
-        <w:pStyle w:val="Preformatted"/>
-        <w:jc w:val="left"/>
-        <w:rPr>
-          <w:highlight w:val="white"/>
-        </w:rPr>
-      </w:pPr>
-      <w:r>
-        <w:t>Iterator&lt;</w:t>
-      </w:r>
-      <w:proofErr w:type="spellStart"/>
-      <w:r>
-        <w:t>VerifyResult</w:t>
-      </w:r>
-      <w:proofErr w:type="spellEnd"/>
-      <w:r>
-        <w:t xml:space="preserve">&gt; </w:t>
-      </w:r>
-      <w:proofErr w:type="spellStart"/>
-      <w:r>
-        <w:t>resultIterator</w:t>
-      </w:r>
-      <w:proofErr w:type="spellEnd"/>
-      <w:r>
-        <w:t xml:space="preserve"> = </w:t>
-      </w:r>
-      <w:proofErr w:type="spellStart"/>
-      <w:proofErr w:type="gramStart"/>
-      <w:r>
-        <w:t>vrs</w:t>
-      </w:r>
-      <w:r>
-        <w:t>.iterator</w:t>
-      </w:r>
-      <w:proofErr w:type="spellEnd"/>
-      <w:proofErr w:type="gramEnd"/>
-      <w:r>
-        <w:t>();</w:t>
-      </w:r>
-      <w:r>
-        <w:rPr>
-          <w:highlight w:val="white"/>
-        </w:rPr>
-        <w:br/>
-      </w:r>
-    </w:p>
-    <w:p>
-      <w:pPr>
-        <w:pStyle w:val="Preformatted"/>
-        <w:jc w:val="left"/>
-        <w:rPr>
-          <w:highlight w:val="white"/>
         </w:rPr>
       </w:pPr>
     </w:p>
@@ -3255,13 +2499,13 @@
       <w:pPr>
         <w:pStyle w:val="Heading2"/>
       </w:pPr>
-      <w:bookmarkStart w:id="8" w:name="_Toc490637483"/>
-      <w:bookmarkStart w:id="9" w:name="_Toc379351815"/>
+      <w:bookmarkStart w:id="9" w:name="_Toc490637483"/>
+      <w:bookmarkStart w:id="10" w:name="_Toc379351815"/>
       <w:r>
         <w:t>PDF-AS Kommandozeilen Anwendung</w:t>
       </w:r>
-      <w:bookmarkEnd w:id="8"/>
       <w:bookmarkEnd w:id="9"/>
+      <w:bookmarkEnd w:id="10"/>
     </w:p>
     <w:p>
       <w:r>
@@ -3403,15 +2647,7 @@
               <w:widowControl w:val="0"/>
             </w:pPr>
             <w:r>
-              <w:t>-c, --</w:t>
-            </w:r>
-            <w:proofErr w:type="spellStart"/>
-            <w:r>
-              <w:t>connector</w:t>
-            </w:r>
-            <w:proofErr w:type="spellEnd"/>
-            <w:r>
-              <w:t xml:space="preserve"> &lt;arg&gt;</w:t>
+              <w:t>-c, --connector &lt;arg&gt;</w:t>
             </w:r>
           </w:p>
         </w:tc>
@@ -3430,27 +2666,9 @@
               <w:pStyle w:val="Value"/>
               <w:widowControl w:val="0"/>
             </w:pPr>
-            <w:proofErr w:type="spellStart"/>
-            <w:r>
-              <w:t>bku</w:t>
-            </w:r>
-            <w:proofErr w:type="spellEnd"/>
-            <w:r>
-              <w:t xml:space="preserve">, </w:t>
-            </w:r>
-            <w:proofErr w:type="spellStart"/>
-            <w:r>
-              <w:t>ks</w:t>
-            </w:r>
-            <w:proofErr w:type="spellEnd"/>
-            <w:r>
-              <w:t xml:space="preserve">, </w:t>
-            </w:r>
-            <w:proofErr w:type="spellStart"/>
-            <w:r>
-              <w:t>moa</w:t>
-            </w:r>
-            <w:proofErr w:type="spellEnd"/>
+            <w:r>
+              <w:t>bku, ks, moa</w:t>
+            </w:r>
           </w:p>
         </w:tc>
         <w:tc>
@@ -3469,15 +2687,7 @@
               <w:widowControl w:val="0"/>
             </w:pPr>
             <w:r>
-              <w:t xml:space="preserve">Mit dem </w:t>
-            </w:r>
-            <w:proofErr w:type="spellStart"/>
-            <w:r>
-              <w:t>connector</w:t>
-            </w:r>
-            <w:proofErr w:type="spellEnd"/>
-            <w:r>
-              <w:t xml:space="preserve"> Parameter wird festgelegt, welche Signaturerstellungseinheit verwendet werden soll.</w:t>
+              <w:t>Mit dem connector Parameter wird festgelegt, welche Signaturerstellungseinheit verwendet werden soll.</w:t>
             </w:r>
           </w:p>
           <w:p>
@@ -3485,13 +2695,8 @@
               <w:pStyle w:val="Beschreibung"/>
               <w:widowControl w:val="0"/>
             </w:pPr>
-            <w:proofErr w:type="spellStart"/>
-            <w:r>
-              <w:t>bku</w:t>
-            </w:r>
-            <w:proofErr w:type="spellEnd"/>
-            <w:r>
-              <w:t>: verwendet eine lokale Bürgerkartenumgebung</w:t>
+            <w:r>
+              <w:t>bku: verwendet eine lokale Bürgerkartenumgebung</w:t>
             </w:r>
           </w:p>
           <w:p>
@@ -3499,32 +2704,17 @@
               <w:pStyle w:val="Beschreibung"/>
               <w:widowControl w:val="0"/>
             </w:pPr>
-            <w:proofErr w:type="spellStart"/>
-            <w:r>
-              <w:t>ks</w:t>
-            </w:r>
-            <w:proofErr w:type="spellEnd"/>
-            <w:r>
-              <w:t xml:space="preserve">: verwendet eine PKCS12 Datei oder eine </w:t>
-            </w:r>
-            <w:proofErr w:type="spellStart"/>
-            <w:r>
-              <w:t>JavakeyStore</w:t>
-            </w:r>
-            <w:proofErr w:type="spellEnd"/>
+            <w:r>
+              <w:t>ks: verwendet eine PKCS12 Datei oder eine JavakeyStore</w:t>
+            </w:r>
           </w:p>
           <w:p>
             <w:pPr>
               <w:pStyle w:val="Beschreibung"/>
               <w:widowControl w:val="0"/>
             </w:pPr>
-            <w:proofErr w:type="spellStart"/>
-            <w:r>
-              <w:t>moa</w:t>
-            </w:r>
-            <w:proofErr w:type="spellEnd"/>
-            <w:r>
-              <w:t>: verwendet MOA-SS</w:t>
+            <w:r>
+              <w:t>moa: verwendet MOA-SS</w:t>
             </w:r>
           </w:p>
         </w:tc>
@@ -3550,23 +2740,7 @@
               <w:widowControl w:val="0"/>
             </w:pPr>
             <w:r>
-              <w:t>-</w:t>
-            </w:r>
-            <w:proofErr w:type="spellStart"/>
-            <w:r>
-              <w:t>conf</w:t>
-            </w:r>
-            <w:proofErr w:type="spellEnd"/>
-            <w:r>
-              <w:t>, --</w:t>
-            </w:r>
-            <w:proofErr w:type="spellStart"/>
-            <w:r>
-              <w:t>configuration</w:t>
-            </w:r>
-            <w:proofErr w:type="spellEnd"/>
-            <w:r>
-              <w:t xml:space="preserve"> &lt;arg&gt;</w:t>
+              <w:t>-conf, --configuration &lt;arg&gt;</w:t>
             </w:r>
           </w:p>
         </w:tc>
@@ -3592,16 +2766,8 @@
               <w:rPr>
                 <w:i/>
               </w:rPr>
-              <w:t xml:space="preserve">PDF-AS </w:t>
-            </w:r>
-            <w:proofErr w:type="spellStart"/>
-            <w:r>
-              <w:rPr>
-                <w:i/>
-              </w:rPr>
-              <w:t>Verzeichniss</w:t>
-            </w:r>
-            <w:proofErr w:type="spellEnd"/>
+              <w:t>PDF-AS Verzeichniss</w:t>
+            </w:r>
           </w:p>
         </w:tc>
         <w:tc>
@@ -3710,15 +2876,7 @@
               <w:widowControl w:val="0"/>
             </w:pPr>
             <w:r>
-              <w:t>-m, --</w:t>
-            </w:r>
-            <w:proofErr w:type="spellStart"/>
-            <w:r>
-              <w:t>mode</w:t>
-            </w:r>
-            <w:proofErr w:type="spellEnd"/>
-            <w:r>
-              <w:t xml:space="preserve"> &lt;arg&gt;</w:t>
+              <w:t>-m, --mode &lt;arg&gt;</w:t>
             </w:r>
           </w:p>
         </w:tc>
@@ -3737,19 +2895,9 @@
               <w:pStyle w:val="Value"/>
               <w:widowControl w:val="0"/>
             </w:pPr>
-            <w:proofErr w:type="spellStart"/>
-            <w:r>
-              <w:t>sign</w:t>
-            </w:r>
-            <w:proofErr w:type="spellEnd"/>
-            <w:r>
-              <w:t xml:space="preserve">, </w:t>
-            </w:r>
-            <w:proofErr w:type="spellStart"/>
-            <w:r>
-              <w:t>verify</w:t>
-            </w:r>
-            <w:proofErr w:type="spellEnd"/>
+            <w:r>
+              <w:t>sign, verify</w:t>
+            </w:r>
           </w:p>
         </w:tc>
         <w:tc>
@@ -3794,15 +2942,7 @@
               <w:widowControl w:val="0"/>
             </w:pPr>
             <w:r>
-              <w:t>-o, --</w:t>
-            </w:r>
-            <w:proofErr w:type="spellStart"/>
-            <w:r>
-              <w:t>output</w:t>
-            </w:r>
-            <w:proofErr w:type="spellEnd"/>
-            <w:r>
-              <w:t xml:space="preserve"> &lt;arg&gt;</w:t>
+              <w:t>-o, --output &lt;arg&gt;</w:t>
             </w:r>
           </w:p>
         </w:tc>
@@ -3874,15 +3014,7 @@
               <w:widowControl w:val="0"/>
             </w:pPr>
             <w:r>
-              <w:t>-p, --</w:t>
-            </w:r>
-            <w:proofErr w:type="spellStart"/>
-            <w:r>
-              <w:t>profile</w:t>
-            </w:r>
-            <w:proofErr w:type="spellEnd"/>
-            <w:r>
-              <w:t xml:space="preserve"> &lt;arg&gt;</w:t>
+              <w:t>-p, --profile &lt;arg&gt;</w:t>
             </w:r>
           </w:p>
         </w:tc>
@@ -3954,23 +3086,7 @@
               <w:widowControl w:val="0"/>
             </w:pPr>
             <w:r>
-              <w:t>-</w:t>
-            </w:r>
-            <w:proofErr w:type="spellStart"/>
-            <w:r>
-              <w:t>pos</w:t>
-            </w:r>
-            <w:proofErr w:type="spellEnd"/>
-            <w:r>
-              <w:t>, --</w:t>
-            </w:r>
-            <w:proofErr w:type="spellStart"/>
-            <w:r>
-              <w:t>position</w:t>
-            </w:r>
-            <w:proofErr w:type="spellEnd"/>
-            <w:r>
-              <w:t xml:space="preserve"> &lt;arg&gt;</w:t>
+              <w:t>-pos, --position &lt;arg&gt;</w:t>
             </w:r>
           </w:p>
         </w:tc>
@@ -3990,15 +3106,7 @@
               <w:widowControl w:val="0"/>
             </w:pPr>
             <w:r>
-              <w:t>x:x_</w:t>
-            </w:r>
-            <w:proofErr w:type="gramStart"/>
-            <w:r>
-              <w:t>algo;y</w:t>
-            </w:r>
-            <w:proofErr w:type="gramEnd"/>
-            <w:r>
-              <w:t>:y_algo;w:w_algo;p:p_algo;f:f_algo</w:t>
+              <w:t>x:x_algo;y:y_algo;w:w_algo;p:p_algo;f:f_algo</w:t>
             </w:r>
           </w:p>
         </w:tc>
@@ -4018,15 +3126,7 @@
               <w:widowControl w:val="0"/>
             </w:pPr>
             <w:r>
-              <w:t xml:space="preserve">Die Position der Signatur. Der x und y Wert beschreibt die Position auf der Seite. Der w Wert beschreibt die Breite des Signaturblocks. Der p Wert beschreibt die Seite des PDF Dokuments und der f Wert beschreibt bei automatischer Positionierung die zu beachtende </w:t>
-            </w:r>
-            <w:proofErr w:type="spellStart"/>
-            <w:r>
-              <w:t>Footerhöhe</w:t>
-            </w:r>
-            <w:proofErr w:type="spellEnd"/>
-            <w:r>
-              <w:t>. Der r Wert gibt die Rotation des Signaturblocks in Grad</w:t>
+              <w:t>Die Position der Signatur. Der x und y Wert beschreibt die Position auf der Seite. Der w Wert beschreibt die Breite des Signaturblocks. Der p Wert beschreibt die Seite des PDF Dokuments und der f Wert beschreibt bei automatischer Positionierung die zu beachtende Footerhöhe. Der r Wert gibt die Rotation des Signaturblocks in Grad</w:t>
             </w:r>
             <w:r>
               <w:t xml:space="preserve"> (Vielfache von 90 Grad)</w:t>
@@ -4043,35 +3143,12 @@
                 <w:lang w:val="de-DE"/>
               </w:rPr>
             </w:pPr>
-            <w:proofErr w:type="spellStart"/>
             <w:r>
               <w:rPr>
                 <w:lang w:val="de-DE"/>
               </w:rPr>
-              <w:t>x_algo</w:t>
-            </w:r>
-            <w:proofErr w:type="spellEnd"/>
-            <w:r>
-              <w:rPr>
-                <w:lang w:val="de-DE"/>
-              </w:rPr>
-              <w:t>: „</w:t>
-            </w:r>
-            <w:proofErr w:type="spellStart"/>
-            <w:r>
-              <w:rPr>
-                <w:lang w:val="de-DE"/>
-              </w:rPr>
-              <w:t>auto</w:t>
-            </w:r>
-            <w:proofErr w:type="spellEnd"/>
-            <w:r>
-              <w:rPr>
-                <w:lang w:val="de-DE"/>
-              </w:rPr>
-              <w:t xml:space="preserve"> „, </w:t>
-            </w:r>
-            <w:proofErr w:type="spellStart"/>
+              <w:t xml:space="preserve">x_algo: „auto „, </w:t>
+            </w:r>
             <w:r>
               <w:rPr>
                 <w:i/>
@@ -4079,7 +3156,6 @@
               </w:rPr>
               <w:t>nummerischerWert</w:t>
             </w:r>
-            <w:proofErr w:type="spellEnd"/>
           </w:p>
           <w:p>
             <w:pPr>
@@ -4090,35 +3166,12 @@
                 <w:lang w:val="de-DE"/>
               </w:rPr>
             </w:pPr>
-            <w:proofErr w:type="spellStart"/>
             <w:r>
               <w:rPr>
                 <w:lang w:val="de-DE"/>
               </w:rPr>
-              <w:t>y_algo</w:t>
-            </w:r>
-            <w:proofErr w:type="spellEnd"/>
-            <w:r>
-              <w:rPr>
-                <w:lang w:val="de-DE"/>
-              </w:rPr>
-              <w:t>: „</w:t>
-            </w:r>
-            <w:proofErr w:type="spellStart"/>
-            <w:r>
-              <w:rPr>
-                <w:lang w:val="de-DE"/>
-              </w:rPr>
-              <w:t>auto</w:t>
-            </w:r>
-            <w:proofErr w:type="spellEnd"/>
-            <w:r>
-              <w:rPr>
-                <w:lang w:val="de-DE"/>
-              </w:rPr>
-              <w:t xml:space="preserve"> „, </w:t>
-            </w:r>
-            <w:proofErr w:type="spellStart"/>
+              <w:t xml:space="preserve">y_algo: „auto „, </w:t>
+            </w:r>
             <w:r>
               <w:rPr>
                 <w:i/>
@@ -4126,7 +3179,6 @@
               </w:rPr>
               <w:t>nummerischerWert</w:t>
             </w:r>
-            <w:proofErr w:type="spellEnd"/>
           </w:p>
           <w:p>
             <w:pPr>
@@ -4137,140 +3189,58 @@
                 <w:lang w:val="de-DE"/>
               </w:rPr>
             </w:pPr>
-            <w:proofErr w:type="spellStart"/>
             <w:r>
               <w:rPr>
                 <w:i/>
                 <w:lang w:val="de-DE"/>
               </w:rPr>
-              <w:t>w_algo</w:t>
-            </w:r>
-            <w:proofErr w:type="spellEnd"/>
-            <w:r>
+              <w:t>w_algo: „auto“, nummerischerWert</w:t>
+            </w:r>
+          </w:p>
+          <w:p>
+            <w:pPr>
+              <w:pStyle w:val="Beschreibung"/>
+              <w:widowControl w:val="0"/>
               <w:rPr>
                 <w:i/>
                 <w:lang w:val="de-DE"/>
               </w:rPr>
-              <w:t>: „</w:t>
-            </w:r>
-            <w:proofErr w:type="spellStart"/>
+            </w:pPr>
+            <w:r>
+              <w:rPr>
+                <w:lang w:val="de-DE"/>
+              </w:rPr>
+              <w:t xml:space="preserve">p_algo: „auto“, „new“, „last“, </w:t>
+            </w:r>
             <w:r>
               <w:rPr>
                 <w:i/>
                 <w:lang w:val="de-DE"/>
               </w:rPr>
-              <w:t>auto</w:t>
-            </w:r>
-            <w:proofErr w:type="spellEnd"/>
+              <w:t>nummerischerWert</w:t>
+            </w:r>
+          </w:p>
+          <w:p>
+            <w:pPr>
+              <w:pStyle w:val="Beschreibung"/>
+              <w:widowControl w:val="0"/>
+              <w:rPr>
+                <w:lang w:val="de-DE"/>
+              </w:rPr>
+            </w:pPr>
+            <w:r>
+              <w:rPr>
+                <w:lang w:val="de-DE"/>
+              </w:rPr>
+              <w:t xml:space="preserve">f_algo: </w:t>
+            </w:r>
             <w:r>
               <w:rPr>
                 <w:i/>
                 <w:lang w:val="de-DE"/>
               </w:rPr>
-              <w:t xml:space="preserve">“, </w:t>
-            </w:r>
-            <w:proofErr w:type="spellStart"/>
-            <w:r>
-              <w:rPr>
-                <w:i/>
-                <w:lang w:val="de-DE"/>
-              </w:rPr>
               <w:t>nummerischerWert</w:t>
             </w:r>
-            <w:proofErr w:type="spellEnd"/>
-          </w:p>
-          <w:p>
-            <w:pPr>
-              <w:pStyle w:val="Beschreibung"/>
-              <w:widowControl w:val="0"/>
-              <w:rPr>
-                <w:i/>
-                <w:lang w:val="de-DE"/>
-              </w:rPr>
-            </w:pPr>
-            <w:proofErr w:type="spellStart"/>
-            <w:r>
-              <w:rPr>
-                <w:lang w:val="de-DE"/>
-              </w:rPr>
-              <w:t>p_algo</w:t>
-            </w:r>
-            <w:proofErr w:type="spellEnd"/>
-            <w:r>
-              <w:rPr>
-                <w:lang w:val="de-DE"/>
-              </w:rPr>
-              <w:t>: „</w:t>
-            </w:r>
-            <w:proofErr w:type="spellStart"/>
-            <w:r>
-              <w:rPr>
-                <w:lang w:val="de-DE"/>
-              </w:rPr>
-              <w:t>auto</w:t>
-            </w:r>
-            <w:proofErr w:type="spellEnd"/>
-            <w:r>
-              <w:rPr>
-                <w:lang w:val="de-DE"/>
-              </w:rPr>
-              <w:t>“, „</w:t>
-            </w:r>
-            <w:proofErr w:type="spellStart"/>
-            <w:r>
-              <w:rPr>
-                <w:lang w:val="de-DE"/>
-              </w:rPr>
-              <w:t>new</w:t>
-            </w:r>
-            <w:proofErr w:type="spellEnd"/>
-            <w:r>
-              <w:rPr>
-                <w:lang w:val="de-DE"/>
-              </w:rPr>
-              <w:t xml:space="preserve">“, „last“, </w:t>
-            </w:r>
-            <w:proofErr w:type="spellStart"/>
-            <w:r>
-              <w:rPr>
-                <w:i/>
-                <w:lang w:val="de-DE"/>
-              </w:rPr>
-              <w:t>nummerischerWert</w:t>
-            </w:r>
-            <w:proofErr w:type="spellEnd"/>
-          </w:p>
-          <w:p>
-            <w:pPr>
-              <w:pStyle w:val="Beschreibung"/>
-              <w:widowControl w:val="0"/>
-              <w:rPr>
-                <w:lang w:val="de-DE"/>
-              </w:rPr>
-            </w:pPr>
-            <w:proofErr w:type="spellStart"/>
-            <w:r>
-              <w:rPr>
-                <w:lang w:val="de-DE"/>
-              </w:rPr>
-              <w:t>f_algo</w:t>
-            </w:r>
-            <w:proofErr w:type="spellEnd"/>
-            <w:r>
-              <w:rPr>
-                <w:lang w:val="de-DE"/>
-              </w:rPr>
-              <w:t xml:space="preserve">: </w:t>
-            </w:r>
-            <w:proofErr w:type="spellStart"/>
-            <w:r>
-              <w:rPr>
-                <w:i/>
-                <w:lang w:val="de-DE"/>
-              </w:rPr>
-              <w:t>nummerischerWert</w:t>
-            </w:r>
-            <w:proofErr w:type="spellEnd"/>
           </w:p>
         </w:tc>
       </w:tr>
@@ -4295,29 +3265,13 @@
               <w:widowControl w:val="0"/>
             </w:pPr>
             <w:r>
-              <w:t>-</w:t>
-            </w:r>
-            <w:proofErr w:type="spellStart"/>
-            <w:r>
-              <w:t>vw</w:t>
-            </w:r>
-            <w:proofErr w:type="spellEnd"/>
-            <w:r>
-              <w:t>, --</w:t>
-            </w:r>
-            <w:proofErr w:type="spellStart"/>
-            <w:r>
-              <w:t>verify_w</w:t>
+              <w:t>-vw, --verify_w</w:t>
             </w:r>
             <w:r>
               <w:t>h</w:t>
             </w:r>
             <w:r>
-              <w:t>ich</w:t>
-            </w:r>
-            <w:proofErr w:type="spellEnd"/>
-            <w:r>
-              <w:t xml:space="preserve"> &lt;arg&gt;</w:t>
+              <w:t>ich &lt;arg&gt;</w:t>
             </w:r>
           </w:p>
         </w:tc>
@@ -4336,7 +3290,6 @@
               <w:pStyle w:val="Value"/>
               <w:widowControl w:val="0"/>
             </w:pPr>
-            <w:proofErr w:type="spellStart"/>
             <w:r>
               <w:rPr>
                 <w:i/>
@@ -4344,7 +3297,6 @@
               </w:rPr>
               <w:t>numerischerWert</w:t>
             </w:r>
-            <w:proofErr w:type="spellEnd"/>
           </w:p>
         </w:tc>
         <w:tc>
@@ -4387,43 +3339,9 @@
             <w:pPr>
               <w:pStyle w:val="Property"/>
               <w:widowControl w:val="0"/>
-              <w:rPr>
-                <w:lang w:val="de-DE"/>
-              </w:rPr>
-            </w:pPr>
-            <w:r>
-              <w:rPr>
-                <w:lang w:val="de-DE"/>
-              </w:rPr>
-              <w:t>-</w:t>
-            </w:r>
-            <w:proofErr w:type="spellStart"/>
-            <w:r>
-              <w:rPr>
-                <w:lang w:val="de-DE"/>
-              </w:rPr>
-              <w:t>ksa</w:t>
-            </w:r>
-            <w:proofErr w:type="spellEnd"/>
-            <w:r>
-              <w:rPr>
-                <w:lang w:val="de-DE"/>
-              </w:rPr>
-              <w:t>, --</w:t>
-            </w:r>
-            <w:proofErr w:type="spellStart"/>
-            <w:r>
-              <w:rPr>
-                <w:lang w:val="de-DE"/>
-              </w:rPr>
-              <w:t>ks_alias</w:t>
-            </w:r>
-            <w:proofErr w:type="spellEnd"/>
-            <w:r>
-              <w:rPr>
-                <w:lang w:val="de-DE"/>
-              </w:rPr>
-              <w:t xml:space="preserve"> &lt;arg&gt;</w:t>
+            </w:pPr>
+            <w:r>
+              <w:t>-vl, --verify_level &lt;arg&gt;</w:t>
             </w:r>
           </w:p>
         </w:tc>
@@ -4442,10 +3360,15 @@
               <w:pStyle w:val="Value"/>
               <w:widowControl w:val="0"/>
               <w:rPr>
-                <w:i/>
                 <w:lang w:val="de-DE"/>
               </w:rPr>
             </w:pPr>
+            <w:r>
+              <w:rPr>
+                <w:lang w:val="de-DE"/>
+              </w:rPr>
+              <w:t>full, intOnly</w:t>
+            </w:r>
           </w:p>
         </w:tc>
         <w:tc>
@@ -4464,15 +3387,7 @@
               <w:widowControl w:val="0"/>
             </w:pPr>
             <w:r>
-              <w:t xml:space="preserve">Der Alias des Zertifikats in der PKCS12 Datei oder im </w:t>
-            </w:r>
-            <w:proofErr w:type="spellStart"/>
-            <w:r>
-              <w:t>JavaKeyStore</w:t>
-            </w:r>
-            <w:proofErr w:type="spellEnd"/>
-            <w:r>
-              <w:t>, das zur Signatur verwendet werden soll.</w:t>
+              <w:t>Welche Form der Signaturprüfung durchgeführt werden soll. „full“ benötigt eine konfigurierte MOA-SP-Instanz.</w:t>
             </w:r>
           </w:p>
         </w:tc>
@@ -4504,35 +3419,7 @@
               <w:rPr>
                 <w:lang w:val="de-DE"/>
               </w:rPr>
-              <w:t>-</w:t>
-            </w:r>
-            <w:proofErr w:type="spellStart"/>
-            <w:r>
-              <w:rPr>
-                <w:lang w:val="de-DE"/>
-              </w:rPr>
-              <w:t>ksf</w:t>
-            </w:r>
-            <w:proofErr w:type="spellEnd"/>
-            <w:r>
-              <w:rPr>
-                <w:lang w:val="de-DE"/>
-              </w:rPr>
-              <w:t>, --</w:t>
-            </w:r>
-            <w:proofErr w:type="spellStart"/>
-            <w:r>
-              <w:rPr>
-                <w:lang w:val="de-DE"/>
-              </w:rPr>
-              <w:t>ks_file</w:t>
-            </w:r>
-            <w:proofErr w:type="spellEnd"/>
-            <w:r>
-              <w:rPr>
-                <w:lang w:val="de-DE"/>
-              </w:rPr>
-              <w:t xml:space="preserve"> &lt;arg&gt;</w:t>
+              <w:t>-ksa, --ks_alias &lt;arg&gt;</w:t>
             </w:r>
           </w:p>
         </w:tc>
@@ -4555,12 +3442,6 @@
                 <w:lang w:val="de-DE"/>
               </w:rPr>
             </w:pPr>
-            <w:r>
-              <w:rPr>
-                <w:i/>
-              </w:rPr>
-              <w:t>Datei</w:t>
-            </w:r>
           </w:p>
         </w:tc>
         <w:tc>
@@ -4579,15 +3460,7 @@
               <w:widowControl w:val="0"/>
             </w:pPr>
             <w:r>
-              <w:t xml:space="preserve">Die PKCS12 oder die </w:t>
-            </w:r>
-            <w:proofErr w:type="spellStart"/>
-            <w:r>
-              <w:t>JavaKeyStore</w:t>
-            </w:r>
-            <w:proofErr w:type="spellEnd"/>
-            <w:r>
-              <w:t xml:space="preserve"> Datei</w:t>
+              <w:t>Der Alias des Zertifikats in der PKCS12 Datei oder im JavaKeyStore, das zur Signatur verwendet werden soll.</w:t>
             </w:r>
           </w:p>
         </w:tc>
@@ -4619,35 +3492,7 @@
               <w:rPr>
                 <w:lang w:val="de-DE"/>
               </w:rPr>
-              <w:t>-</w:t>
-            </w:r>
-            <w:proofErr w:type="spellStart"/>
-            <w:r>
-              <w:rPr>
-                <w:lang w:val="de-DE"/>
-              </w:rPr>
-              <w:t>kskp</w:t>
-            </w:r>
-            <w:proofErr w:type="spellEnd"/>
-            <w:r>
-              <w:rPr>
-                <w:lang w:val="de-DE"/>
-              </w:rPr>
-              <w:t>, --</w:t>
-            </w:r>
-            <w:proofErr w:type="spellStart"/>
-            <w:r>
-              <w:rPr>
-                <w:lang w:val="de-DE"/>
-              </w:rPr>
-              <w:t>ks_keypass</w:t>
-            </w:r>
-            <w:proofErr w:type="spellEnd"/>
-            <w:r>
-              <w:rPr>
-                <w:lang w:val="de-DE"/>
-              </w:rPr>
-              <w:t xml:space="preserve"> &lt;arg&gt;</w:t>
+              <w:t>-ksf, --ks_file &lt;arg&gt;</w:t>
             </w:r>
           </w:p>
         </w:tc>
@@ -4667,8 +3512,15 @@
               <w:widowControl w:val="0"/>
               <w:rPr>
                 <w:i/>
-              </w:rPr>
-            </w:pPr>
+                <w:lang w:val="de-DE"/>
+              </w:rPr>
+            </w:pPr>
+            <w:r>
+              <w:rPr>
+                <w:i/>
+              </w:rPr>
+              <w:t>Datei</w:t>
+            </w:r>
           </w:p>
         </w:tc>
         <w:tc>
@@ -4687,15 +3539,7 @@
               <w:widowControl w:val="0"/>
             </w:pPr>
             <w:r>
-              <w:t xml:space="preserve">Das Passwort für den privaten Schlüssel in der PKCS12 oder </w:t>
-            </w:r>
-            <w:proofErr w:type="spellStart"/>
-            <w:r>
-              <w:t>JavaKeyStore</w:t>
-            </w:r>
-            <w:proofErr w:type="spellEnd"/>
-            <w:r>
-              <w:t xml:space="preserve"> Datei</w:t>
+              <w:t>Die PKCS12 oder die JavaKeyStore Datei</w:t>
             </w:r>
           </w:p>
         </w:tc>
@@ -4727,35 +3571,7 @@
               <w:rPr>
                 <w:lang w:val="de-DE"/>
               </w:rPr>
-              <w:t>-</w:t>
-            </w:r>
-            <w:proofErr w:type="spellStart"/>
-            <w:r>
-              <w:rPr>
-                <w:lang w:val="de-DE"/>
-              </w:rPr>
-              <w:t>kssp</w:t>
-            </w:r>
-            <w:proofErr w:type="spellEnd"/>
-            <w:r>
-              <w:rPr>
-                <w:lang w:val="de-DE"/>
-              </w:rPr>
-              <w:t>, --</w:t>
-            </w:r>
-            <w:proofErr w:type="spellStart"/>
-            <w:r>
-              <w:rPr>
-                <w:lang w:val="de-DE"/>
-              </w:rPr>
-              <w:t>ks_storepass</w:t>
-            </w:r>
-            <w:proofErr w:type="spellEnd"/>
-            <w:r>
-              <w:rPr>
-                <w:lang w:val="de-DE"/>
-              </w:rPr>
-              <w:t xml:space="preserve"> &lt;arg&gt;</w:t>
+              <w:t>-kskp, --ks_keypass &lt;arg&gt;</w:t>
             </w:r>
           </w:p>
         </w:tc>
@@ -4795,15 +3611,7 @@
               <w:widowControl w:val="0"/>
             </w:pPr>
             <w:r>
-              <w:t xml:space="preserve">Das Passwort für die PKCS12 oder </w:t>
-            </w:r>
-            <w:proofErr w:type="spellStart"/>
-            <w:r>
-              <w:t>JavaKeyStore</w:t>
-            </w:r>
-            <w:proofErr w:type="spellEnd"/>
-            <w:r>
-              <w:t xml:space="preserve"> Datei</w:t>
+              <w:t>Das Passwort für den privaten Schlüssel in der PKCS12 oder JavaKeyStore Datei</w:t>
             </w:r>
           </w:p>
         </w:tc>
@@ -4835,30 +3643,8 @@
               <w:rPr>
                 <w:lang w:val="de-DE"/>
               </w:rPr>
-              <w:t>-</w:t>
-            </w:r>
-            <w:proofErr w:type="spellStart"/>
-            <w:r>
-              <w:rPr>
-                <w:lang w:val="de-DE"/>
-              </w:rPr>
-              <w:t>kst</w:t>
-            </w:r>
-            <w:proofErr w:type="spellEnd"/>
-            <w:r>
-              <w:rPr>
-                <w:lang w:val="de-DE"/>
-              </w:rPr>
-              <w:t>, --</w:t>
-            </w:r>
-            <w:proofErr w:type="spellStart"/>
-            <w:r>
-              <w:rPr>
-                <w:lang w:val="de-DE"/>
-              </w:rPr>
-              <w:t>ks_type</w:t>
-            </w:r>
-            <w:proofErr w:type="spellEnd"/>
+              <w:t>-kssp, --ks_storepass &lt;arg&gt;</w:t>
+            </w:r>
           </w:p>
         </w:tc>
         <w:tc>
@@ -4875,10 +3661,10 @@
             <w:pPr>
               <w:pStyle w:val="Value"/>
               <w:widowControl w:val="0"/>
-            </w:pPr>
-            <w:r>
-              <w:t>PKCS12, JKS</w:t>
-            </w:r>
+              <w:rPr>
+                <w:i/>
+              </w:rPr>
+            </w:pPr>
           </w:p>
         </w:tc>
         <w:tc>
@@ -4897,15 +3683,7 @@
               <w:widowControl w:val="0"/>
             </w:pPr>
             <w:r>
-              <w:t xml:space="preserve">Der Typ des </w:t>
-            </w:r>
-            <w:proofErr w:type="spellStart"/>
-            <w:r>
-              <w:t>Keystores</w:t>
-            </w:r>
-            <w:proofErr w:type="spellEnd"/>
-            <w:r>
-              <w:t>.</w:t>
+              <w:t>Das Passwort für die PKCS12 oder JavaKeyStore Datei</w:t>
             </w:r>
           </w:p>
         </w:tc>
@@ -4937,30 +3715,8 @@
               <w:rPr>
                 <w:lang w:val="de-DE"/>
               </w:rPr>
-              <w:t>-</w:t>
-            </w:r>
-            <w:proofErr w:type="spellStart"/>
-            <w:r>
-              <w:rPr>
-                <w:lang w:val="de-DE"/>
-              </w:rPr>
-              <w:t>sbp</w:t>
-            </w:r>
-            <w:proofErr w:type="spellEnd"/>
-            <w:r>
-              <w:rPr>
-                <w:lang w:val="de-DE"/>
-              </w:rPr>
-              <w:t>, --</w:t>
-            </w:r>
-            <w:proofErr w:type="spellStart"/>
-            <w:r>
-              <w:rPr>
-                <w:lang w:val="de-DE"/>
-              </w:rPr>
-              <w:t>signature_block_parameter</w:t>
-            </w:r>
-            <w:proofErr w:type="spellEnd"/>
+              <w:t>-kst, --ks_type</w:t>
+            </w:r>
           </w:p>
         </w:tc>
         <w:tc>
@@ -4979,7 +3735,7 @@
               <w:widowControl w:val="0"/>
             </w:pPr>
             <w:r>
-              <w:t>Schlüssel-Wert Paar</w:t>
+              <w:t>PKCS12, JKS</w:t>
             </w:r>
           </w:p>
         </w:tc>
@@ -4999,39 +3755,80 @@
               <w:widowControl w:val="0"/>
             </w:pPr>
             <w:r>
-              <w:t>Definiert Schlüssel-Wert-Paare, auf die mittels ${</w:t>
-            </w:r>
-            <w:proofErr w:type="spellStart"/>
-            <w:r>
-              <w:t>sbp.key</w:t>
-            </w:r>
-            <w:proofErr w:type="spellEnd"/>
-            <w:r>
-              <w:t xml:space="preserve">} im Signaturblock zugegriffen werden kann. Dieser Parameter kann mehrmals vorkommen. </w:t>
-            </w:r>
-            <w:proofErr w:type="spellStart"/>
-            <w:r>
-              <w:t>Bsp</w:t>
-            </w:r>
-            <w:proofErr w:type="spellEnd"/>
-            <w:r>
-              <w:t>: -</w:t>
-            </w:r>
-            <w:proofErr w:type="spellStart"/>
-            <w:r>
-              <w:t>sbp</w:t>
-            </w:r>
-            <w:proofErr w:type="spellEnd"/>
-            <w:r>
-              <w:t xml:space="preserve"> </w:t>
-            </w:r>
-            <w:proofErr w:type="spellStart"/>
-            <w:r>
-              <w:t>subject</w:t>
-            </w:r>
-            <w:proofErr w:type="spellEnd"/>
-            <w:r>
-              <w:t>=Test</w:t>
+              <w:t>Der Typ des Keystores.</w:t>
+            </w:r>
+          </w:p>
+        </w:tc>
+      </w:tr>
+      <w:tr>
+        <w:trPr>
+          <w:cantSplit/>
+          <w:jc w:val="center"/>
+        </w:trPr>
+        <w:tc>
+          <w:tcPr>
+            <w:tcW w:w="2150" w:type="dxa"/>
+            <w:tcBorders>
+              <w:top w:val="single" w:sz="4" w:space="0" w:color="000000"/>
+              <w:left w:val="single" w:sz="4" w:space="0" w:color="000000"/>
+              <w:bottom w:val="single" w:sz="4" w:space="0" w:color="000000"/>
+              <w:right w:val="single" w:sz="4" w:space="0" w:color="000000"/>
+            </w:tcBorders>
+          </w:tcPr>
+          <w:p>
+            <w:pPr>
+              <w:pStyle w:val="Property"/>
+              <w:widowControl w:val="0"/>
+              <w:rPr>
+                <w:lang w:val="de-DE"/>
+              </w:rPr>
+            </w:pPr>
+            <w:r>
+              <w:rPr>
+                <w:lang w:val="de-DE"/>
+              </w:rPr>
+              <w:lastRenderedPageBreak/>
+              <w:t>-sbp, --signature_block_parameter</w:t>
+            </w:r>
+          </w:p>
+        </w:tc>
+        <w:tc>
+          <w:tcPr>
+            <w:tcW w:w="2151" w:type="dxa"/>
+            <w:tcBorders>
+              <w:top w:val="single" w:sz="4" w:space="0" w:color="000000"/>
+              <w:left w:val="single" w:sz="4" w:space="0" w:color="000000"/>
+              <w:bottom w:val="single" w:sz="4" w:space="0" w:color="000000"/>
+              <w:right w:val="single" w:sz="4" w:space="0" w:color="000000"/>
+            </w:tcBorders>
+          </w:tcPr>
+          <w:p>
+            <w:pPr>
+              <w:pStyle w:val="Value"/>
+              <w:widowControl w:val="0"/>
+            </w:pPr>
+            <w:r>
+              <w:t>Schlüssel-Wert Paar</w:t>
+            </w:r>
+          </w:p>
+        </w:tc>
+        <w:tc>
+          <w:tcPr>
+            <w:tcW w:w="4771" w:type="dxa"/>
+            <w:tcBorders>
+              <w:top w:val="single" w:sz="4" w:space="0" w:color="000000"/>
+              <w:left w:val="single" w:sz="4" w:space="0" w:color="000000"/>
+              <w:bottom w:val="single" w:sz="4" w:space="0" w:color="000000"/>
+              <w:right w:val="single" w:sz="4" w:space="0" w:color="000000"/>
+            </w:tcBorders>
+          </w:tcPr>
+          <w:p>
+            <w:pPr>
+              <w:pStyle w:val="Beschreibung"/>
+              <w:widowControl w:val="0"/>
+            </w:pPr>
+            <w:r>
+              <w:t>Definiert Schlüssel-Wert-Paare, auf die mittels ${sbp.key} im Signaturblock zugegriffen werden kann. Dieser Parameter kann mehrmals vorkommen. Bsp: -sbp subject=Test</w:t>
             </w:r>
           </w:p>
         </w:tc>
@@ -5040,7 +3837,6 @@
     <w:p/>
     <w:p>
       <w:r>
-        <w:lastRenderedPageBreak/>
         <w:t>Beispiel für Aufrufe um eine Signatur zu erstellen:</w:t>
       </w:r>
     </w:p>
@@ -5050,60 +3846,24 @@
           <w:i/>
         </w:rPr>
       </w:pPr>
-      <w:proofErr w:type="spellStart"/>
-      <w:r>
-        <w:rPr>
-          <w:i/>
-        </w:rPr>
-        <w:t>pdf-as</w:t>
-      </w:r>
-      <w:proofErr w:type="spellEnd"/>
-      <w:r>
-        <w:rPr>
-          <w:i/>
-        </w:rPr>
-        <w:t xml:space="preserve"> –m </w:t>
-      </w:r>
-      <w:proofErr w:type="spellStart"/>
-      <w:r>
-        <w:rPr>
-          <w:i/>
-        </w:rPr>
-        <w:t>sign</w:t>
-      </w:r>
-      <w:proofErr w:type="spellEnd"/>
-      <w:r>
-        <w:rPr>
-          <w:i/>
-        </w:rPr>
-        <w:t xml:space="preserve"> –c </w:t>
-      </w:r>
-      <w:proofErr w:type="spellStart"/>
-      <w:r>
-        <w:rPr>
-          <w:i/>
-        </w:rPr>
-        <w:t>bku</w:t>
-      </w:r>
-      <w:proofErr w:type="spellEnd"/>
-      <w:r>
-        <w:rPr>
-          <w:i/>
-        </w:rPr>
-        <w:t xml:space="preserve"> –o test_dokument_signiert.pdf test_dokument.pdf</w:t>
+      <w:r>
+        <w:rPr>
+          <w:i/>
+        </w:rPr>
+        <w:t>pdf-as –m sign –c bku –o test_dokument_signiert.pdf test_dokument.pdf</w:t>
       </w:r>
     </w:p>
     <w:p>
       <w:pPr>
         <w:pStyle w:val="Heading2"/>
       </w:pPr>
-      <w:bookmarkStart w:id="10" w:name="_Toc490637484"/>
-      <w:bookmarkStart w:id="11" w:name="_Toc379351816"/>
+      <w:bookmarkStart w:id="11" w:name="_Toc490637484"/>
+      <w:bookmarkStart w:id="12" w:name="_Toc379351816"/>
       <w:r>
         <w:t>PDF-AS Webanwendung</w:t>
       </w:r>
-      <w:bookmarkEnd w:id="10"/>
       <w:bookmarkEnd w:id="11"/>
+      <w:bookmarkEnd w:id="12"/>
     </w:p>
     <w:p>
       <w:r>
@@ -5133,14 +3893,14 @@
       <w:pPr>
         <w:pStyle w:val="Heading1"/>
       </w:pPr>
-      <w:bookmarkStart w:id="12" w:name="_Toc490637485"/>
-      <w:bookmarkStart w:id="13" w:name="_Toc379351817"/>
+      <w:bookmarkStart w:id="13" w:name="_Toc490637485"/>
+      <w:bookmarkStart w:id="14" w:name="_Toc379351817"/>
       <w:r>
         <w:lastRenderedPageBreak/>
         <w:t>Konfiguration</w:t>
       </w:r>
-      <w:bookmarkEnd w:id="12"/>
       <w:bookmarkEnd w:id="13"/>
+      <w:bookmarkEnd w:id="14"/>
     </w:p>
     <w:p>
       <w:r>
@@ -5163,13 +3923,13 @@
       <w:pPr>
         <w:pStyle w:val="Heading2"/>
       </w:pPr>
-      <w:bookmarkStart w:id="14" w:name="_Toc490637486"/>
-      <w:bookmarkStart w:id="15" w:name="_Toc379351818"/>
+      <w:bookmarkStart w:id="15" w:name="_Toc490637486"/>
+      <w:bookmarkStart w:id="16" w:name="_Toc379351818"/>
       <w:r>
         <w:t>Grundsätzliches</w:t>
       </w:r>
-      <w:bookmarkEnd w:id="14"/>
       <w:bookmarkEnd w:id="15"/>
+      <w:bookmarkEnd w:id="16"/>
     </w:p>
     <w:p>
       <w:r>
@@ -5183,116 +3943,26 @@
           <w:i/>
         </w:rPr>
       </w:pPr>
-      <w:proofErr w:type="gramStart"/>
-      <w:r>
-        <w:rPr>
-          <w:i/>
-        </w:rPr>
-        <w:t>.</w:t>
-      </w:r>
-      <w:proofErr w:type="spellStart"/>
-      <w:r>
-        <w:rPr>
-          <w:i/>
-        </w:rPr>
-        <w:t>pdfas</w:t>
-      </w:r>
-      <w:proofErr w:type="spellEnd"/>
-      <w:proofErr w:type="gramEnd"/>
-      <w:r>
-        <w:rPr>
-          <w:i/>
-        </w:rPr>
-        <w:t>/</w:t>
-      </w:r>
-      <w:proofErr w:type="spellStart"/>
-      <w:r>
-        <w:rPr>
-          <w:i/>
-        </w:rPr>
-        <w:t>cfg</w:t>
-      </w:r>
-      <w:proofErr w:type="spellEnd"/>
-    </w:p>
-    <w:p>
-      <w:r>
-        <w:t>Die Konfigurationsdatei ist eine simple Java-</w:t>
-      </w:r>
-      <w:proofErr w:type="spellStart"/>
-      <w:r>
-        <w:t>property</w:t>
-      </w:r>
-      <w:proofErr w:type="spellEnd"/>
-      <w:r>
-        <w:t xml:space="preserve"> Datei. Neben der Standardkonfigurationsdatei (</w:t>
-      </w:r>
-      <w:proofErr w:type="spellStart"/>
-      <w:proofErr w:type="gramStart"/>
-      <w:r>
-        <w:t>config.properties</w:t>
-      </w:r>
-      <w:proofErr w:type="spellEnd"/>
-      <w:proofErr w:type="gramEnd"/>
-      <w:r>
-        <w:t>) befindet sich im oben genannten Verzeichnis auch noch die erweiterte Konfigurationsdatei (</w:t>
-      </w:r>
-      <w:proofErr w:type="spellStart"/>
-      <w:r>
-        <w:t>advancedconfig.properties</w:t>
-      </w:r>
-      <w:proofErr w:type="spellEnd"/>
-      <w:r>
-        <w:t>). Diese Datei enthält fortgeschrittene Parameter, die bei Bedarf aktiviert werden können und wird von der Standardkonfigurationsdatei eingebunden.</w:t>
-      </w:r>
-    </w:p>
-    <w:p>
-      <w:r>
-        <w:t>Hinweis: Eine Java-</w:t>
-      </w:r>
-      <w:proofErr w:type="spellStart"/>
-      <w:r>
-        <w:t>property</w:t>
-      </w:r>
-      <w:proofErr w:type="spellEnd"/>
-      <w:r>
-        <w:t xml:space="preserve"> Datei muss im ISO-8859-1 (auch bekannt als ISO-</w:t>
-      </w:r>
-      <w:proofErr w:type="spellStart"/>
-      <w:r>
-        <w:t>Latin</w:t>
-      </w:r>
-      <w:proofErr w:type="spellEnd"/>
-      <w:r>
-        <w:t xml:space="preserve">) </w:t>
-      </w:r>
-      <w:proofErr w:type="spellStart"/>
-      <w:r>
-        <w:t>Character</w:t>
-      </w:r>
-      <w:proofErr w:type="spellEnd"/>
-      <w:r>
-        <w:t xml:space="preserve"> </w:t>
-      </w:r>
-      <w:proofErr w:type="spellStart"/>
-      <w:r>
-        <w:t>encoding</w:t>
-      </w:r>
-      <w:proofErr w:type="spellEnd"/>
-      <w:r>
-        <w:t xml:space="preserve"> abgelegt sein. Dies Betrifft vor allem vorkommende Umlaute etc. Stellen Sie sicher, dass der Verwendete Text Editor beim Editieren der Konfigurationsdatei dieses Encoding verwendet.</w:t>
-      </w:r>
-    </w:p>
-    <w:p>
-      <w:r>
-        <w:t xml:space="preserve">Die Konfigurationsdatei wurde grundsätzlich hierarchisch aufgebaut, um </w:t>
-      </w:r>
-      <w:proofErr w:type="gramStart"/>
-      <w:r>
-        <w:t>ein einfache Gruppierung</w:t>
-      </w:r>
-      <w:proofErr w:type="gramEnd"/>
-      <w:r>
-        <w:t xml:space="preserve"> verschiedener Bereiche bewerkstelligen zu können.</w:t>
+      <w:r>
+        <w:rPr>
+          <w:i/>
+        </w:rPr>
+        <w:t>.pdfas/cfg</w:t>
+      </w:r>
+    </w:p>
+    <w:p>
+      <w:r>
+        <w:t>Die Konfigurationsdatei ist eine simple Java-property Datei. Neben der Standardkonfigurationsdatei (config.properties) befindet sich im oben genannten Verzeichnis auch noch die erweiterte Konfigurationsdatei (advancedconfig.properties). Diese Datei enthält fortgeschrittene Parameter, die bei Bedarf aktiviert werden können und wird von der Standardkonfigurationsdatei eingebunden.</w:t>
+      </w:r>
+    </w:p>
+    <w:p>
+      <w:r>
+        <w:t>Hinweis: Eine Java-property Datei muss im ISO-8859-1 (auch bekannt als ISO-Latin) Character encoding abgelegt sein. Dies Betrifft vor allem vorkommende Umlaute etc. Stellen Sie sicher, dass der Verwendete Text Editor beim Editieren der Konfigurationsdatei dieses Encoding verwendet.</w:t>
+      </w:r>
+    </w:p>
+    <w:p>
+      <w:r>
+        <w:t>Die Konfigurationsdatei wurde grundsätzlich hierarchisch aufgebaut, um ein einfache Gruppierung verschiedener Bereiche bewerkstelligen zu können.</w:t>
       </w:r>
     </w:p>
     <w:p>
@@ -5343,23 +4013,18 @@
       <w:pPr>
         <w:pStyle w:val="Heading2"/>
       </w:pPr>
-      <w:bookmarkStart w:id="16" w:name="_Toc490637487"/>
-      <w:bookmarkStart w:id="17" w:name="_Toc379351819"/>
+      <w:bookmarkStart w:id="17" w:name="_Toc490637487"/>
+      <w:bookmarkStart w:id="18" w:name="_Toc379351819"/>
       <w:r>
         <w:t>Basiseinstellungen für die Anbindung an die Bürgerkartenumgebung (BKU)</w:t>
       </w:r>
-      <w:bookmarkEnd w:id="16"/>
       <w:bookmarkEnd w:id="17"/>
-    </w:p>
-    <w:p>
-      <w:r>
-        <w:t>Signierprozess: Request-</w:t>
-      </w:r>
-      <w:proofErr w:type="spellStart"/>
-      <w:r>
-        <w:t>Url</w:t>
-      </w:r>
-      <w:proofErr w:type="spellEnd"/>
+      <w:bookmarkEnd w:id="18"/>
+    </w:p>
+    <w:p>
+      <w:r>
+        <w:t>Signierprozess: Request-Url</w:t>
+      </w:r>
     </w:p>
     <w:p>
       <w:pPr>
@@ -5398,46 +4063,22 @@
       <w:pPr>
         <w:pStyle w:val="Heading2"/>
       </w:pPr>
-      <w:bookmarkStart w:id="18" w:name="_Toc490637488"/>
-      <w:bookmarkStart w:id="19" w:name="_Toc379351820"/>
+      <w:bookmarkStart w:id="19" w:name="_Toc490637488"/>
+      <w:bookmarkStart w:id="20" w:name="_Toc379351820"/>
       <w:r>
         <w:t>Basiseinstellungen für die Anbindung an MOA-SS und MOA SP</w:t>
       </w:r>
-      <w:bookmarkEnd w:id="18"/>
       <w:bookmarkEnd w:id="19"/>
-    </w:p>
-    <w:p>
-      <w:r>
-        <w:t xml:space="preserve">Um MOA-SS und MOA-SP zu verwenden, muss die Bibliothek </w:t>
-      </w:r>
-      <w:proofErr w:type="spellStart"/>
-      <w:r>
-        <w:t>pdf-as-moa</w:t>
-      </w:r>
-      <w:proofErr w:type="spellEnd"/>
-      <w:r>
-        <w:t xml:space="preserve"> in den Klassenpfad aufgenommen werden.</w:t>
-      </w:r>
-    </w:p>
-    <w:p>
-      <w:r>
-        <w:t>Signierprozess: Request-</w:t>
-      </w:r>
-      <w:proofErr w:type="spellStart"/>
-      <w:r>
-        <w:t>Url</w:t>
-      </w:r>
-      <w:proofErr w:type="spellEnd"/>
-      <w:r>
-        <w:t xml:space="preserve">, Pfad des </w:t>
-      </w:r>
-      <w:proofErr w:type="spellStart"/>
-      <w:r>
-        <w:t>Signier</w:t>
-      </w:r>
-      <w:proofErr w:type="spellEnd"/>
-      <w:r>
-        <w:t xml:space="preserve"> Request-Template</w:t>
+      <w:bookmarkEnd w:id="20"/>
+    </w:p>
+    <w:p>
+      <w:r>
+        <w:t>Um MOA-SS und MOA-SP zu verwenden, muss die Bibliothek pdf-as-moa in den Klassenpfad aufgenommen werden.</w:t>
+      </w:r>
+    </w:p>
+    <w:p>
+      <w:r>
+        <w:t>Signierprozess: Request-Url, Pfad des Signier Request-Template</w:t>
       </w:r>
     </w:p>
     <w:p>
@@ -5456,15 +4097,7 @@
     </w:p>
     <w:p>
       <w:r>
-        <w:t xml:space="preserve">Der zu verwendende </w:t>
-      </w:r>
-      <w:proofErr w:type="spellStart"/>
-      <w:r>
-        <w:t>Sign</w:t>
-      </w:r>
-      <w:proofErr w:type="spellEnd"/>
-      <w:r>
-        <w:t xml:space="preserve"> Key und das Signaturzertifikat von MOA müssen folgendermaßen angegeben werden:</w:t>
+        <w:t>Der zu verwendende Sign Key und das Signaturzertifikat von MOA müssen folgendermaßen angegeben werden:</w:t>
       </w:r>
     </w:p>
     <w:p>
@@ -5475,30 +4108,33 @@
           <w:lang w:val="en-US"/>
         </w:rPr>
       </w:pPr>
-      <w:proofErr w:type="spellStart"/>
-      <w:proofErr w:type="gramStart"/>
       <w:r>
         <w:rPr>
           <w:i/>
           <w:lang w:val="en-US"/>
         </w:rPr>
-        <w:t>moa.sign</w:t>
-      </w:r>
-      <w:proofErr w:type="gramEnd"/>
-      <w:r>
+        <w:t>moa.sign.KeyIdentifier=TestKey2</w:t>
+      </w:r>
+    </w:p>
+    <w:p>
+      <w:pPr>
+        <w:ind w:left="425"/>
         <w:rPr>
           <w:i/>
           <w:lang w:val="en-US"/>
         </w:rPr>
-        <w:t>.KeyIdentifier</w:t>
-      </w:r>
-      <w:proofErr w:type="spellEnd"/>
+      </w:pPr>
       <w:r>
         <w:rPr>
           <w:i/>
           <w:lang w:val="en-US"/>
         </w:rPr>
-        <w:t>=TestKey2</w:t>
+        <w:t>moa.sign.Certificate=./moa_sign_certificate.crt</w:t>
+      </w:r>
+    </w:p>
+    <w:p>
+      <w:r>
+        <w:t>Prüf-Prozess: Request-URL</w:t>
       </w:r>
     </w:p>
     <w:p>
@@ -5506,38 +4142,18 @@
         <w:ind w:left="425"/>
         <w:rPr>
           <w:i/>
-          <w:lang w:val="en-US"/>
-        </w:rPr>
-      </w:pPr>
-      <w:proofErr w:type="spellStart"/>
-      <w:proofErr w:type="gramStart"/>
-      <w:r>
-        <w:rPr>
-          <w:i/>
-          <w:lang w:val="en-US"/>
-        </w:rPr>
-        <w:t>moa.sign</w:t>
-      </w:r>
-      <w:proofErr w:type="gramEnd"/>
-      <w:r>
-        <w:rPr>
-          <w:i/>
-          <w:lang w:val="en-US"/>
-        </w:rPr>
-        <w:t>.Certificate</w:t>
-      </w:r>
-      <w:proofErr w:type="spellEnd"/>
-      <w:r>
-        <w:rPr>
-          <w:i/>
-          <w:lang w:val="en-US"/>
-        </w:rPr>
-        <w:t>=./moa_sign_certificate.crt</w:t>
-      </w:r>
-    </w:p>
-    <w:p>
-      <w:r>
-        <w:t>Prüf-Prozess: Request-URL</w:t>
+        </w:rPr>
+      </w:pPr>
+      <w:r>
+        <w:rPr>
+          <w:i/>
+        </w:rPr>
+        <w:t>moa.verify.url=http://129.27.153.100:18080/moa-spss/services/SignatureVerification</w:t>
+      </w:r>
+    </w:p>
+    <w:p>
+      <w:r>
+        <w:t>Die von MOA zu verwendende TrustProfileID muss folgendermaßen angegeben werden:</w:t>
       </w:r>
     </w:p>
     <w:p>
@@ -5551,50 +4167,7 @@
         <w:rPr>
           <w:i/>
         </w:rPr>
-        <w:t>moa.verify.url=http://129.27.153.100:18080/moa-spss/services/SignatureVerification</w:t>
-      </w:r>
-    </w:p>
-    <w:p>
-      <w:r>
-        <w:t xml:space="preserve">Die von MOA zu verwendende </w:t>
-      </w:r>
-      <w:proofErr w:type="spellStart"/>
-      <w:r>
-        <w:t>TrustProfileID</w:t>
-      </w:r>
-      <w:proofErr w:type="spellEnd"/>
-      <w:r>
-        <w:t xml:space="preserve"> muss folgendermaßen angegeben werden:</w:t>
-      </w:r>
-    </w:p>
-    <w:p>
-      <w:pPr>
-        <w:ind w:left="425"/>
-        <w:rPr>
-          <w:i/>
-        </w:rPr>
-      </w:pPr>
-      <w:proofErr w:type="spellStart"/>
-      <w:proofErr w:type="gramStart"/>
-      <w:r>
-        <w:rPr>
-          <w:i/>
-        </w:rPr>
-        <w:t>moa.verify</w:t>
-      </w:r>
-      <w:proofErr w:type="gramEnd"/>
-      <w:r>
-        <w:rPr>
-          <w:i/>
-        </w:rPr>
-        <w:t>.TrustProfileID</w:t>
-      </w:r>
-      <w:proofErr w:type="spellEnd"/>
-      <w:r>
-        <w:rPr>
-          <w:i/>
-        </w:rPr>
-        <w:t>=Test-Signaturdienste</w:t>
+        <w:t>moa.verify.TrustProfileID=Test-Signaturdienste</w:t>
       </w:r>
     </w:p>
     <w:p>
@@ -5625,223 +4198,132 @@
           <w:lang w:val="de-AT"/>
         </w:rPr>
       </w:pPr>
-      <w:proofErr w:type="spellStart"/>
-      <w:proofErr w:type="gramStart"/>
       <w:r>
         <w:rPr>
           <w:i/>
           <w:lang w:val="de-AT"/>
         </w:rPr>
-        <w:t>moa.sign</w:t>
-      </w:r>
-      <w:proofErr w:type="gramEnd"/>
+        <w:t>moa.sign.timeout=5000 # (in Millisekunden)</w:t>
+      </w:r>
       <w:r>
         <w:rPr>
           <w:i/>
           <w:lang w:val="de-AT"/>
         </w:rPr>
-        <w:t>.timeout</w:t>
-      </w:r>
-      <w:proofErr w:type="spellEnd"/>
-      <w:r>
-        <w:rPr>
-          <w:i/>
+        <w:br/>
+        <w:t>moa.verify.timeout=5000</w:t>
+      </w:r>
+    </w:p>
+    <w:p>
+      <w:pPr>
+        <w:ind w:left="425"/>
+        <w:rPr>
           <w:lang w:val="de-AT"/>
         </w:rPr>
-        <w:t>=5000 # (in Millisekunden)</w:t>
-      </w:r>
-      <w:r>
-        <w:rPr>
-          <w:i/>
-          <w:lang w:val="de-AT"/>
-        </w:rPr>
-        <w:br/>
-      </w:r>
-      <w:proofErr w:type="spellStart"/>
-      <w:r>
-        <w:rPr>
-          <w:i/>
-          <w:lang w:val="de-AT"/>
-        </w:rPr>
-        <w:t>moa.verify.timeout</w:t>
-      </w:r>
-      <w:proofErr w:type="spellEnd"/>
-      <w:r>
-        <w:rPr>
-          <w:i/>
-          <w:lang w:val="de-AT"/>
-        </w:rPr>
-        <w:t>=5000</w:t>
+      </w:pPr>
+    </w:p>
+    <w:p>
+      <w:r>
+        <w:t>MOA-SS kann erst ab Version 2 zur Signaturpruefung verwendet werden.</w:t>
+      </w:r>
+    </w:p>
+    <w:p>
+      <w:pPr>
+        <w:pStyle w:val="Heading2"/>
+      </w:pPr>
+      <w:bookmarkStart w:id="21" w:name="_Toc490637489"/>
+      <w:bookmarkStart w:id="22" w:name="_Toc379351821"/>
+      <w:r>
+        <w:t>Basiseinstellungen für die Anbindung von MOCCA Online</w:t>
+      </w:r>
+      <w:bookmarkEnd w:id="21"/>
+      <w:bookmarkEnd w:id="22"/>
+    </w:p>
+    <w:p>
+      <w:r>
+        <w:t>Signierprozess: Request-Url</w:t>
       </w:r>
     </w:p>
     <w:p>
       <w:pPr>
         <w:ind w:left="425"/>
         <w:rPr>
-          <w:lang w:val="de-AT"/>
-        </w:rPr>
-      </w:pPr>
-    </w:p>
-    <w:p>
-      <w:r>
-        <w:t xml:space="preserve">MOA-SS kann erst ab Version 2 zur </w:t>
-      </w:r>
-      <w:proofErr w:type="spellStart"/>
-      <w:r>
-        <w:t>Signaturpruefung</w:t>
-      </w:r>
-      <w:proofErr w:type="spellEnd"/>
-      <w:r>
-        <w:t xml:space="preserve"> verwendet werden.</w:t>
-      </w:r>
+          <w:i/>
+          <w:lang w:val="en-US"/>
+        </w:rPr>
+      </w:pPr>
+      <w:r>
+        <w:rPr>
+          <w:i/>
+          <w:lang w:val="en-US"/>
+        </w:rPr>
+        <w:t>moc.sign.url= http://129.27.153.100:18080/bkuonline/http-security-layer-request</w:t>
+      </w:r>
+    </w:p>
+    <w:p>
+      <w:pPr>
+        <w:rPr>
+          <w:lang w:val="en-US"/>
+        </w:rPr>
+      </w:pPr>
     </w:p>
     <w:p>
       <w:pPr>
         <w:pStyle w:val="Heading2"/>
       </w:pPr>
-      <w:bookmarkStart w:id="20" w:name="_Toc490637489"/>
-      <w:bookmarkStart w:id="21" w:name="_Toc379351821"/>
-      <w:r>
-        <w:t>Basiseinstellungen für die Anbindung von MOCCA Online</w:t>
-      </w:r>
-      <w:bookmarkEnd w:id="20"/>
-      <w:bookmarkEnd w:id="21"/>
-    </w:p>
-    <w:p>
-      <w:r>
-        <w:t>Signierprozess: Request-</w:t>
-      </w:r>
-      <w:proofErr w:type="spellStart"/>
-      <w:r>
-        <w:t>Url</w:t>
-      </w:r>
-      <w:proofErr w:type="spellEnd"/>
+      <w:bookmarkStart w:id="23" w:name="_Toc490637490"/>
+      <w:bookmarkStart w:id="24" w:name="_Toc379351822"/>
+      <w:r>
+        <w:t>Basiseinstellungen für die Anbindung der Handy Signatur</w:t>
+      </w:r>
+      <w:bookmarkEnd w:id="23"/>
+      <w:bookmarkEnd w:id="24"/>
+    </w:p>
+    <w:p>
+      <w:r>
+        <w:t>Signierprozess: Request-Url, Pfad des Signier Request-Template und der KeyboxIdentifier</w:t>
+      </w:r>
     </w:p>
     <w:p>
       <w:pPr>
         <w:ind w:left="425"/>
         <w:rPr>
           <w:i/>
-          <w:lang w:val="en-US"/>
-        </w:rPr>
-      </w:pPr>
-      <w:r>
-        <w:rPr>
-          <w:i/>
-          <w:lang w:val="en-US"/>
-        </w:rPr>
-        <w:t>moc.sign.url= http://129.27.153.100:18080/bkuonline/http-security-layer-request</w:t>
-      </w:r>
-    </w:p>
-    <w:p>
-      <w:pPr>
-        <w:rPr>
-          <w:lang w:val="en-US"/>
-        </w:rPr>
-      </w:pPr>
-    </w:p>
+        </w:rPr>
+      </w:pPr>
+      <w:r>
+        <w:rPr>
+          <w:i/>
+        </w:rPr>
+        <w:t>mobile.sign.url=</w:t>
+      </w:r>
+      <w:r>
+        <w:rPr>
+          <w:i/>
+        </w:rPr>
+        <w:t>https://service.a-trust.at/mobile/https-security-layer-request/default.aspx</w:t>
+      </w:r>
+    </w:p>
+    <w:p/>
     <w:p>
       <w:pPr>
         <w:pStyle w:val="Heading2"/>
       </w:pPr>
-      <w:bookmarkStart w:id="22" w:name="_Toc490637490"/>
-      <w:bookmarkStart w:id="23" w:name="_Toc379351822"/>
-      <w:r>
-        <w:t>Basiseinstellungen für die Anbindung der Handy Signatur</w:t>
-      </w:r>
-      <w:bookmarkEnd w:id="22"/>
-      <w:bookmarkEnd w:id="23"/>
-    </w:p>
-    <w:p>
-      <w:r>
-        <w:t>Signierprozess: Request-</w:t>
-      </w:r>
-      <w:proofErr w:type="spellStart"/>
-      <w:r>
-        <w:t>Url</w:t>
-      </w:r>
-      <w:proofErr w:type="spellEnd"/>
-      <w:r>
-        <w:t xml:space="preserve">, Pfad des </w:t>
-      </w:r>
-      <w:proofErr w:type="spellStart"/>
-      <w:r>
-        <w:t>Signier</w:t>
-      </w:r>
-      <w:proofErr w:type="spellEnd"/>
-      <w:r>
-        <w:t xml:space="preserve"> Request-Template und der </w:t>
-      </w:r>
-      <w:proofErr w:type="spellStart"/>
-      <w:r>
-        <w:t>KeyboxIdentifier</w:t>
-      </w:r>
-      <w:proofErr w:type="spellEnd"/>
-    </w:p>
-    <w:p>
-      <w:pPr>
-        <w:ind w:left="425"/>
-        <w:rPr>
-          <w:i/>
-        </w:rPr>
-      </w:pPr>
-      <w:r>
-        <w:rPr>
-          <w:i/>
-        </w:rPr>
-        <w:t>mobile.sign.url=</w:t>
-      </w:r>
-      <w:r>
-        <w:rPr>
-          <w:i/>
-        </w:rPr>
-        <w:t>https://service.a-trust.at/mobile/https-security-layer-request/default.aspx</w:t>
-      </w:r>
-    </w:p>
-    <w:p/>
-    <w:p>
-      <w:pPr>
-        <w:pStyle w:val="Heading2"/>
-      </w:pPr>
-      <w:bookmarkStart w:id="24" w:name="_Toc490637491"/>
-      <w:bookmarkStart w:id="25" w:name="_Toc147482732"/>
-      <w:bookmarkStart w:id="26" w:name="_Toc283915519"/>
-      <w:bookmarkStart w:id="27" w:name="_Toc379351823"/>
+      <w:bookmarkStart w:id="25" w:name="_Toc490637491"/>
+      <w:bookmarkStart w:id="26" w:name="_Toc147482732"/>
+      <w:bookmarkStart w:id="27" w:name="_Toc283915519"/>
+      <w:bookmarkStart w:id="28" w:name="_Toc379351823"/>
       <w:r>
         <w:t>Spezifikation der Signatur Blöcke</w:t>
       </w:r>
-      <w:bookmarkEnd w:id="24"/>
       <w:bookmarkEnd w:id="25"/>
       <w:bookmarkEnd w:id="26"/>
       <w:bookmarkEnd w:id="27"/>
-    </w:p>
-    <w:p>
-      <w:r>
-        <w:t>Die Spezifikation legt fest, welche Bezeichner (</w:t>
-      </w:r>
-      <w:proofErr w:type="spellStart"/>
-      <w:r>
-        <w:t>key</w:t>
-      </w:r>
-      <w:proofErr w:type="spellEnd"/>
-      <w:r>
-        <w:t>) im Signatur Block vorhanden sind und welche Werte (</w:t>
-      </w:r>
-      <w:proofErr w:type="spellStart"/>
-      <w:r>
-        <w:t>value</w:t>
-      </w:r>
-      <w:proofErr w:type="spellEnd"/>
-      <w:r>
-        <w:t>) vordefiniert werden können. Bei der Erzeugung eines Signatur Blocks werden die notwendigen Daten (</w:t>
-      </w:r>
-      <w:proofErr w:type="spellStart"/>
-      <w:r>
-        <w:t>values</w:t>
-      </w:r>
-      <w:proofErr w:type="spellEnd"/>
-      <w:r>
-        <w:t>) aus der Signaturanfrage Antwort von BKU oder MOA extrahiert und entsprechend zugeordnet. Die Spezifikation sagt jedoch nicht aus, in welcher Reihenfolge oder in welcher Anordnung die Bezeichner und Werte im Signatur Block eingetragen werden. Dafür gibt es eine separate Definition.</w:t>
+      <w:bookmarkEnd w:id="28"/>
+    </w:p>
+    <w:p>
+      <w:r>
+        <w:t>Die Spezifikation legt fest, welche Bezeichner (key) im Signatur Block vorhanden sind und welche Werte (value) vordefiniert werden können. Bei der Erzeugung eines Signatur Blocks werden die notwendigen Daten (values) aus der Signaturanfrage Antwort von BKU oder MOA extrahiert und entsprechend zugeordnet. Die Spezifikation sagt jedoch nicht aus, in welcher Reihenfolge oder in welcher Anordnung die Bezeichner und Werte im Signatur Block eingetragen werden. Dafür gibt es eine separate Definition.</w:t>
       </w:r>
     </w:p>
     <w:p>
@@ -5861,33 +4343,11 @@
           <w:i/>
         </w:rPr>
       </w:pPr>
-      <w:proofErr w:type="spellStart"/>
-      <w:r>
-        <w:rPr>
-          <w:i/>
-        </w:rPr>
-        <w:t>sig_</w:t>
-      </w:r>
-      <w:proofErr w:type="gramStart"/>
-      <w:r>
-        <w:rPr>
-          <w:i/>
-        </w:rPr>
-        <w:t>obj.egov</w:t>
-      </w:r>
-      <w:proofErr w:type="gramEnd"/>
-      <w:r>
-        <w:rPr>
-          <w:i/>
-        </w:rPr>
-        <w:t>_graz_gv_at.description</w:t>
-      </w:r>
-      <w:proofErr w:type="spellEnd"/>
-      <w:r>
-        <w:rPr>
-          <w:i/>
-        </w:rPr>
-        <w:t>=EGOV Graz.gv.at</w:t>
+      <w:r>
+        <w:rPr>
+          <w:i/>
+        </w:rPr>
+        <w:t>sig_obj.egov_graz_gv_at.description=EGOV Graz.gv.at</w:t>
       </w:r>
     </w:p>
     <w:p>
@@ -5915,19 +4375,11 @@
           <w:i/>
         </w:rPr>
       </w:pPr>
-      <w:proofErr w:type="spellStart"/>
-      <w:r>
-        <w:rPr>
-          <w:i/>
-        </w:rPr>
-        <w:t>sig_obj.egov_graz_gv_at.key.SIG_NAME</w:t>
-      </w:r>
-      <w:proofErr w:type="spellEnd"/>
-      <w:r>
-        <w:rPr>
-          <w:i/>
-        </w:rPr>
-        <w:t>=Inhaber</w:t>
+      <w:r>
+        <w:rPr>
+          <w:i/>
+        </w:rPr>
+        <w:t>sig_obj.egov_graz_gv_at.key.SIG_NAME=Inhaber</w:t>
       </w:r>
     </w:p>
     <w:p>
@@ -5942,20 +4394,12 @@
           <w:i/>
         </w:rPr>
       </w:pPr>
-      <w:proofErr w:type="spellStart"/>
       <w:r>
         <w:rPr>
           <w:i/>
         </w:rPr>
         <w:lastRenderedPageBreak/>
-        <w:t>sig_obj.egov_graz_gv_at.key.SIG_DATE</w:t>
-      </w:r>
-      <w:proofErr w:type="spellEnd"/>
-      <w:r>
-        <w:rPr>
-          <w:i/>
-        </w:rPr>
-        <w:t>=Datum</w:t>
+        <w:t>sig_obj.egov_graz_gv_at.key.SIG_DATE=Datum</w:t>
       </w:r>
     </w:p>
     <w:p>
@@ -5974,19 +4418,11 @@
           <w:i/>
         </w:rPr>
       </w:pPr>
-      <w:proofErr w:type="spellStart"/>
-      <w:r>
-        <w:rPr>
-          <w:i/>
-        </w:rPr>
-        <w:t>sig_obj.egov_graz_gv_at.key.SIG_ISSUER</w:t>
-      </w:r>
-      <w:proofErr w:type="spellEnd"/>
-      <w:r>
-        <w:rPr>
-          <w:i/>
-        </w:rPr>
-        <w:t>=Aussteller</w:t>
+      <w:r>
+        <w:rPr>
+          <w:i/>
+        </w:rPr>
+        <w:t>sig_obj.egov_graz_gv_at.key.SIG_ISSUER=Aussteller</w:t>
       </w:r>
     </w:p>
     <w:p>
@@ -6001,19 +4437,11 @@
           <w:i/>
         </w:rPr>
       </w:pPr>
-      <w:proofErr w:type="spellStart"/>
-      <w:r>
-        <w:rPr>
-          <w:i/>
-        </w:rPr>
-        <w:t>sig_obj.egov_graz_gv_at.key.SIG_NUMBER</w:t>
-      </w:r>
-      <w:proofErr w:type="spellEnd"/>
-      <w:r>
-        <w:rPr>
-          <w:i/>
-        </w:rPr>
-        <w:t>=Seriennummer</w:t>
+      <w:r>
+        <w:rPr>
+          <w:i/>
+        </w:rPr>
+        <w:t>sig_obj.egov_graz_gv_at.key.SIG_NUMBER=Seriennummer</w:t>
       </w:r>
     </w:p>
     <w:p>
@@ -6028,53 +4456,36 @@
           <w:i/>
         </w:rPr>
       </w:pPr>
-      <w:proofErr w:type="spellStart"/>
-      <w:r>
-        <w:rPr>
-          <w:i/>
-        </w:rPr>
-        <w:t>sig_obj.egov_graz_gv_at.key.SIG_META</w:t>
-      </w:r>
-      <w:proofErr w:type="spellEnd"/>
-      <w:r>
-        <w:rPr>
-          <w:i/>
-        </w:rPr>
-        <w:t>=Hinweis:</w:t>
-      </w:r>
-    </w:p>
-    <w:p>
-      <w:r>
-        <w:t xml:space="preserve">Der Bezeichner SIG_NAME kann verwendet werden um den Namen des </w:t>
-      </w:r>
-      <w:proofErr w:type="spellStart"/>
-      <w:r>
-        <w:t>Signators</w:t>
-      </w:r>
-      <w:proofErr w:type="spellEnd"/>
-      <w:r>
-        <w:t xml:space="preserve"> aus dem Signaturzertifikat in den Signaturblock einzufügen.</w:t>
+      <w:r>
+        <w:rPr>
+          <w:i/>
+        </w:rPr>
+        <w:t>sig_obj.egov_graz_gv_at.key.SIG_META=Hinweis:</w:t>
+      </w:r>
+    </w:p>
+    <w:p>
+      <w:r>
+        <w:t>Der Bezeichner SIG_NAME kann verwendet werden um den Namen des Signators aus dem Signaturzertifikat in den Signaturblock einzufügen.</w:t>
       </w:r>
     </w:p>
     <w:p>
       <w:pPr>
         <w:pStyle w:val="Heading3"/>
       </w:pPr>
-      <w:bookmarkStart w:id="28" w:name="_Toc490637492"/>
-      <w:bookmarkStart w:id="29" w:name="_Toc283915520"/>
-      <w:bookmarkStart w:id="30" w:name="_Toc147482733"/>
+      <w:bookmarkStart w:id="29" w:name="_Toc490637492"/>
+      <w:bookmarkStart w:id="30" w:name="_Toc283915520"/>
+      <w:bookmarkStart w:id="31" w:name="_Toc147482733"/>
       <w:r>
         <w:t>Design des Signatur Blocks (Tabelle)</w:t>
       </w:r>
-      <w:bookmarkEnd w:id="28"/>
       <w:bookmarkEnd w:id="29"/>
       <w:bookmarkEnd w:id="30"/>
+      <w:bookmarkEnd w:id="31"/>
     </w:p>
     <w:p>
       <w:r>
         <w:t xml:space="preserve">Eine Signatur Block Tabelle besteht aus mindestens einer </w:t>
       </w:r>
-      <w:proofErr w:type="spellStart"/>
       <w:r>
         <w:rPr>
           <w:rFonts w:ascii="Courier New" w:hAnsi="Courier New" w:cs="Courier New"/>
@@ -6083,7 +4494,6 @@
         </w:rPr>
         <w:t>main</w:t>
       </w:r>
-      <w:proofErr w:type="spellEnd"/>
       <w:r>
         <w:t xml:space="preserve"> Tabelle. Die Tabellen Reihen werden steigend durchnummeriert. Der Wert einer Zeile gibt an, was in dieser Zeile dargestellt werden soll.</w:t>
       </w:r>
@@ -6101,36 +4511,12 @@
         <w:t>TABLE</w:t>
       </w:r>
       <w:r>
-        <w:t xml:space="preserve">. Dieses verweist auf eine eingebettete Tabellendefinition (z.B. </w:t>
-      </w:r>
-      <w:proofErr w:type="spellStart"/>
-      <w:r>
-        <w:t>info</w:t>
-      </w:r>
-      <w:proofErr w:type="spellEnd"/>
-      <w:r>
-        <w:t>).</w:t>
-      </w:r>
-    </w:p>
-    <w:p>
-      <w:r>
-        <w:t>Mit Hilfe der Felder –i(Image), -c(Caption=</w:t>
-      </w:r>
-      <w:proofErr w:type="spellStart"/>
-      <w:r>
-        <w:t>key</w:t>
-      </w:r>
-      <w:proofErr w:type="spellEnd"/>
-      <w:r>
-        <w:t>), -v(Value=</w:t>
-      </w:r>
-      <w:proofErr w:type="spellStart"/>
-      <w:r>
-        <w:t>value</w:t>
-      </w:r>
-      <w:proofErr w:type="spellEnd"/>
-      <w:r>
-        <w:t>) werden die jeweiligen Werte in die Tabellenzelle eingefügt. Die Trennung von Tabellenzellen erfolgt mit dem Zeichen „|“.</w:t>
+        <w:t>. Dieses verweist auf eine eingebettete Tabellendefinition (z.B. info).</w:t>
+      </w:r>
+    </w:p>
+    <w:p>
+      <w:r>
+        <w:t>Mit Hilfe der Felder –i(Image), -c(Caption=key), -v(Value=value) werden die jeweiligen Werte in die Tabellenzelle eingefügt. Die Trennung von Tabellenzellen erfolgt mit dem Zeichen „|“.</w:t>
       </w:r>
     </w:p>
     <w:p>
@@ -6149,15 +4535,7 @@
     </w:p>
     <w:p>
       <w:r>
-        <w:t xml:space="preserve">Z.B. Definition einer zweispaltigen Tabelle: links das Bild, rechts die Subtabelle </w:t>
-      </w:r>
-      <w:proofErr w:type="spellStart"/>
-      <w:r>
-        <w:t>info</w:t>
-      </w:r>
-      <w:proofErr w:type="spellEnd"/>
-      <w:r>
-        <w:t>:</w:t>
+        <w:t>Z.B. Definition einer zweispaltigen Tabelle: links das Bild, rechts die Subtabelle info:</w:t>
       </w:r>
     </w:p>
     <w:p>
@@ -6171,30 +4549,8 @@
         <w:rPr>
           <w:i/>
         </w:rPr>
-        <w:t>sig_</w:t>
-      </w:r>
-      <w:proofErr w:type="gramStart"/>
-      <w:r>
-        <w:rPr>
-          <w:i/>
-        </w:rPr>
-        <w:t>obj.egov</w:t>
-      </w:r>
-      <w:proofErr w:type="gramEnd"/>
-      <w:r>
-        <w:rPr>
-          <w:i/>
-        </w:rPr>
-        <w:t>_graz_gv_at.table.main.1=</w:t>
-      </w:r>
-      <w:proofErr w:type="spellStart"/>
-      <w:r>
-        <w:rPr>
-          <w:i/>
-        </w:rPr>
-        <w:t>SIG_LABEL-i|TABLE-info</w:t>
-      </w:r>
-      <w:proofErr w:type="spellEnd"/>
+        <w:t>sig_obj.egov_graz_gv_at.table.main.1=SIG_LABEL-i|TABLE-info</w:t>
+      </w:r>
     </w:p>
     <w:p>
       <w:pPr>
@@ -6207,21 +4563,7 @@
         <w:rPr>
           <w:i/>
         </w:rPr>
-        <w:t>sig_</w:t>
-      </w:r>
-      <w:proofErr w:type="gramStart"/>
-      <w:r>
-        <w:rPr>
-          <w:i/>
-        </w:rPr>
-        <w:t>obj.egov</w:t>
-      </w:r>
-      <w:proofErr w:type="gramEnd"/>
-      <w:r>
-        <w:rPr>
-          <w:i/>
-        </w:rPr>
-        <w:t>_graz_gv_at.table.main.2=SIG_META-v</w:t>
+        <w:t>sig_obj.egov_graz_gv_at.table.main.2=SIG_META-v</w:t>
       </w:r>
     </w:p>
     <w:p>
@@ -6235,21 +4577,7 @@
         <w:rPr>
           <w:i/>
         </w:rPr>
-        <w:t>sig_</w:t>
-      </w:r>
-      <w:proofErr w:type="gramStart"/>
-      <w:r>
-        <w:rPr>
-          <w:i/>
-        </w:rPr>
-        <w:t>obj.egov</w:t>
-      </w:r>
-      <w:proofErr w:type="gramEnd"/>
-      <w:r>
-        <w:rPr>
-          <w:i/>
-        </w:rPr>
-        <w:t>_graz_gv_at.table.main.3=SIG_ID-cv</w:t>
+        <w:t>sig_obj.egov_graz_gv_at.table.main.3=SIG_ID-cv</w:t>
       </w:r>
     </w:p>
     <w:p>
@@ -6264,38 +4592,15 @@
           <w:i/>
         </w:rPr>
       </w:pPr>
-      <w:proofErr w:type="spellStart"/>
       <w:r>
         <w:rPr>
           <w:i/>
         </w:rPr>
         <w:lastRenderedPageBreak/>
-        <w:t>sig_</w:t>
-      </w:r>
-      <w:proofErr w:type="gramStart"/>
-      <w:r>
-        <w:rPr>
-          <w:i/>
-        </w:rPr>
-        <w:t>obj.egov</w:t>
-      </w:r>
-      <w:proofErr w:type="gramEnd"/>
-      <w:r>
-        <w:rPr>
-          <w:i/>
-        </w:rPr>
-        <w:t>_graz_gv_at.table.main.ColsWidth</w:t>
-      </w:r>
-      <w:proofErr w:type="spellEnd"/>
-      <w:r>
-        <w:rPr>
-          <w:i/>
-        </w:rPr>
-        <w:t>=1 4</w:t>
-      </w:r>
-    </w:p>
-    <w:p>
-      <w:proofErr w:type="spellStart"/>
+        <w:t>sig_obj.egov_graz_gv_at.table.main.ColsWidth=1 4</w:t>
+      </w:r>
+    </w:p>
+    <w:p>
       <w:r>
         <w:t>Styledefinitionen</w:t>
       </w:r>
@@ -6305,17 +4610,8 @@
         </w:rPr>
         <w:t></w:t>
       </w:r>
-      <w:proofErr w:type="gramStart"/>
-      <w:r>
-        <w:t>diese</w:t>
-      </w:r>
-      <w:proofErr w:type="spellEnd"/>
-      <w:r>
-        <w:t xml:space="preserve"> Vererben</w:t>
-      </w:r>
-      <w:proofErr w:type="gramEnd"/>
-      <w:r>
-        <w:t xml:space="preserve"> sich auch auf die Zellen:</w:t>
+      <w:r>
+        <w:t>diese Vererben sich auch auf die Zellen:</w:t>
       </w:r>
     </w:p>
     <w:p>
@@ -6330,33 +4626,11 @@
           <w:i/>
         </w:rPr>
       </w:pPr>
-      <w:proofErr w:type="spellStart"/>
-      <w:r>
-        <w:rPr>
-          <w:i/>
-        </w:rPr>
-        <w:t>sig_</w:t>
-      </w:r>
-      <w:proofErr w:type="gramStart"/>
-      <w:r>
-        <w:rPr>
-          <w:i/>
-        </w:rPr>
-        <w:t>obj.egov</w:t>
-      </w:r>
-      <w:proofErr w:type="gramEnd"/>
-      <w:r>
-        <w:rPr>
-          <w:i/>
-        </w:rPr>
-        <w:t>_graz_gv_at.table.main.Style.bgcolor</w:t>
-      </w:r>
-      <w:proofErr w:type="spellEnd"/>
-      <w:r>
-        <w:rPr>
-          <w:i/>
-        </w:rPr>
-        <w:t>=222 222 200</w:t>
+      <w:r>
+        <w:rPr>
+          <w:i/>
+        </w:rPr>
+        <w:t>sig_obj.egov_graz_gv_at.table.main.Style.bgcolor=222 222 200</w:t>
       </w:r>
     </w:p>
     <w:p>
@@ -6376,33 +4650,11 @@
           <w:i/>
         </w:rPr>
       </w:pPr>
-      <w:proofErr w:type="spellStart"/>
-      <w:r>
-        <w:rPr>
-          <w:i/>
-        </w:rPr>
-        <w:t>sig_</w:t>
-      </w:r>
-      <w:proofErr w:type="gramStart"/>
-      <w:r>
-        <w:rPr>
-          <w:i/>
-        </w:rPr>
-        <w:t>obj.egov</w:t>
-      </w:r>
-      <w:proofErr w:type="gramEnd"/>
-      <w:r>
-        <w:rPr>
-          <w:i/>
-        </w:rPr>
-        <w:t>_graz_gv_at.table.main.Style.padding</w:t>
-      </w:r>
-      <w:proofErr w:type="spellEnd"/>
-      <w:r>
-        <w:rPr>
-          <w:i/>
-        </w:rPr>
-        <w:t>=3</w:t>
+      <w:r>
+        <w:rPr>
+          <w:i/>
+        </w:rPr>
+        <w:t>sig_obj.egov_graz_gv_at.table.main.Style.padding=3</w:t>
       </w:r>
     </w:p>
     <w:p>
@@ -6421,21 +4673,7 @@
         <w:rPr>
           <w:i/>
         </w:rPr>
-        <w:t>sig_</w:t>
-      </w:r>
-      <w:proofErr w:type="gramStart"/>
-      <w:r>
-        <w:rPr>
-          <w:i/>
-        </w:rPr>
-        <w:t>obj.egov</w:t>
-      </w:r>
-      <w:proofErr w:type="gramEnd"/>
-      <w:r>
-        <w:rPr>
-          <w:i/>
-        </w:rPr>
-        <w:t>_graz_gv_at.table.main.Style.halign=[left|center|right]</w:t>
+        <w:t>sig_obj.egov_graz_gv_at.table.main.Style.halign=[left|center|right]</w:t>
       </w:r>
     </w:p>
     <w:p>
@@ -6454,21 +4692,7 @@
         <w:rPr>
           <w:i/>
         </w:rPr>
-        <w:t>sig_</w:t>
-      </w:r>
-      <w:proofErr w:type="gramStart"/>
-      <w:r>
-        <w:rPr>
-          <w:i/>
-        </w:rPr>
-        <w:t>obj.egov</w:t>
-      </w:r>
-      <w:proofErr w:type="gramEnd"/>
-      <w:r>
-        <w:rPr>
-          <w:i/>
-        </w:rPr>
-        <w:t>_graz_gv_at.table.main.Style.valign=[top|middle|bottom]</w:t>
+        <w:t>sig_obj.egov_graz_gv_at.table.main.Style.valign=[top|middle|bottom]</w:t>
       </w:r>
     </w:p>
     <w:p>
@@ -6483,26 +4707,79 @@
       <w:r>
         <w:t xml:space="preserve">Ausrichtung ausschließlich für Werte-Zellen (Zellen, in denen signaturspezifische Daten wie z.B. der Name des Unterzeichners oder der Signaturzeitpunkt enthalten sind). Sind diese Werte nicht gesetzt, werden die entsprechenden Werte von </w:t>
       </w:r>
-      <w:proofErr w:type="spellStart"/>
       <w:r>
         <w:rPr>
           <w:rFonts w:ascii="Courier New" w:hAnsi="Courier New" w:cs="Courier New"/>
           <w:sz w:val="18"/>
           <w:szCs w:val="18"/>
         </w:rPr>
-        <w:t>valign</w:t>
-      </w:r>
-      <w:proofErr w:type="spellEnd"/>
+        <w:t xml:space="preserve">valign </w:t>
+      </w:r>
+      <w:r>
+        <w:t>bzw.</w:t>
+      </w:r>
       <w:r>
         <w:rPr>
           <w:rFonts w:ascii="Courier New" w:hAnsi="Courier New" w:cs="Courier New"/>
           <w:sz w:val="18"/>
           <w:szCs w:val="18"/>
         </w:rPr>
-        <w:t xml:space="preserve"> </w:t>
-      </w:r>
-      <w:r>
-        <w:t>bzw.</w:t>
+        <w:t xml:space="preserve"> halign</w:t>
+      </w:r>
+      <w:r>
+        <w:t xml:space="preserve"> übernommen:</w:t>
+      </w:r>
+    </w:p>
+    <w:p>
+      <w:r>
+        <w:t>Horizontalausrichtung für Werte-Zellen:</w:t>
+      </w:r>
+    </w:p>
+    <w:p>
+      <w:pPr>
+        <w:ind w:left="425"/>
+        <w:rPr>
+          <w:i/>
+        </w:rPr>
+      </w:pPr>
+      <w:r>
+        <w:rPr>
+          <w:i/>
+        </w:rPr>
+        <w:t>sig_obj.egov_graz_gv_at.table.main.Style.valuehalign=[left|center|lineCenter|right]</w:t>
+      </w:r>
+    </w:p>
+    <w:p>
+      <w:r>
+        <w:t>Vertikalausrichtung für Werte-Zellen:</w:t>
+      </w:r>
+    </w:p>
+    <w:p>
+      <w:pPr>
+        <w:ind w:left="425"/>
+        <w:rPr>
+          <w:i/>
+        </w:rPr>
+      </w:pPr>
+      <w:r>
+        <w:rPr>
+          <w:i/>
+        </w:rPr>
+        <w:t>sig_obj.egov_graz_gv_at.table.main.Style.valuevalign=[top|middle|bottom]</w:t>
+      </w:r>
+    </w:p>
+    <w:p>
+      <w:pPr>
+        <w:rPr>
+          <w:i/>
+          <w:iCs/>
+        </w:rPr>
+      </w:pPr>
+    </w:p>
+    <w:p>
+      <w:r>
+        <w:lastRenderedPageBreak/>
+        <w:t xml:space="preserve">Ausrichtung ausschließlich für Bilder-Zellen. Sind diese Werte nicht gesetzt, werden die entsprechenden Werte von </w:t>
       </w:r>
       <w:r>
         <w:rPr>
@@ -6510,25 +4787,26 @@
           <w:sz w:val="18"/>
           <w:szCs w:val="18"/>
         </w:rPr>
-        <w:t xml:space="preserve"> </w:t>
-      </w:r>
-      <w:proofErr w:type="spellStart"/>
+        <w:t xml:space="preserve">valign </w:t>
+      </w:r>
+      <w:r>
+        <w:t>bzw.</w:t>
+      </w:r>
       <w:r>
         <w:rPr>
           <w:rFonts w:ascii="Courier New" w:hAnsi="Courier New" w:cs="Courier New"/>
           <w:sz w:val="18"/>
           <w:szCs w:val="18"/>
         </w:rPr>
-        <w:t>halign</w:t>
-      </w:r>
-      <w:proofErr w:type="spellEnd"/>
-      <w:r>
-        <w:t xml:space="preserve"> übernommen:</w:t>
-      </w:r>
-    </w:p>
-    <w:p>
-      <w:r>
-        <w:t>Horizontalausrichtung für Werte-Zellen:</w:t>
+        <w:t xml:space="preserve"> halign</w:t>
+      </w:r>
+      <w:r>
+        <w:t xml:space="preserve"> übernommen</w:t>
+      </w:r>
+    </w:p>
+    <w:p>
+      <w:r>
+        <w:t>Horizontalausrichtung für Bilder-Zellen:</w:t>
       </w:r>
     </w:p>
     <w:p>
@@ -6542,26 +4820,12 @@
         <w:rPr>
           <w:i/>
         </w:rPr>
-        <w:t>sig_</w:t>
-      </w:r>
-      <w:proofErr w:type="gramStart"/>
-      <w:r>
-        <w:rPr>
-          <w:i/>
-        </w:rPr>
-        <w:t>obj.egov</w:t>
-      </w:r>
-      <w:proofErr w:type="gramEnd"/>
-      <w:r>
-        <w:rPr>
-          <w:i/>
-        </w:rPr>
-        <w:t>_graz_gv_at.table.main.Style.valuehalign=[left|center|lineCenter|right]</w:t>
-      </w:r>
-    </w:p>
-    <w:p>
-      <w:r>
-        <w:t>Vertikalausrichtung für Werte-Zellen:</w:t>
+        <w:t>sig_obj.egov_graz_gv_at.table.main.Style.imagehalign=[left|center|right]</w:t>
+      </w:r>
+    </w:p>
+    <w:p>
+      <w:r>
+        <w:t>Vertikalausrichtung für Bilder-Zellen:</w:t>
       </w:r>
     </w:p>
     <w:p>
@@ -6575,450 +4839,211 @@
         <w:rPr>
           <w:i/>
         </w:rPr>
-        <w:t>sig_</w:t>
-      </w:r>
-      <w:proofErr w:type="gramStart"/>
-      <w:r>
-        <w:rPr>
-          <w:i/>
-        </w:rPr>
-        <w:t>obj.egov</w:t>
-      </w:r>
-      <w:proofErr w:type="gramEnd"/>
-      <w:r>
-        <w:rPr>
-          <w:i/>
-        </w:rPr>
-        <w:t>_graz_gv_at.table.main.Style.valuevalign=[top|middle|bottom]</w:t>
-      </w:r>
-    </w:p>
-    <w:p>
-      <w:pPr>
-        <w:rPr>
-          <w:i/>
-          <w:iCs/>
-        </w:rPr>
-      </w:pPr>
-    </w:p>
-    <w:p>
-      <w:r>
+        <w:t>sig_obj.egov_graz_gv_at.table.main.Style.imagevalign=[top|middle|bottom]</w:t>
+      </w:r>
+    </w:p>
+    <w:p/>
+    <w:p>
+      <w:r>
+        <w:t>Rahmenstärke:</w:t>
+      </w:r>
+    </w:p>
+    <w:p>
+      <w:pPr>
+        <w:ind w:left="425"/>
+        <w:rPr>
+          <w:i/>
+        </w:rPr>
+      </w:pPr>
+      <w:r>
+        <w:rPr>
+          <w:i/>
+        </w:rPr>
+        <w:t>sig_obj.egov_graz_gv_at.table.main.Style.border=0.1</w:t>
+      </w:r>
+    </w:p>
+    <w:p>
+      <w:pPr>
+        <w:rPr>
+          <w:i/>
+          <w:lang w:val="en-US"/>
+        </w:rPr>
+      </w:pPr>
+      <w:r>
+        <w:rPr>
+          <w:lang w:val="en-GB"/>
+        </w:rPr>
+        <w:t xml:space="preserve">Schriftart: </w:t>
+      </w:r>
+      <w:r>
+        <w:rPr>
+          <w:i/>
+          <w:lang w:val="en-US"/>
+        </w:rPr>
+        <w:t>face, height, weight</w:t>
+      </w:r>
+    </w:p>
+    <w:p>
+      <w:pPr>
+        <w:ind w:left="425"/>
+        <w:rPr>
+          <w:i/>
+          <w:lang w:val="en-US"/>
+        </w:rPr>
+      </w:pPr>
+      <w:r>
+        <w:rPr>
+          <w:i/>
+          <w:lang w:val="en-US"/>
+        </w:rPr>
+        <w:t>default_font: HELVETICA,8,NORMAL</w:t>
+      </w:r>
+    </w:p>
+    <w:p>
+      <w:pPr>
+        <w:ind w:left="425"/>
+        <w:rPr>
+          <w:i/>
+          <w:lang w:val="en-US"/>
+        </w:rPr>
+      </w:pPr>
+      <w:r>
+        <w:rPr>
+          <w:i/>
+          <w:lang w:val="en-US"/>
+        </w:rPr>
+        <w:t>font_face: HELVETICA | TIMES_ROMAN | COURIER</w:t>
+      </w:r>
+    </w:p>
+    <w:p>
+      <w:pPr>
+        <w:ind w:left="425"/>
+        <w:rPr>
+          <w:i/>
+          <w:lang w:val="en-US"/>
+        </w:rPr>
+      </w:pPr>
+      <w:r>
+        <w:rPr>
+          <w:i/>
+          <w:lang w:val="en-US"/>
+        </w:rPr>
+        <w:t>font_height: float value</w:t>
+      </w:r>
+    </w:p>
+    <w:p>
+      <w:pPr>
+        <w:ind w:left="425"/>
+        <w:rPr>
+          <w:i/>
+          <w:lang w:val="en-US"/>
+        </w:rPr>
+      </w:pPr>
+      <w:r>
+        <w:rPr>
+          <w:i/>
+          <w:lang w:val="en-US"/>
+        </w:rPr>
+        <w:t>font_weight: NORMAL | BOLD | ITALIC | BOLDITALIC</w:t>
+      </w:r>
+    </w:p>
+    <w:p>
+      <w:pPr>
+        <w:ind w:left="425"/>
+        <w:rPr>
+          <w:i/>
+          <w:lang w:val="en-US"/>
+        </w:rPr>
+      </w:pPr>
+      <w:r>
+        <w:rPr>
+          <w:i/>
+          <w:lang w:val="en-US"/>
+        </w:rPr>
+        <w:t>sig_obj.egov_graz_gv_at.table.main.Style.font=HELVETICA,12,NORMAL</w:t>
+      </w:r>
+    </w:p>
+    <w:p>
+      <w:pPr>
+        <w:rPr>
+          <w:lang w:val="en-US"/>
+        </w:rPr>
+      </w:pPr>
+    </w:p>
+    <w:p>
+      <w:r>
+        <w:t>Definition einer Subtabelle – zum Beispiel:</w:t>
+      </w:r>
+    </w:p>
+    <w:p>
+      <w:pPr>
+        <w:ind w:left="425"/>
+        <w:rPr>
+          <w:i/>
+        </w:rPr>
+      </w:pPr>
+      <w:r>
+        <w:rPr>
+          <w:i/>
+        </w:rPr>
+        <w:t>sig_obj.egov_graz_gv_at.table.info.1=SIG_DATE-cv</w:t>
+      </w:r>
+    </w:p>
+    <w:p>
+      <w:pPr>
+        <w:ind w:left="425"/>
+        <w:rPr>
+          <w:i/>
+        </w:rPr>
+      </w:pPr>
+      <w:r>
+        <w:rPr>
+          <w:i/>
+        </w:rPr>
+        <w:t>sig_obj.egov_graz_gv_at.table.info.2=SIG_NAME-cv</w:t>
+      </w:r>
+    </w:p>
+    <w:p>
+      <w:pPr>
+        <w:ind w:left="425"/>
+        <w:rPr>
+          <w:i/>
+        </w:rPr>
+      </w:pPr>
+      <w:r>
+        <w:rPr>
+          <w:i/>
+        </w:rPr>
+        <w:t>sig_obj.egov_graz_gv_at.table.info.3=SIG_ISSUER-cv</w:t>
+      </w:r>
+    </w:p>
+    <w:p>
+      <w:pPr>
+        <w:ind w:left="425"/>
+        <w:rPr>
+          <w:i/>
+        </w:rPr>
+      </w:pPr>
+      <w:r>
+        <w:rPr>
+          <w:i/>
+        </w:rPr>
+        <w:t>sig_obj.egov_graz_gv_at.table.info.4=SIG_NUMBER-cv</w:t>
+      </w:r>
+    </w:p>
+    <w:p>
+      <w:pPr>
+        <w:ind w:left="425"/>
+        <w:rPr>
+          <w:i/>
+        </w:rPr>
+      </w:pPr>
+      <w:r>
+        <w:rPr>
+          <w:i/>
+        </w:rPr>
         <w:lastRenderedPageBreak/>
-        <w:t xml:space="preserve">Ausrichtung ausschließlich für Bilder-Zellen. Sind diese Werte nicht gesetzt, werden die entsprechenden Werte von </w:t>
-      </w:r>
-      <w:proofErr w:type="spellStart"/>
-      <w:r>
-        <w:rPr>
-          <w:rFonts w:ascii="Courier New" w:hAnsi="Courier New" w:cs="Courier New"/>
-          <w:sz w:val="18"/>
-          <w:szCs w:val="18"/>
-        </w:rPr>
-        <w:t>valign</w:t>
-      </w:r>
-      <w:proofErr w:type="spellEnd"/>
-      <w:r>
-        <w:rPr>
-          <w:rFonts w:ascii="Courier New" w:hAnsi="Courier New" w:cs="Courier New"/>
-          <w:sz w:val="18"/>
-          <w:szCs w:val="18"/>
-        </w:rPr>
-        <w:t xml:space="preserve"> </w:t>
-      </w:r>
-      <w:r>
-        <w:t>bzw.</w:t>
-      </w:r>
-      <w:r>
-        <w:rPr>
-          <w:rFonts w:ascii="Courier New" w:hAnsi="Courier New" w:cs="Courier New"/>
-          <w:sz w:val="18"/>
-          <w:szCs w:val="18"/>
-        </w:rPr>
-        <w:t xml:space="preserve"> </w:t>
-      </w:r>
-      <w:proofErr w:type="spellStart"/>
-      <w:r>
-        <w:rPr>
-          <w:rFonts w:ascii="Courier New" w:hAnsi="Courier New" w:cs="Courier New"/>
-          <w:sz w:val="18"/>
-          <w:szCs w:val="18"/>
-        </w:rPr>
-        <w:t>halign</w:t>
-      </w:r>
-      <w:proofErr w:type="spellEnd"/>
-      <w:r>
-        <w:t xml:space="preserve"> übernommen</w:t>
-      </w:r>
-    </w:p>
-    <w:p>
-      <w:r>
-        <w:t>Horizontalausrichtung für Bilder-Zellen:</w:t>
-      </w:r>
-    </w:p>
-    <w:p>
-      <w:pPr>
-        <w:ind w:left="425"/>
-        <w:rPr>
-          <w:i/>
-        </w:rPr>
-      </w:pPr>
-      <w:r>
-        <w:rPr>
-          <w:i/>
-        </w:rPr>
-        <w:t>sig_</w:t>
-      </w:r>
-      <w:proofErr w:type="gramStart"/>
-      <w:r>
-        <w:rPr>
-          <w:i/>
-        </w:rPr>
-        <w:t>obj.egov</w:t>
-      </w:r>
-      <w:proofErr w:type="gramEnd"/>
-      <w:r>
-        <w:rPr>
-          <w:i/>
-        </w:rPr>
-        <w:t>_graz_gv_at.table.main.Style.imagehalign=[left|center|right]</w:t>
-      </w:r>
-    </w:p>
-    <w:p>
-      <w:r>
-        <w:t>Vertikalausrichtung für Bilder-Zellen:</w:t>
-      </w:r>
-    </w:p>
-    <w:p>
-      <w:pPr>
-        <w:ind w:left="425"/>
-        <w:rPr>
-          <w:i/>
-        </w:rPr>
-      </w:pPr>
-      <w:r>
-        <w:rPr>
-          <w:i/>
-        </w:rPr>
-        <w:t>sig_</w:t>
-      </w:r>
-      <w:proofErr w:type="gramStart"/>
-      <w:r>
-        <w:rPr>
-          <w:i/>
-        </w:rPr>
-        <w:t>obj.egov</w:t>
-      </w:r>
-      <w:proofErr w:type="gramEnd"/>
-      <w:r>
-        <w:rPr>
-          <w:i/>
-        </w:rPr>
-        <w:t>_graz_gv_at.table.main.Style.imagevalign=[top|middle|bottom]</w:t>
-      </w:r>
-    </w:p>
-    <w:p/>
-    <w:p>
-      <w:r>
-        <w:t>Rahmenstärke:</w:t>
-      </w:r>
-    </w:p>
-    <w:p>
-      <w:pPr>
-        <w:ind w:left="425"/>
-        <w:rPr>
-          <w:i/>
-        </w:rPr>
-      </w:pPr>
-      <w:proofErr w:type="spellStart"/>
-      <w:r>
-        <w:rPr>
-          <w:i/>
-        </w:rPr>
-        <w:t>sig_</w:t>
-      </w:r>
-      <w:proofErr w:type="gramStart"/>
-      <w:r>
-        <w:rPr>
-          <w:i/>
-        </w:rPr>
-        <w:t>obj.egov</w:t>
-      </w:r>
-      <w:proofErr w:type="gramEnd"/>
-      <w:r>
-        <w:rPr>
-          <w:i/>
-        </w:rPr>
-        <w:t>_graz_gv_at.table.main.Style.border</w:t>
-      </w:r>
-      <w:proofErr w:type="spellEnd"/>
-      <w:r>
-        <w:rPr>
-          <w:i/>
-        </w:rPr>
-        <w:t>=0.1</w:t>
-      </w:r>
-    </w:p>
-    <w:p>
-      <w:pPr>
-        <w:rPr>
-          <w:i/>
-          <w:lang w:val="en-US"/>
-        </w:rPr>
-      </w:pPr>
-      <w:proofErr w:type="spellStart"/>
-      <w:r>
-        <w:rPr>
-          <w:lang w:val="en-GB"/>
-        </w:rPr>
-        <w:t>Schriftart</w:t>
-      </w:r>
-      <w:proofErr w:type="spellEnd"/>
-      <w:r>
-        <w:rPr>
-          <w:lang w:val="en-GB"/>
-        </w:rPr>
-        <w:t xml:space="preserve">: </w:t>
-      </w:r>
-      <w:r>
-        <w:rPr>
-          <w:i/>
-          <w:lang w:val="en-US"/>
-        </w:rPr>
-        <w:t>face, height, weight</w:t>
-      </w:r>
-    </w:p>
-    <w:p>
-      <w:pPr>
-        <w:ind w:left="425"/>
-        <w:rPr>
-          <w:i/>
-          <w:lang w:val="en-US"/>
-        </w:rPr>
-      </w:pPr>
-      <w:proofErr w:type="spellStart"/>
-      <w:r>
-        <w:rPr>
-          <w:i/>
-          <w:lang w:val="en-US"/>
-        </w:rPr>
-        <w:t>default_font</w:t>
-      </w:r>
-      <w:proofErr w:type="spellEnd"/>
-      <w:r>
-        <w:rPr>
-          <w:i/>
-          <w:lang w:val="en-US"/>
-        </w:rPr>
-        <w:t>: HELVETICA,</w:t>
-      </w:r>
-      <w:proofErr w:type="gramStart"/>
-      <w:r>
-        <w:rPr>
-          <w:i/>
-          <w:lang w:val="en-US"/>
-        </w:rPr>
-        <w:t>8,NORMAL</w:t>
-      </w:r>
-      <w:proofErr w:type="gramEnd"/>
-    </w:p>
-    <w:p>
-      <w:pPr>
-        <w:ind w:left="425"/>
-        <w:rPr>
-          <w:i/>
-          <w:lang w:val="en-US"/>
-        </w:rPr>
-      </w:pPr>
-      <w:proofErr w:type="spellStart"/>
-      <w:r>
-        <w:rPr>
-          <w:i/>
-          <w:lang w:val="en-US"/>
-        </w:rPr>
-        <w:t>font_face</w:t>
-      </w:r>
-      <w:proofErr w:type="spellEnd"/>
-      <w:r>
-        <w:rPr>
-          <w:i/>
-          <w:lang w:val="en-US"/>
-        </w:rPr>
-        <w:t>: HELVETICA | TIMES_ROMAN | COURIER</w:t>
-      </w:r>
-    </w:p>
-    <w:p>
-      <w:pPr>
-        <w:ind w:left="425"/>
-        <w:rPr>
-          <w:i/>
-          <w:lang w:val="en-US"/>
-        </w:rPr>
-      </w:pPr>
-      <w:proofErr w:type="spellStart"/>
-      <w:r>
-        <w:rPr>
-          <w:i/>
-          <w:lang w:val="en-US"/>
-        </w:rPr>
-        <w:t>font_height</w:t>
-      </w:r>
-      <w:proofErr w:type="spellEnd"/>
-      <w:r>
-        <w:rPr>
-          <w:i/>
-          <w:lang w:val="en-US"/>
-        </w:rPr>
-        <w:t>: float value</w:t>
-      </w:r>
-    </w:p>
-    <w:p>
-      <w:pPr>
-        <w:ind w:left="425"/>
-        <w:rPr>
-          <w:i/>
-          <w:lang w:val="en-US"/>
-        </w:rPr>
-      </w:pPr>
-      <w:proofErr w:type="spellStart"/>
-      <w:r>
-        <w:rPr>
-          <w:i/>
-          <w:lang w:val="en-US"/>
-        </w:rPr>
-        <w:t>font_weight</w:t>
-      </w:r>
-      <w:proofErr w:type="spellEnd"/>
-      <w:r>
-        <w:rPr>
-          <w:i/>
-          <w:lang w:val="en-US"/>
-        </w:rPr>
-        <w:t>: NORMAL | BOLD | ITALIC | BOLDITALIC</w:t>
-      </w:r>
-      <w:bookmarkStart w:id="31" w:name="_GoBack"/>
-      <w:bookmarkEnd w:id="31"/>
-    </w:p>
-    <w:p>
-      <w:pPr>
-        <w:ind w:left="425"/>
-        <w:rPr>
-          <w:i/>
-          <w:lang w:val="en-US"/>
-        </w:rPr>
-      </w:pPr>
-      <w:r>
-        <w:rPr>
-          <w:i/>
-          <w:lang w:val="en-US"/>
-        </w:rPr>
-        <w:t>sig_</w:t>
-      </w:r>
-      <w:proofErr w:type="gramStart"/>
-      <w:r>
-        <w:rPr>
-          <w:i/>
-          <w:lang w:val="en-US"/>
-        </w:rPr>
-        <w:t>obj.egov</w:t>
-      </w:r>
-      <w:proofErr w:type="gramEnd"/>
-      <w:r>
-        <w:rPr>
-          <w:i/>
-          <w:lang w:val="en-US"/>
-        </w:rPr>
-        <w:t>_graz_gv_at.table.main.Style.font=HELVETICA,12,NORMAL</w:t>
-      </w:r>
-    </w:p>
-    <w:p>
-      <w:pPr>
-        <w:rPr>
-          <w:lang w:val="en-US"/>
-        </w:rPr>
-      </w:pPr>
-    </w:p>
-    <w:p>
-      <w:r>
-        <w:t>Definition einer Subtabelle – zum Beispiel:</w:t>
-      </w:r>
-    </w:p>
-    <w:p>
-      <w:pPr>
-        <w:ind w:left="425"/>
-        <w:rPr>
-          <w:i/>
-        </w:rPr>
-      </w:pPr>
-      <w:r>
-        <w:rPr>
-          <w:i/>
-        </w:rPr>
-        <w:t>sig_obj.egov_graz_gv_at.table.info.1=SIG_DATE-cv</w:t>
-      </w:r>
-    </w:p>
-    <w:p>
-      <w:pPr>
-        <w:ind w:left="425"/>
-        <w:rPr>
-          <w:i/>
-        </w:rPr>
-      </w:pPr>
-      <w:r>
-        <w:rPr>
-          <w:i/>
-        </w:rPr>
-        <w:t>sig_obj.egov_graz_gv_at.table.info.2=SIG_NAME-cv</w:t>
-      </w:r>
-    </w:p>
-    <w:p>
-      <w:pPr>
-        <w:ind w:left="425"/>
-        <w:rPr>
-          <w:i/>
-        </w:rPr>
-      </w:pPr>
-      <w:r>
-        <w:rPr>
-          <w:i/>
-        </w:rPr>
-        <w:t>sig_obj.egov_graz_gv_at.table.info.3=SIG_ISSUER-cv</w:t>
-      </w:r>
-    </w:p>
-    <w:p>
-      <w:pPr>
-        <w:ind w:left="425"/>
-        <w:rPr>
-          <w:i/>
-        </w:rPr>
-      </w:pPr>
-      <w:r>
-        <w:rPr>
-          <w:i/>
-        </w:rPr>
-        <w:t>sig_obj.egov_graz_gv_at.table.info.4=SIG_NUMBER-cv</w:t>
-      </w:r>
-    </w:p>
-    <w:p>
-      <w:pPr>
-        <w:ind w:left="425"/>
-        <w:rPr>
-          <w:i/>
-        </w:rPr>
-      </w:pPr>
-      <w:proofErr w:type="spellStart"/>
-      <w:proofErr w:type="gramStart"/>
-      <w:r>
-        <w:rPr>
-          <w:i/>
-        </w:rPr>
-        <w:lastRenderedPageBreak/>
-        <w:t>sig_obj.egov_graz_gv_at.table.info.ColsWidth</w:t>
-      </w:r>
-      <w:proofErr w:type="spellEnd"/>
-      <w:proofErr w:type="gramEnd"/>
-      <w:r>
-        <w:rPr>
-          <w:i/>
-        </w:rPr>
-        <w:t>=1.5 4</w:t>
+        <w:t>sig_obj.egov_graz_gv_at.table.info.ColsWidth=1.5 4</w:t>
       </w:r>
     </w:p>
     <w:p/>
@@ -7055,15 +5080,7 @@
         <w:t>Hinweis:</w:t>
       </w:r>
       <w:r>
-        <w:t xml:space="preserve"> Mit Einführung der PDF Spezifikation ISO 32000-2 (2018) wurde die Manipulation an bereits signierten Dokumenten sehr eingeschränkt, wovon unter anderem auch das Hinzufügen neuer Seiten bei bereits signierten Dokumenten betroffen ist. In diesem Fall wird der Signaturblock </w:t>
-      </w:r>
-      <w:proofErr w:type="gramStart"/>
-      <w:r>
-        <w:t>bei automatischen Positionierung</w:t>
-      </w:r>
-      <w:proofErr w:type="gramEnd"/>
-      <w:r>
-        <w:t xml:space="preserve"> immer auf der letzten Seite des Dokuments platziert wobei, sofern möglich, der noch freie Platz verwendet wird. Anderenfalls wird der Signaturblock über einen bestehenden Inhalt platziert.  </w:t>
+        <w:t xml:space="preserve"> Mit Einführung der PDF Spezifikation ISO 32000-2 (2018) wurde die Manipulation an bereits signierten Dokumenten sehr eingeschränkt, wovon unter anderem auch das Hinzufügen neuer Seiten bei bereits signierten Dokumenten betroffen ist. In diesem Fall wird der Signaturblock bei automatischen Positionierung immer auf der letzten Seite des Dokuments platziert wobei, sofern möglich, der noch freie Platz verwendet wird. Anderenfalls wird der Signaturblock über einen bestehenden Inhalt platziert.  </w:t>
       </w:r>
       <w:r>
         <w:br/>
@@ -7075,74 +5092,16 @@
       </w:r>
       <w:bookmarkStart w:id="35" w:name="LC46"/>
       <w:bookmarkEnd w:id="35"/>
-      <w:proofErr w:type="spellStart"/>
-      <w:proofErr w:type="gramStart"/>
       <w:r>
         <w:rPr>
           <w:rStyle w:val="Quelltext"/>
         </w:rPr>
-        <w:t>sigblock.placement</w:t>
-      </w:r>
-      <w:proofErr w:type="gramEnd"/>
+        <w:t>sigblock.placement.less.space.failing=true/false (Default: false)</w:t>
+      </w:r>
       <w:r>
         <w:rPr>
           <w:rStyle w:val="Quelltext"/>
         </w:rPr>
-        <w:t>.less.space.failing</w:t>
-      </w:r>
-      <w:proofErr w:type="spellEnd"/>
-      <w:r>
-        <w:rPr>
-          <w:rStyle w:val="Quelltext"/>
-        </w:rPr>
-        <w:t>=</w:t>
-      </w:r>
-      <w:proofErr w:type="spellStart"/>
-      <w:r>
-        <w:rPr>
-          <w:rStyle w:val="Quelltext"/>
-        </w:rPr>
-        <w:t>true</w:t>
-      </w:r>
-      <w:proofErr w:type="spellEnd"/>
-      <w:r>
-        <w:rPr>
-          <w:rStyle w:val="Quelltext"/>
-        </w:rPr>
-        <w:t>/</w:t>
-      </w:r>
-      <w:proofErr w:type="spellStart"/>
-      <w:r>
-        <w:rPr>
-          <w:rStyle w:val="Quelltext"/>
-        </w:rPr>
-        <w:t>false</w:t>
-      </w:r>
-      <w:proofErr w:type="spellEnd"/>
-      <w:r>
-        <w:rPr>
-          <w:rStyle w:val="Quelltext"/>
-        </w:rPr>
-        <w:t xml:space="preserve"> (Default: </w:t>
-      </w:r>
-      <w:proofErr w:type="spellStart"/>
-      <w:r>
-        <w:rPr>
-          <w:rStyle w:val="Quelltext"/>
-        </w:rPr>
-        <w:t>false</w:t>
-      </w:r>
-      <w:proofErr w:type="spellEnd"/>
-      <w:r>
-        <w:rPr>
-          <w:rStyle w:val="Quelltext"/>
-        </w:rPr>
-        <w:t>)</w:t>
-      </w:r>
-      <w:r>
-        <w:rPr>
-          <w:rStyle w:val="Quelltext"/>
-        </w:rPr>
         <w:br/>
       </w:r>
       <w:r>
@@ -7173,35 +5132,7 @@
         <w:rPr>
           <w:i/>
         </w:rPr>
-        <w:t>-</w:t>
-      </w:r>
-      <w:proofErr w:type="spellStart"/>
-      <w:r>
-        <w:rPr>
-          <w:i/>
-        </w:rPr>
-        <w:t>pos</w:t>
-      </w:r>
-      <w:proofErr w:type="spellEnd"/>
-      <w:r>
-        <w:rPr>
-          <w:i/>
-        </w:rPr>
-        <w:t xml:space="preserve"> x:x_</w:t>
-      </w:r>
-      <w:proofErr w:type="gramStart"/>
-      <w:r>
-        <w:rPr>
-          <w:i/>
-        </w:rPr>
-        <w:t>algo;y</w:t>
-      </w:r>
-      <w:proofErr w:type="gramEnd"/>
-      <w:r>
-        <w:rPr>
-          <w:i/>
-        </w:rPr>
-        <w:t>:y_algo;w:w_algo;p:p_algo;f:f_algo;r:r_algo</w:t>
+        <w:t>-pos x:x_algo;y:y_algo;w:w_algo;p:p_algo;f:f_algo;r:r_algo</w:t>
       </w:r>
     </w:p>
     <w:p>
@@ -7231,49 +5162,276 @@
         <w:rPr>
           <w:i/>
         </w:rPr>
+        <w:t xml:space="preserve"> x_algo := 'auto' ... automatische Positionierung</w:t>
+      </w:r>
+    </w:p>
+    <w:p>
+      <w:pPr>
+        <w:ind w:left="425"/>
+        <w:rPr>
+          <w:i/>
+        </w:rPr>
+      </w:pPr>
+      <w:r>
+        <w:rPr>
+          <w:i/>
+        </w:rPr>
+        <w:t xml:space="preserve">        :=        ... Absolutwert für x-Position</w:t>
+      </w:r>
+    </w:p>
+    <w:p>
+      <w:pPr>
+        <w:ind w:left="425"/>
+        <w:rPr>
+          <w:i/>
+        </w:rPr>
+      </w:pPr>
+    </w:p>
+    <w:p>
+      <w:pPr>
+        <w:ind w:left="425"/>
+        <w:rPr>
+          <w:i/>
+        </w:rPr>
+      </w:pPr>
+      <w:r>
+        <w:rPr>
+          <w:i/>
+        </w:rPr>
+        <w:lastRenderedPageBreak/>
+        <w:t xml:space="preserve">        Default bei Fehlen des Parameters: 'auto'</w:t>
+      </w:r>
+    </w:p>
+    <w:p>
+      <w:pPr>
+        <w:ind w:left="425"/>
+        <w:rPr>
+          <w:i/>
+        </w:rPr>
+      </w:pPr>
+    </w:p>
+    <w:p>
+      <w:pPr>
+        <w:ind w:left="425"/>
+        <w:rPr>
+          <w:i/>
+        </w:rPr>
+      </w:pPr>
+      <w:r>
+        <w:rPr>
+          <w:i/>
+        </w:rPr>
+        <w:t xml:space="preserve"> y_algo := 'auto' ... automatische Positionierung</w:t>
+      </w:r>
+    </w:p>
+    <w:p>
+      <w:pPr>
+        <w:ind w:left="425"/>
+        <w:rPr>
+          <w:i/>
+        </w:rPr>
+      </w:pPr>
+      <w:r>
+        <w:rPr>
+          <w:i/>
+        </w:rPr>
+        <w:t xml:space="preserve">        :=        ... Absolutwert für y-Position</w:t>
+      </w:r>
+    </w:p>
+    <w:p>
+      <w:pPr>
+        <w:ind w:left="425"/>
+        <w:rPr>
+          <w:i/>
+        </w:rPr>
+      </w:pPr>
+    </w:p>
+    <w:p>
+      <w:pPr>
+        <w:ind w:left="425"/>
+        <w:rPr>
+          <w:i/>
+        </w:rPr>
+      </w:pPr>
+      <w:r>
+        <w:rPr>
+          <w:i/>
+        </w:rPr>
+        <w:t xml:space="preserve">        Default bei Fehlen des Parameters: 'auto'</w:t>
+      </w:r>
+    </w:p>
+    <w:p>
+      <w:pPr>
+        <w:ind w:left="425"/>
+        <w:rPr>
+          <w:i/>
+        </w:rPr>
+      </w:pPr>
+    </w:p>
+    <w:p>
+      <w:pPr>
+        <w:ind w:left="425"/>
+        <w:rPr>
+          <w:i/>
+        </w:rPr>
+      </w:pPr>
+      <w:r>
+        <w:rPr>
+          <w:i/>
+        </w:rPr>
+        <w:t xml:space="preserve"> w_algo := 'auto' ... automatische Breite</w:t>
+      </w:r>
+    </w:p>
+    <w:p>
+      <w:pPr>
+        <w:ind w:left="425"/>
+        <w:rPr>
+          <w:i/>
+        </w:rPr>
+      </w:pPr>
+      <w:r>
+        <w:rPr>
+          <w:i/>
+        </w:rPr>
+        <w:t xml:space="preserve">        :=  +[0..9] ... Absolutwert für Breite</w:t>
+      </w:r>
+    </w:p>
+    <w:p>
+      <w:pPr>
+        <w:ind w:left="425"/>
+        <w:rPr>
+          <w:i/>
+        </w:rPr>
+      </w:pPr>
+    </w:p>
+    <w:p>
+      <w:pPr>
+        <w:ind w:left="425"/>
+        <w:rPr>
+          <w:i/>
+        </w:rPr>
+      </w:pPr>
+      <w:r>
+        <w:rPr>
+          <w:i/>
+        </w:rPr>
+        <w:t xml:space="preserve">        Default bei Fehlen des Paramters: 'auto'</w:t>
+      </w:r>
+    </w:p>
+    <w:p>
+      <w:pPr>
+        <w:ind w:left="425"/>
+        <w:rPr>
+          <w:i/>
+        </w:rPr>
+      </w:pPr>
+    </w:p>
+    <w:p>
+      <w:pPr>
+        <w:ind w:left="2835" w:hanging="2324"/>
+        <w:rPr>
+          <w:i/>
+        </w:rPr>
+      </w:pPr>
+      <w:r>
+        <w:rPr>
+          <w:i/>
+        </w:rPr>
+        <w:t xml:space="preserve"> p_algo :=  'auto' ... Automatisch am Ende des Dokuments (letzte Seite oder neue Seite falls die letzte Seite zu wenig freie Fläche aufweist)</w:t>
+      </w:r>
+    </w:p>
+    <w:p>
+      <w:pPr>
+        <w:ind w:left="425"/>
+        <w:rPr>
+          <w:i/>
+        </w:rPr>
+      </w:pPr>
+      <w:r>
+        <w:rPr>
+          <w:i/>
+        </w:rPr>
+        <w:t xml:space="preserve">        :=  'new'  ... Neue Seite am Ende des Dokuments</w:t>
+      </w:r>
+    </w:p>
+    <w:p>
+      <w:pPr>
+        <w:ind w:left="425"/>
+        <w:rPr>
+          <w:i/>
+        </w:rPr>
+      </w:pPr>
+      <w:r>
+        <w:rPr>
+          <w:i/>
+        </w:rPr>
+        <w:t xml:space="preserve">        :=  'last'  ... Letzte Seite des Dokuments</w:t>
+      </w:r>
+    </w:p>
+    <w:p>
+      <w:pPr>
+        <w:ind w:left="425"/>
+        <w:rPr>
+          <w:i/>
+        </w:rPr>
+      </w:pPr>
+      <w:r>
+        <w:rPr>
+          <w:i/>
+        </w:rPr>
+        <w:t xml:space="preserve">        :=  +[0..9] ... Seitennummer</w:t>
+      </w:r>
+    </w:p>
+    <w:p>
+      <w:pPr>
+        <w:ind w:left="425"/>
+        <w:rPr>
+          <w:i/>
+        </w:rPr>
+      </w:pPr>
+    </w:p>
+    <w:p>
+      <w:pPr>
+        <w:ind w:left="425"/>
+        <w:rPr>
+          <w:i/>
+        </w:rPr>
+      </w:pPr>
+      <w:r>
+        <w:rPr>
+          <w:i/>
+        </w:rPr>
+        <w:t xml:space="preserve">        Default bei Fehlen des Parameters: 'auto'</w:t>
+      </w:r>
+    </w:p>
+    <w:p>
+      <w:pPr>
+        <w:ind w:left="425"/>
+        <w:rPr>
+          <w:i/>
+        </w:rPr>
+      </w:pPr>
+    </w:p>
+    <w:p>
+      <w:pPr>
+        <w:ind w:left="425"/>
+        <w:rPr>
+          <w:i/>
+          <w:lang w:val="en-US"/>
+        </w:rPr>
+      </w:pPr>
+      <w:r>
+        <w:rPr>
+          <w:i/>
+        </w:rPr>
         <w:t xml:space="preserve"> </w:t>
       </w:r>
-      <w:proofErr w:type="spellStart"/>
-      <w:r>
-        <w:rPr>
-          <w:i/>
-        </w:rPr>
-        <w:t>x_</w:t>
-      </w:r>
-      <w:proofErr w:type="gramStart"/>
-      <w:r>
-        <w:rPr>
-          <w:i/>
-        </w:rPr>
-        <w:t>algo</w:t>
-      </w:r>
-      <w:proofErr w:type="spellEnd"/>
-      <w:r>
-        <w:rPr>
-          <w:i/>
-        </w:rPr>
-        <w:t xml:space="preserve"> :</w:t>
-      </w:r>
-      <w:proofErr w:type="gramEnd"/>
-      <w:r>
-        <w:rPr>
-          <w:i/>
-        </w:rPr>
-        <w:t>= '</w:t>
-      </w:r>
-      <w:proofErr w:type="spellStart"/>
-      <w:r>
-        <w:rPr>
-          <w:i/>
-        </w:rPr>
-        <w:t>auto</w:t>
-      </w:r>
-      <w:proofErr w:type="spellEnd"/>
-      <w:r>
-        <w:rPr>
-          <w:i/>
-        </w:rPr>
-        <w:t>' ... automatische Positionierung</w:t>
+      <w:r>
+        <w:rPr>
+          <w:i/>
+          <w:lang w:val="en-US"/>
+        </w:rPr>
+        <w:t>f_algo :=  +[0..9] ... y-Offset für Footer</w:t>
       </w:r>
     </w:p>
     <w:p>
@@ -7281,27 +5439,29 @@
         <w:ind w:left="425"/>
         <w:rPr>
           <w:i/>
-        </w:rPr>
-      </w:pPr>
-      <w:r>
-        <w:rPr>
-          <w:i/>
+          <w:lang w:val="en-US"/>
+        </w:rPr>
+      </w:pPr>
+    </w:p>
+    <w:p>
+      <w:pPr>
+        <w:ind w:left="425"/>
+        <w:rPr>
+          <w:i/>
+        </w:rPr>
+      </w:pPr>
+      <w:r>
+        <w:rPr>
+          <w:i/>
+          <w:lang w:val="en-US"/>
         </w:rPr>
         <w:t xml:space="preserve">        </w:t>
       </w:r>
-      <w:proofErr w:type="gramStart"/>
-      <w:r>
-        <w:rPr>
-          <w:i/>
-        </w:rPr>
-        <w:t>:=</w:t>
-      </w:r>
-      <w:proofErr w:type="gramEnd"/>
-      <w:r>
-        <w:rPr>
-          <w:i/>
-        </w:rPr>
-        <w:t xml:space="preserve">        ... Absolutwert für x-Position</w:t>
+      <w:r>
+        <w:rPr>
+          <w:i/>
+        </w:rPr>
+        <w:t>Default bei Fehlen des Parameters: '0'</w:t>
       </w:r>
     </w:p>
     <w:p>
@@ -7311,6 +5471,12 @@
           <w:i/>
         </w:rPr>
       </w:pPr>
+      <w:r>
+        <w:rPr>
+          <w:i/>
+        </w:rPr>
+        <w:t xml:space="preserve">        Wird nur bei y:auto berücksichtigt, andernfalls ignoriert!</w:t>
+      </w:r>
     </w:p>
     <w:p>
       <w:pPr>
@@ -7323,639 +5489,7 @@
         <w:rPr>
           <w:i/>
         </w:rPr>
-        <w:lastRenderedPageBreak/>
-        <w:t xml:space="preserve">        Default bei Fehlen des Parameters: '</w:t>
-      </w:r>
-      <w:proofErr w:type="spellStart"/>
-      <w:r>
-        <w:rPr>
-          <w:i/>
-        </w:rPr>
-        <w:t>auto</w:t>
-      </w:r>
-      <w:proofErr w:type="spellEnd"/>
-      <w:r>
-        <w:rPr>
-          <w:i/>
-        </w:rPr>
-        <w:t>'</w:t>
-      </w:r>
-    </w:p>
-    <w:p>
-      <w:pPr>
-        <w:ind w:left="425"/>
-        <w:rPr>
-          <w:i/>
-        </w:rPr>
-      </w:pPr>
-    </w:p>
-    <w:p>
-      <w:pPr>
-        <w:ind w:left="425"/>
-        <w:rPr>
-          <w:i/>
-        </w:rPr>
-      </w:pPr>
-      <w:r>
-        <w:rPr>
-          <w:i/>
-        </w:rPr>
-        <w:t xml:space="preserve"> </w:t>
-      </w:r>
-      <w:proofErr w:type="spellStart"/>
-      <w:r>
-        <w:rPr>
-          <w:i/>
-        </w:rPr>
-        <w:t>y_</w:t>
-      </w:r>
-      <w:proofErr w:type="gramStart"/>
-      <w:r>
-        <w:rPr>
-          <w:i/>
-        </w:rPr>
-        <w:t>algo</w:t>
-      </w:r>
-      <w:proofErr w:type="spellEnd"/>
-      <w:r>
-        <w:rPr>
-          <w:i/>
-        </w:rPr>
-        <w:t xml:space="preserve"> :</w:t>
-      </w:r>
-      <w:proofErr w:type="gramEnd"/>
-      <w:r>
-        <w:rPr>
-          <w:i/>
-        </w:rPr>
-        <w:t>= '</w:t>
-      </w:r>
-      <w:proofErr w:type="spellStart"/>
-      <w:r>
-        <w:rPr>
-          <w:i/>
-        </w:rPr>
-        <w:t>auto</w:t>
-      </w:r>
-      <w:proofErr w:type="spellEnd"/>
-      <w:r>
-        <w:rPr>
-          <w:i/>
-        </w:rPr>
-        <w:t>' ... automatische Positionierung</w:t>
-      </w:r>
-    </w:p>
-    <w:p>
-      <w:pPr>
-        <w:ind w:left="425"/>
-        <w:rPr>
-          <w:i/>
-        </w:rPr>
-      </w:pPr>
-      <w:r>
-        <w:rPr>
-          <w:i/>
-        </w:rPr>
-        <w:t xml:space="preserve">        </w:t>
-      </w:r>
-      <w:proofErr w:type="gramStart"/>
-      <w:r>
-        <w:rPr>
-          <w:i/>
-        </w:rPr>
-        <w:t>:=</w:t>
-      </w:r>
-      <w:proofErr w:type="gramEnd"/>
-      <w:r>
-        <w:rPr>
-          <w:i/>
-        </w:rPr>
-        <w:t xml:space="preserve">        ... Absolutwert für y-Position</w:t>
-      </w:r>
-    </w:p>
-    <w:p>
-      <w:pPr>
-        <w:ind w:left="425"/>
-        <w:rPr>
-          <w:i/>
-        </w:rPr>
-      </w:pPr>
-    </w:p>
-    <w:p>
-      <w:pPr>
-        <w:ind w:left="425"/>
-        <w:rPr>
-          <w:i/>
-        </w:rPr>
-      </w:pPr>
-      <w:r>
-        <w:rPr>
-          <w:i/>
-        </w:rPr>
-        <w:t xml:space="preserve">        Default bei Fehlen des Parameters: '</w:t>
-      </w:r>
-      <w:proofErr w:type="spellStart"/>
-      <w:r>
-        <w:rPr>
-          <w:i/>
-        </w:rPr>
-        <w:t>auto</w:t>
-      </w:r>
-      <w:proofErr w:type="spellEnd"/>
-      <w:r>
-        <w:rPr>
-          <w:i/>
-        </w:rPr>
-        <w:t>'</w:t>
-      </w:r>
-    </w:p>
-    <w:p>
-      <w:pPr>
-        <w:ind w:left="425"/>
-        <w:rPr>
-          <w:i/>
-        </w:rPr>
-      </w:pPr>
-    </w:p>
-    <w:p>
-      <w:pPr>
-        <w:ind w:left="425"/>
-        <w:rPr>
-          <w:i/>
-        </w:rPr>
-      </w:pPr>
-      <w:r>
-        <w:rPr>
-          <w:i/>
-        </w:rPr>
-        <w:t xml:space="preserve"> </w:t>
-      </w:r>
-      <w:proofErr w:type="spellStart"/>
-      <w:r>
-        <w:rPr>
-          <w:i/>
-        </w:rPr>
-        <w:t>w_</w:t>
-      </w:r>
-      <w:proofErr w:type="gramStart"/>
-      <w:r>
-        <w:rPr>
-          <w:i/>
-        </w:rPr>
-        <w:t>algo</w:t>
-      </w:r>
-      <w:proofErr w:type="spellEnd"/>
-      <w:r>
-        <w:rPr>
-          <w:i/>
-        </w:rPr>
-        <w:t xml:space="preserve"> :</w:t>
-      </w:r>
-      <w:proofErr w:type="gramEnd"/>
-      <w:r>
-        <w:rPr>
-          <w:i/>
-        </w:rPr>
-        <w:t>= '</w:t>
-      </w:r>
-      <w:proofErr w:type="spellStart"/>
-      <w:r>
-        <w:rPr>
-          <w:i/>
-        </w:rPr>
-        <w:t>auto</w:t>
-      </w:r>
-      <w:proofErr w:type="spellEnd"/>
-      <w:r>
-        <w:rPr>
-          <w:i/>
-        </w:rPr>
-        <w:t>' ... automatische Breite</w:t>
-      </w:r>
-    </w:p>
-    <w:p>
-      <w:pPr>
-        <w:ind w:left="425"/>
-        <w:rPr>
-          <w:i/>
-        </w:rPr>
-      </w:pPr>
-      <w:r>
-        <w:rPr>
-          <w:i/>
-        </w:rPr>
-        <w:t xml:space="preserve">        </w:t>
-      </w:r>
-      <w:proofErr w:type="gramStart"/>
-      <w:r>
-        <w:rPr>
-          <w:i/>
-        </w:rPr>
-        <w:t>:=</w:t>
-      </w:r>
-      <w:proofErr w:type="gramEnd"/>
-      <w:r>
-        <w:rPr>
-          <w:i/>
-        </w:rPr>
-        <w:t xml:space="preserve">  +[0..9] ... Absolutwert für Breite</w:t>
-      </w:r>
-    </w:p>
-    <w:p>
-      <w:pPr>
-        <w:ind w:left="425"/>
-        <w:rPr>
-          <w:i/>
-        </w:rPr>
-      </w:pPr>
-    </w:p>
-    <w:p>
-      <w:pPr>
-        <w:ind w:left="425"/>
-        <w:rPr>
-          <w:i/>
-        </w:rPr>
-      </w:pPr>
-      <w:r>
-        <w:rPr>
-          <w:i/>
-        </w:rPr>
-        <w:t xml:space="preserve">        Default bei Fehlen des </w:t>
-      </w:r>
-      <w:proofErr w:type="spellStart"/>
-      <w:r>
-        <w:rPr>
-          <w:i/>
-        </w:rPr>
-        <w:t>Paramters</w:t>
-      </w:r>
-      <w:proofErr w:type="spellEnd"/>
-      <w:r>
-        <w:rPr>
-          <w:i/>
-        </w:rPr>
-        <w:t>: '</w:t>
-      </w:r>
-      <w:proofErr w:type="spellStart"/>
-      <w:r>
-        <w:rPr>
-          <w:i/>
-        </w:rPr>
-        <w:t>auto</w:t>
-      </w:r>
-      <w:proofErr w:type="spellEnd"/>
-      <w:r>
-        <w:rPr>
-          <w:i/>
-        </w:rPr>
-        <w:t>'</w:t>
-      </w:r>
-    </w:p>
-    <w:p>
-      <w:pPr>
-        <w:ind w:left="425"/>
-        <w:rPr>
-          <w:i/>
-        </w:rPr>
-      </w:pPr>
-    </w:p>
-    <w:p>
-      <w:pPr>
-        <w:ind w:left="2835" w:hanging="2324"/>
-        <w:rPr>
-          <w:i/>
-        </w:rPr>
-      </w:pPr>
-      <w:r>
-        <w:rPr>
-          <w:i/>
-        </w:rPr>
-        <w:t xml:space="preserve"> </w:t>
-      </w:r>
-      <w:proofErr w:type="spellStart"/>
-      <w:r>
-        <w:rPr>
-          <w:i/>
-        </w:rPr>
-        <w:t>p_</w:t>
-      </w:r>
-      <w:proofErr w:type="gramStart"/>
-      <w:r>
-        <w:rPr>
-          <w:i/>
-        </w:rPr>
-        <w:t>algo</w:t>
-      </w:r>
-      <w:proofErr w:type="spellEnd"/>
-      <w:r>
-        <w:rPr>
-          <w:i/>
-        </w:rPr>
-        <w:t xml:space="preserve"> :</w:t>
-      </w:r>
-      <w:proofErr w:type="gramEnd"/>
-      <w:r>
-        <w:rPr>
-          <w:i/>
-        </w:rPr>
-        <w:t>=  '</w:t>
-      </w:r>
-      <w:proofErr w:type="spellStart"/>
-      <w:r>
-        <w:rPr>
-          <w:i/>
-        </w:rPr>
-        <w:t>auto</w:t>
-      </w:r>
-      <w:proofErr w:type="spellEnd"/>
-      <w:r>
-        <w:rPr>
-          <w:i/>
-        </w:rPr>
-        <w:t>' ... Automatisch am Ende des Dokuments (letzte Seite oder neue Seite falls die letzte Seite zu wenig freie Fläche aufweist)</w:t>
-      </w:r>
-    </w:p>
-    <w:p>
-      <w:pPr>
-        <w:ind w:left="425"/>
-        <w:rPr>
-          <w:i/>
-        </w:rPr>
-      </w:pPr>
-      <w:r>
-        <w:rPr>
-          <w:i/>
-        </w:rPr>
-        <w:t xml:space="preserve">        </w:t>
-      </w:r>
-      <w:proofErr w:type="gramStart"/>
-      <w:r>
-        <w:rPr>
-          <w:i/>
-        </w:rPr>
-        <w:t>:=</w:t>
-      </w:r>
-      <w:proofErr w:type="gramEnd"/>
-      <w:r>
-        <w:rPr>
-          <w:i/>
-        </w:rPr>
-        <w:t xml:space="preserve">  '</w:t>
-      </w:r>
-      <w:proofErr w:type="spellStart"/>
-      <w:r>
-        <w:rPr>
-          <w:i/>
-        </w:rPr>
-        <w:t>new</w:t>
-      </w:r>
-      <w:proofErr w:type="spellEnd"/>
-      <w:r>
-        <w:rPr>
-          <w:i/>
-        </w:rPr>
-        <w:t>'  ... Neue Seite am Ende des Dokuments</w:t>
-      </w:r>
-    </w:p>
-    <w:p>
-      <w:pPr>
-        <w:ind w:left="425"/>
-        <w:rPr>
-          <w:i/>
-        </w:rPr>
-      </w:pPr>
-      <w:r>
-        <w:rPr>
-          <w:i/>
-        </w:rPr>
-        <w:t xml:space="preserve">        </w:t>
-      </w:r>
-      <w:proofErr w:type="gramStart"/>
-      <w:r>
-        <w:rPr>
-          <w:i/>
-        </w:rPr>
-        <w:t>:=</w:t>
-      </w:r>
-      <w:proofErr w:type="gramEnd"/>
-      <w:r>
-        <w:rPr>
-          <w:i/>
-        </w:rPr>
-        <w:t xml:space="preserve">  'last'  ... Letzte Seite des Dokuments</w:t>
-      </w:r>
-    </w:p>
-    <w:p>
-      <w:pPr>
-        <w:ind w:left="425"/>
-        <w:rPr>
-          <w:i/>
-        </w:rPr>
-      </w:pPr>
-      <w:r>
-        <w:rPr>
-          <w:i/>
-        </w:rPr>
-        <w:t xml:space="preserve">        </w:t>
-      </w:r>
-      <w:proofErr w:type="gramStart"/>
-      <w:r>
-        <w:rPr>
-          <w:i/>
-        </w:rPr>
-        <w:t>:=</w:t>
-      </w:r>
-      <w:proofErr w:type="gramEnd"/>
-      <w:r>
-        <w:rPr>
-          <w:i/>
-        </w:rPr>
-        <w:t xml:space="preserve">  +[0..9] ... Seitennummer</w:t>
-      </w:r>
-    </w:p>
-    <w:p>
-      <w:pPr>
-        <w:ind w:left="425"/>
-        <w:rPr>
-          <w:i/>
-        </w:rPr>
-      </w:pPr>
-    </w:p>
-    <w:p>
-      <w:pPr>
-        <w:ind w:left="425"/>
-        <w:rPr>
-          <w:i/>
-        </w:rPr>
-      </w:pPr>
-      <w:r>
-        <w:rPr>
-          <w:i/>
-        </w:rPr>
-        <w:t xml:space="preserve">        Default bei Fehlen des Parameters: '</w:t>
-      </w:r>
-      <w:proofErr w:type="spellStart"/>
-      <w:r>
-        <w:rPr>
-          <w:i/>
-        </w:rPr>
-        <w:t>auto</w:t>
-      </w:r>
-      <w:proofErr w:type="spellEnd"/>
-      <w:r>
-        <w:rPr>
-          <w:i/>
-        </w:rPr>
-        <w:t>'</w:t>
-      </w:r>
-    </w:p>
-    <w:p>
-      <w:pPr>
-        <w:ind w:left="425"/>
-        <w:rPr>
-          <w:i/>
-        </w:rPr>
-      </w:pPr>
-    </w:p>
-    <w:p>
-      <w:pPr>
-        <w:ind w:left="425"/>
-        <w:rPr>
-          <w:i/>
-          <w:lang w:val="en-US"/>
-        </w:rPr>
-      </w:pPr>
-      <w:r>
-        <w:rPr>
-          <w:i/>
-        </w:rPr>
-        <w:t xml:space="preserve"> </w:t>
-      </w:r>
-      <w:proofErr w:type="spellStart"/>
-      <w:r>
-        <w:rPr>
-          <w:i/>
-          <w:lang w:val="en-US"/>
-        </w:rPr>
-        <w:t>f_</w:t>
-      </w:r>
-      <w:proofErr w:type="gramStart"/>
-      <w:r>
-        <w:rPr>
-          <w:i/>
-          <w:lang w:val="en-US"/>
-        </w:rPr>
-        <w:t>algo</w:t>
-      </w:r>
-      <w:proofErr w:type="spellEnd"/>
-      <w:r>
-        <w:rPr>
-          <w:i/>
-          <w:lang w:val="en-US"/>
-        </w:rPr>
-        <w:t xml:space="preserve"> :</w:t>
-      </w:r>
-      <w:proofErr w:type="gramEnd"/>
-      <w:r>
-        <w:rPr>
-          <w:i/>
-          <w:lang w:val="en-US"/>
-        </w:rPr>
-        <w:t>=  +[0..9] ... y-Offset für Footer</w:t>
-      </w:r>
-    </w:p>
-    <w:p>
-      <w:pPr>
-        <w:ind w:left="425"/>
-        <w:rPr>
-          <w:i/>
-          <w:lang w:val="en-US"/>
-        </w:rPr>
-      </w:pPr>
-    </w:p>
-    <w:p>
-      <w:pPr>
-        <w:ind w:left="425"/>
-        <w:rPr>
-          <w:i/>
-        </w:rPr>
-      </w:pPr>
-      <w:r>
-        <w:rPr>
-          <w:i/>
-          <w:lang w:val="en-US"/>
-        </w:rPr>
-        <w:t xml:space="preserve">        </w:t>
-      </w:r>
-      <w:r>
-        <w:rPr>
-          <w:i/>
-        </w:rPr>
-        <w:t>Default bei Fehlen des Parameters: '0'</w:t>
-      </w:r>
-    </w:p>
-    <w:p>
-      <w:pPr>
-        <w:ind w:left="425"/>
-        <w:rPr>
-          <w:i/>
-        </w:rPr>
-      </w:pPr>
-      <w:r>
-        <w:rPr>
-          <w:i/>
-        </w:rPr>
-        <w:t xml:space="preserve">        Wird nur bei </w:t>
-      </w:r>
-      <w:proofErr w:type="gramStart"/>
-      <w:r>
-        <w:rPr>
-          <w:i/>
-        </w:rPr>
-        <w:t>y:auto</w:t>
-      </w:r>
-      <w:proofErr w:type="gramEnd"/>
-      <w:r>
-        <w:rPr>
-          <w:i/>
-        </w:rPr>
-        <w:t xml:space="preserve"> berücksichtigt, andernfalls ignoriert!</w:t>
-      </w:r>
-    </w:p>
-    <w:p>
-      <w:pPr>
-        <w:ind w:left="425"/>
-        <w:rPr>
-          <w:i/>
-        </w:rPr>
-      </w:pPr>
-      <w:proofErr w:type="spellStart"/>
-      <w:r>
-        <w:rPr>
-          <w:i/>
-        </w:rPr>
-        <w:t>r_</w:t>
-      </w:r>
-      <w:proofErr w:type="gramStart"/>
-      <w:r>
-        <w:rPr>
-          <w:i/>
-        </w:rPr>
-        <w:t>algo</w:t>
-      </w:r>
-      <w:proofErr w:type="spellEnd"/>
-      <w:r>
-        <w:rPr>
-          <w:i/>
-        </w:rPr>
-        <w:t xml:space="preserve"> :</w:t>
-      </w:r>
-      <w:proofErr w:type="gramEnd"/>
-      <w:r>
-        <w:rPr>
-          <w:i/>
-        </w:rPr>
-        <w:t>=  +[0..9] ... Drehung des Signaturblocks</w:t>
+        <w:t>r_algo :=  +[0..9] ... Drehung des Signaturblocks</w:t>
       </w:r>
     </w:p>
     <w:p>
@@ -8044,51 +5578,7 @@
           <w:szCs w:val="24"/>
           <w:lang w:eastAsia="de-AT"/>
         </w:rPr>
-        <w:t>-</w:t>
-      </w:r>
-      <w:proofErr w:type="spellStart"/>
-      <w:r>
-        <w:rPr>
-          <w:rFonts w:ascii="Arial" w:eastAsia="Times New Roman" w:hAnsi="Arial" w:cs="Times New Roman"/>
-          <w:i/>
-          <w:sz w:val="22"/>
-          <w:szCs w:val="24"/>
-          <w:lang w:eastAsia="de-AT"/>
-        </w:rPr>
-        <w:t>pos</w:t>
-      </w:r>
-      <w:proofErr w:type="spellEnd"/>
-      <w:r>
-        <w:rPr>
-          <w:rFonts w:ascii="Arial" w:eastAsia="Times New Roman" w:hAnsi="Arial" w:cs="Times New Roman"/>
-          <w:i/>
-          <w:sz w:val="22"/>
-          <w:szCs w:val="24"/>
-          <w:lang w:eastAsia="de-AT"/>
-        </w:rPr>
-        <w:t xml:space="preserve"> </w:t>
-      </w:r>
-      <w:proofErr w:type="gramStart"/>
-      <w:r>
-        <w:rPr>
-          <w:rFonts w:ascii="Arial" w:eastAsia="Times New Roman" w:hAnsi="Arial" w:cs="Times New Roman"/>
-          <w:i/>
-          <w:sz w:val="22"/>
-          <w:szCs w:val="24"/>
-          <w:lang w:eastAsia="de-AT"/>
-        </w:rPr>
-        <w:t>x:auto</w:t>
-      </w:r>
-      <w:proofErr w:type="gramEnd"/>
-      <w:r>
-        <w:rPr>
-          <w:rFonts w:ascii="Arial" w:eastAsia="Times New Roman" w:hAnsi="Arial" w:cs="Times New Roman"/>
-          <w:i/>
-          <w:sz w:val="22"/>
-          <w:szCs w:val="24"/>
-          <w:lang w:eastAsia="de-AT"/>
-        </w:rPr>
-        <w:t>;y:auto;w:auto;p:auto;f:0</w:t>
+        <w:t>-pos x:auto;y:auto;w:auto;p:auto;f:0</w:t>
       </w:r>
     </w:p>
     <w:p>
@@ -8138,32 +5628,39 @@
           <w:i/>
           <w:lang w:val="en-US"/>
         </w:rPr>
-        <w:t>-pos “</w:t>
-      </w:r>
-      <w:proofErr w:type="spellStart"/>
-      <w:proofErr w:type="gramStart"/>
-      <w:r>
+        <w:t>-pos “x:auto;y:auto;w:auto”</w:t>
+      </w:r>
+    </w:p>
+    <w:p>
+      <w:pPr>
+        <w:ind w:left="425"/>
         <w:rPr>
           <w:i/>
           <w:lang w:val="en-US"/>
         </w:rPr>
-        <w:t>x:auto</w:t>
-      </w:r>
-      <w:proofErr w:type="gramEnd"/>
+      </w:pPr>
       <w:r>
         <w:rPr>
           <w:i/>
           <w:lang w:val="en-US"/>
         </w:rPr>
-        <w:t>;y:auto;w:auto</w:t>
-      </w:r>
-      <w:proofErr w:type="spellEnd"/>
-      <w:r>
+        <w:t>-pos “x:10.0;y:10.0;w:100.0;r:270”</w:t>
+      </w:r>
+    </w:p>
+    <w:p>
+      <w:pPr>
+        <w:ind w:left="425"/>
         <w:rPr>
           <w:i/>
           <w:lang w:val="en-US"/>
         </w:rPr>
-        <w:t>”</w:t>
+      </w:pPr>
+      <w:r>
+        <w:rPr>
+          <w:i/>
+          <w:lang w:val="en-US"/>
+        </w:rPr>
+        <w:t>-pos “x:10.0;y:10.0;w:100.0;p:new;f:10”</w:t>
       </w:r>
     </w:p>
     <w:p>
@@ -8179,23 +5676,23 @@
           <w:i/>
           <w:lang w:val="en-US"/>
         </w:rPr>
-        <w:t>-pos “x:10.</w:t>
-      </w:r>
-      <w:proofErr w:type="gramStart"/>
-      <w:r>
+        <w:t>-pos “x:auto;y:10.0;w:auto;p:last”</w:t>
+      </w:r>
+    </w:p>
+    <w:p>
+      <w:pPr>
+        <w:ind w:left="425"/>
         <w:rPr>
           <w:i/>
           <w:lang w:val="en-US"/>
         </w:rPr>
-        <w:t>0;y</w:t>
-      </w:r>
-      <w:proofErr w:type="gramEnd"/>
+      </w:pPr>
       <w:r>
         <w:rPr>
           <w:i/>
           <w:lang w:val="en-US"/>
         </w:rPr>
-        <w:t>:10.0;w:100.0;r:270”</w:t>
+        <w:t>-pos “x:auto;y:auto;p:last”</w:t>
       </w:r>
     </w:p>
     <w:p>
@@ -8211,23 +5708,23 @@
           <w:i/>
           <w:lang w:val="en-US"/>
         </w:rPr>
-        <w:t>-pos “x:10.</w:t>
-      </w:r>
-      <w:proofErr w:type="gramStart"/>
-      <w:r>
+        <w:t>-pos “x:22.0;y:auto;w:450.0;p:2;f:25”</w:t>
+      </w:r>
+    </w:p>
+    <w:p>
+      <w:pPr>
+        <w:ind w:left="425"/>
         <w:rPr>
           <w:i/>
           <w:lang w:val="en-US"/>
         </w:rPr>
-        <w:t>0;y</w:t>
-      </w:r>
-      <w:proofErr w:type="gramEnd"/>
+      </w:pPr>
       <w:r>
         <w:rPr>
           <w:i/>
           <w:lang w:val="en-US"/>
         </w:rPr>
-        <w:t>:10.0;w:100.0;p:new;f:10”</w:t>
+        <w:t>-pos “x:auto;y:auto;w:auto;p:auto;f:25.0”</w:t>
       </w:r>
     </w:p>
     <w:p>
@@ -8243,23 +5740,23 @@
           <w:i/>
           <w:lang w:val="en-US"/>
         </w:rPr>
-        <w:t>-pos “</w:t>
-      </w:r>
-      <w:proofErr w:type="gramStart"/>
-      <w:r>
+        <w:t>-pos “f:25.0”</w:t>
+      </w:r>
+    </w:p>
+    <w:p>
+      <w:pPr>
+        <w:ind w:left="425"/>
         <w:rPr>
           <w:i/>
           <w:lang w:val="en-US"/>
         </w:rPr>
-        <w:t>x:auto</w:t>
-      </w:r>
-      <w:proofErr w:type="gramEnd"/>
+      </w:pPr>
       <w:r>
         <w:rPr>
           <w:i/>
           <w:lang w:val="en-US"/>
         </w:rPr>
-        <w:t>;y:10.0;w:auto;p:last”</w:t>
+        <w:t>-pos “x:150;y:22;w:400”</w:t>
       </w:r>
     </w:p>
     <w:p>
@@ -8267,159 +5764,6 @@
         <w:ind w:left="425"/>
         <w:rPr>
           <w:i/>
-          <w:lang w:val="en-US"/>
-        </w:rPr>
-      </w:pPr>
-      <w:r>
-        <w:rPr>
-          <w:i/>
-          <w:lang w:val="en-US"/>
-        </w:rPr>
-        <w:t>-pos “</w:t>
-      </w:r>
-      <w:proofErr w:type="spellStart"/>
-      <w:proofErr w:type="gramStart"/>
-      <w:r>
-        <w:rPr>
-          <w:i/>
-          <w:lang w:val="en-US"/>
-        </w:rPr>
-        <w:t>x:auto</w:t>
-      </w:r>
-      <w:proofErr w:type="gramEnd"/>
-      <w:r>
-        <w:rPr>
-          <w:i/>
-          <w:lang w:val="en-US"/>
-        </w:rPr>
-        <w:t>;y:auto;p:last</w:t>
-      </w:r>
-      <w:proofErr w:type="spellEnd"/>
-      <w:r>
-        <w:rPr>
-          <w:i/>
-          <w:lang w:val="en-US"/>
-        </w:rPr>
-        <w:t>”</w:t>
-      </w:r>
-    </w:p>
-    <w:p>
-      <w:pPr>
-        <w:ind w:left="425"/>
-        <w:rPr>
-          <w:i/>
-          <w:lang w:val="en-US"/>
-        </w:rPr>
-      </w:pPr>
-      <w:r>
-        <w:rPr>
-          <w:i/>
-          <w:lang w:val="en-US"/>
-        </w:rPr>
-        <w:t>-pos “x:22.</w:t>
-      </w:r>
-      <w:proofErr w:type="gramStart"/>
-      <w:r>
-        <w:rPr>
-          <w:i/>
-          <w:lang w:val="en-US"/>
-        </w:rPr>
-        <w:t>0;y</w:t>
-      </w:r>
-      <w:proofErr w:type="gramEnd"/>
-      <w:r>
-        <w:rPr>
-          <w:i/>
-          <w:lang w:val="en-US"/>
-        </w:rPr>
-        <w:t>:auto;w:450.0;p:2;f:25”</w:t>
-      </w:r>
-    </w:p>
-    <w:p>
-      <w:pPr>
-        <w:ind w:left="425"/>
-        <w:rPr>
-          <w:i/>
-          <w:lang w:val="en-US"/>
-        </w:rPr>
-      </w:pPr>
-      <w:r>
-        <w:rPr>
-          <w:i/>
-          <w:lang w:val="en-US"/>
-        </w:rPr>
-        <w:t>-pos “</w:t>
-      </w:r>
-      <w:proofErr w:type="gramStart"/>
-      <w:r>
-        <w:rPr>
-          <w:i/>
-          <w:lang w:val="en-US"/>
-        </w:rPr>
-        <w:t>x:auto</w:t>
-      </w:r>
-      <w:proofErr w:type="gramEnd"/>
-      <w:r>
-        <w:rPr>
-          <w:i/>
-          <w:lang w:val="en-US"/>
-        </w:rPr>
-        <w:t>;y:auto;w:auto;p:auto;f:25.0”</w:t>
-      </w:r>
-    </w:p>
-    <w:p>
-      <w:pPr>
-        <w:ind w:left="425"/>
-        <w:rPr>
-          <w:i/>
-          <w:lang w:val="en-US"/>
-        </w:rPr>
-      </w:pPr>
-      <w:r>
-        <w:rPr>
-          <w:i/>
-          <w:lang w:val="en-US"/>
-        </w:rPr>
-        <w:t>-pos “f:25.0”</w:t>
-      </w:r>
-    </w:p>
-    <w:p>
-      <w:pPr>
-        <w:ind w:left="425"/>
-        <w:rPr>
-          <w:i/>
-          <w:lang w:val="en-US"/>
-        </w:rPr>
-      </w:pPr>
-      <w:r>
-        <w:rPr>
-          <w:i/>
-          <w:lang w:val="en-US"/>
-        </w:rPr>
-        <w:t>-pos “x:</w:t>
-      </w:r>
-      <w:proofErr w:type="gramStart"/>
-      <w:r>
-        <w:rPr>
-          <w:i/>
-          <w:lang w:val="en-US"/>
-        </w:rPr>
-        <w:t>150;y</w:t>
-      </w:r>
-      <w:proofErr w:type="gramEnd"/>
-      <w:r>
-        <w:rPr>
-          <w:i/>
-          <w:lang w:val="en-US"/>
-        </w:rPr>
-        <w:t>:22;w:400”</w:t>
-      </w:r>
-    </w:p>
-    <w:p>
-      <w:pPr>
-        <w:ind w:left="425"/>
-        <w:rPr>
-          <w:i/>
           <w:lang w:val="de-AT"/>
         </w:rPr>
       </w:pPr>
@@ -8428,39 +5772,7 @@
           <w:i/>
           <w:lang w:val="de-AT"/>
         </w:rPr>
-        <w:t>-</w:t>
-      </w:r>
-      <w:proofErr w:type="spellStart"/>
-      <w:r>
-        <w:rPr>
-          <w:i/>
-          <w:lang w:val="de-AT"/>
-        </w:rPr>
-        <w:t>pos</w:t>
-      </w:r>
-      <w:proofErr w:type="spellEnd"/>
-      <w:r>
-        <w:rPr>
-          <w:i/>
-          <w:lang w:val="de-AT"/>
-        </w:rPr>
-        <w:t xml:space="preserve"> „x:10.</w:t>
-      </w:r>
-      <w:proofErr w:type="gramStart"/>
-      <w:r>
-        <w:rPr>
-          <w:i/>
-          <w:lang w:val="de-AT"/>
-        </w:rPr>
-        <w:t>0;w</w:t>
-      </w:r>
-      <w:proofErr w:type="gramEnd"/>
-      <w:r>
-        <w:rPr>
-          <w:i/>
-          <w:lang w:val="de-AT"/>
-        </w:rPr>
-        <w:t>:155.0“</w:t>
+        <w:t>-pos „x:10.0;w:155.0“</w:t>
       </w:r>
     </w:p>
     <w:p>
@@ -8501,16 +5813,8 @@
         <w:rPr>
           <w:i/>
         </w:rPr>
-        <w:t>p=</w:t>
-      </w:r>
-      <w:proofErr w:type="spellStart"/>
-      <w:r>
-        <w:rPr>
-          <w:i/>
-        </w:rPr>
-        <w:t>new</w:t>
-      </w:r>
-      <w:proofErr w:type="spellEnd"/>
+        <w:t>p=new</w:t>
+      </w:r>
       <w:r>
         <w:t xml:space="preserve"> bedeutet, dass eine neue, leere Seite an das Dokument angefügt und auf dieser dann eine absolute Positionierung vorgenommen wird. </w:t>
       </w:r>
@@ -8518,16 +5822,8 @@
         <w:rPr>
           <w:i/>
         </w:rPr>
-        <w:t>p=</w:t>
-      </w:r>
-      <w:proofErr w:type="spellStart"/>
-      <w:r>
-        <w:rPr>
-          <w:i/>
-        </w:rPr>
-        <w:t>auto</w:t>
-      </w:r>
-      <w:proofErr w:type="spellEnd"/>
+        <w:t>p=auto</w:t>
+      </w:r>
       <w:r>
         <w:t xml:space="preserve"> bedeutet, dass die Signatur eigentlich automatisch positioniert werden soll, bei Berechnung des Endes des Textes allerdings die Fußzeile ggf. ausgenommen wird. Mit diesem Mechanismus ist es möglich einen Signaturblock automatisch zwischen Text und Fußzeile zu platzieren, sofern dort genügend Platz vorhanden ist.</w:t>
       </w:r>
@@ -8586,14 +5882,12 @@
       <w:r>
         <w:t xml:space="preserve">Bei automatischer Positionierung unter Berücksichtigung der Fußzeile ist der Parameter </w:t>
       </w:r>
-      <w:proofErr w:type="gramStart"/>
       <w:r>
         <w:rPr>
           <w:i/>
         </w:rPr>
         <w:t>y:auto</w:t>
       </w:r>
-      <w:proofErr w:type="gramEnd"/>
       <w:r>
         <w:t xml:space="preserve"> zusammen mit dem Parameter </w:t>
       </w:r>
@@ -8620,16 +5914,8 @@
         <w:rPr>
           <w:i/>
         </w:rPr>
-        <w:t>–</w:t>
-      </w:r>
-      <w:proofErr w:type="spellStart"/>
-      <w:r>
-        <w:rPr>
-          <w:i/>
-        </w:rPr>
-        <w:t>pos</w:t>
-      </w:r>
-      <w:proofErr w:type="spellEnd"/>
+        <w:t>–pos</w:t>
+      </w:r>
       <w:r>
         <w:t xml:space="preserve"> Parameter des Kommandozeilen Tools.</w:t>
       </w:r>
@@ -8695,15 +5981,7 @@
         <w:jc w:val="left"/>
       </w:pPr>
       <w:r>
-        <w:t xml:space="preserve">Beachten Sie bitte, dass die Angabe der Positionsparameter abhängig vom zugrundeliegenden Betriebssystem beim Aufruf aus der </w:t>
-      </w:r>
-      <w:proofErr w:type="spellStart"/>
-      <w:r>
-        <w:t>Commandline</w:t>
-      </w:r>
-      <w:proofErr w:type="spellEnd"/>
-      <w:r>
-        <w:t xml:space="preserve">/Shell mit </w:t>
+        <w:t xml:space="preserve">Beachten Sie bitte, dass die Angabe der Positionsparameter abhängig vom zugrundeliegenden Betriebssystem beim Aufruf aus der Commandline/Shell mit </w:t>
       </w:r>
       <w:r>
         <w:lastRenderedPageBreak/>
@@ -8722,16 +6000,8 @@
         <w:rPr>
           <w:i/>
         </w:rPr>
-        <w:t>-</w:t>
-      </w:r>
-      <w:proofErr w:type="spellStart"/>
-      <w:r>
-        <w:rPr>
-          <w:i/>
-        </w:rPr>
-        <w:t>pos</w:t>
-      </w:r>
-      <w:proofErr w:type="spellEnd"/>
+        <w:t>-pos</w:t>
+      </w:r>
       <w:r>
         <w:t xml:space="preserve"> zusammen mit Hochkommas verwendet werden:</w:t>
       </w:r>
@@ -8751,35 +6021,7 @@
         <w:rPr>
           <w:i/>
         </w:rPr>
-        <w:t>-</w:t>
-      </w:r>
-      <w:proofErr w:type="spellStart"/>
-      <w:r>
-        <w:rPr>
-          <w:i/>
-        </w:rPr>
-        <w:t>pos</w:t>
-      </w:r>
-      <w:proofErr w:type="spellEnd"/>
-      <w:r>
-        <w:rPr>
-          <w:i/>
-        </w:rPr>
-        <w:t xml:space="preserve"> "x:10.</w:t>
-      </w:r>
-      <w:proofErr w:type="gramStart"/>
-      <w:r>
-        <w:rPr>
-          <w:i/>
-        </w:rPr>
-        <w:t>0;y</w:t>
-      </w:r>
-      <w:proofErr w:type="gramEnd"/>
-      <w:r>
-        <w:rPr>
-          <w:i/>
-        </w:rPr>
-        <w:t>:10.0;w:100.0;p:new;f:10"</w:t>
+        <w:t>-pos "x:10.0;y:10.0;w:100.0;p:new;f:10"</w:t>
       </w:r>
     </w:p>
     <w:p>
@@ -8805,45 +6047,13 @@
         <w:t xml:space="preserve"> ist</w:t>
       </w:r>
       <w:r>
-        <w:t xml:space="preserve"> möglich </w:t>
-      </w:r>
-      <w:proofErr w:type="gramStart"/>
-      <w:r>
-        <w:t>in d</w:t>
+        <w:t xml:space="preserve"> möglich in d</w:t>
       </w:r>
       <w:r>
         <w:t>en</w:t>
       </w:r>
       <w:r>
-        <w:t xml:space="preserve"> Werte</w:t>
-      </w:r>
-      <w:proofErr w:type="gramEnd"/>
-      <w:r>
-        <w:t xml:space="preserve"> (</w:t>
-      </w:r>
-      <w:proofErr w:type="spellStart"/>
-      <w:r>
-        <w:t>value</w:t>
-      </w:r>
-      <w:proofErr w:type="spellEnd"/>
-      <w:r>
-        <w:t xml:space="preserve">) von eigens definierten Tabellenspalten dynamisch auf Teile des verwendeten Zertifikats zuzugreifen. Konkret kann auf die einzelnen RDNs Teile des </w:t>
-      </w:r>
-      <w:proofErr w:type="spellStart"/>
-      <w:r>
-        <w:t>Issuer</w:t>
-      </w:r>
-      <w:proofErr w:type="spellEnd"/>
-      <w:r>
-        <w:t xml:space="preserve"> DN und des </w:t>
-      </w:r>
-      <w:proofErr w:type="spellStart"/>
-      <w:r>
-        <w:t>Subject</w:t>
-      </w:r>
-      <w:proofErr w:type="spellEnd"/>
-      <w:r>
-        <w:t xml:space="preserve"> DN des Signaturzertifikats wie im folgenden Beispiel illustriert zugegriffen werden:</w:t>
+        <w:t xml:space="preserve"> Werte (value) von eigens definierten Tabellenspalten dynamisch auf Teile des verwendeten Zertifikats zuzugreifen. Konkret kann auf die einzelnen RDNs Teile des Issuer DN und des Subject DN des Signaturzertifikats wie im folgenden Beispiel illustriert zugegriffen werden:</w:t>
       </w:r>
     </w:p>
     <w:p>
@@ -8854,23 +6064,27 @@
           <w:szCs w:val="18"/>
         </w:rPr>
       </w:pPr>
-      <w:proofErr w:type="spellStart"/>
       <w:r>
         <w:rPr>
           <w:rFonts w:ascii="Courier New" w:hAnsi="Courier New" w:cs="Courier New"/>
           <w:sz w:val="18"/>
           <w:szCs w:val="18"/>
         </w:rPr>
-        <w:t>sig_obj.BAIK_URKUNDE_SIGNATUR.value.SIG_SIG_LABEL</w:t>
-      </w:r>
-      <w:proofErr w:type="spellEnd"/>
+        <w:t>sig_obj.BAIK_URKUNDE_SIGNATUR.value.SIG_SIG_LABEL=</w:t>
+      </w:r>
       <w:r>
         <w:rPr>
           <w:rFonts w:ascii="Courier New" w:hAnsi="Courier New" w:cs="Courier New"/>
           <w:sz w:val="18"/>
           <w:szCs w:val="18"/>
         </w:rPr>
-        <w:t>=</w:t>
+        <w:br/>
+        <w:t>${subject.CN}${subject.O != null ? ("\n" + subject.O) : ""}${subject.L != null ? ("\nKanzleisitz: " + subject.L) : ""}</w:t>
+      </w:r>
+    </w:p>
+    <w:p>
+      <w:r>
+        <w:t xml:space="preserve">Die Notation </w:t>
       </w:r>
       <w:r>
         <w:rPr>
@@ -8878,234 +6092,60 @@
           <w:sz w:val="18"/>
           <w:szCs w:val="18"/>
         </w:rPr>
-        <w:br/>
-        <w:t>${</w:t>
-      </w:r>
-      <w:proofErr w:type="gramStart"/>
+        <w:t>${..}</w:t>
+      </w:r>
+      <w:r>
+        <w:t xml:space="preserve"> ermöglicht die dynamische Auswertung eines Ausdrucks. Verfügbar sind </w:t>
+      </w:r>
       <w:r>
         <w:rPr>
           <w:rFonts w:ascii="Courier New" w:hAnsi="Courier New" w:cs="Courier New"/>
           <w:sz w:val="18"/>
           <w:szCs w:val="18"/>
         </w:rPr>
-        <w:t>subject.CN}$</w:t>
-      </w:r>
-      <w:proofErr w:type="gramEnd"/>
+        <w:t>subject</w:t>
+      </w:r>
+      <w:r>
+        <w:t xml:space="preserve"> und </w:t>
+      </w:r>
       <w:r>
         <w:rPr>
           <w:rFonts w:ascii="Courier New" w:hAnsi="Courier New" w:cs="Courier New"/>
           <w:sz w:val="18"/>
           <w:szCs w:val="18"/>
         </w:rPr>
-        <w:t>{</w:t>
-      </w:r>
-      <w:proofErr w:type="spellStart"/>
-      <w:r>
+        <w:t>issuer</w:t>
+      </w:r>
+      <w:r>
+        <w:t xml:space="preserve"> und die im Zertifikat DN vorhandenen RDNs. Wie im Beispiel illustriert sind einfache String Operationen und Bedingungsauswertungen ebenfalls verfügbar.</w:t>
+      </w:r>
+    </w:p>
+    <w:p>
+      <w:pPr>
         <w:rPr>
           <w:rFonts w:ascii="Courier New" w:hAnsi="Courier New" w:cs="Courier New"/>
           <w:sz w:val="18"/>
           <w:szCs w:val="18"/>
         </w:rPr>
-        <w:t>subject.O</w:t>
-      </w:r>
-      <w:proofErr w:type="spellEnd"/>
-      <w:r>
-        <w:rPr>
-          <w:rFonts w:ascii="Courier New" w:hAnsi="Courier New" w:cs="Courier New"/>
-          <w:sz w:val="18"/>
-          <w:szCs w:val="18"/>
-        </w:rPr>
-        <w:t xml:space="preserve"> != null ? ("\n" + </w:t>
-      </w:r>
-      <w:proofErr w:type="spellStart"/>
-      <w:proofErr w:type="gramStart"/>
-      <w:r>
-        <w:rPr>
-          <w:rFonts w:ascii="Courier New" w:hAnsi="Courier New" w:cs="Courier New"/>
-          <w:sz w:val="18"/>
-          <w:szCs w:val="18"/>
-        </w:rPr>
-        <w:t>subject.O</w:t>
-      </w:r>
-      <w:proofErr w:type="spellEnd"/>
-      <w:proofErr w:type="gramEnd"/>
-      <w:r>
-        <w:rPr>
-          <w:rFonts w:ascii="Courier New" w:hAnsi="Courier New" w:cs="Courier New"/>
-          <w:sz w:val="18"/>
-          <w:szCs w:val="18"/>
-        </w:rPr>
-        <w:t>) : ""}${</w:t>
-      </w:r>
-      <w:proofErr w:type="spellStart"/>
-      <w:r>
-        <w:rPr>
-          <w:rFonts w:ascii="Courier New" w:hAnsi="Courier New" w:cs="Courier New"/>
-          <w:sz w:val="18"/>
-          <w:szCs w:val="18"/>
-        </w:rPr>
-        <w:t>subject.L</w:t>
-      </w:r>
-      <w:proofErr w:type="spellEnd"/>
-      <w:r>
-        <w:rPr>
-          <w:rFonts w:ascii="Courier New" w:hAnsi="Courier New" w:cs="Courier New"/>
-          <w:sz w:val="18"/>
-          <w:szCs w:val="18"/>
-        </w:rPr>
-        <w:t xml:space="preserve"> != null ? ("\</w:t>
-      </w:r>
-      <w:proofErr w:type="spellStart"/>
-      <w:r>
-        <w:rPr>
-          <w:rFonts w:ascii="Courier New" w:hAnsi="Courier New" w:cs="Courier New"/>
-          <w:sz w:val="18"/>
-          <w:szCs w:val="18"/>
-        </w:rPr>
-        <w:t>nKanzleisitz</w:t>
-      </w:r>
-      <w:proofErr w:type="spellEnd"/>
-      <w:r>
-        <w:rPr>
-          <w:rFonts w:ascii="Courier New" w:hAnsi="Courier New" w:cs="Courier New"/>
-          <w:sz w:val="18"/>
-          <w:szCs w:val="18"/>
-        </w:rPr>
-        <w:t xml:space="preserve">: " + </w:t>
-      </w:r>
-      <w:proofErr w:type="spellStart"/>
-      <w:proofErr w:type="gramStart"/>
-      <w:r>
-        <w:rPr>
-          <w:rFonts w:ascii="Courier New" w:hAnsi="Courier New" w:cs="Courier New"/>
-          <w:sz w:val="18"/>
-          <w:szCs w:val="18"/>
-        </w:rPr>
-        <w:t>subject.L</w:t>
-      </w:r>
-      <w:proofErr w:type="spellEnd"/>
-      <w:proofErr w:type="gramEnd"/>
-      <w:r>
-        <w:rPr>
-          <w:rFonts w:ascii="Courier New" w:hAnsi="Courier New" w:cs="Courier New"/>
-          <w:sz w:val="18"/>
-          <w:szCs w:val="18"/>
-        </w:rPr>
-        <w:t>) : ""}</w:t>
-      </w:r>
-    </w:p>
-    <w:p>
-      <w:r>
-        <w:t xml:space="preserve">Die Notation </w:t>
-      </w:r>
-      <w:r>
-        <w:rPr>
-          <w:rFonts w:ascii="Courier New" w:hAnsi="Courier New" w:cs="Courier New"/>
-          <w:sz w:val="18"/>
-          <w:szCs w:val="18"/>
-        </w:rPr>
-        <w:t>${..}</w:t>
-      </w:r>
-      <w:r>
-        <w:t xml:space="preserve"> ermöglicht die dynamische Auswertung eines Ausdrucks. Verfügbar sind </w:t>
-      </w:r>
-      <w:proofErr w:type="spellStart"/>
-      <w:r>
-        <w:rPr>
-          <w:rFonts w:ascii="Courier New" w:hAnsi="Courier New" w:cs="Courier New"/>
-          <w:sz w:val="18"/>
-          <w:szCs w:val="18"/>
-        </w:rPr>
-        <w:t>subject</w:t>
-      </w:r>
-      <w:proofErr w:type="spellEnd"/>
-      <w:r>
-        <w:t xml:space="preserve"> und </w:t>
-      </w:r>
-      <w:proofErr w:type="spellStart"/>
-      <w:r>
-        <w:rPr>
-          <w:rFonts w:ascii="Courier New" w:hAnsi="Courier New" w:cs="Courier New"/>
-          <w:sz w:val="18"/>
-          <w:szCs w:val="18"/>
-        </w:rPr>
-        <w:t>issuer</w:t>
-      </w:r>
-      <w:proofErr w:type="spellEnd"/>
-      <w:r>
-        <w:t xml:space="preserve"> und die im Zertifikat DN vorhandenen RDNs. Wie im Beispiel illustriert sind einfache String Operationen und Bedingungsauswertungen ebenfalls verfügbar.</w:t>
-      </w:r>
-    </w:p>
-    <w:p>
-      <w:pPr>
-        <w:rPr>
-          <w:rFonts w:ascii="Courier New" w:hAnsi="Courier New" w:cs="Courier New"/>
-          <w:sz w:val="18"/>
-          <w:szCs w:val="18"/>
-        </w:rPr>
       </w:pPr>
       <w:r>
         <w:t>Es</w:t>
       </w:r>
       <w:r>
-        <w:t xml:space="preserve"> können auch von außen Parametern als Schlüssel-Wert-Paare übergeben und im Signaturblock referenziert werden.  Über die Kommandozeile beispielsweise über den </w:t>
-      </w:r>
-      <w:proofErr w:type="spellStart"/>
-      <w:r>
-        <w:t>Prefix</w:t>
-      </w:r>
-      <w:proofErr w:type="spellEnd"/>
-      <w:r>
-        <w:t xml:space="preserve"> „-</w:t>
-      </w:r>
-      <w:proofErr w:type="spellStart"/>
-      <w:r>
-        <w:t>sbp</w:t>
-      </w:r>
-      <w:proofErr w:type="spellEnd"/>
-      <w:r>
-        <w:t xml:space="preserve">“. Die Schlüssel und Werte werden gegen einen regulären Ausdruck geprüft, um ungültige Zeichen zu verhindern. Standardmäßig verwendet PDF-AS die </w:t>
-      </w:r>
-      <w:proofErr w:type="spellStart"/>
-      <w:r>
-        <w:t>Regex</w:t>
-      </w:r>
-      <w:proofErr w:type="spellEnd"/>
-      <w:r>
-        <w:t xml:space="preserve"> "^([A-</w:t>
-      </w:r>
-      <w:proofErr w:type="spellStart"/>
+        <w:t xml:space="preserve"> können auch von außen Parametern als Schlüssel-Wert-Paare übergeben und im Signaturblock referenziert werden.  Über die Kommandozeile beispielsweise über den Prefix „-sbp“. Die Schlüssel und Werte werden gegen einen regulären Ausdruck geprüft, um ungültige Zeichen zu verhindern. Standardmäßig verwendet PDF-AS die Regex "^([A-</w:t>
+      </w:r>
       <w:r>
         <w:t>Z</w:t>
       </w:r>
       <w:r>
-        <w:t>a</w:t>
-      </w:r>
-      <w:proofErr w:type="spellEnd"/>
-      <w:r>
-        <w:t>-z</w:t>
-      </w:r>
-      <w:proofErr w:type="gramStart"/>
-      <w:r>
-        <w:t>]){</w:t>
-      </w:r>
-      <w:proofErr w:type="gramEnd"/>
-      <w:r>
-        <w:t>1,20}$" für den Schlüssel und "^([\p{Print}</w:t>
-      </w:r>
-      <w:r>
-        <w:t>ß§€</w:t>
-      </w:r>
-      <w:proofErr w:type="spellStart"/>
-      <w:r>
-        <w:t>äöüÄÖÜ</w:t>
-      </w:r>
-      <w:proofErr w:type="spellEnd"/>
+        <w:t>a-z]){1,20}$" für den Schlüssel und "^([\p{Print}</w:t>
+      </w:r>
+      <w:r>
+        <w:t>ß§€äöüÄÖÜ</w:t>
+      </w:r>
       <w:r>
         <w:t xml:space="preserve">]){1,100}$" für den Wert. Die beiden regulären Ausdrücke können bei Bedarf in der Konfiguration mittels </w:t>
       </w:r>
-      <w:proofErr w:type="spellStart"/>
-      <w:proofErr w:type="gramStart"/>
       <w:r>
         <w:rPr>
           <w:i/>
@@ -9113,12 +6153,9 @@
         </w:rPr>
         <w:t>sigblockparameter.key.regex</w:t>
       </w:r>
-      <w:proofErr w:type="spellEnd"/>
-      <w:proofErr w:type="gramEnd"/>
       <w:r>
         <w:t xml:space="preserve"> bzw. </w:t>
       </w:r>
-      <w:proofErr w:type="spellStart"/>
       <w:r>
         <w:rPr>
           <w:i/>
@@ -9126,7 +6163,6 @@
         </w:rPr>
         <w:t>sigblockparameter.value.regex</w:t>
       </w:r>
-      <w:proofErr w:type="spellEnd"/>
       <w:r>
         <w:t xml:space="preserve"> angepasst werden.</w:t>
       </w:r>
@@ -9158,15 +6194,28 @@
         <w:t xml:space="preserve">können </w:t>
       </w:r>
       <w:r>
-        <w:t xml:space="preserve">spezielle Bilder als Platzhalter positioniert werden. Ein solcher Platzhalter muss einen speziellen QR-Code (ein 2D Barcode) enthalten, damit er erkannt werden kann. Von diesem Platzhalter wird die Positionierung (linke obere Ecke) sowie die Breite für den Signaturblock übernommen. Zusätzlich können im QR-Code einige Properties übergeben werden, über die Signaturprofil, Signaturtyp und </w:t>
-      </w:r>
-      <w:proofErr w:type="spellStart"/>
-      <w:r>
-        <w:t>Signaturkey</w:t>
-      </w:r>
-      <w:proofErr w:type="spellEnd"/>
-      <w:r>
-        <w:t xml:space="preserve"> gewählt werden können.</w:t>
+        <w:t>spezielle Bilder als Platzhalter positioniert werden. Ein solcher Platzhalter muss einen speziellen QR-Code (ein 2D Barcode) enthalten, damit er erkannt werden kann. Von diesem Platzhalter wird die Positionierung (linke obere Ecke) sowie die Breite für den Signaturblock übernommen. Zusätzlich k</w:t>
+      </w:r>
+      <w:r>
+        <w:t>an</w:t>
+      </w:r>
+      <w:r>
+        <w:t xml:space="preserve">n </w:t>
+      </w:r>
+      <w:r>
+        <w:t>über eine Property im</w:t>
+      </w:r>
+      <w:r>
+        <w:t xml:space="preserve"> QR-Code </w:t>
+      </w:r>
+      <w:r>
+        <w:t>das Signaturprofil</w:t>
+      </w:r>
+      <w:r>
+        <w:t xml:space="preserve"> gewählt werden</w:t>
+      </w:r>
+      <w:r>
+        <w:t>.</w:t>
       </w:r>
     </w:p>
     <w:p>
@@ -9187,29 +6236,13 @@
       </w:r>
     </w:p>
     <w:p>
-      <w:proofErr w:type="spellStart"/>
       <w:r>
         <w:rPr>
           <w:i/>
         </w:rPr>
         <w:lastRenderedPageBreak/>
-        <w:t>enable_placeholder_search</w:t>
-      </w:r>
-      <w:proofErr w:type="spellEnd"/>
-      <w:r>
-        <w:rPr>
-          <w:i/>
-        </w:rPr>
-        <w:t>=</w:t>
-      </w:r>
-      <w:proofErr w:type="spellStart"/>
-      <w:r>
-        <w:rPr>
-          <w:i/>
-        </w:rPr>
-        <w:t>true</w:t>
-      </w:r>
-      <w:proofErr w:type="spellEnd"/>
+        <w:t>enable_placeholder_search=true</w:t>
+      </w:r>
       <w:r>
         <w:rPr>
           <w:rFonts w:ascii="Courier New" w:hAnsi="Courier New" w:cs="Courier New"/>
@@ -9221,93 +6254,25 @@
       <w:r>
         <w:t xml:space="preserve">aktiviert die Suche nach Platzhaltern für alle Profile. Der Standardwert für diesen Parameter ist </w:t>
       </w:r>
-      <w:proofErr w:type="spellStart"/>
       <w:r>
         <w:rPr>
           <w:i/>
         </w:rPr>
         <w:t>false</w:t>
       </w:r>
-      <w:proofErr w:type="spellEnd"/>
       <w:r>
         <w:t xml:space="preserve">. </w:t>
       </w:r>
     </w:p>
     <w:p>
-      <w:proofErr w:type="spellStart"/>
-      <w:r>
-        <w:rPr>
-          <w:i/>
-        </w:rPr>
-        <w:t>sig_</w:t>
-      </w:r>
-      <w:proofErr w:type="gramStart"/>
-      <w:r>
-        <w:rPr>
-          <w:i/>
-        </w:rPr>
-        <w:t>obj</w:t>
-      </w:r>
-      <w:proofErr w:type="spellEnd"/>
-      <w:r>
-        <w:rPr>
-          <w:i/>
-        </w:rPr>
-        <w:t>.[</w:t>
-      </w:r>
-      <w:proofErr w:type="gramEnd"/>
-      <w:r>
-        <w:rPr>
-          <w:i/>
-        </w:rPr>
-        <w:t>PROFILNAME].</w:t>
-      </w:r>
-      <w:proofErr w:type="spellStart"/>
-      <w:r>
-        <w:rPr>
-          <w:i/>
-        </w:rPr>
-        <w:t>enable_placeholder_search</w:t>
-      </w:r>
-      <w:proofErr w:type="spellEnd"/>
-      <w:r>
-        <w:rPr>
-          <w:i/>
-        </w:rPr>
-        <w:t>=[</w:t>
-      </w:r>
-      <w:proofErr w:type="spellStart"/>
-      <w:r>
-        <w:rPr>
-          <w:i/>
-        </w:rPr>
-        <w:t>true|false</w:t>
-      </w:r>
-      <w:proofErr w:type="spellEnd"/>
-      <w:r>
-        <w:rPr>
-          <w:i/>
-        </w:rPr>
-        <w:t>]</w:t>
-      </w:r>
-      <w:r>
-        <w:t xml:space="preserve"> aktiviert, beziehungsweise deaktiviert die Suche nach Platzhaltern für ein bestimmtes Profil. Berücksichtigt wird hier das Profil, welches als </w:t>
-      </w:r>
-      <w:proofErr w:type="spellStart"/>
-      <w:r>
-        <w:t>SignParameter</w:t>
-      </w:r>
-      <w:proofErr w:type="spellEnd"/>
-      <w:r>
-        <w:t xml:space="preserve"> übergeben wurde, beziehungsweise - falls keines übergeben wurde - das </w:t>
-      </w:r>
-      <w:proofErr w:type="spellStart"/>
-      <w:r>
-        <w:t>default</w:t>
-      </w:r>
-      <w:proofErr w:type="spellEnd"/>
-      <w:r>
-        <w:t>-Profil.</w:t>
+      <w:r>
+        <w:rPr>
+          <w:i/>
+        </w:rPr>
+        <w:t>sig_obj.[PROFILNAME].enable_placeholder_search=[true|false]</w:t>
+      </w:r>
+      <w:r>
+        <w:t xml:space="preserve"> aktiviert, beziehungsweise deaktiviert die Suche nach Platzhaltern für ein bestimmtes Profil. Berücksichtigt wird hier das Profil, welches als SignParameter übergeben wurde, beziehungsweise - falls keines übergeben wurde - das default-Profil.</w:t>
       </w:r>
     </w:p>
     <w:p>
@@ -9358,23 +6323,7 @@
           <w:i/>
           <w:lang w:val="en-US"/>
         </w:rPr>
-        <w:t>PDF-AS-POS</w:t>
-      </w:r>
-      <w:proofErr w:type="gramStart"/>
-      <w:r>
-        <w:rPr>
-          <w:i/>
-          <w:lang w:val="en-US"/>
-        </w:rPr>
-        <w:t>[;property</w:t>
-      </w:r>
-      <w:proofErr w:type="gramEnd"/>
-      <w:r>
-        <w:rPr>
-          <w:i/>
-          <w:lang w:val="en-US"/>
-        </w:rPr>
-        <w:t>=value]*</w:t>
+        <w:t>PDF-AS-POS[;property=value]*</w:t>
       </w:r>
     </w:p>
     <w:p>
@@ -9413,14 +6362,12 @@
       </w:r>
     </w:p>
     <w:p>
-      <w:proofErr w:type="spellStart"/>
       <w:r>
         <w:rPr>
           <w:i/>
         </w:rPr>
         <w:t>profile</w:t>
       </w:r>
-      <w:proofErr w:type="spellEnd"/>
       <w:r>
         <w:tab/>
       </w:r>
@@ -9445,30 +6392,12 @@
           <w:lang w:val="de-AT"/>
         </w:rPr>
       </w:pPr>
-      <w:proofErr w:type="spellStart"/>
       <w:r>
         <w:rPr>
           <w:i/>
           <w:lang w:val="de-AT"/>
         </w:rPr>
-        <w:t>PDF-AS-</w:t>
-      </w:r>
-      <w:proofErr w:type="gramStart"/>
-      <w:r>
-        <w:rPr>
-          <w:i/>
-          <w:lang w:val="de-AT"/>
-        </w:rPr>
-        <w:t>POS;profile</w:t>
-      </w:r>
-      <w:proofErr w:type="spellEnd"/>
-      <w:proofErr w:type="gramEnd"/>
-      <w:r>
-        <w:rPr>
-          <w:i/>
-          <w:lang w:val="de-AT"/>
-        </w:rPr>
-        <w:t>=SIGNATURBLOCK_DE</w:t>
+        <w:t>PDF-AS-POS;profile=SIGNATURBLOCK_DE</w:t>
       </w:r>
     </w:p>
     <w:p>
@@ -9478,38 +6407,20 @@
           <w:i/>
         </w:rPr>
       </w:pPr>
-      <w:proofErr w:type="spellStart"/>
-      <w:r>
-        <w:rPr>
-          <w:i/>
-        </w:rPr>
-        <w:t>PDF-AS-</w:t>
-      </w:r>
-      <w:proofErr w:type="gramStart"/>
-      <w:r>
-        <w:rPr>
-          <w:i/>
-        </w:rPr>
-        <w:t>POS;profile</w:t>
-      </w:r>
-      <w:proofErr w:type="spellEnd"/>
-      <w:proofErr w:type="gramEnd"/>
-      <w:r>
-        <w:rPr>
-          <w:i/>
-        </w:rPr>
-        <w:t>=SIGNATURBLOCK_EN</w:t>
-      </w:r>
-    </w:p>
-    <w:p>
-      <w:proofErr w:type="spellStart"/>
+      <w:r>
+        <w:rPr>
+          <w:i/>
+        </w:rPr>
+        <w:t>PDF-AS-POS;profile=SIGNATURBLOCK_EN</w:t>
+      </w:r>
+    </w:p>
+    <w:p>
       <w:r>
         <w:rPr>
           <w:i/>
         </w:rPr>
         <w:t>id</w:t>
       </w:r>
-      <w:proofErr w:type="spellEnd"/>
       <w:r>
         <w:tab/>
       </w:r>
@@ -9534,64 +6445,28 @@
           <w:lang w:val="de-AT"/>
         </w:rPr>
       </w:pPr>
-      <w:proofErr w:type="spellStart"/>
       <w:r>
         <w:rPr>
           <w:i/>
           <w:lang w:val="de-AT"/>
         </w:rPr>
-        <w:t>PDF-AS-</w:t>
-      </w:r>
-      <w:proofErr w:type="gramStart"/>
-      <w:r>
+        <w:t>PDF-AS-POS;id=0001</w:t>
+      </w:r>
+    </w:p>
+    <w:p>
+      <w:pPr>
+        <w:ind w:left="425"/>
         <w:rPr>
           <w:i/>
           <w:lang w:val="de-AT"/>
         </w:rPr>
-        <w:t>POS;id</w:t>
-      </w:r>
-      <w:proofErr w:type="spellEnd"/>
-      <w:proofErr w:type="gramEnd"/>
+      </w:pPr>
       <w:r>
         <w:rPr>
           <w:i/>
           <w:lang w:val="de-AT"/>
         </w:rPr>
-        <w:t>=0001</w:t>
-      </w:r>
-    </w:p>
-    <w:p>
-      <w:pPr>
-        <w:ind w:left="425"/>
-        <w:rPr>
-          <w:i/>
-          <w:lang w:val="de-AT"/>
-        </w:rPr>
-      </w:pPr>
-      <w:proofErr w:type="spellStart"/>
-      <w:r>
-        <w:rPr>
-          <w:i/>
-          <w:lang w:val="de-AT"/>
-        </w:rPr>
-        <w:t>PDF-AS-</w:t>
-      </w:r>
-      <w:proofErr w:type="gramStart"/>
-      <w:r>
-        <w:rPr>
-          <w:i/>
-          <w:lang w:val="de-AT"/>
-        </w:rPr>
-        <w:t>POS;id</w:t>
-      </w:r>
-      <w:proofErr w:type="spellEnd"/>
-      <w:proofErr w:type="gramEnd"/>
-      <w:r>
-        <w:rPr>
-          <w:i/>
-          <w:lang w:val="de-AT"/>
-        </w:rPr>
-        <w:t>=signature01</w:t>
+        <w:t>PDF-AS-POS;id=signature01</w:t>
       </w:r>
     </w:p>
     <w:p>
@@ -9601,28 +6476,12 @@
       </w:r>
     </w:p>
     <w:p>
-      <w:proofErr w:type="spellStart"/>
-      <w:r>
-        <w:rPr>
-          <w:i/>
-        </w:rPr>
-        <w:t>placeholder_profile_overwrite</w:t>
-      </w:r>
-      <w:proofErr w:type="spellEnd"/>
-      <w:r>
-        <w:rPr>
-          <w:i/>
-        </w:rPr>
-        <w:t>=</w:t>
-      </w:r>
-      <w:proofErr w:type="spellStart"/>
-      <w:r>
-        <w:rPr>
-          <w:i/>
-        </w:rPr>
-        <w:t>false</w:t>
-      </w:r>
-      <w:proofErr w:type="spellEnd"/>
+      <w:r>
+        <w:rPr>
+          <w:i/>
+        </w:rPr>
+        <w:t>placeholder_profile_overwrite=false</w:t>
+      </w:r>
       <w:r>
         <w:rPr>
           <w:rFonts w:ascii="Courier New" w:hAnsi="Courier New" w:cs="Courier New"/>
@@ -9632,43 +6491,24 @@
         <w:t xml:space="preserve"> </w:t>
       </w:r>
       <w:r>
-        <w:t xml:space="preserve">deaktiviert serverseitig die </w:t>
-      </w:r>
-      <w:proofErr w:type="spellStart"/>
-      <w:r>
-        <w:t>Übername</w:t>
-      </w:r>
-      <w:proofErr w:type="spellEnd"/>
-      <w:r>
-        <w:t xml:space="preserve"> von Signaturprofilen (z.B. </w:t>
-      </w:r>
-      <w:proofErr w:type="spellStart"/>
+        <w:t xml:space="preserve">deaktiviert serverseitig die Übername von Signaturprofilen (z.B. </w:t>
+      </w:r>
       <w:r>
         <w:rPr>
           <w:i/>
           <w:lang w:val="de-AT"/>
         </w:rPr>
-        <w:t>profile</w:t>
-      </w:r>
-      <w:proofErr w:type="spellEnd"/>
-      <w:r>
-        <w:rPr>
-          <w:i/>
-          <w:lang w:val="de-AT"/>
-        </w:rPr>
-        <w:t>=SIGNATURBLOCK_DE</w:t>
+        <w:t>profile=SIGNATURBLOCK_DE</w:t>
       </w:r>
       <w:r>
         <w:t xml:space="preserve">) aus Platzhalterinformationen. Der Standardwert für diesen Parameter ist </w:t>
       </w:r>
-      <w:proofErr w:type="spellStart"/>
       <w:r>
         <w:rPr>
           <w:i/>
         </w:rPr>
         <w:t>true</w:t>
       </w:r>
-      <w:proofErr w:type="spellEnd"/>
       <w:r>
         <w:t xml:space="preserve">. </w:t>
       </w:r>
@@ -9685,41 +6525,7 @@
     </w:p>
     <w:p>
       <w:r>
-        <w:t xml:space="preserve">Befinden sich </w:t>
-      </w:r>
-      <w:proofErr w:type="spellStart"/>
-      <w:r>
-        <w:t>mehrer</w:t>
-      </w:r>
-      <w:proofErr w:type="spellEnd"/>
-      <w:r>
-        <w:t xml:space="preserve"> Platzhalter in einem Dokument kann PDF-AS in verschiedenen Modi die Auswahl treffen, welcher Platzhalter für den aktuellen Signaturvorgang zu verwenden ist. Welcher Modi verwendet wird lässt sich in der Datei „</w:t>
-      </w:r>
-      <w:proofErr w:type="spellStart"/>
-      <w:proofErr w:type="gramStart"/>
-      <w:r>
-        <w:t>advancedconfig.properties</w:t>
-      </w:r>
-      <w:proofErr w:type="spellEnd"/>
-      <w:proofErr w:type="gramEnd"/>
-      <w:r>
-        <w:t>“ unter „</w:t>
-      </w:r>
-      <w:proofErr w:type="spellStart"/>
-      <w:r>
-        <w:t>placeholder_mode</w:t>
-      </w:r>
-      <w:proofErr w:type="spellEnd"/>
-      <w:r>
-        <w:t xml:space="preserve">“ konfigurieren. Folgende Modi </w:t>
-      </w:r>
-      <w:proofErr w:type="gramStart"/>
-      <w:r>
-        <w:t>sind</w:t>
-      </w:r>
-      <w:proofErr w:type="gramEnd"/>
-      <w:r>
-        <w:t xml:space="preserve"> verfügbar:</w:t>
+        <w:t>Befinden sich mehrer Platzhalter in einem Dokument kann PDF-AS in verschiedenen Modi die Auswahl treffen, welcher Platzhalter für den aktuellen Signaturvorgang zu verwenden ist. Welcher Modi verwendet wird lässt sich in der Datei „advancedconfig.properties“ unter „placeholder_mode“ konfigurieren. Folgende Modi sind verfügbar:</w:t>
       </w:r>
     </w:p>
     <w:p>
@@ -9734,29 +6540,13 @@
       </w:r>
       <w:r>
         <w:tab/>
-        <w:t>in diesem Modus schlägt der Signaturvorgang fehl, wenn kein Platzhalter mit einem Identifikator gefunden wird der zu dem Identifikator „</w:t>
-      </w:r>
-      <w:proofErr w:type="spellStart"/>
-      <w:r>
-        <w:t>placeholder_id</w:t>
-      </w:r>
-      <w:proofErr w:type="spellEnd"/>
-      <w:r>
-        <w:t>“ passt. Dieser Modus wird</w:t>
+        <w:t>in diesem Modus schlägt der Signaturvorgang fehl, wenn kein Platzhalter mit einem Identifikator gefunden wird der zu dem Identifikator „placeholder_id“ passt. Dieser Modus wird</w:t>
       </w:r>
       <w:r>
         <w:t xml:space="preserve"> </w:t>
       </w:r>
       <w:r>
-        <w:t>“</w:t>
-      </w:r>
-      <w:proofErr w:type="spellStart"/>
-      <w:r>
-        <w:t>strict</w:t>
-      </w:r>
-      <w:proofErr w:type="spellEnd"/>
-      <w:r>
-        <w:t>“ genannt.</w:t>
+        <w:t>“strict“ genannt.</w:t>
       </w:r>
     </w:p>
     <w:p>
@@ -9771,15 +6561,7 @@
       </w:r>
       <w:r>
         <w:tab/>
-        <w:t>in diesem Modus wird der Platzhalter mit dem Identifikator welcher zu „</w:t>
-      </w:r>
-      <w:proofErr w:type="spellStart"/>
-      <w:r>
-        <w:t>placeholder_id</w:t>
-      </w:r>
-      <w:proofErr w:type="spellEnd"/>
-      <w:r>
-        <w:t>“ passt verwendet. Wird dieser nicht gefunden, wird ein Platzhalter ohne Identifikator verwendet. Wird auch kein solcher Platzhalter gefunden, verläuft der Signaturvorgang ohne Platzhalter. Dieser Modus wird</w:t>
+        <w:t>in diesem Modus wird der Platzhalter mit dem Identifikator welcher zu „placeholder_id“ passt verwendet. Wird dieser nicht gefunden, wird ein Platzhalter ohne Identifikator verwendet. Wird auch kein solcher Platzhalter gefunden, verläuft der Signaturvorgang ohne Platzhalter. Dieser Modus wird</w:t>
       </w:r>
       <w:r>
         <w:t xml:space="preserve"> </w:t>
@@ -9806,15 +6588,7 @@
         <w:t xml:space="preserve"> </w:t>
       </w:r>
       <w:r>
-        <w:t>“</w:t>
-      </w:r>
-      <w:proofErr w:type="spellStart"/>
-      <w:r>
-        <w:t>lenient</w:t>
-      </w:r>
-      <w:proofErr w:type="spellEnd"/>
-      <w:r>
-        <w:t>“ genannt.</w:t>
+        <w:t>“lenient“ genannt.</w:t>
       </w:r>
     </w:p>
     <w:p>
@@ -9829,15 +6603,7 @@
       </w:r>
       <w:r>
         <w:tab/>
-        <w:t>in diesem Modus wird der Platzhalter mit dem Identifikator welcher zu „</w:t>
-      </w:r>
-      <w:proofErr w:type="spellStart"/>
-      <w:r>
-        <w:t>placeholder_id</w:t>
-      </w:r>
-      <w:proofErr w:type="spellEnd"/>
-      <w:r>
-        <w:t>“ passt verwendet. Wird dieser nicht gefunden, wird der erste Platzhalter mit Identifikator in a</w:t>
+        <w:t>in diesem Modus wird der Platzhalter mit dem Identifikator welcher zu „placeholder_id“ passt verwendet. Wird dieser nicht gefunden, wird der erste Platzhalter mit Identifikator in a</w:t>
       </w:r>
       <w:r>
         <w:t>ufsteigender</w:t>
@@ -9846,15 +6612,7 @@
         <w:t xml:space="preserve"> Reihenfolge verwendet.</w:t>
       </w:r>
       <w:r>
-        <w:t xml:space="preserve"> Numerische </w:t>
-      </w:r>
-      <w:proofErr w:type="spellStart"/>
-      <w:r>
-        <w:t>Platzhalteridentifikatoren</w:t>
-      </w:r>
-      <w:proofErr w:type="spellEnd"/>
-      <w:r>
-        <w:t xml:space="preserve"> werden numerisch verglichen, ansonsten textuell ohne Groß-/Kleinschreibung.</w:t>
+        <w:t xml:space="preserve"> Numerische Platzhalteridentifikatoren werden numerisch verglichen, ansonsten textuell ohne Groß-/Kleinschreibung.</w:t>
       </w:r>
       <w:r>
         <w:t xml:space="preserve"> Wurde kein Platzhalter gefunden, wird ein Platzhalter ohne Identifikator verwendet. Wird auch kein solcher Platzhalter gefunden, verläuft der Signaturvorgang ohne Platzhalter. Dieser Modus wird</w:t>
@@ -9863,15 +6621,7 @@
         <w:t xml:space="preserve"> </w:t>
       </w:r>
       <w:r>
-        <w:t>“</w:t>
-      </w:r>
-      <w:proofErr w:type="spellStart"/>
-      <w:r>
-        <w:t>sorted</w:t>
-      </w:r>
-      <w:proofErr w:type="spellEnd"/>
-      <w:r>
-        <w:t>“ genannt.</w:t>
+        <w:t>“sorted“ genannt.</w:t>
       </w:r>
     </w:p>
     <w:p>
@@ -10332,13 +7082,8 @@
               <w:spacing w:after="60" w:line="240" w:lineRule="auto"/>
               <w:cnfStyle w:val="000000010000" w:firstRow="0" w:lastRow="0" w:firstColumn="0" w:lastColumn="0" w:oddVBand="0" w:evenVBand="0" w:oddHBand="0" w:evenHBand="1" w:firstRowFirstColumn="0" w:firstRowLastColumn="0" w:lastRowFirstColumn="0" w:lastRowLastColumn="0"/>
             </w:pPr>
-            <w:proofErr w:type="spellStart"/>
-            <w:r>
-              <w:t>pdf-as-moa</w:t>
-            </w:r>
-            <w:proofErr w:type="spellEnd"/>
-            <w:r>
-              <w:t xml:space="preserve"> Bibliothek</w:t>
+            <w:r>
+              <w:t>pdf-as-moa Bibliothek</w:t>
             </w:r>
           </w:p>
         </w:tc>
@@ -10733,13 +7478,8 @@
               <w:spacing w:after="60" w:line="240" w:lineRule="auto"/>
               <w:cnfStyle w:val="000000000000" w:firstRow="0" w:lastRow="0" w:firstColumn="0" w:lastColumn="0" w:oddVBand="0" w:evenVBand="0" w:oddHBand="0" w:evenHBand="0" w:firstRowFirstColumn="0" w:firstRowLastColumn="0" w:lastRowFirstColumn="0" w:lastRowLastColumn="0"/>
             </w:pPr>
-            <w:proofErr w:type="spellStart"/>
-            <w:r>
-              <w:t>sbp</w:t>
-            </w:r>
-            <w:proofErr w:type="spellEnd"/>
-            <w:r>
-              <w:t xml:space="preserve"> Parameter ergänzt</w:t>
+            <w:r>
+              <w:t>sbp Parameter ergänzt</w:t>
             </w:r>
           </w:p>
         </w:tc>
@@ -10902,13 +7642,8 @@
               <w:cnfStyle w:val="000000000000" w:firstRow="0" w:lastRow="0" w:firstColumn="0" w:lastColumn="0" w:oddVBand="0" w:evenVBand="0" w:oddHBand="0" w:evenHBand="0" w:firstRowFirstColumn="0" w:firstRowLastColumn="0" w:lastRowFirstColumn="0" w:lastRowLastColumn="0"/>
             </w:pPr>
             <w:r>
-              <w:t xml:space="preserve">Platzhalter </w:t>
-            </w:r>
-            <w:proofErr w:type="spellStart"/>
-            <w:r>
-              <w:t>updates</w:t>
-            </w:r>
-            <w:proofErr w:type="spellEnd"/>
+              <w:t>Platzhalter updates</w:t>
+            </w:r>
           </w:p>
         </w:tc>
       </w:tr>
@@ -11198,21 +7933,7 @@
               <w:rPr>
                 <w:lang w:val="en-US"/>
               </w:rPr>
-              <w:t xml:space="preserve">PDF-AS API </w:t>
-            </w:r>
-            <w:proofErr w:type="spellStart"/>
-            <w:r>
-              <w:rPr>
-                <w:lang w:val="en-US"/>
-              </w:rPr>
-              <w:t>Dokumentation</w:t>
-            </w:r>
-            <w:proofErr w:type="spellEnd"/>
-            <w:r>
-              <w:rPr>
-                <w:lang w:val="en-US"/>
-              </w:rPr>
-              <w:t xml:space="preserve"> (https://joinup.ec.europa.eu/site/pdf-as/releases/4.0.7/docs/api)</w:t>
+              <w:t>PDF-AS API Dokumentation (https://joinup.ec.europa.eu/site/pdf-as/releases/4.0.7/docs/api)</w:t>
             </w:r>
           </w:p>
         </w:tc>
@@ -11226,8 +7947,8 @@
       </w:pPr>
     </w:p>
     <w:sectPr>
-      <w:footerReference w:type="default" r:id="rId11"/>
-      <w:footerReference w:type="first" r:id="rId12"/>
+      <w:footerReference w:type="default" r:id="rId12"/>
+      <w:footerReference w:type="first" r:id="rId13"/>
       <w:pgSz w:w="12240" w:h="15840"/>
       <w:pgMar w:top="1077" w:right="1225" w:bottom="1134" w:left="1701" w:header="0" w:footer="720" w:gutter="0"/>
       <w:cols w:space="720"/>
@@ -11550,16 +8271,8 @@
             <w:rPr>
               <w:lang w:val="en-US"/>
             </w:rPr>
-            <w:t xml:space="preserve">E-Government </w:t>
+            <w:t>E-Government Innovationszentrum</w:t>
           </w:r>
-          <w:proofErr w:type="spellStart"/>
-          <w:r>
-            <w:rPr>
-              <w:lang w:val="en-US"/>
-            </w:rPr>
-            <w:t>Innovationszentrum</w:t>
-          </w:r>
-          <w:proofErr w:type="spellEnd"/>
         </w:p>
         <w:p>
           <w:pPr>
@@ -11572,7 +8285,6 @@
               <w:szCs w:val="18"/>
             </w:rPr>
           </w:pPr>
-          <w:proofErr w:type="spellStart"/>
           <w:r>
             <w:rPr>
               <w:rFonts w:asciiTheme="majorHAnsi" w:hAnsiTheme="majorHAnsi"/>
@@ -11580,17 +8292,7 @@
               <w:sz w:val="18"/>
               <w:szCs w:val="18"/>
             </w:rPr>
-            <w:t>Sandgasse</w:t>
-          </w:r>
-          <w:proofErr w:type="spellEnd"/>
-          <w:r>
-            <w:rPr>
-              <w:rFonts w:asciiTheme="majorHAnsi" w:hAnsiTheme="majorHAnsi"/>
-              <w:color w:val="4C483D"/>
-              <w:sz w:val="18"/>
-              <w:szCs w:val="18"/>
-            </w:rPr>
-            <w:t xml:space="preserve"> 38a, A-8010 Graz</w:t>
+            <w:t>Sandgasse 38a, A-8010 Graz</w:t>
           </w:r>
           <w:r>
             <w:rPr>
@@ -14734,7 +11436,7 @@
 </file>
 
 <file path=customXml/itemProps3.xml><?xml version="1.0" encoding="utf-8"?>
-<ds:datastoreItem xmlns:ds="http://schemas.openxmlformats.org/officeDocument/2006/customXml" ds:itemID="{98ACDC6B-520F-4533-8FB4-9DF081C4D392}">
+<ds:datastoreItem xmlns:ds="http://schemas.openxmlformats.org/officeDocument/2006/customXml" ds:itemID="{4AD8D320-08DE-44B4-A0F7-6450E4CBB812}">
   <ds:schemaRefs>
     <ds:schemaRef ds:uri="http://schemas.openxmlformats.org/officeDocument/2006/bibliography"/>
   </ds:schemaRefs>
